--- a/dokumentumok/fejlesztoi_dokumentacio.docx
+++ b/dokumentumok/fejlesztoi_dokumentacio.docx
@@ -88,21 +88,7 @@
                 <w:rStyle w:val="Hiperhivatkozs"/>
                 <w:color w:val="1F3864" w:themeColor="accent1" w:themeShade="80"/>
               </w:rPr>
-              <w:t>1.  Rendszerarch</w:t>
-            </w:r>
-            <w:r>
-              <w:rPr>
-                <w:rStyle w:val="Hiperhivatkozs"/>
-                <w:color w:val="1F3864" w:themeColor="accent1" w:themeShade="80"/>
-              </w:rPr>
-              <w:t>i</w:t>
-            </w:r>
-            <w:r>
-              <w:rPr>
-                <w:rStyle w:val="Hiperhivatkozs"/>
-                <w:color w:val="1F3864" w:themeColor="accent1" w:themeShade="80"/>
-              </w:rPr>
-              <w:t>tektúra és Technológiák</w:t>
+              <w:t>1.  Rendszerarchitektúra és Technológiák</w:t>
             </w:r>
             <w:r>
               <w:rPr>
@@ -374,21 +360,7 @@
                 <w:rStyle w:val="Hiperhivatkozs"/>
                 <w:color w:val="1F3864" w:themeColor="accent1" w:themeShade="80"/>
               </w:rPr>
-              <w:t>5.  Hibakezelés é</w:t>
-            </w:r>
-            <w:r>
-              <w:rPr>
-                <w:rStyle w:val="Hiperhivatkozs"/>
-                <w:color w:val="1F3864" w:themeColor="accent1" w:themeShade="80"/>
-              </w:rPr>
-              <w:t>s</w:t>
-            </w:r>
-            <w:r>
-              <w:rPr>
-                <w:rStyle w:val="Hiperhivatkozs"/>
-                <w:color w:val="1F3864" w:themeColor="accent1" w:themeShade="80"/>
-              </w:rPr>
-              <w:t xml:space="preserve"> Tesztelhetőség</w:t>
+              <w:t>5.  Hibakezelés és Tesztelhetőség</w:t>
             </w:r>
             <w:r>
               <w:rPr>
@@ -1347,7 +1319,6 @@
         </w:rPr>
         <w:t xml:space="preserve"> és </w:t>
       </w:r>
-      <w:proofErr w:type="gramStart"/>
       <w:r>
         <w:rPr>
           <w:rFonts w:ascii="Calibri" w:eastAsia="Calibri" w:hAnsi="Calibri" w:cs="Calibri"/>
@@ -1359,7 +1330,6 @@
         </w:rPr>
         <w:t>csoport</w:t>
       </w:r>
-      <w:proofErr w:type="gramEnd"/>
       <w:r>
         <w:rPr>
           <w:rFonts w:ascii="Calibri" w:eastAsia="Calibri" w:hAnsi="Calibri" w:cs="Calibri"/>
@@ -1723,7 +1693,6 @@
         <w:t xml:space="preserve"> Ez a központi kapcsolótábla. Itt rögzül, hogy melyik diák melyik tanárt értékelte. Tartalmaz egy </w:t>
       </w:r>
       <w:proofErr w:type="spellStart"/>
-      <w:proofErr w:type="gramStart"/>
       <w:r>
         <w:rPr>
           <w:rFonts w:ascii="Calibri" w:eastAsia="Calibri" w:hAnsi="Calibri" w:cs="Calibri"/>
@@ -1744,7 +1713,6 @@
         <w:t>(</w:t>
       </w:r>
       <w:proofErr w:type="spellStart"/>
-      <w:proofErr w:type="gramEnd"/>
       <w:r>
         <w:rPr>
           <w:rFonts w:ascii="Calibri" w:eastAsia="Calibri" w:hAnsi="Calibri" w:cs="Calibri"/>
@@ -3555,15 +3523,7 @@
         <w:ind w:left="-5"/>
       </w:pPr>
       <w:r>
-        <w:t>4.2. Diák Funkciók (</w:t>
-      </w:r>
-      <w:proofErr w:type="spellStart"/>
-      <w:r>
-        <w:t>Evaluation</w:t>
-      </w:r>
-      <w:proofErr w:type="spellEnd"/>
-      <w:r>
-        <w:t xml:space="preserve"> API)</w:t>
+        <w:t>4.2. Diák Funkciók</w:t>
       </w:r>
     </w:p>
     <w:p>
@@ -3954,7 +3914,7 @@
           <w:szCs w:val="24"/>
           <w:lang w:eastAsia="hu-HU"/>
         </w:rPr>
-        <w:t>ertekeles</w:t>
+        <w:t>kerdesek</w:t>
       </w:r>
       <w:proofErr w:type="spellEnd"/>
       <w:r>
@@ -4055,118 +4015,91 @@
         </w:rPr>
         <w:t xml:space="preserve"> Csak a "diák" típusú kérdéseket adja vissza.</w:t>
       </w:r>
+      <w:r>
+        <w:rPr>
+          <w:rFonts w:eastAsia="Times New Roman" w:cstheme="minorHAnsi"/>
+          <w:b/>
+          <w:bCs/>
+          <w:noProof/>
+          <w:color w:val="000000"/>
+          <w:sz w:val="24"/>
+          <w:szCs w:val="24"/>
+          <w:lang w:eastAsia="hu-HU"/>
+        </w:rPr>
+        <w:drawing>
+          <wp:inline distT="0" distB="0" distL="0" distR="0" wp14:anchorId="05E4513F" wp14:editId="6FFAC2E3">
+            <wp:extent cx="4003464" cy="1024128"/>
+            <wp:effectExtent l="0" t="0" r="0" b="5080"/>
+            <wp:docPr id="1" name="Kép 1"/>
+            <wp:cNvGraphicFramePr>
+              <a:graphicFrameLocks xmlns:a="http://schemas.openxmlformats.org/drawingml/2006/main" noChangeAspect="1"/>
+            </wp:cNvGraphicFramePr>
+            <a:graphic xmlns:a="http://schemas.openxmlformats.org/drawingml/2006/main">
+              <a:graphicData uri="http://schemas.openxmlformats.org/drawingml/2006/picture">
+                <pic:pic xmlns:pic="http://schemas.openxmlformats.org/drawingml/2006/picture">
+                  <pic:nvPicPr>
+                    <pic:cNvPr id="0" name="Picture 9"/>
+                    <pic:cNvPicPr>
+                      <a:picLocks noChangeAspect="1" noChangeArrowheads="1"/>
+                    </pic:cNvPicPr>
+                  </pic:nvPicPr>
+                  <pic:blipFill rotWithShape="1">
+                    <a:blip r:embed="rId6">
+                      <a:extLst>
+                        <a:ext uri="{28A0092B-C50C-407E-A947-70E740481C1C}">
+                          <a14:useLocalDpi xmlns:a14="http://schemas.microsoft.com/office/drawing/2010/main" val="0"/>
+                        </a:ext>
+                      </a:extLst>
+                    </a:blip>
+                    <a:srcRect l="5441" t="10741" b="8650"/>
+                    <a:stretch/>
+                  </pic:blipFill>
+                  <pic:spPr bwMode="auto">
+                    <a:xfrm>
+                      <a:off x="0" y="0"/>
+                      <a:ext cx="4100232" cy="1048882"/>
+                    </a:xfrm>
+                    <a:prstGeom prst="rect">
+                      <a:avLst/>
+                    </a:prstGeom>
+                    <a:noFill/>
+                    <a:ln>
+                      <a:noFill/>
+                    </a:ln>
+                    <a:extLst>
+                      <a:ext uri="{53640926-AAD7-44D8-BBD7-CCE9431645EC}">
+                        <a14:shadowObscured xmlns:a14="http://schemas.microsoft.com/office/drawing/2010/main"/>
+                      </a:ext>
+                    </a:extLst>
+                  </pic:spPr>
+                </pic:pic>
+              </a:graphicData>
+            </a:graphic>
+          </wp:inline>
+        </w:drawing>
+      </w:r>
+      <w:r>
+        <w:rPr>
+          <w:rFonts w:eastAsia="Times New Roman" w:cstheme="minorHAnsi"/>
+          <w:b/>
+          <w:bCs/>
+          <w:noProof/>
+          <w:color w:val="000000"/>
+          <w:sz w:val="24"/>
+          <w:szCs w:val="24"/>
+          <w:lang w:eastAsia="hu-HU"/>
+        </w:rPr>
+        <w:t xml:space="preserve"> </w:t>
+      </w:r>
     </w:p>
     <w:p>
       <w:pPr>
-        <w:numPr>
-          <w:ilvl w:val="1"/>
-          <w:numId w:val="4"/>
-        </w:numPr>
-        <w:shd w:val="clear" w:color="auto" w:fill="FFFFFF"/>
-        <w:spacing w:after="100" w:afterAutospacing="1" w:line="240" w:lineRule="auto"/>
-        <w:textAlignment w:val="baseline"/>
-        <w:rPr>
-          <w:rFonts w:eastAsia="Times New Roman" w:cstheme="minorHAnsi"/>
-          <w:b/>
-          <w:bCs/>
-          <w:color w:val="000000"/>
-          <w:sz w:val="24"/>
-          <w:szCs w:val="24"/>
-          <w:lang w:eastAsia="hu-HU"/>
-        </w:rPr>
-      </w:pPr>
-      <w:r>
-        <w:rPr>
-          <w:b/>
-          <w:bCs/>
-          <w:sz w:val="24"/>
-          <w:szCs w:val="24"/>
-        </w:rPr>
-        <w:t>Válaszstruktúra:</w:t>
-      </w:r>
-    </w:p>
-    <w:p>
-      <w:pPr>
-        <w:numPr>
-          <w:ilvl w:val="1"/>
-          <w:numId w:val="4"/>
-        </w:numPr>
-        <w:shd w:val="clear" w:color="auto" w:fill="FFFFFF"/>
-        <w:spacing w:after="100" w:afterAutospacing="1" w:line="240" w:lineRule="auto"/>
-        <w:textAlignment w:val="baseline"/>
-        <w:rPr>
-          <w:rFonts w:eastAsia="Times New Roman" w:cstheme="minorHAnsi"/>
-          <w:b/>
-          <w:bCs/>
-          <w:color w:val="000000"/>
-          <w:sz w:val="24"/>
-          <w:szCs w:val="24"/>
-          <w:lang w:eastAsia="hu-HU"/>
-        </w:rPr>
-      </w:pPr>
-      <w:r>
-        <w:rPr>
-          <w:b/>
-          <w:bCs/>
-          <w:sz w:val="24"/>
-          <w:szCs w:val="24"/>
-        </w:rPr>
-        <w:t>/</w:t>
-      </w:r>
-      <w:proofErr w:type="spellStart"/>
-      <w:r>
-        <w:rPr>
-          <w:b/>
-          <w:bCs/>
-          <w:sz w:val="24"/>
-          <w:szCs w:val="24"/>
-        </w:rPr>
-        <w:t>json</w:t>
-      </w:r>
-      <w:proofErr w:type="spellEnd"/>
-      <w:r>
-        <w:rPr>
-          <w:b/>
-          <w:bCs/>
-          <w:sz w:val="24"/>
-          <w:szCs w:val="24"/>
-        </w:rPr>
-        <w:t xml:space="preserve"> </w:t>
-      </w:r>
-      <w:proofErr w:type="spellStart"/>
-      <w:r>
-        <w:rPr>
-          <w:b/>
-          <w:bCs/>
-          <w:sz w:val="24"/>
-          <w:szCs w:val="24"/>
-        </w:rPr>
-        <w:t>kep</w:t>
-      </w:r>
-      <w:proofErr w:type="spellEnd"/>
-    </w:p>
-    <w:p>
-      <w:pPr>
-        <w:rPr>
-          <w:rFonts w:ascii="Calibri" w:eastAsia="Calibri" w:hAnsi="Calibri" w:cs="Calibri"/>
-          <w:b/>
-          <w:color w:val="0F4761"/>
-          <w:sz w:val="28"/>
-          <w:lang w:eastAsia="hu-HU"/>
-        </w:rPr>
-      </w:pPr>
-      <w:r>
-        <w:br w:type="page"/>
-      </w:r>
-    </w:p>
-    <w:p>
-      <w:pPr>
         <w:pStyle w:val="Cmsor2"/>
         <w:ind w:left="-5"/>
       </w:pPr>
       <w:r>
         <w:lastRenderedPageBreak/>
-        <w:t>4.3. Adminisztrátori Funkciók (Management API)</w:t>
+        <w:t>4.3. Adminisztrátori Funkciók</w:t>
       </w:r>
     </w:p>
     <w:p>
@@ -4412,7 +4345,6 @@
         </w:rPr>
         <w:t xml:space="preserve"> A </w:t>
       </w:r>
-      <w:proofErr w:type="gramStart"/>
       <w:r>
         <w:rPr>
           <w:rStyle w:val="HTML-kd"/>
@@ -4425,7 +4357,6 @@
         <w:t>Cache::</w:t>
       </w:r>
       <w:proofErr w:type="spellStart"/>
-      <w:proofErr w:type="gramEnd"/>
       <w:r>
         <w:rPr>
           <w:rStyle w:val="HTML-kd"/>
@@ -4758,7 +4689,6 @@
         </w:rPr>
         <w:t xml:space="preserve"> A </w:t>
       </w:r>
-      <w:proofErr w:type="gramStart"/>
       <w:r>
         <w:rPr>
           <w:rStyle w:val="HTML-kd"/>
@@ -4771,7 +4701,6 @@
         <w:t>Cache::</w:t>
       </w:r>
       <w:proofErr w:type="spellStart"/>
-      <w:proofErr w:type="gramEnd"/>
       <w:r>
         <w:rPr>
           <w:rStyle w:val="HTML-kd"/>
@@ -5171,22 +5100,9 @@
           <w:sz w:val="24"/>
           <w:szCs w:val="24"/>
         </w:rPr>
-        <w:t>ROUND(</w:t>
-      </w:r>
-      <w:proofErr w:type="gramStart"/>
-      <w:r>
-        <w:rPr>
-          <w:rStyle w:val="HTML-kd"/>
-          <w:rFonts w:asciiTheme="minorHAnsi" w:eastAsiaTheme="majorEastAsia" w:hAnsiTheme="minorHAnsi" w:cstheme="minorHAnsi"/>
-          <w:i/>
-          <w:iCs/>
-          <w:sz w:val="24"/>
-          <w:szCs w:val="24"/>
-        </w:rPr>
-        <w:t>AVG(</w:t>
-      </w:r>
-      <w:proofErr w:type="spellStart"/>
-      <w:proofErr w:type="gramEnd"/>
+        <w:t>ROUND(AVG(</w:t>
+      </w:r>
+      <w:proofErr w:type="spellStart"/>
       <w:r>
         <w:rPr>
           <w:rStyle w:val="HTML-kd"/>
@@ -5314,20 +5230,26 @@
         <w:t xml:space="preserve"> választ ad.</w:t>
       </w:r>
     </w:p>
-    <w:p/>
     <w:p>
       <w:pPr>
-        <w:ind w:left="708"/>
-      </w:pPr>
+        <w:rPr>
+          <w:rFonts w:ascii="Calibri" w:eastAsia="Calibri" w:hAnsi="Calibri" w:cs="Calibri"/>
+          <w:b/>
+          <w:color w:val="0F4761"/>
+          <w:sz w:val="24"/>
+          <w:szCs w:val="24"/>
+          <w:lang w:eastAsia="hu-HU"/>
+        </w:rPr>
+      </w:pPr>
+      <w:r>
+        <w:rPr>
+          <w:sz w:val="24"/>
+          <w:szCs w:val="24"/>
+        </w:rPr>
+        <w:br w:type="page"/>
+      </w:r>
     </w:p>
     <w:p>
-      <w:r>
-        <w:pict w14:anchorId="69CE4078">
-          <v:rect id="_x0000_i1033" style="width:0;height:1.5pt" o:hralign="center" o:hrstd="t" o:hr="t" fillcolor="#a0a0a0" stroked="f"/>
-        </w:pict>
-      </w:r>
-    </w:p>
-    <w:p>
       <w:pPr>
         <w:pStyle w:val="Cmsor2"/>
         <w:ind w:left="-5"/>
@@ -5341,6 +5263,7 @@
           <w:sz w:val="24"/>
           <w:szCs w:val="24"/>
         </w:rPr>
+        <w:lastRenderedPageBreak/>
         <w:t>4.3.2. Karbantartási funkciók (CRUD)</w:t>
       </w:r>
     </w:p>
@@ -5745,7 +5668,6 @@
                 <w:b/>
                 <w:bCs/>
               </w:rPr>
-              <w:lastRenderedPageBreak/>
               <w:t>POST</w:t>
             </w:r>
           </w:p>
@@ -6202,6 +6124,8 @@
           <w:rFonts w:asciiTheme="minorHAnsi" w:eastAsiaTheme="majorEastAsia" w:hAnsiTheme="minorHAnsi" w:cstheme="minorHAnsi"/>
           <w:b w:val="0"/>
           <w:bCs/>
+          <w:i/>
+          <w:iCs/>
           <w:color w:val="000000" w:themeColor="text1"/>
           <w:sz w:val="24"/>
           <w:szCs w:val="24"/>
@@ -6266,8 +6190,8 @@
       <w:r>
         <w:rPr>
           <w:rFonts w:asciiTheme="minorHAnsi" w:hAnsiTheme="minorHAnsi" w:cstheme="minorHAnsi"/>
-          <w:b/>
-          <w:bCs/>
+          <w:i/>
+          <w:iCs/>
         </w:rPr>
         <w:t xml:space="preserve">422 </w:t>
       </w:r>
@@ -6275,8 +6199,8 @@
       <w:r>
         <w:rPr>
           <w:rFonts w:asciiTheme="minorHAnsi" w:hAnsiTheme="minorHAnsi" w:cstheme="minorHAnsi"/>
-          <w:b/>
-          <w:bCs/>
+          <w:i/>
+          <w:iCs/>
         </w:rPr>
         <w:t>Unprocessable</w:t>
       </w:r>
@@ -6284,8 +6208,8 @@
       <w:r>
         <w:rPr>
           <w:rFonts w:asciiTheme="minorHAnsi" w:hAnsiTheme="minorHAnsi" w:cstheme="minorHAnsi"/>
-          <w:b/>
-          <w:bCs/>
+          <w:i/>
+          <w:iCs/>
         </w:rPr>
         <w:t xml:space="preserve"> </w:t>
       </w:r>
@@ -6293,8 +6217,8 @@
       <w:r>
         <w:rPr>
           <w:rFonts w:asciiTheme="minorHAnsi" w:hAnsiTheme="minorHAnsi" w:cstheme="minorHAnsi"/>
-          <w:b/>
-          <w:bCs/>
+          <w:i/>
+          <w:iCs/>
         </w:rPr>
         <w:t>Entity</w:t>
       </w:r>
@@ -6325,13 +6249,6 @@
       </w:r>
     </w:p>
     <w:p>
-      <w:r>
-        <w:pict w14:anchorId="288C3355">
-          <v:rect id="_x0000_i1034" style="width:0;height:1.5pt" o:hralign="center" o:hrstd="t" o:hr="t" fillcolor="#a0a0a0" stroked="f"/>
-        </w:pict>
-      </w:r>
-    </w:p>
-    <w:p>
       <w:pPr>
         <w:pStyle w:val="Cmsor2"/>
         <w:ind w:left="-5"/>
@@ -6365,18 +6282,14 @@
           <w:b/>
           <w:bCs/>
         </w:rPr>
-        <w:t>GET</w:t>
-      </w:r>
-      <w:r>
-        <w:rPr>
-          <w:rFonts w:asciiTheme="minorHAnsi" w:hAnsiTheme="minorHAnsi" w:cstheme="minorHAnsi"/>
-        </w:rPr>
-        <w:t xml:space="preserve"> </w:t>
+        <w:t xml:space="preserve">GET </w:t>
       </w:r>
       <w:r>
         <w:rPr>
           <w:rStyle w:val="HTML-kd"/>
           <w:rFonts w:asciiTheme="minorHAnsi" w:eastAsiaTheme="majorEastAsia" w:hAnsiTheme="minorHAnsi" w:cstheme="minorHAnsi"/>
+          <w:b/>
+          <w:bCs/>
           <w:sz w:val="24"/>
           <w:szCs w:val="24"/>
         </w:rPr>
@@ -6387,6 +6300,8 @@
         <w:rPr>
           <w:rStyle w:val="HTML-kd"/>
           <w:rFonts w:asciiTheme="minorHAnsi" w:eastAsiaTheme="majorEastAsia" w:hAnsiTheme="minorHAnsi" w:cstheme="minorHAnsi"/>
+          <w:b/>
+          <w:bCs/>
           <w:sz w:val="24"/>
           <w:szCs w:val="24"/>
         </w:rPr>
@@ -6397,6 +6312,8 @@
         <w:rPr>
           <w:rStyle w:val="HTML-kd"/>
           <w:rFonts w:asciiTheme="minorHAnsi" w:eastAsiaTheme="majorEastAsia" w:hAnsiTheme="minorHAnsi" w:cstheme="minorHAnsi"/>
+          <w:b/>
+          <w:bCs/>
           <w:sz w:val="24"/>
           <w:szCs w:val="24"/>
         </w:rPr>
@@ -6407,6 +6324,8 @@
         <w:rPr>
           <w:rStyle w:val="HTML-kd"/>
           <w:rFonts w:asciiTheme="minorHAnsi" w:eastAsiaTheme="majorEastAsia" w:hAnsiTheme="minorHAnsi" w:cstheme="minorHAnsi"/>
+          <w:b/>
+          <w:bCs/>
           <w:sz w:val="24"/>
           <w:szCs w:val="24"/>
         </w:rPr>
@@ -6416,8 +6335,28 @@
       <w:r>
         <w:rPr>
           <w:rFonts w:asciiTheme="minorHAnsi" w:hAnsiTheme="minorHAnsi" w:cstheme="minorHAnsi"/>
-        </w:rPr>
-        <w:t>: Visszaadja a kérdésekhez rendelhető kategóriákat (pl. diák, oktatói, egyéb), segítve az új kérdések létrehozását a frontenden.</w:t>
+          <w:b/>
+          <w:bCs/>
+        </w:rPr>
+        <w:t>:</w:t>
+      </w:r>
+      <w:r>
+        <w:rPr>
+          <w:rFonts w:asciiTheme="minorHAnsi" w:hAnsiTheme="minorHAnsi" w:cstheme="minorHAnsi"/>
+        </w:rPr>
+        <w:t xml:space="preserve"> Visszaadja a kérdésekhez rendelhető kategóriákat (pl. diák, </w:t>
+      </w:r>
+      <w:r>
+        <w:rPr>
+          <w:rFonts w:asciiTheme="minorHAnsi" w:hAnsiTheme="minorHAnsi" w:cstheme="minorHAnsi"/>
+        </w:rPr>
+        <w:t>szülő</w:t>
+      </w:r>
+      <w:r>
+        <w:rPr>
+          <w:rFonts w:asciiTheme="minorHAnsi" w:hAnsiTheme="minorHAnsi" w:cstheme="minorHAnsi"/>
+        </w:rPr>
+        <w:t>i, egyéb), segítve az új kérdések létrehozását a frontenden.</w:t>
       </w:r>
     </w:p>
     <w:p>
@@ -6438,8 +6377,29 @@
           <w:lang w:eastAsia="hu-HU"/>
         </w:rPr>
         <w:pict w14:anchorId="45AF1CBF">
-          <v:rect id="_x0000_i1028" style="width:0;height:1.5pt" o:hralign="center" o:hrstd="t" o:hr="t" fillcolor="#a0a0a0" stroked="f"/>
+          <v:rect id="_x0000_i1030" style="width:0;height:1.5pt" o:hralign="center" o:hrstd="t" o:hr="t" fillcolor="#a0a0a0" stroked="f"/>
         </w:pict>
+      </w:r>
+    </w:p>
+    <w:p>
+      <w:pPr>
+        <w:rPr>
+          <w:rFonts w:ascii="Calibri" w:eastAsia="Calibri" w:hAnsi="Calibri" w:cs="Calibri"/>
+          <w:b/>
+          <w:color w:val="0F4761"/>
+          <w:sz w:val="36"/>
+          <w:lang w:eastAsia="hu-HU"/>
+        </w:rPr>
+      </w:pPr>
+      <w:bookmarkStart w:id="4" w:name="_Toc226973209"/>
+      <w:r>
+        <w:rPr>
+          <w:rFonts w:ascii="Calibri" w:eastAsia="Calibri" w:hAnsi="Calibri" w:cs="Calibri"/>
+          <w:color w:val="0F4761"/>
+          <w:sz w:val="36"/>
+          <w:lang w:eastAsia="hu-HU"/>
+        </w:rPr>
+        <w:br w:type="page"/>
       </w:r>
     </w:p>
     <w:p>
@@ -6453,7 +6413,6 @@
           <w:lang w:eastAsia="hu-HU"/>
         </w:rPr>
       </w:pPr>
-      <w:bookmarkStart w:id="4" w:name="_Toc226973209"/>
       <w:r>
         <w:rPr>
           <w:rFonts w:ascii="Calibri" w:eastAsia="Calibri" w:hAnsi="Calibri" w:cs="Calibri"/>
@@ -6462,6 +6421,7 @@
           <w:szCs w:val="22"/>
           <w:lang w:eastAsia="hu-HU"/>
         </w:rPr>
+        <w:lastRenderedPageBreak/>
         <w:t xml:space="preserve">5. </w:t>
       </w:r>
       <w:r>
@@ -6512,41 +6472,29 @@
         <w:spacing w:after="0" w:line="240" w:lineRule="auto"/>
         <w:textAlignment w:val="baseline"/>
         <w:rPr>
-          <w:rFonts w:ascii="Calibri" w:eastAsia="Times New Roman" w:hAnsi="Calibri" w:cs="Calibri"/>
-          <w:color w:val="000000"/>
-          <w:sz w:val="24"/>
-          <w:szCs w:val="24"/>
-          <w:lang w:eastAsia="hu-HU"/>
-        </w:rPr>
-      </w:pPr>
-      <w:r>
-        <w:rPr>
-          <w:rFonts w:ascii="Segoe UI Emoji" w:eastAsia="Times New Roman" w:hAnsi="Segoe UI Emoji" w:cs="Segoe UI Emoji"/>
-          <w:b/>
-          <w:bCs/>
-          <w:color w:val="000000"/>
-          <w:sz w:val="24"/>
-          <w:szCs w:val="24"/>
-          <w:lang w:eastAsia="hu-HU"/>
-        </w:rPr>
-        <w:t>🟢</w:t>
-      </w:r>
-      <w:r>
-        <w:rPr>
-          <w:rFonts w:ascii="Calibri" w:eastAsia="Times New Roman" w:hAnsi="Calibri" w:cs="Calibri"/>
-          <w:b/>
-          <w:bCs/>
-          <w:color w:val="000000"/>
-          <w:sz w:val="24"/>
-          <w:szCs w:val="24"/>
-          <w:lang w:eastAsia="hu-HU"/>
-        </w:rPr>
-        <w:t xml:space="preserve"> 200 OK / 201 </w:t>
-      </w:r>
-      <w:proofErr w:type="spellStart"/>
-      <w:r>
-        <w:rPr>
-          <w:rFonts w:ascii="Calibri" w:eastAsia="Times New Roman" w:hAnsi="Calibri" w:cs="Calibri"/>
+          <w:rFonts w:eastAsia="Times New Roman" w:cstheme="minorHAnsi"/>
+          <w:color w:val="000000"/>
+          <w:sz w:val="24"/>
+          <w:szCs w:val="24"/>
+          <w:lang w:eastAsia="hu-HU"/>
+        </w:rPr>
+      </w:pPr>
+      <w:r>
+        <w:rPr>
+          <w:rFonts w:eastAsia="Times New Roman" w:cstheme="minorHAnsi"/>
+          <w:b/>
+          <w:bCs/>
+          <w:color w:val="000000"/>
+          <w:sz w:val="24"/>
+          <w:szCs w:val="24"/>
+          <w:lang w:eastAsia="hu-HU"/>
+        </w:rPr>
+        <w:t xml:space="preserve">200 OK / 201 </w:t>
+      </w:r>
+      <w:proofErr w:type="spellStart"/>
+      <w:r>
+        <w:rPr>
+          <w:rFonts w:eastAsia="Times New Roman" w:cstheme="minorHAnsi"/>
           <w:b/>
           <w:bCs/>
           <w:color w:val="000000"/>
@@ -6564,16 +6512,16 @@
         <w:spacing w:line="240" w:lineRule="auto"/>
         <w:textAlignment w:val="baseline"/>
         <w:rPr>
-          <w:rFonts w:ascii="Calibri" w:eastAsia="Times New Roman" w:hAnsi="Calibri" w:cs="Calibri"/>
-          <w:color w:val="000000"/>
-          <w:sz w:val="24"/>
-          <w:szCs w:val="24"/>
-          <w:lang w:eastAsia="hu-HU"/>
-        </w:rPr>
-      </w:pPr>
-      <w:r>
-        <w:rPr>
-          <w:rFonts w:ascii="Calibri" w:eastAsia="Times New Roman" w:hAnsi="Calibri" w:cs="Calibri"/>
+          <w:rFonts w:eastAsia="Times New Roman" w:cstheme="minorHAnsi"/>
+          <w:color w:val="000000"/>
+          <w:sz w:val="24"/>
+          <w:szCs w:val="24"/>
+          <w:lang w:eastAsia="hu-HU"/>
+        </w:rPr>
+      </w:pPr>
+      <w:r>
+        <w:rPr>
+          <w:rFonts w:eastAsia="Times New Roman" w:cstheme="minorHAnsi"/>
           <w:color w:val="000000"/>
           <w:sz w:val="24"/>
           <w:szCs w:val="24"/>
@@ -6584,10 +6532,10 @@
       <w:proofErr w:type="spellStart"/>
       <w:r>
         <w:rPr>
-          <w:rFonts w:ascii="Arial" w:eastAsia="Times New Roman" w:hAnsi="Arial" w:cs="Arial"/>
-          <w:color w:val="000000"/>
-          <w:sz w:val="20"/>
-          <w:szCs w:val="20"/>
+          <w:rFonts w:eastAsia="Times New Roman" w:cstheme="minorHAnsi"/>
+          <w:color w:val="000000"/>
+          <w:sz w:val="24"/>
+          <w:szCs w:val="24"/>
           <w:lang w:eastAsia="hu-HU"/>
         </w:rPr>
         <w:t>message</w:t>
@@ -6595,7 +6543,7 @@
       <w:proofErr w:type="spellEnd"/>
       <w:r>
         <w:rPr>
-          <w:rFonts w:ascii="Calibri" w:eastAsia="Times New Roman" w:hAnsi="Calibri" w:cs="Calibri"/>
+          <w:rFonts w:eastAsia="Times New Roman" w:cstheme="minorHAnsi"/>
           <w:color w:val="000000"/>
           <w:sz w:val="24"/>
           <w:szCs w:val="24"/>
@@ -6610,41 +6558,29 @@
         <w:spacing w:after="0" w:line="240" w:lineRule="auto"/>
         <w:textAlignment w:val="baseline"/>
         <w:rPr>
-          <w:rFonts w:ascii="Calibri" w:eastAsia="Times New Roman" w:hAnsi="Calibri" w:cs="Calibri"/>
-          <w:color w:val="000000"/>
-          <w:sz w:val="24"/>
-          <w:szCs w:val="24"/>
-          <w:lang w:eastAsia="hu-HU"/>
-        </w:rPr>
-      </w:pPr>
-      <w:r>
-        <w:rPr>
-          <w:rFonts w:ascii="Segoe UI Emoji" w:eastAsia="Times New Roman" w:hAnsi="Segoe UI Emoji" w:cs="Segoe UI Emoji"/>
-          <w:b/>
-          <w:bCs/>
-          <w:color w:val="000000"/>
-          <w:sz w:val="24"/>
-          <w:szCs w:val="24"/>
-          <w:lang w:eastAsia="hu-HU"/>
-        </w:rPr>
-        <w:t>🟡</w:t>
-      </w:r>
-      <w:r>
-        <w:rPr>
-          <w:rFonts w:ascii="Calibri" w:eastAsia="Times New Roman" w:hAnsi="Calibri" w:cs="Calibri"/>
-          <w:b/>
-          <w:bCs/>
-          <w:color w:val="000000"/>
-          <w:sz w:val="24"/>
-          <w:szCs w:val="24"/>
-          <w:lang w:eastAsia="hu-HU"/>
-        </w:rPr>
-        <w:t xml:space="preserve"> 422 </w:t>
-      </w:r>
-      <w:proofErr w:type="spellStart"/>
-      <w:r>
-        <w:rPr>
-          <w:rFonts w:ascii="Calibri" w:eastAsia="Times New Roman" w:hAnsi="Calibri" w:cs="Calibri"/>
+          <w:rFonts w:eastAsia="Times New Roman" w:cstheme="minorHAnsi"/>
+          <w:color w:val="000000"/>
+          <w:sz w:val="24"/>
+          <w:szCs w:val="24"/>
+          <w:lang w:eastAsia="hu-HU"/>
+        </w:rPr>
+      </w:pPr>
+      <w:r>
+        <w:rPr>
+          <w:rFonts w:eastAsia="Times New Roman" w:cstheme="minorHAnsi"/>
+          <w:b/>
+          <w:bCs/>
+          <w:color w:val="000000"/>
+          <w:sz w:val="24"/>
+          <w:szCs w:val="24"/>
+          <w:lang w:eastAsia="hu-HU"/>
+        </w:rPr>
+        <w:t xml:space="preserve">422 </w:t>
+      </w:r>
+      <w:proofErr w:type="spellStart"/>
+      <w:r>
+        <w:rPr>
+          <w:rFonts w:eastAsia="Times New Roman" w:cstheme="minorHAnsi"/>
           <w:b/>
           <w:bCs/>
           <w:color w:val="000000"/>
@@ -6657,7 +6593,7 @@
       <w:proofErr w:type="spellEnd"/>
       <w:r>
         <w:rPr>
-          <w:rFonts w:ascii="Calibri" w:eastAsia="Times New Roman" w:hAnsi="Calibri" w:cs="Calibri"/>
+          <w:rFonts w:eastAsia="Times New Roman" w:cstheme="minorHAnsi"/>
           <w:b/>
           <w:bCs/>
           <w:color w:val="000000"/>
@@ -6670,7 +6606,7 @@
       <w:proofErr w:type="spellStart"/>
       <w:r>
         <w:rPr>
-          <w:rFonts w:ascii="Calibri" w:eastAsia="Times New Roman" w:hAnsi="Calibri" w:cs="Calibri"/>
+          <w:rFonts w:eastAsia="Times New Roman" w:cstheme="minorHAnsi"/>
           <w:b/>
           <w:bCs/>
           <w:color w:val="000000"/>
@@ -6683,7 +6619,7 @@
       <w:proofErr w:type="spellEnd"/>
       <w:r>
         <w:rPr>
-          <w:rFonts w:ascii="Calibri" w:eastAsia="Times New Roman" w:hAnsi="Calibri" w:cs="Calibri"/>
+          <w:rFonts w:eastAsia="Times New Roman" w:cstheme="minorHAnsi"/>
           <w:b/>
           <w:bCs/>
           <w:color w:val="000000"/>
@@ -6700,16 +6636,16 @@
         <w:spacing w:line="240" w:lineRule="auto"/>
         <w:textAlignment w:val="baseline"/>
         <w:rPr>
-          <w:rFonts w:ascii="Calibri" w:eastAsia="Times New Roman" w:hAnsi="Calibri" w:cs="Calibri"/>
-          <w:color w:val="000000"/>
-          <w:sz w:val="24"/>
-          <w:szCs w:val="24"/>
-          <w:lang w:eastAsia="hu-HU"/>
-        </w:rPr>
-      </w:pPr>
-      <w:r>
-        <w:rPr>
-          <w:rFonts w:ascii="Calibri" w:eastAsia="Times New Roman" w:hAnsi="Calibri" w:cs="Calibri"/>
+          <w:rFonts w:eastAsia="Times New Roman" w:cstheme="minorHAnsi"/>
+          <w:color w:val="000000"/>
+          <w:sz w:val="24"/>
+          <w:szCs w:val="24"/>
+          <w:lang w:eastAsia="hu-HU"/>
+        </w:rPr>
+      </w:pPr>
+      <w:r>
+        <w:rPr>
+          <w:rFonts w:eastAsia="Times New Roman" w:cstheme="minorHAnsi"/>
           <w:color w:val="000000"/>
           <w:sz w:val="24"/>
           <w:szCs w:val="24"/>
@@ -6720,7 +6656,7 @@
       <w:proofErr w:type="spellStart"/>
       <w:r>
         <w:rPr>
-          <w:rFonts w:ascii="Calibri" w:eastAsia="Times New Roman" w:hAnsi="Calibri" w:cs="Calibri"/>
+          <w:rFonts w:eastAsia="Times New Roman" w:cstheme="minorHAnsi"/>
           <w:color w:val="000000"/>
           <w:sz w:val="24"/>
           <w:szCs w:val="24"/>
@@ -6731,7 +6667,7 @@
       <w:proofErr w:type="spellEnd"/>
       <w:r>
         <w:rPr>
-          <w:rFonts w:ascii="Calibri" w:eastAsia="Times New Roman" w:hAnsi="Calibri" w:cs="Calibri"/>
+          <w:rFonts w:eastAsia="Times New Roman" w:cstheme="minorHAnsi"/>
           <w:color w:val="000000"/>
           <w:sz w:val="24"/>
           <w:szCs w:val="24"/>
@@ -6742,7 +6678,7 @@
       <w:proofErr w:type="spellStart"/>
       <w:r>
         <w:rPr>
-          <w:rFonts w:ascii="Calibri" w:eastAsia="Times New Roman" w:hAnsi="Calibri" w:cs="Calibri"/>
+          <w:rFonts w:eastAsia="Times New Roman" w:cstheme="minorHAnsi"/>
           <w:color w:val="000000"/>
           <w:sz w:val="24"/>
           <w:szCs w:val="24"/>
@@ -6753,7 +6689,7 @@
       <w:proofErr w:type="spellEnd"/>
       <w:r>
         <w:rPr>
-          <w:rFonts w:ascii="Calibri" w:eastAsia="Times New Roman" w:hAnsi="Calibri" w:cs="Calibri"/>
+          <w:rFonts w:eastAsia="Times New Roman" w:cstheme="minorHAnsi"/>
           <w:color w:val="000000"/>
           <w:sz w:val="24"/>
           <w:szCs w:val="24"/>
@@ -6772,16 +6708,16 @@
         <w:spacing w:after="100" w:afterAutospacing="1" w:line="240" w:lineRule="auto"/>
         <w:textAlignment w:val="baseline"/>
         <w:rPr>
-          <w:rFonts w:ascii="inherit" w:eastAsia="Times New Roman" w:hAnsi="inherit" w:cs="Calibri"/>
-          <w:color w:val="000000"/>
-          <w:sz w:val="24"/>
-          <w:szCs w:val="24"/>
-          <w:lang w:eastAsia="hu-HU"/>
-        </w:rPr>
-      </w:pPr>
-      <w:r>
-        <w:rPr>
-          <w:rFonts w:ascii="inherit" w:eastAsia="Times New Roman" w:hAnsi="inherit" w:cs="Calibri"/>
+          <w:rFonts w:eastAsia="Times New Roman" w:cstheme="minorHAnsi"/>
+          <w:color w:val="000000"/>
+          <w:sz w:val="24"/>
+          <w:szCs w:val="24"/>
+          <w:lang w:eastAsia="hu-HU"/>
+        </w:rPr>
+      </w:pPr>
+      <w:r>
+        <w:rPr>
+          <w:rFonts w:eastAsia="Times New Roman" w:cstheme="minorHAnsi"/>
           <w:color w:val="000000"/>
           <w:sz w:val="24"/>
           <w:szCs w:val="24"/>
@@ -6796,36 +6732,24 @@
         <w:spacing w:after="0" w:line="240" w:lineRule="auto"/>
         <w:textAlignment w:val="baseline"/>
         <w:rPr>
-          <w:rFonts w:ascii="Calibri" w:eastAsia="Times New Roman" w:hAnsi="Calibri" w:cs="Calibri"/>
-          <w:color w:val="000000"/>
-          <w:sz w:val="24"/>
-          <w:szCs w:val="24"/>
-          <w:lang w:eastAsia="hu-HU"/>
-        </w:rPr>
-      </w:pPr>
-      <w:r>
-        <w:rPr>
-          <w:rFonts w:ascii="Segoe UI Emoji" w:eastAsia="Times New Roman" w:hAnsi="Segoe UI Emoji" w:cs="Segoe UI Emoji"/>
-          <w:b/>
-          <w:bCs/>
-          <w:color w:val="000000"/>
-          <w:sz w:val="24"/>
-          <w:szCs w:val="24"/>
-          <w:lang w:eastAsia="hu-HU"/>
-        </w:rPr>
-        <w:t>🔴</w:t>
-      </w:r>
-      <w:r>
-        <w:rPr>
-          <w:rFonts w:ascii="Calibri" w:eastAsia="Times New Roman" w:hAnsi="Calibri" w:cs="Calibri"/>
-          <w:b/>
-          <w:bCs/>
-          <w:color w:val="000000"/>
-          <w:sz w:val="24"/>
-          <w:szCs w:val="24"/>
-          <w:lang w:eastAsia="hu-HU"/>
-        </w:rPr>
-        <w:t xml:space="preserve"> 401/403 (Jogosultsági hiba)</w:t>
+          <w:rFonts w:eastAsia="Times New Roman" w:cstheme="minorHAnsi"/>
+          <w:color w:val="000000"/>
+          <w:sz w:val="24"/>
+          <w:szCs w:val="24"/>
+          <w:lang w:eastAsia="hu-HU"/>
+        </w:rPr>
+      </w:pPr>
+      <w:r>
+        <w:rPr>
+          <w:rFonts w:eastAsia="Times New Roman" w:cstheme="minorHAnsi"/>
+          <w:b/>
+          <w:bCs/>
+          <w:color w:val="000000"/>
+          <w:sz w:val="24"/>
+          <w:szCs w:val="24"/>
+          <w:lang w:eastAsia="hu-HU"/>
+        </w:rPr>
+        <w:t>401/403 (Jogosultsági hiba)</w:t>
       </w:r>
     </w:p>
     <w:p>
@@ -6838,16 +6762,16 @@
         <w:spacing w:after="100" w:afterAutospacing="1" w:line="240" w:lineRule="auto"/>
         <w:textAlignment w:val="baseline"/>
         <w:rPr>
-          <w:rFonts w:ascii="inherit" w:eastAsia="Times New Roman" w:hAnsi="inherit" w:cs="Calibri"/>
-          <w:color w:val="000000"/>
-          <w:sz w:val="24"/>
-          <w:szCs w:val="24"/>
-          <w:lang w:eastAsia="hu-HU"/>
-        </w:rPr>
-      </w:pPr>
-      <w:r>
-        <w:rPr>
-          <w:rFonts w:ascii="inherit" w:eastAsia="Times New Roman" w:hAnsi="inherit" w:cs="Calibri"/>
+          <w:rFonts w:eastAsia="Times New Roman" w:cstheme="minorHAnsi"/>
+          <w:color w:val="000000"/>
+          <w:sz w:val="24"/>
+          <w:szCs w:val="24"/>
+          <w:lang w:eastAsia="hu-HU"/>
+        </w:rPr>
+      </w:pPr>
+      <w:r>
+        <w:rPr>
+          <w:rFonts w:eastAsia="Times New Roman" w:cstheme="minorHAnsi"/>
           <w:b/>
           <w:bCs/>
           <w:color w:val="000000"/>
@@ -6859,7 +6783,7 @@
       </w:r>
       <w:r>
         <w:rPr>
-          <w:rFonts w:ascii="inherit" w:eastAsia="Times New Roman" w:hAnsi="inherit" w:cs="Calibri"/>
+          <w:rFonts w:eastAsia="Times New Roman" w:cstheme="minorHAnsi"/>
           <w:color w:val="000000"/>
           <w:sz w:val="24"/>
           <w:szCs w:val="24"/>
@@ -6870,7 +6794,7 @@
       <w:proofErr w:type="spellStart"/>
       <w:r>
         <w:rPr>
-          <w:rFonts w:ascii="inherit" w:eastAsia="Times New Roman" w:hAnsi="inherit" w:cs="Calibri"/>
+          <w:rFonts w:eastAsia="Times New Roman" w:cstheme="minorHAnsi"/>
           <w:color w:val="000000"/>
           <w:sz w:val="24"/>
           <w:szCs w:val="24"/>
@@ -6881,7 +6805,7 @@
       <w:proofErr w:type="spellEnd"/>
       <w:r>
         <w:rPr>
-          <w:rFonts w:ascii="inherit" w:eastAsia="Times New Roman" w:hAnsi="inherit" w:cs="Calibri"/>
+          <w:rFonts w:eastAsia="Times New Roman" w:cstheme="minorHAnsi"/>
           <w:color w:val="000000"/>
           <w:sz w:val="24"/>
           <w:szCs w:val="24"/>
@@ -6900,16 +6824,16 @@
         <w:spacing w:after="100" w:afterAutospacing="1" w:line="240" w:lineRule="auto"/>
         <w:textAlignment w:val="baseline"/>
         <w:rPr>
-          <w:rFonts w:ascii="inherit" w:eastAsia="Times New Roman" w:hAnsi="inherit" w:cs="Calibri"/>
-          <w:color w:val="000000"/>
-          <w:sz w:val="24"/>
-          <w:szCs w:val="24"/>
-          <w:lang w:eastAsia="hu-HU"/>
-        </w:rPr>
-      </w:pPr>
-      <w:r>
-        <w:rPr>
-          <w:rFonts w:ascii="inherit" w:eastAsia="Times New Roman" w:hAnsi="inherit" w:cs="Calibri"/>
+          <w:rFonts w:eastAsia="Times New Roman" w:cstheme="minorHAnsi"/>
+          <w:color w:val="000000"/>
+          <w:sz w:val="24"/>
+          <w:szCs w:val="24"/>
+          <w:lang w:eastAsia="hu-HU"/>
+        </w:rPr>
+      </w:pPr>
+      <w:r>
+        <w:rPr>
+          <w:rFonts w:eastAsia="Times New Roman" w:cstheme="minorHAnsi"/>
           <w:b/>
           <w:bCs/>
           <w:color w:val="000000"/>
@@ -6921,7 +6845,7 @@
       </w:r>
       <w:r>
         <w:rPr>
-          <w:rFonts w:ascii="inherit" w:eastAsia="Times New Roman" w:hAnsi="inherit" w:cs="Calibri"/>
+          <w:rFonts w:eastAsia="Times New Roman" w:cstheme="minorHAnsi"/>
           <w:color w:val="000000"/>
           <w:sz w:val="24"/>
           <w:szCs w:val="24"/>
@@ -6932,7 +6856,7 @@
       <w:proofErr w:type="spellStart"/>
       <w:r>
         <w:rPr>
-          <w:rFonts w:ascii="inherit" w:eastAsia="Times New Roman" w:hAnsi="inherit" w:cs="Calibri"/>
+          <w:rFonts w:eastAsia="Times New Roman" w:cstheme="minorHAnsi"/>
           <w:color w:val="000000"/>
           <w:sz w:val="24"/>
           <w:szCs w:val="24"/>
@@ -6943,7 +6867,7 @@
       <w:proofErr w:type="spellEnd"/>
       <w:r>
         <w:rPr>
-          <w:rFonts w:ascii="inherit" w:eastAsia="Times New Roman" w:hAnsi="inherit" w:cs="Calibri"/>
+          <w:rFonts w:eastAsia="Times New Roman" w:cstheme="minorHAnsi"/>
           <w:color w:val="000000"/>
           <w:sz w:val="24"/>
           <w:szCs w:val="24"/>
@@ -6962,17 +6886,6 @@
           <w:lang w:eastAsia="hu-HU"/>
         </w:rPr>
       </w:pPr>
-      <w:r>
-        <w:rPr>
-          <w:rFonts w:ascii="Times New Roman" w:eastAsia="Times New Roman" w:hAnsi="Times New Roman" w:cs="Times New Roman"/>
-          <w:sz w:val="24"/>
-          <w:szCs w:val="24"/>
-          <w:lang w:eastAsia="hu-HU"/>
-        </w:rPr>
-        <w:pict w14:anchorId="69EEA4D9">
-          <v:rect id="_x0000_i1029" style="width:0;height:1.5pt" o:hralign="center" o:hrstd="t" o:hr="t" fillcolor="#a0a0a0" stroked="f"/>
-        </w:pict>
-      </w:r>
     </w:p>
     <w:p>
       <w:pPr>
@@ -6997,7 +6910,6 @@
           <w:szCs w:val="24"/>
           <w:lang w:eastAsia="hu-HU"/>
         </w:rPr>
-        <w:lastRenderedPageBreak/>
         <w:t>💡</w:t>
       </w:r>
       <w:r>
@@ -7074,6 +6986,8 @@
       <w:r>
         <w:rPr>
           <w:rFonts w:ascii="Arial" w:eastAsia="Times New Roman" w:hAnsi="Arial" w:cs="Arial"/>
+          <w:i/>
+          <w:iCs/>
           <w:color w:val="000000"/>
           <w:sz w:val="20"/>
           <w:szCs w:val="20"/>
@@ -7090,12 +7004,26 @@
           <w:szCs w:val="24"/>
           <w:lang w:eastAsia="hu-HU"/>
         </w:rPr>
-        <w:t xml:space="preserve"> algoritmussal kerülnek titkosításra. A rendszer védett az SQL </w:t>
-      </w:r>
-      <w:proofErr w:type="spellStart"/>
+        <w:t xml:space="preserve"> algoritmussal kerülnek titkosításra. A rendszer védett az </w:t>
+      </w:r>
       <w:r>
         <w:rPr>
           <w:rFonts w:ascii="Calibri" w:eastAsia="Times New Roman" w:hAnsi="Calibri" w:cs="Calibri"/>
+          <w:i/>
+          <w:iCs/>
+          <w:color w:val="000000"/>
+          <w:sz w:val="24"/>
+          <w:szCs w:val="24"/>
+          <w:lang w:eastAsia="hu-HU"/>
+        </w:rPr>
+        <w:t xml:space="preserve">SQL </w:t>
+      </w:r>
+      <w:proofErr w:type="spellStart"/>
+      <w:r>
+        <w:rPr>
+          <w:rFonts w:ascii="Calibri" w:eastAsia="Times New Roman" w:hAnsi="Calibri" w:cs="Calibri"/>
+          <w:i/>
+          <w:iCs/>
           <w:color w:val="000000"/>
           <w:sz w:val="24"/>
           <w:szCs w:val="24"/>
@@ -7107,14 +7035,15 @@
       <w:r>
         <w:rPr>
           <w:rFonts w:ascii="Calibri" w:eastAsia="Times New Roman" w:hAnsi="Calibri" w:cs="Calibri"/>
-          <w:color w:val="000000"/>
-          <w:sz w:val="24"/>
-          <w:szCs w:val="24"/>
-          <w:lang w:eastAsia="hu-HU"/>
-        </w:rPr>
-        <w:t xml:space="preserve"> ellen az </w:t>
-      </w:r>
-      <w:proofErr w:type="spellStart"/>
+          <w:i/>
+          <w:iCs/>
+          <w:color w:val="000000"/>
+          <w:sz w:val="24"/>
+          <w:szCs w:val="24"/>
+          <w:lang w:eastAsia="hu-HU"/>
+        </w:rPr>
+        <w:t xml:space="preserve"> </w:t>
+      </w:r>
       <w:r>
         <w:rPr>
           <w:rFonts w:ascii="Calibri" w:eastAsia="Times New Roman" w:hAnsi="Calibri" w:cs="Calibri"/>
@@ -7123,12 +7052,27 @@
           <w:szCs w:val="24"/>
           <w:lang w:eastAsia="hu-HU"/>
         </w:rPr>
+        <w:t xml:space="preserve">ellen az </w:t>
+      </w:r>
+      <w:proofErr w:type="spellStart"/>
+      <w:r>
+        <w:rPr>
+          <w:rFonts w:ascii="Calibri" w:eastAsia="Times New Roman" w:hAnsi="Calibri" w:cs="Calibri"/>
+          <w:i/>
+          <w:iCs/>
+          <w:color w:val="000000"/>
+          <w:sz w:val="24"/>
+          <w:szCs w:val="24"/>
+          <w:lang w:eastAsia="hu-HU"/>
+        </w:rPr>
         <w:t>Eloquent</w:t>
       </w:r>
       <w:proofErr w:type="spellEnd"/>
       <w:r>
         <w:rPr>
           <w:rFonts w:ascii="Calibri" w:eastAsia="Times New Roman" w:hAnsi="Calibri" w:cs="Calibri"/>
+          <w:i/>
+          <w:iCs/>
           <w:color w:val="000000"/>
           <w:sz w:val="24"/>
           <w:szCs w:val="24"/>
@@ -7140,6 +7084,8 @@
       <w:r>
         <w:rPr>
           <w:rFonts w:ascii="Calibri" w:eastAsia="Times New Roman" w:hAnsi="Calibri" w:cs="Calibri"/>
+          <w:i/>
+          <w:iCs/>
           <w:color w:val="000000"/>
           <w:sz w:val="24"/>
           <w:szCs w:val="24"/>
@@ -7151,6 +7097,8 @@
       <w:r>
         <w:rPr>
           <w:rFonts w:ascii="Calibri" w:eastAsia="Times New Roman" w:hAnsi="Calibri" w:cs="Calibri"/>
+          <w:i/>
+          <w:iCs/>
           <w:color w:val="000000"/>
           <w:sz w:val="24"/>
           <w:szCs w:val="24"/>
@@ -7162,6 +7110,8 @@
       <w:r>
         <w:rPr>
           <w:rFonts w:ascii="Calibri" w:eastAsia="Times New Roman" w:hAnsi="Calibri" w:cs="Calibri"/>
+          <w:i/>
+          <w:iCs/>
           <w:color w:val="000000"/>
           <w:sz w:val="24"/>
           <w:szCs w:val="24"/>
@@ -7173,17 +7123,31 @@
       <w:r>
         <w:rPr>
           <w:rFonts w:ascii="Calibri" w:eastAsia="Times New Roman" w:hAnsi="Calibri" w:cs="Calibri"/>
-          <w:color w:val="000000"/>
-          <w:sz w:val="24"/>
-          <w:szCs w:val="24"/>
-          <w:lang w:eastAsia="hu-HU"/>
-        </w:rPr>
-        <w:t xml:space="preserve"> automatikus paraméter-kötései (</w:t>
-      </w:r>
-      <w:proofErr w:type="spellStart"/>
+          <w:i/>
+          <w:iCs/>
+          <w:color w:val="000000"/>
+          <w:sz w:val="24"/>
+          <w:szCs w:val="24"/>
+          <w:lang w:eastAsia="hu-HU"/>
+        </w:rPr>
+        <w:t xml:space="preserve"> </w:t>
+      </w:r>
       <w:r>
         <w:rPr>
           <w:rFonts w:ascii="Calibri" w:eastAsia="Times New Roman" w:hAnsi="Calibri" w:cs="Calibri"/>
+          <w:color w:val="000000"/>
+          <w:sz w:val="24"/>
+          <w:szCs w:val="24"/>
+          <w:lang w:eastAsia="hu-HU"/>
+        </w:rPr>
+        <w:t>automatikus paraméter-kötései (</w:t>
+      </w:r>
+      <w:proofErr w:type="spellStart"/>
+      <w:r>
+        <w:rPr>
+          <w:rFonts w:ascii="Calibri" w:eastAsia="Times New Roman" w:hAnsi="Calibri" w:cs="Calibri"/>
+          <w:i/>
+          <w:iCs/>
           <w:color w:val="000000"/>
           <w:sz w:val="24"/>
           <w:szCs w:val="24"/>
@@ -7221,7 +7185,7 @@
           <w:lang w:eastAsia="hu-HU"/>
         </w:rPr>
         <w:pict w14:anchorId="03371465">
-          <v:rect id="_x0000_i1030" style="width:0;height:1.5pt" o:hralign="center" o:hrstd="t" o:hr="t" fillcolor="#a0a0a0" stroked="f"/>
+          <v:rect id="_x0000_i1032" style="width:0;height:1.5pt" o:hralign="center" o:hrstd="t" o:hr="t" fillcolor="#a0a0a0" stroked="f"/>
         </w:pict>
       </w:r>
     </w:p>

--- a/dokumentumok/fejlesztoi_dokumentacio.docx
+++ b/dokumentumok/fejlesztoi_dokumentacio.docx
@@ -50,6 +50,7 @@
         <w:p>
           <w:pPr>
             <w:pStyle w:val="Tartalomjegyzkcmsora"/>
+            <w:jc w:val="both"/>
             <w:rPr>
               <w:b w:val="0"/>
               <w:bCs/>
@@ -66,6 +67,7 @@
         <w:p>
           <w:pPr>
             <w:pStyle w:val="TJ1"/>
+            <w:jc w:val="both"/>
             <w:rPr>
               <w:rFonts w:eastAsiaTheme="minorEastAsia"/>
               <w:b w:val="0"/>
@@ -143,6 +145,7 @@
         <w:p>
           <w:pPr>
             <w:pStyle w:val="TJ1"/>
+            <w:jc w:val="both"/>
             <w:rPr>
               <w:rFonts w:eastAsiaTheme="minorEastAsia"/>
               <w:b w:val="0"/>
@@ -211,6 +214,7 @@
         <w:p>
           <w:pPr>
             <w:pStyle w:val="TJ1"/>
+            <w:jc w:val="both"/>
             <w:rPr>
               <w:rFonts w:eastAsiaTheme="minorEastAsia"/>
               <w:b w:val="0"/>
@@ -279,6 +283,7 @@
         <w:p>
           <w:pPr>
             <w:pStyle w:val="TJ1"/>
+            <w:jc w:val="both"/>
             <w:rPr>
               <w:rFonts w:eastAsiaTheme="minorEastAsia"/>
               <w:b w:val="0"/>
@@ -347,6 +352,7 @@
         <w:p>
           <w:pPr>
             <w:pStyle w:val="TJ1"/>
+            <w:jc w:val="both"/>
             <w:rPr>
               <w:rFonts w:eastAsiaTheme="minorEastAsia"/>
               <w:b w:val="0"/>
@@ -413,6 +419,9 @@
           </w:hyperlink>
         </w:p>
         <w:p>
+          <w:pPr>
+            <w:jc w:val="both"/>
+          </w:pPr>
           <w:r>
             <w:rPr>
               <w:b/>
@@ -428,6 +437,7 @@
         <w:pStyle w:val="Cmsor1"/>
         <w:spacing w:before="0" w:after="225"/>
         <w:ind w:left="-5" w:hanging="10"/>
+        <w:jc w:val="both"/>
         <w:rPr>
           <w:rFonts w:ascii="Calibri" w:eastAsia="Calibri" w:hAnsi="Calibri" w:cs="Calibri"/>
           <w:color w:val="0F4761"/>
@@ -473,6 +483,7 @@
       <w:pPr>
         <w:shd w:val="clear" w:color="auto" w:fill="FFFFFF"/>
         <w:spacing w:line="240" w:lineRule="auto"/>
+        <w:jc w:val="both"/>
         <w:textAlignment w:val="baseline"/>
         <w:rPr>
           <w:rFonts w:ascii="Calibri" w:eastAsia="Calibri" w:hAnsi="Calibri" w:cs="Calibri"/>
@@ -574,6 +585,7 @@
         </w:numPr>
         <w:shd w:val="clear" w:color="auto" w:fill="FFFFFF"/>
         <w:spacing w:after="100" w:afterAutospacing="1" w:line="240" w:lineRule="auto"/>
+        <w:jc w:val="both"/>
         <w:textAlignment w:val="baseline"/>
         <w:rPr>
           <w:rFonts w:ascii="Calibri" w:eastAsia="Calibri" w:hAnsi="Calibri" w:cs="Calibri"/>
@@ -646,6 +658,7 @@
         </w:numPr>
         <w:shd w:val="clear" w:color="auto" w:fill="FFFFFF"/>
         <w:spacing w:after="100" w:afterAutospacing="1" w:line="240" w:lineRule="auto"/>
+        <w:jc w:val="both"/>
         <w:textAlignment w:val="baseline"/>
         <w:rPr>
           <w:rFonts w:ascii="Calibri" w:eastAsia="Calibri" w:hAnsi="Calibri" w:cs="Calibri"/>
@@ -751,6 +764,7 @@
         </w:numPr>
         <w:shd w:val="clear" w:color="auto" w:fill="FFFFFF"/>
         <w:spacing w:after="100" w:afterAutospacing="1" w:line="240" w:lineRule="auto"/>
+        <w:jc w:val="both"/>
         <w:textAlignment w:val="baseline"/>
         <w:rPr>
           <w:rFonts w:ascii="Calibri" w:eastAsia="Calibri" w:hAnsi="Calibri" w:cs="Calibri"/>
@@ -801,6 +815,7 @@
         </w:numPr>
         <w:shd w:val="clear" w:color="auto" w:fill="FFFFFF"/>
         <w:spacing w:after="100" w:afterAutospacing="1" w:line="240" w:lineRule="auto"/>
+        <w:jc w:val="both"/>
         <w:textAlignment w:val="baseline"/>
         <w:rPr>
           <w:rFonts w:ascii="Calibri" w:eastAsia="Calibri" w:hAnsi="Calibri" w:cs="Calibri"/>
@@ -853,6 +868,7 @@
     <w:p>
       <w:pPr>
         <w:spacing w:after="0" w:line="240" w:lineRule="auto"/>
+        <w:jc w:val="both"/>
         <w:rPr>
           <w:rFonts w:ascii="Times New Roman" w:eastAsia="Times New Roman" w:hAnsi="Times New Roman" w:cs="Times New Roman"/>
           <w:sz w:val="24"/>
@@ -874,6 +890,7 @@
     </w:p>
     <w:p>
       <w:pPr>
+        <w:jc w:val="both"/>
         <w:rPr>
           <w:rFonts w:asciiTheme="majorHAnsi" w:eastAsia="Times New Roman" w:hAnsiTheme="majorHAnsi" w:cstheme="majorBidi"/>
           <w:b/>
@@ -895,6 +912,7 @@
     <w:p>
       <w:pPr>
         <w:pStyle w:val="Cmsor1"/>
+        <w:jc w:val="both"/>
         <w:rPr>
           <w:rFonts w:eastAsia="Times New Roman"/>
           <w:lang w:eastAsia="hu-HU"/>
@@ -937,6 +955,7 @@
       <w:pPr>
         <w:shd w:val="clear" w:color="auto" w:fill="FFFFFF"/>
         <w:spacing w:line="240" w:lineRule="auto"/>
+        <w:jc w:val="both"/>
         <w:textAlignment w:val="baseline"/>
         <w:rPr>
           <w:rFonts w:ascii="Calibri" w:eastAsia="Calibri" w:hAnsi="Calibri" w:cs="Calibri"/>
@@ -959,6 +978,7 @@
       <w:pPr>
         <w:pStyle w:val="Cmsor2"/>
         <w:ind w:left="-5"/>
+        <w:jc w:val="both"/>
       </w:pPr>
       <w:r>
         <w:rPr>
@@ -974,6 +994,7 @@
       <w:pPr>
         <w:shd w:val="clear" w:color="auto" w:fill="FFFFFF"/>
         <w:spacing w:line="240" w:lineRule="auto"/>
+        <w:jc w:val="both"/>
         <w:textAlignment w:val="baseline"/>
         <w:rPr>
           <w:rFonts w:ascii="Calibri" w:eastAsia="Calibri" w:hAnsi="Calibri" w:cs="Calibri"/>
@@ -1078,6 +1099,7 @@
       <w:pPr>
         <w:shd w:val="clear" w:color="auto" w:fill="FFFFFF"/>
         <w:spacing w:line="240" w:lineRule="auto"/>
+        <w:jc w:val="both"/>
         <w:textAlignment w:val="baseline"/>
         <w:rPr>
           <w:rFonts w:ascii="Calibri" w:eastAsia="Calibri" w:hAnsi="Calibri" w:cs="Calibri"/>
@@ -1232,6 +1254,7 @@
       <w:pPr>
         <w:shd w:val="clear" w:color="auto" w:fill="FFFFFF"/>
         <w:spacing w:line="240" w:lineRule="auto"/>
+        <w:jc w:val="both"/>
         <w:textAlignment w:val="baseline"/>
         <w:rPr>
           <w:rFonts w:ascii="Calibri" w:eastAsia="Calibri" w:hAnsi="Calibri" w:cs="Calibri"/>
@@ -1319,6 +1342,7 @@
         </w:rPr>
         <w:t xml:space="preserve"> és </w:t>
       </w:r>
+      <w:proofErr w:type="gramStart"/>
       <w:r>
         <w:rPr>
           <w:rFonts w:ascii="Calibri" w:eastAsia="Calibri" w:hAnsi="Calibri" w:cs="Calibri"/>
@@ -1330,6 +1354,7 @@
         </w:rPr>
         <w:t>csoport</w:t>
       </w:r>
+      <w:proofErr w:type="gramEnd"/>
       <w:r>
         <w:rPr>
           <w:rFonts w:ascii="Calibri" w:eastAsia="Calibri" w:hAnsi="Calibri" w:cs="Calibri"/>
@@ -1386,6 +1411,7 @@
       <w:pPr>
         <w:shd w:val="clear" w:color="auto" w:fill="FFFFFF"/>
         <w:spacing w:line="240" w:lineRule="auto"/>
+        <w:jc w:val="both"/>
         <w:textAlignment w:val="baseline"/>
         <w:rPr>
           <w:rFonts w:ascii="Calibri" w:eastAsia="Calibri" w:hAnsi="Calibri" w:cs="Calibri"/>
@@ -1432,6 +1458,7 @@
       <w:pPr>
         <w:shd w:val="clear" w:color="auto" w:fill="FFFFFF"/>
         <w:spacing w:line="240" w:lineRule="auto"/>
+        <w:jc w:val="both"/>
         <w:textAlignment w:val="baseline"/>
         <w:rPr>
           <w:rFonts w:ascii="Calibri" w:eastAsia="Calibri" w:hAnsi="Calibri" w:cs="Calibri"/>
@@ -1572,6 +1599,7 @@
       <w:pPr>
         <w:shd w:val="clear" w:color="auto" w:fill="FFFFFF"/>
         <w:spacing w:line="240" w:lineRule="auto"/>
+        <w:jc w:val="both"/>
         <w:textAlignment w:val="baseline"/>
         <w:rPr>
           <w:rFonts w:ascii="Calibri" w:eastAsia="Calibri" w:hAnsi="Calibri" w:cs="Calibri"/>
@@ -1640,6 +1668,7 @@
       <w:pPr>
         <w:shd w:val="clear" w:color="auto" w:fill="FFFFFF"/>
         <w:spacing w:line="240" w:lineRule="auto"/>
+        <w:jc w:val="both"/>
         <w:textAlignment w:val="baseline"/>
         <w:rPr>
           <w:rFonts w:ascii="Calibri" w:eastAsia="Calibri" w:hAnsi="Calibri" w:cs="Calibri"/>
@@ -1693,6 +1722,7 @@
         <w:t xml:space="preserve"> Ez a központi kapcsolótábla. Itt rögzül, hogy melyik diák melyik tanárt értékelte. Tartalmaz egy </w:t>
       </w:r>
       <w:proofErr w:type="spellStart"/>
+      <w:proofErr w:type="gramStart"/>
       <w:r>
         <w:rPr>
           <w:rFonts w:ascii="Calibri" w:eastAsia="Calibri" w:hAnsi="Calibri" w:cs="Calibri"/>
@@ -1713,6 +1743,7 @@
         <w:t>(</w:t>
       </w:r>
       <w:proofErr w:type="spellStart"/>
+      <w:proofErr w:type="gramEnd"/>
       <w:r>
         <w:rPr>
           <w:rFonts w:ascii="Calibri" w:eastAsia="Calibri" w:hAnsi="Calibri" w:cs="Calibri"/>
@@ -1763,6 +1794,7 @@
       <w:pPr>
         <w:shd w:val="clear" w:color="auto" w:fill="FFFFFF"/>
         <w:spacing w:line="240" w:lineRule="auto"/>
+        <w:jc w:val="both"/>
         <w:textAlignment w:val="baseline"/>
         <w:rPr>
           <w:rFonts w:ascii="Calibri" w:eastAsia="Calibri" w:hAnsi="Calibri" w:cs="Calibri"/>
@@ -2032,6 +2064,7 @@
     <w:p>
       <w:pPr>
         <w:spacing w:after="0" w:line="240" w:lineRule="auto"/>
+        <w:jc w:val="both"/>
         <w:rPr>
           <w:rFonts w:ascii="Times New Roman" w:eastAsia="Times New Roman" w:hAnsi="Times New Roman" w:cs="Times New Roman"/>
           <w:sz w:val="24"/>
@@ -2054,6 +2087,7 @@
     <w:p>
       <w:pPr>
         <w:pStyle w:val="Cmsor1"/>
+        <w:jc w:val="both"/>
         <w:rPr>
           <w:rFonts w:eastAsia="Times New Roman"/>
           <w:lang w:eastAsia="hu-HU"/>
@@ -2063,6 +2097,7 @@
     <w:p>
       <w:pPr>
         <w:pStyle w:val="Cmsor1"/>
+        <w:jc w:val="both"/>
         <w:rPr>
           <w:rFonts w:ascii="Calibri" w:eastAsia="Calibri" w:hAnsi="Calibri" w:cs="Calibri"/>
           <w:color w:val="0F4761"/>
@@ -2108,6 +2143,7 @@
       <w:pPr>
         <w:shd w:val="clear" w:color="auto" w:fill="FFFFFF"/>
         <w:spacing w:line="240" w:lineRule="auto"/>
+        <w:jc w:val="both"/>
         <w:textAlignment w:val="baseline"/>
         <w:rPr>
           <w:rFonts w:ascii="Calibri" w:eastAsia="Calibri" w:hAnsi="Calibri" w:cs="Calibri"/>
@@ -2174,6 +2210,7 @@
         </w:numPr>
         <w:shd w:val="clear" w:color="auto" w:fill="FFFFFF"/>
         <w:spacing w:after="100" w:afterAutospacing="1" w:line="240" w:lineRule="auto"/>
+        <w:jc w:val="both"/>
         <w:textAlignment w:val="baseline"/>
         <w:rPr>
           <w:rFonts w:eastAsia="Times New Roman" w:cstheme="minorHAnsi"/>
@@ -2260,6 +2297,7 @@
         </w:numPr>
         <w:shd w:val="clear" w:color="auto" w:fill="FFFFFF"/>
         <w:spacing w:after="100" w:afterAutospacing="1" w:line="240" w:lineRule="auto"/>
+        <w:jc w:val="both"/>
         <w:textAlignment w:val="baseline"/>
         <w:rPr>
           <w:rFonts w:eastAsia="Times New Roman" w:cstheme="minorHAnsi"/>
@@ -2309,6 +2347,7 @@
     <w:p>
       <w:pPr>
         <w:spacing w:after="0" w:line="240" w:lineRule="auto"/>
+        <w:jc w:val="both"/>
         <w:rPr>
           <w:rFonts w:ascii="Times New Roman" w:eastAsia="Times New Roman" w:hAnsi="Times New Roman" w:cs="Times New Roman"/>
           <w:sz w:val="24"/>
@@ -2330,6 +2369,7 @@
     </w:p>
     <w:p>
       <w:pPr>
+        <w:jc w:val="both"/>
         <w:rPr>
           <w:rFonts w:asciiTheme="majorHAnsi" w:eastAsia="Times New Roman" w:hAnsiTheme="majorHAnsi" w:cstheme="majorBidi"/>
           <w:b/>
@@ -2351,6 +2391,7 @@
     <w:p>
       <w:pPr>
         <w:pStyle w:val="Cmsor1"/>
+        <w:jc w:val="both"/>
         <w:rPr>
           <w:rFonts w:ascii="Segoe UI Emoji" w:eastAsia="Calibri" w:hAnsi="Segoe UI Emoji" w:cs="Segoe UI Emoji"/>
           <w:color w:val="0F4761"/>
@@ -2396,6 +2437,7 @@
       <w:pPr>
         <w:pStyle w:val="Cmsor2"/>
         <w:ind w:left="-5"/>
+        <w:jc w:val="both"/>
       </w:pPr>
       <w:r>
         <w:t>4.1. Hitelesítési modul</w:t>
@@ -2405,6 +2447,7 @@
       <w:pPr>
         <w:shd w:val="clear" w:color="auto" w:fill="FFFFFF"/>
         <w:spacing w:line="240" w:lineRule="auto"/>
+        <w:jc w:val="both"/>
         <w:textAlignment w:val="baseline"/>
         <w:rPr>
           <w:rFonts w:ascii="Calibri" w:eastAsia="Times New Roman" w:hAnsi="Calibri" w:cs="Calibri"/>
@@ -2686,6 +2729,7 @@
           <w:p>
             <w:pPr>
               <w:spacing w:after="480"/>
+              <w:jc w:val="both"/>
             </w:pPr>
             <w:r>
               <w:rPr>
@@ -2710,6 +2754,7 @@
           <w:p>
             <w:pPr>
               <w:spacing w:after="480"/>
+              <w:jc w:val="both"/>
             </w:pPr>
             <w:r>
               <w:rPr>
@@ -2734,6 +2779,7 @@
           <w:p>
             <w:pPr>
               <w:spacing w:after="480"/>
+              <w:jc w:val="both"/>
             </w:pPr>
             <w:r>
               <w:rPr>
@@ -2758,6 +2804,7 @@
           <w:p>
             <w:pPr>
               <w:spacing w:after="480"/>
+              <w:jc w:val="both"/>
             </w:pPr>
             <w:r>
               <w:rPr>
@@ -2782,6 +2829,7 @@
           <w:p>
             <w:pPr>
               <w:spacing w:after="480"/>
+              <w:jc w:val="both"/>
             </w:pPr>
             <w:r>
               <w:rPr>
@@ -2811,6 +2859,7 @@
           <w:p>
             <w:pPr>
               <w:spacing w:after="480"/>
+              <w:jc w:val="both"/>
             </w:pPr>
             <w:r>
               <w:rPr>
@@ -2836,6 +2885,7 @@
           <w:p>
             <w:pPr>
               <w:spacing w:after="480"/>
+              <w:jc w:val="both"/>
             </w:pPr>
             <w:r>
               <w:rPr>
@@ -2877,6 +2927,7 @@
           <w:p>
             <w:pPr>
               <w:spacing w:after="480"/>
+              <w:jc w:val="both"/>
             </w:pPr>
             <w:r>
               <w:t>Diák bejelentkezés OM azonosítóval.</w:t>
@@ -2898,6 +2949,7 @@
           <w:p>
             <w:pPr>
               <w:spacing w:after="480"/>
+              <w:jc w:val="both"/>
             </w:pPr>
             <w:proofErr w:type="spellStart"/>
             <w:r>
@@ -2928,6 +2980,7 @@
           <w:p>
             <w:pPr>
               <w:spacing w:after="480"/>
+              <w:jc w:val="both"/>
             </w:pPr>
             <w:r>
               <w:rPr>
@@ -2969,6 +3022,7 @@
           <w:p>
             <w:pPr>
               <w:spacing w:after="480"/>
+              <w:jc w:val="both"/>
             </w:pPr>
             <w:r>
               <w:rPr>
@@ -2994,6 +3048,7 @@
           <w:p>
             <w:pPr>
               <w:spacing w:after="480"/>
+              <w:jc w:val="both"/>
             </w:pPr>
             <w:r>
               <w:rPr>
@@ -3035,6 +3090,7 @@
           <w:p>
             <w:pPr>
               <w:spacing w:after="480"/>
+              <w:jc w:val="both"/>
             </w:pPr>
             <w:r>
               <w:t>Adminisztrátori belépés (felhasználónév/jelszó).</w:t>
@@ -3056,6 +3112,7 @@
           <w:p>
             <w:pPr>
               <w:spacing w:after="480"/>
+              <w:jc w:val="both"/>
             </w:pPr>
             <w:proofErr w:type="spellStart"/>
             <w:r>
@@ -3095,6 +3152,7 @@
           <w:p>
             <w:pPr>
               <w:spacing w:after="480"/>
+              <w:jc w:val="both"/>
             </w:pPr>
             <w:r>
               <w:rPr>
@@ -3133,6 +3191,7 @@
           <w:p>
             <w:pPr>
               <w:spacing w:after="480"/>
+              <w:jc w:val="both"/>
             </w:pPr>
             <w:r>
               <w:rPr>
@@ -3158,6 +3217,7 @@
           <w:p>
             <w:pPr>
               <w:spacing w:after="480"/>
+              <w:jc w:val="both"/>
             </w:pPr>
             <w:r>
               <w:rPr>
@@ -3199,6 +3259,7 @@
           <w:p>
             <w:pPr>
               <w:spacing w:after="480"/>
+              <w:jc w:val="both"/>
             </w:pPr>
             <w:r>
               <w:t>Aktuális munkamenet (</w:t>
@@ -3228,6 +3289,7 @@
           <w:p>
             <w:pPr>
               <w:spacing w:after="480"/>
+              <w:jc w:val="both"/>
             </w:pPr>
             <w:r>
               <w:t>-</w:t>
@@ -3249,6 +3311,7 @@
           <w:p>
             <w:pPr>
               <w:spacing w:after="480"/>
+              <w:jc w:val="both"/>
             </w:pPr>
             <w:r>
               <w:rPr>
@@ -3265,6 +3328,7 @@
       <w:pPr>
         <w:shd w:val="clear" w:color="auto" w:fill="FFFFFF"/>
         <w:spacing w:line="240" w:lineRule="auto"/>
+        <w:jc w:val="both"/>
         <w:textAlignment w:val="baseline"/>
         <w:rPr>
           <w:rFonts w:ascii="Calibri" w:eastAsia="Times New Roman" w:hAnsi="Calibri" w:cs="Calibri"/>
@@ -3439,6 +3503,7 @@
       <w:pPr>
         <w:shd w:val="clear" w:color="auto" w:fill="FFFFFF"/>
         <w:spacing w:line="240" w:lineRule="auto"/>
+        <w:jc w:val="both"/>
         <w:textAlignment w:val="baseline"/>
         <w:rPr>
           <w:rFonts w:ascii="Calibri" w:eastAsia="Times New Roman" w:hAnsi="Calibri" w:cs="Calibri"/>
@@ -3521,6 +3586,7 @@
       <w:pPr>
         <w:pStyle w:val="Cmsor2"/>
         <w:ind w:left="-5"/>
+        <w:jc w:val="both"/>
       </w:pPr>
       <w:r>
         <w:t>4.2. Diák Funkciók</w:t>
@@ -3534,6 +3600,7 @@
         </w:numPr>
         <w:shd w:val="clear" w:color="auto" w:fill="FFFFFF"/>
         <w:spacing w:after="100" w:afterAutospacing="1" w:line="240" w:lineRule="auto"/>
+        <w:jc w:val="both"/>
         <w:textAlignment w:val="baseline"/>
         <w:rPr>
           <w:rFonts w:eastAsia="Times New Roman" w:cstheme="minorHAnsi"/>
@@ -3613,6 +3680,7 @@
           <w:ilvl w:val="1"/>
           <w:numId w:val="4"/>
         </w:numPr>
+        <w:jc w:val="both"/>
         <w:rPr>
           <w:rFonts w:asciiTheme="minorHAnsi" w:hAnsiTheme="minorHAnsi" w:cstheme="minorHAnsi"/>
         </w:rPr>
@@ -3639,6 +3707,7 @@
           <w:ilvl w:val="1"/>
           <w:numId w:val="4"/>
         </w:numPr>
+        <w:jc w:val="both"/>
         <w:rPr>
           <w:rFonts w:asciiTheme="minorHAnsi" w:hAnsiTheme="minorHAnsi" w:cstheme="minorHAnsi"/>
         </w:rPr>
@@ -3737,6 +3806,7 @@
           <w:ilvl w:val="1"/>
           <w:numId w:val="4"/>
         </w:numPr>
+        <w:jc w:val="both"/>
         <w:rPr>
           <w:rFonts w:asciiTheme="minorHAnsi" w:hAnsiTheme="minorHAnsi" w:cstheme="minorHAnsi"/>
         </w:rPr>
@@ -3804,6 +3874,7 @@
         </w:numPr>
         <w:shd w:val="clear" w:color="auto" w:fill="FFFFFF"/>
         <w:spacing w:after="100" w:afterAutospacing="1" w:line="240" w:lineRule="auto"/>
+        <w:jc w:val="both"/>
         <w:textAlignment w:val="baseline"/>
         <w:rPr>
           <w:rFonts w:eastAsia="Times New Roman" w:cstheme="minorHAnsi"/>
@@ -3936,6 +4007,7 @@
         </w:numPr>
         <w:shd w:val="clear" w:color="auto" w:fill="FFFFFF"/>
         <w:spacing w:after="100" w:afterAutospacing="1" w:line="240" w:lineRule="auto"/>
+        <w:jc w:val="both"/>
         <w:textAlignment w:val="baseline"/>
         <w:rPr>
           <w:rFonts w:eastAsia="Times New Roman" w:cstheme="minorHAnsi"/>
@@ -3988,6 +4060,7 @@
         </w:numPr>
         <w:shd w:val="clear" w:color="auto" w:fill="FFFFFF"/>
         <w:spacing w:after="100" w:afterAutospacing="1" w:line="240" w:lineRule="auto"/>
+        <w:jc w:val="both"/>
         <w:textAlignment w:val="baseline"/>
         <w:rPr>
           <w:rFonts w:eastAsia="Times New Roman" w:cstheme="minorHAnsi"/>
@@ -4014,69 +4087,6 @@
           <w:szCs w:val="24"/>
         </w:rPr>
         <w:t xml:space="preserve"> Csak a "diák" típusú kérdéseket adja vissza.</w:t>
-      </w:r>
-      <w:r>
-        <w:rPr>
-          <w:rFonts w:eastAsia="Times New Roman" w:cstheme="minorHAnsi"/>
-          <w:b/>
-          <w:bCs/>
-          <w:noProof/>
-          <w:color w:val="000000"/>
-          <w:sz w:val="24"/>
-          <w:szCs w:val="24"/>
-          <w:lang w:eastAsia="hu-HU"/>
-        </w:rPr>
-        <w:drawing>
-          <wp:inline distT="0" distB="0" distL="0" distR="0" wp14:anchorId="05E4513F" wp14:editId="6FFAC2E3">
-            <wp:extent cx="4003464" cy="1024128"/>
-            <wp:effectExtent l="0" t="0" r="0" b="5080"/>
-            <wp:docPr id="1" name="Kép 1"/>
-            <wp:cNvGraphicFramePr>
-              <a:graphicFrameLocks xmlns:a="http://schemas.openxmlformats.org/drawingml/2006/main" noChangeAspect="1"/>
-            </wp:cNvGraphicFramePr>
-            <a:graphic xmlns:a="http://schemas.openxmlformats.org/drawingml/2006/main">
-              <a:graphicData uri="http://schemas.openxmlformats.org/drawingml/2006/picture">
-                <pic:pic xmlns:pic="http://schemas.openxmlformats.org/drawingml/2006/picture">
-                  <pic:nvPicPr>
-                    <pic:cNvPr id="0" name="Picture 9"/>
-                    <pic:cNvPicPr>
-                      <a:picLocks noChangeAspect="1" noChangeArrowheads="1"/>
-                    </pic:cNvPicPr>
-                  </pic:nvPicPr>
-                  <pic:blipFill rotWithShape="1">
-                    <a:blip r:embed="rId6">
-                      <a:extLst>
-                        <a:ext uri="{28A0092B-C50C-407E-A947-70E740481C1C}">
-                          <a14:useLocalDpi xmlns:a14="http://schemas.microsoft.com/office/drawing/2010/main" val="0"/>
-                        </a:ext>
-                      </a:extLst>
-                    </a:blip>
-                    <a:srcRect l="5441" t="10741" b="8650"/>
-                    <a:stretch/>
-                  </pic:blipFill>
-                  <pic:spPr bwMode="auto">
-                    <a:xfrm>
-                      <a:off x="0" y="0"/>
-                      <a:ext cx="4100232" cy="1048882"/>
-                    </a:xfrm>
-                    <a:prstGeom prst="rect">
-                      <a:avLst/>
-                    </a:prstGeom>
-                    <a:noFill/>
-                    <a:ln>
-                      <a:noFill/>
-                    </a:ln>
-                    <a:extLst>
-                      <a:ext uri="{53640926-AAD7-44D8-BBD7-CCE9431645EC}">
-                        <a14:shadowObscured xmlns:a14="http://schemas.microsoft.com/office/drawing/2010/main"/>
-                      </a:ext>
-                    </a:extLst>
-                  </pic:spPr>
-                </pic:pic>
-              </a:graphicData>
-            </a:graphic>
-          </wp:inline>
-        </w:drawing>
       </w:r>
       <w:r>
         <w:rPr>
@@ -4094,8 +4104,23 @@
     </w:p>
     <w:p>
       <w:pPr>
+        <w:rPr>
+          <w:rFonts w:ascii="Calibri" w:eastAsia="Calibri" w:hAnsi="Calibri" w:cs="Calibri"/>
+          <w:b/>
+          <w:color w:val="0F4761"/>
+          <w:sz w:val="28"/>
+          <w:lang w:eastAsia="hu-HU"/>
+        </w:rPr>
+      </w:pPr>
+      <w:r>
+        <w:br w:type="page"/>
+      </w:r>
+    </w:p>
+    <w:p>
+      <w:pPr>
         <w:pStyle w:val="Cmsor2"/>
         <w:ind w:left="-5"/>
+        <w:jc w:val="both"/>
       </w:pPr>
       <w:r>
         <w:lastRenderedPageBreak/>
@@ -4104,6 +4129,7 @@
     </w:p>
     <w:p>
       <w:pPr>
+        <w:jc w:val="both"/>
         <w:rPr>
           <w:sz w:val="24"/>
           <w:szCs w:val="24"/>
@@ -4159,6 +4185,7 @@
       <w:pPr>
         <w:pStyle w:val="Cmsor2"/>
         <w:ind w:left="-5"/>
+        <w:jc w:val="both"/>
         <w:rPr>
           <w:sz w:val="24"/>
           <w:szCs w:val="24"/>
@@ -4179,6 +4206,7 @@
           <w:ilvl w:val="0"/>
           <w:numId w:val="10"/>
         </w:numPr>
+        <w:jc w:val="both"/>
         <w:rPr>
           <w:rFonts w:asciiTheme="minorHAnsi" w:hAnsiTheme="minorHAnsi" w:cstheme="minorHAnsi"/>
           <w:b/>
@@ -4301,6 +4329,7 @@
           <w:ilvl w:val="1"/>
           <w:numId w:val="10"/>
         </w:numPr>
+        <w:jc w:val="both"/>
         <w:rPr>
           <w:rFonts w:asciiTheme="minorHAnsi" w:hAnsiTheme="minorHAnsi" w:cstheme="minorHAnsi"/>
         </w:rPr>
@@ -4327,6 +4356,7 @@
           <w:ilvl w:val="1"/>
           <w:numId w:val="10"/>
         </w:numPr>
+        <w:jc w:val="both"/>
         <w:rPr>
           <w:rFonts w:asciiTheme="minorHAnsi" w:hAnsiTheme="minorHAnsi" w:cstheme="minorHAnsi"/>
         </w:rPr>
@@ -4345,6 +4375,7 @@
         </w:rPr>
         <w:t xml:space="preserve"> A </w:t>
       </w:r>
+      <w:proofErr w:type="gramStart"/>
       <w:r>
         <w:rPr>
           <w:rStyle w:val="HTML-kd"/>
@@ -4357,6 +4388,7 @@
         <w:t>Cache::</w:t>
       </w:r>
       <w:proofErr w:type="spellStart"/>
+      <w:proofErr w:type="gramEnd"/>
       <w:r>
         <w:rPr>
           <w:rStyle w:val="HTML-kd"/>
@@ -4433,6 +4465,7 @@
           <w:ilvl w:val="0"/>
           <w:numId w:val="10"/>
         </w:numPr>
+        <w:jc w:val="both"/>
         <w:rPr>
           <w:rFonts w:asciiTheme="minorHAnsi" w:hAnsiTheme="minorHAnsi" w:cstheme="minorHAnsi"/>
           <w:b/>
@@ -4536,6 +4569,7 @@
           <w:ilvl w:val="1"/>
           <w:numId w:val="10"/>
         </w:numPr>
+        <w:jc w:val="both"/>
         <w:rPr>
           <w:rFonts w:asciiTheme="minorHAnsi" w:hAnsiTheme="minorHAnsi" w:cstheme="minorHAnsi"/>
         </w:rPr>
@@ -4562,6 +4596,7 @@
           <w:ilvl w:val="1"/>
           <w:numId w:val="10"/>
         </w:numPr>
+        <w:jc w:val="both"/>
         <w:rPr>
           <w:rFonts w:asciiTheme="minorHAnsi" w:hAnsiTheme="minorHAnsi" w:cstheme="minorHAnsi"/>
         </w:rPr>
@@ -4671,6 +4706,7 @@
           <w:ilvl w:val="1"/>
           <w:numId w:val="10"/>
         </w:numPr>
+        <w:jc w:val="both"/>
         <w:rPr>
           <w:rFonts w:asciiTheme="minorHAnsi" w:hAnsiTheme="minorHAnsi" w:cstheme="minorHAnsi"/>
         </w:rPr>
@@ -4689,6 +4725,7 @@
         </w:rPr>
         <w:t xml:space="preserve"> A </w:t>
       </w:r>
+      <w:proofErr w:type="gramStart"/>
       <w:r>
         <w:rPr>
           <w:rStyle w:val="HTML-kd"/>
@@ -4701,6 +4738,7 @@
         <w:t>Cache::</w:t>
       </w:r>
       <w:proofErr w:type="spellStart"/>
+      <w:proofErr w:type="gramEnd"/>
       <w:r>
         <w:rPr>
           <w:rStyle w:val="HTML-kd"/>
@@ -4727,6 +4765,7 @@
           <w:ilvl w:val="0"/>
           <w:numId w:val="16"/>
         </w:numPr>
+        <w:jc w:val="both"/>
         <w:rPr>
           <w:rStyle w:val="HTML-kd"/>
           <w:rFonts w:asciiTheme="minorHAnsi" w:eastAsiaTheme="majorEastAsia" w:hAnsiTheme="minorHAnsi" w:cstheme="minorHAnsi"/>
@@ -4924,6 +4963,7 @@
           <w:ilvl w:val="1"/>
           <w:numId w:val="16"/>
         </w:numPr>
+        <w:jc w:val="both"/>
         <w:rPr>
           <w:rFonts w:asciiTheme="minorHAnsi" w:hAnsiTheme="minorHAnsi" w:cstheme="minorHAnsi"/>
         </w:rPr>
@@ -4964,6 +5004,7 @@
           <w:ilvl w:val="1"/>
           <w:numId w:val="16"/>
         </w:numPr>
+        <w:jc w:val="both"/>
         <w:rPr>
           <w:rFonts w:asciiTheme="minorHAnsi" w:hAnsiTheme="minorHAnsi" w:cstheme="minorHAnsi"/>
         </w:rPr>
@@ -5028,6 +5069,7 @@
           <w:ilvl w:val="2"/>
           <w:numId w:val="16"/>
         </w:numPr>
+        <w:jc w:val="both"/>
         <w:rPr>
           <w:rFonts w:asciiTheme="minorHAnsi" w:hAnsiTheme="minorHAnsi" w:cstheme="minorHAnsi"/>
         </w:rPr>
@@ -5073,6 +5115,7 @@
           <w:ilvl w:val="2"/>
           <w:numId w:val="16"/>
         </w:numPr>
+        <w:jc w:val="both"/>
         <w:rPr>
           <w:rFonts w:asciiTheme="minorHAnsi" w:hAnsiTheme="minorHAnsi" w:cstheme="minorHAnsi"/>
         </w:rPr>
@@ -5100,9 +5143,22 @@
           <w:sz w:val="24"/>
           <w:szCs w:val="24"/>
         </w:rPr>
-        <w:t>ROUND(AVG(</w:t>
-      </w:r>
-      <w:proofErr w:type="spellStart"/>
+        <w:t>ROUND(</w:t>
+      </w:r>
+      <w:proofErr w:type="gramStart"/>
+      <w:r>
+        <w:rPr>
+          <w:rStyle w:val="HTML-kd"/>
+          <w:rFonts w:asciiTheme="minorHAnsi" w:eastAsiaTheme="majorEastAsia" w:hAnsiTheme="minorHAnsi" w:cstheme="minorHAnsi"/>
+          <w:i/>
+          <w:iCs/>
+          <w:sz w:val="24"/>
+          <w:szCs w:val="24"/>
+        </w:rPr>
+        <w:t>AVG(</w:t>
+      </w:r>
+      <w:proofErr w:type="spellStart"/>
+      <w:proofErr w:type="gramEnd"/>
       <w:r>
         <w:rPr>
           <w:rStyle w:val="HTML-kd"/>
@@ -5157,6 +5213,7 @@
           <w:ilvl w:val="1"/>
           <w:numId w:val="16"/>
         </w:numPr>
+        <w:jc w:val="both"/>
         <w:rPr>
           <w:rFonts w:asciiTheme="minorHAnsi" w:hAnsiTheme="minorHAnsi" w:cstheme="minorHAnsi"/>
         </w:rPr>
@@ -5232,13 +5289,13 @@
     </w:p>
     <w:p>
       <w:pPr>
-        <w:rPr>
-          <w:rFonts w:ascii="Calibri" w:eastAsia="Calibri" w:hAnsi="Calibri" w:cs="Calibri"/>
-          <w:b/>
-          <w:color w:val="0F4761"/>
-          <w:sz w:val="24"/>
-          <w:szCs w:val="24"/>
-          <w:lang w:eastAsia="hu-HU"/>
+        <w:pStyle w:val="Cmsor2"/>
+        <w:ind w:left="-5"/>
+        <w:jc w:val="both"/>
+        <w:rPr>
+          <w:b w:val="0"/>
+          <w:sz w:val="24"/>
+          <w:szCs w:val="24"/>
         </w:rPr>
       </w:pPr>
       <w:r>
@@ -5253,6 +5310,7 @@
       <w:pPr>
         <w:pStyle w:val="Cmsor2"/>
         <w:ind w:left="-5"/>
+        <w:jc w:val="both"/>
         <w:rPr>
           <w:sz w:val="24"/>
           <w:szCs w:val="24"/>
@@ -5305,6 +5363,7 @@
           <w:p>
             <w:pPr>
               <w:spacing w:after="480"/>
+              <w:jc w:val="both"/>
             </w:pPr>
             <w:r>
               <w:rPr>
@@ -5329,6 +5388,7 @@
           <w:p>
             <w:pPr>
               <w:spacing w:after="480"/>
+              <w:jc w:val="both"/>
             </w:pPr>
             <w:r>
               <w:rPr>
@@ -5353,6 +5413,7 @@
           <w:p>
             <w:pPr>
               <w:spacing w:after="480"/>
+              <w:jc w:val="both"/>
             </w:pPr>
             <w:r>
               <w:rPr>
@@ -5377,6 +5438,7 @@
           <w:p>
             <w:pPr>
               <w:spacing w:after="480"/>
+              <w:jc w:val="both"/>
             </w:pPr>
             <w:r>
               <w:rPr>
@@ -5406,6 +5468,7 @@
           <w:p>
             <w:pPr>
               <w:spacing w:after="480"/>
+              <w:jc w:val="both"/>
             </w:pPr>
             <w:r>
               <w:rPr>
@@ -5431,6 +5494,7 @@
           <w:p>
             <w:pPr>
               <w:spacing w:after="480"/>
+              <w:jc w:val="both"/>
             </w:pPr>
             <w:r>
               <w:rPr>
@@ -5481,6 +5545,7 @@
           <w:p>
             <w:pPr>
               <w:spacing w:after="480"/>
+              <w:jc w:val="both"/>
             </w:pPr>
             <w:proofErr w:type="spellStart"/>
             <w:r>
@@ -5508,6 +5573,7 @@
           <w:p>
             <w:pPr>
               <w:spacing w:after="480"/>
+              <w:jc w:val="both"/>
             </w:pPr>
             <w:r>
               <w:t>Az összes tanár listázása statisztikai választáshoz.</w:t>
@@ -5534,6 +5600,7 @@
           <w:p>
             <w:pPr>
               <w:spacing w:after="480"/>
+              <w:jc w:val="both"/>
             </w:pPr>
             <w:r>
               <w:rPr>
@@ -5559,6 +5626,7 @@
           <w:p>
             <w:pPr>
               <w:spacing w:after="480"/>
+              <w:jc w:val="both"/>
             </w:pPr>
             <w:r>
               <w:rPr>
@@ -5609,6 +5677,7 @@
           <w:p>
             <w:pPr>
               <w:spacing w:after="480"/>
+              <w:jc w:val="both"/>
             </w:pPr>
             <w:proofErr w:type="spellStart"/>
             <w:r>
@@ -5636,6 +5705,7 @@
           <w:p>
             <w:pPr>
               <w:spacing w:after="480"/>
+              <w:jc w:val="both"/>
             </w:pPr>
             <w:r>
               <w:t>Az adatbázisban szereplő összes kérdés lekérése.</w:t>
@@ -5662,6 +5732,7 @@
           <w:p>
             <w:pPr>
               <w:spacing w:after="480"/>
+              <w:jc w:val="both"/>
             </w:pPr>
             <w:r>
               <w:rPr>
@@ -5687,6 +5758,7 @@
           <w:p>
             <w:pPr>
               <w:spacing w:after="480"/>
+              <w:jc w:val="both"/>
             </w:pPr>
             <w:r>
               <w:rPr>
@@ -5737,6 +5809,7 @@
           <w:p>
             <w:pPr>
               <w:spacing w:after="480"/>
+              <w:jc w:val="both"/>
             </w:pPr>
             <w:proofErr w:type="spellStart"/>
             <w:r>
@@ -5764,6 +5837,7 @@
           <w:p>
             <w:pPr>
               <w:spacing w:after="480"/>
+              <w:jc w:val="both"/>
             </w:pPr>
             <w:r>
               <w:t>Új kérdés rögzítése (szöveg és típus megadása).</w:t>
@@ -5790,6 +5864,7 @@
           <w:p>
             <w:pPr>
               <w:spacing w:after="480"/>
+              <w:jc w:val="both"/>
             </w:pPr>
             <w:r>
               <w:rPr>
@@ -5815,6 +5890,7 @@
           <w:p>
             <w:pPr>
               <w:spacing w:after="480"/>
+              <w:jc w:val="both"/>
             </w:pPr>
             <w:r>
               <w:rPr>
@@ -5888,6 +5964,7 @@
           <w:p>
             <w:pPr>
               <w:spacing w:after="480"/>
+              <w:jc w:val="both"/>
             </w:pPr>
             <w:proofErr w:type="spellStart"/>
             <w:r>
@@ -5915,6 +5992,7 @@
           <w:p>
             <w:pPr>
               <w:spacing w:after="480"/>
+              <w:jc w:val="both"/>
             </w:pPr>
             <w:r>
               <w:t>Meglévő kérdés szövegének vagy paramétereinek módosítása.</w:t>
@@ -5941,6 +6019,7 @@
           <w:p>
             <w:pPr>
               <w:spacing w:after="480"/>
+              <w:jc w:val="both"/>
             </w:pPr>
             <w:r>
               <w:rPr>
@@ -5966,6 +6045,7 @@
           <w:p>
             <w:pPr>
               <w:spacing w:after="480"/>
+              <w:jc w:val="both"/>
             </w:pPr>
             <w:r>
               <w:rPr>
@@ -6039,6 +6119,7 @@
           <w:p>
             <w:pPr>
               <w:spacing w:after="480"/>
+              <w:jc w:val="both"/>
             </w:pPr>
             <w:proofErr w:type="spellStart"/>
             <w:r>
@@ -6066,6 +6147,7 @@
           <w:p>
             <w:pPr>
               <w:spacing w:after="480"/>
+              <w:jc w:val="both"/>
             </w:pPr>
             <w:r>
               <w:t>Kérdés végleges törlése.</w:t>
@@ -6078,6 +6160,7 @@
       <w:pPr>
         <w:pStyle w:val="Cmsor2"/>
         <w:ind w:left="-5"/>
+        <w:jc w:val="both"/>
         <w:rPr>
           <w:color w:val="auto"/>
           <w:sz w:val="24"/>
@@ -6097,6 +6180,7 @@
       <w:pPr>
         <w:pStyle w:val="Cmsor2"/>
         <w:ind w:left="-5"/>
+        <w:jc w:val="both"/>
         <w:rPr>
           <w:rFonts w:asciiTheme="minorHAnsi" w:hAnsiTheme="minorHAnsi" w:cstheme="minorHAnsi"/>
           <w:b w:val="0"/>
@@ -6177,6 +6261,7 @@
           <w:ilvl w:val="0"/>
           <w:numId w:val="12"/>
         </w:numPr>
+        <w:jc w:val="both"/>
         <w:rPr>
           <w:rFonts w:asciiTheme="minorHAnsi" w:hAnsiTheme="minorHAnsi" w:cstheme="minorHAnsi"/>
         </w:rPr>
@@ -6237,6 +6322,7 @@
           <w:ilvl w:val="0"/>
           <w:numId w:val="12"/>
         </w:numPr>
+        <w:jc w:val="both"/>
         <w:rPr>
           <w:rFonts w:asciiTheme="minorHAnsi" w:hAnsiTheme="minorHAnsi" w:cstheme="minorHAnsi"/>
         </w:rPr>
@@ -6252,6 +6338,7 @@
       <w:pPr>
         <w:pStyle w:val="Cmsor2"/>
         <w:ind w:left="-5"/>
+        <w:jc w:val="both"/>
         <w:rPr>
           <w:sz w:val="24"/>
           <w:szCs w:val="24"/>
@@ -6272,6 +6359,7 @@
           <w:ilvl w:val="0"/>
           <w:numId w:val="13"/>
         </w:numPr>
+        <w:jc w:val="both"/>
         <w:rPr>
           <w:rFonts w:asciiTheme="minorHAnsi" w:hAnsiTheme="minorHAnsi" w:cstheme="minorHAnsi"/>
         </w:rPr>
@@ -6362,6 +6450,7 @@
     <w:p>
       <w:pPr>
         <w:spacing w:after="0" w:line="240" w:lineRule="auto"/>
+        <w:jc w:val="both"/>
         <w:rPr>
           <w:rFonts w:ascii="Times New Roman" w:eastAsia="Times New Roman" w:hAnsi="Times New Roman" w:cs="Times New Roman"/>
           <w:sz w:val="24"/>
@@ -6377,12 +6466,13 @@
           <w:lang w:eastAsia="hu-HU"/>
         </w:rPr>
         <w:pict w14:anchorId="45AF1CBF">
-          <v:rect id="_x0000_i1030" style="width:0;height:1.5pt" o:hralign="center" o:hrstd="t" o:hr="t" fillcolor="#a0a0a0" stroked="f"/>
+          <v:rect id="_x0000_i1028" style="width:0;height:1.5pt" o:hralign="center" o:hrstd="t" o:hr="t" fillcolor="#a0a0a0" stroked="f"/>
         </w:pict>
       </w:r>
     </w:p>
     <w:p>
       <w:pPr>
+        <w:jc w:val="both"/>
         <w:rPr>
           <w:rFonts w:ascii="Calibri" w:eastAsia="Calibri" w:hAnsi="Calibri" w:cs="Calibri"/>
           <w:b/>
@@ -6405,6 +6495,7 @@
     <w:p>
       <w:pPr>
         <w:pStyle w:val="Cmsor1"/>
+        <w:jc w:val="both"/>
         <w:rPr>
           <w:rFonts w:ascii="Segoe UI Emoji" w:eastAsia="Calibri" w:hAnsi="Segoe UI Emoji" w:cs="Segoe UI Emoji"/>
           <w:color w:val="0F4761"/>
@@ -6470,6 +6561,7 @@
       <w:pPr>
         <w:shd w:val="clear" w:color="auto" w:fill="FFFFFF"/>
         <w:spacing w:after="0" w:line="240" w:lineRule="auto"/>
+        <w:jc w:val="both"/>
         <w:textAlignment w:val="baseline"/>
         <w:rPr>
           <w:rFonts w:eastAsia="Times New Roman" w:cstheme="minorHAnsi"/>
@@ -6510,6 +6602,7 @@
       <w:pPr>
         <w:shd w:val="clear" w:color="auto" w:fill="FFFFFF"/>
         <w:spacing w:line="240" w:lineRule="auto"/>
+        <w:jc w:val="both"/>
         <w:textAlignment w:val="baseline"/>
         <w:rPr>
           <w:rFonts w:eastAsia="Times New Roman" w:cstheme="minorHAnsi"/>
@@ -6556,6 +6649,7 @@
       <w:pPr>
         <w:shd w:val="clear" w:color="auto" w:fill="FFFFFF"/>
         <w:spacing w:after="0" w:line="240" w:lineRule="auto"/>
+        <w:jc w:val="both"/>
         <w:textAlignment w:val="baseline"/>
         <w:rPr>
           <w:rFonts w:eastAsia="Times New Roman" w:cstheme="minorHAnsi"/>
@@ -6634,6 +6728,7 @@
       <w:pPr>
         <w:shd w:val="clear" w:color="auto" w:fill="FFFFFF"/>
         <w:spacing w:line="240" w:lineRule="auto"/>
+        <w:jc w:val="both"/>
         <w:textAlignment w:val="baseline"/>
         <w:rPr>
           <w:rFonts w:eastAsia="Times New Roman" w:cstheme="minorHAnsi"/>
@@ -6706,6 +6801,7 @@
         </w:numPr>
         <w:shd w:val="clear" w:color="auto" w:fill="FFFFFF"/>
         <w:spacing w:after="100" w:afterAutospacing="1" w:line="240" w:lineRule="auto"/>
+        <w:jc w:val="both"/>
         <w:textAlignment w:val="baseline"/>
         <w:rPr>
           <w:rFonts w:eastAsia="Times New Roman" w:cstheme="minorHAnsi"/>
@@ -6730,6 +6826,7 @@
       <w:pPr>
         <w:shd w:val="clear" w:color="auto" w:fill="FFFFFF"/>
         <w:spacing w:after="0" w:line="240" w:lineRule="auto"/>
+        <w:jc w:val="both"/>
         <w:textAlignment w:val="baseline"/>
         <w:rPr>
           <w:rFonts w:eastAsia="Times New Roman" w:cstheme="minorHAnsi"/>
@@ -6760,6 +6857,7 @@
         </w:numPr>
         <w:shd w:val="clear" w:color="auto" w:fill="FFFFFF"/>
         <w:spacing w:after="100" w:afterAutospacing="1" w:line="240" w:lineRule="auto"/>
+        <w:jc w:val="both"/>
         <w:textAlignment w:val="baseline"/>
         <w:rPr>
           <w:rFonts w:eastAsia="Times New Roman" w:cstheme="minorHAnsi"/>
@@ -6822,6 +6920,7 @@
         </w:numPr>
         <w:shd w:val="clear" w:color="auto" w:fill="FFFFFF"/>
         <w:spacing w:after="100" w:afterAutospacing="1" w:line="240" w:lineRule="auto"/>
+        <w:jc w:val="both"/>
         <w:textAlignment w:val="baseline"/>
         <w:rPr>
           <w:rFonts w:eastAsia="Times New Roman" w:cstheme="minorHAnsi"/>
@@ -6879,6 +6978,7 @@
     <w:p>
       <w:pPr>
         <w:spacing w:after="0" w:line="240" w:lineRule="auto"/>
+        <w:jc w:val="both"/>
         <w:rPr>
           <w:rFonts w:ascii="Times New Roman" w:eastAsia="Times New Roman" w:hAnsi="Times New Roman" w:cs="Times New Roman"/>
           <w:sz w:val="24"/>
@@ -6891,6 +6991,7 @@
       <w:pPr>
         <w:shd w:val="clear" w:color="auto" w:fill="FFFFFF"/>
         <w:spacing w:after="0" w:line="240" w:lineRule="auto"/>
+        <w:jc w:val="both"/>
         <w:textAlignment w:val="baseline"/>
         <w:rPr>
           <w:rFonts w:ascii="Calibri" w:eastAsia="Times New Roman" w:hAnsi="Calibri" w:cs="Calibri"/>
@@ -6929,6 +7030,7 @@
       <w:pPr>
         <w:shd w:val="clear" w:color="auto" w:fill="FFFFFF"/>
         <w:spacing w:line="240" w:lineRule="auto"/>
+        <w:jc w:val="both"/>
         <w:textAlignment w:val="baseline"/>
         <w:rPr>
           <w:rFonts w:ascii="Calibri" w:eastAsia="Times New Roman" w:hAnsi="Calibri" w:cs="Calibri"/>
@@ -7170,6 +7272,7 @@
     <w:p>
       <w:pPr>
         <w:spacing w:after="0" w:line="240" w:lineRule="auto"/>
+        <w:jc w:val="both"/>
         <w:rPr>
           <w:rFonts w:ascii="Times New Roman" w:eastAsia="Times New Roman" w:hAnsi="Times New Roman" w:cs="Times New Roman"/>
           <w:sz w:val="24"/>
@@ -7185,11 +7288,2661 @@
           <w:lang w:eastAsia="hu-HU"/>
         </w:rPr>
         <w:pict w14:anchorId="03371465">
-          <v:rect id="_x0000_i1032" style="width:0;height:1.5pt" o:hralign="center" o:hrstd="t" o:hr="t" fillcolor="#a0a0a0" stroked="f"/>
+          <v:rect id="_x0000_i1029" style="width:0;height:1.5pt" o:hralign="center" o:hrstd="t" o:hr="t" fillcolor="#a0a0a0" stroked="f"/>
         </w:pict>
       </w:r>
     </w:p>
-    <w:p/>
+    <w:p>
+      <w:pPr>
+        <w:jc w:val="both"/>
+      </w:pPr>
+      <w:r>
+        <w:br w:type="page"/>
+      </w:r>
+    </w:p>
+    <w:p>
+      <w:pPr>
+        <w:spacing w:after="54"/>
+        <w:rPr>
+          <w:rFonts w:ascii="Calibri" w:eastAsia="Calibri" w:hAnsi="Calibri" w:cs="Calibri"/>
+          <w:b/>
+          <w:color w:val="0F4761"/>
+          <w:sz w:val="48"/>
+          <w:lang w:eastAsia="hu-HU"/>
+        </w:rPr>
+      </w:pPr>
+      <w:r>
+        <w:rPr>
+          <w:rFonts w:ascii="Segoe UI Emoji" w:eastAsia="Calibri" w:hAnsi="Segoe UI Emoji" w:cs="Segoe UI Emoji"/>
+          <w:b/>
+          <w:color w:val="0F4761"/>
+          <w:sz w:val="48"/>
+          <w:lang w:eastAsia="hu-HU"/>
+        </w:rPr>
+        <w:lastRenderedPageBreak/>
+        <w:t>💻</w:t>
+      </w:r>
+      <w:r>
+        <w:rPr>
+          <w:rFonts w:ascii="Calibri" w:eastAsia="Calibri" w:hAnsi="Calibri" w:cs="Calibri"/>
+          <w:b/>
+          <w:color w:val="0F4761"/>
+          <w:sz w:val="48"/>
+          <w:lang w:eastAsia="hu-HU"/>
+        </w:rPr>
+        <w:t xml:space="preserve"> Minőségbiztosítási Kérdőív - Frontend Fejlesztői Dokumentáció</w:t>
+      </w:r>
+    </w:p>
+    <w:p>
+      <w:pPr>
+        <w:pStyle w:val="Cmsor1"/>
+        <w:jc w:val="both"/>
+        <w:rPr>
+          <w:rFonts w:ascii="Calibri" w:eastAsia="Calibri" w:hAnsi="Calibri" w:cs="Calibri"/>
+          <w:color w:val="0F4761"/>
+          <w:sz w:val="36"/>
+          <w:szCs w:val="22"/>
+          <w:lang w:eastAsia="hu-HU"/>
+        </w:rPr>
+      </w:pPr>
+      <w:r>
+        <w:rPr>
+          <w:rFonts w:ascii="Calibri" w:eastAsia="Calibri" w:hAnsi="Calibri" w:cs="Calibri"/>
+          <w:color w:val="0F4761"/>
+          <w:sz w:val="36"/>
+          <w:szCs w:val="22"/>
+          <w:lang w:eastAsia="hu-HU"/>
+        </w:rPr>
+        <w:t>1. Technológiai Áttekintés</w:t>
+      </w:r>
+    </w:p>
+    <w:p>
+      <w:pPr>
+        <w:pStyle w:val="NormlWeb"/>
+        <w:jc w:val="both"/>
+        <w:rPr>
+          <w:rFonts w:asciiTheme="minorHAnsi" w:hAnsiTheme="minorHAnsi" w:cstheme="minorHAnsi"/>
+        </w:rPr>
+      </w:pPr>
+      <w:r>
+        <w:rPr>
+          <w:rFonts w:asciiTheme="minorHAnsi" w:hAnsiTheme="minorHAnsi" w:cstheme="minorHAnsi"/>
+        </w:rPr>
+        <w:t xml:space="preserve">A kliensoldali alkalmazás egy </w:t>
+      </w:r>
+      <w:proofErr w:type="spellStart"/>
+      <w:r>
+        <w:rPr>
+          <w:rFonts w:asciiTheme="minorHAnsi" w:hAnsiTheme="minorHAnsi" w:cstheme="minorHAnsi"/>
+          <w:b/>
+          <w:bCs/>
+        </w:rPr>
+        <w:t>React</w:t>
+      </w:r>
+      <w:proofErr w:type="spellEnd"/>
+      <w:r>
+        <w:rPr>
+          <w:rFonts w:asciiTheme="minorHAnsi" w:hAnsiTheme="minorHAnsi" w:cstheme="minorHAnsi"/>
+          <w:b/>
+          <w:bCs/>
+        </w:rPr>
+        <w:t xml:space="preserve">-alapú </w:t>
+      </w:r>
+      <w:proofErr w:type="spellStart"/>
+      <w:r>
+        <w:rPr>
+          <w:rFonts w:asciiTheme="minorHAnsi" w:hAnsiTheme="minorHAnsi" w:cstheme="minorHAnsi"/>
+          <w:b/>
+          <w:bCs/>
+        </w:rPr>
+        <w:t>Single</w:t>
+      </w:r>
+      <w:proofErr w:type="spellEnd"/>
+      <w:r>
+        <w:rPr>
+          <w:rFonts w:asciiTheme="minorHAnsi" w:hAnsiTheme="minorHAnsi" w:cstheme="minorHAnsi"/>
+          <w:b/>
+          <w:bCs/>
+        </w:rPr>
+        <w:t xml:space="preserve"> Page </w:t>
+      </w:r>
+      <w:proofErr w:type="spellStart"/>
+      <w:r>
+        <w:rPr>
+          <w:rFonts w:asciiTheme="minorHAnsi" w:hAnsiTheme="minorHAnsi" w:cstheme="minorHAnsi"/>
+          <w:b/>
+          <w:bCs/>
+        </w:rPr>
+        <w:t>Application</w:t>
+      </w:r>
+      <w:proofErr w:type="spellEnd"/>
+      <w:r>
+        <w:rPr>
+          <w:rFonts w:asciiTheme="minorHAnsi" w:hAnsiTheme="minorHAnsi" w:cstheme="minorHAnsi"/>
+          <w:b/>
+          <w:bCs/>
+        </w:rPr>
+        <w:t xml:space="preserve"> (SPA)</w:t>
+      </w:r>
+      <w:r>
+        <w:rPr>
+          <w:rFonts w:asciiTheme="minorHAnsi" w:hAnsiTheme="minorHAnsi" w:cstheme="minorHAnsi"/>
+        </w:rPr>
+        <w:t>, amely a következő főbb megoldásokat alkalmazza:</w:t>
+      </w:r>
+    </w:p>
+    <w:p>
+      <w:pPr>
+        <w:pStyle w:val="NormlWeb"/>
+        <w:numPr>
+          <w:ilvl w:val="0"/>
+          <w:numId w:val="22"/>
+        </w:numPr>
+        <w:jc w:val="both"/>
+        <w:rPr>
+          <w:rFonts w:asciiTheme="minorHAnsi" w:hAnsiTheme="minorHAnsi" w:cstheme="minorHAnsi"/>
+        </w:rPr>
+      </w:pPr>
+      <w:r>
+        <w:rPr>
+          <w:rFonts w:asciiTheme="minorHAnsi" w:hAnsiTheme="minorHAnsi" w:cstheme="minorHAnsi"/>
+          <w:b/>
+          <w:bCs/>
+        </w:rPr>
+        <w:t>Navigáció:</w:t>
+      </w:r>
+      <w:r>
+        <w:rPr>
+          <w:rFonts w:asciiTheme="minorHAnsi" w:hAnsiTheme="minorHAnsi" w:cstheme="minorHAnsi"/>
+        </w:rPr>
+        <w:t xml:space="preserve"> </w:t>
+      </w:r>
+      <w:proofErr w:type="spellStart"/>
+      <w:r>
+        <w:rPr>
+          <w:rStyle w:val="HTML-kd"/>
+          <w:rFonts w:asciiTheme="minorHAnsi" w:hAnsiTheme="minorHAnsi" w:cstheme="minorHAnsi"/>
+          <w:sz w:val="24"/>
+          <w:szCs w:val="24"/>
+        </w:rPr>
+        <w:t>react</w:t>
+      </w:r>
+      <w:proofErr w:type="spellEnd"/>
+      <w:r>
+        <w:rPr>
+          <w:rStyle w:val="HTML-kd"/>
+          <w:rFonts w:asciiTheme="minorHAnsi" w:hAnsiTheme="minorHAnsi" w:cstheme="minorHAnsi"/>
+          <w:sz w:val="24"/>
+          <w:szCs w:val="24"/>
+        </w:rPr>
+        <w:t>-router-</w:t>
+      </w:r>
+      <w:proofErr w:type="spellStart"/>
+      <w:r>
+        <w:rPr>
+          <w:rStyle w:val="HTML-kd"/>
+          <w:rFonts w:asciiTheme="minorHAnsi" w:hAnsiTheme="minorHAnsi" w:cstheme="minorHAnsi"/>
+          <w:sz w:val="24"/>
+          <w:szCs w:val="24"/>
+        </w:rPr>
+        <w:t>dom</w:t>
+      </w:r>
+      <w:proofErr w:type="spellEnd"/>
+      <w:r>
+        <w:rPr>
+          <w:rFonts w:asciiTheme="minorHAnsi" w:hAnsiTheme="minorHAnsi" w:cstheme="minorHAnsi"/>
+        </w:rPr>
+        <w:t xml:space="preserve"> (v6+) dinamikus útvonalválasztással és beágyazott útvonalakkal (</w:t>
+      </w:r>
+      <w:proofErr w:type="spellStart"/>
+      <w:r>
+        <w:rPr>
+          <w:rStyle w:val="HTML-kd"/>
+          <w:rFonts w:asciiTheme="minorHAnsi" w:hAnsiTheme="minorHAnsi" w:cstheme="minorHAnsi"/>
+          <w:sz w:val="24"/>
+          <w:szCs w:val="24"/>
+        </w:rPr>
+        <w:t>Outlet</w:t>
+      </w:r>
+      <w:proofErr w:type="spellEnd"/>
+      <w:r>
+        <w:rPr>
+          <w:rFonts w:asciiTheme="minorHAnsi" w:hAnsiTheme="minorHAnsi" w:cstheme="minorHAnsi"/>
+        </w:rPr>
+        <w:t>).</w:t>
+      </w:r>
+    </w:p>
+    <w:p>
+      <w:pPr>
+        <w:pStyle w:val="NormlWeb"/>
+        <w:numPr>
+          <w:ilvl w:val="0"/>
+          <w:numId w:val="22"/>
+        </w:numPr>
+        <w:jc w:val="both"/>
+        <w:rPr>
+          <w:rFonts w:asciiTheme="minorHAnsi" w:hAnsiTheme="minorHAnsi" w:cstheme="minorHAnsi"/>
+        </w:rPr>
+      </w:pPr>
+      <w:r>
+        <w:rPr>
+          <w:rFonts w:asciiTheme="minorHAnsi" w:hAnsiTheme="minorHAnsi" w:cstheme="minorHAnsi"/>
+          <w:b/>
+          <w:bCs/>
+        </w:rPr>
+        <w:t>Stíluskezelés:</w:t>
+      </w:r>
+      <w:r>
+        <w:rPr>
+          <w:rFonts w:asciiTheme="minorHAnsi" w:hAnsiTheme="minorHAnsi" w:cstheme="minorHAnsi"/>
+        </w:rPr>
+        <w:t xml:space="preserve"> </w:t>
+      </w:r>
+      <w:proofErr w:type="spellStart"/>
+      <w:r>
+        <w:rPr>
+          <w:rFonts w:asciiTheme="minorHAnsi" w:hAnsiTheme="minorHAnsi" w:cstheme="minorHAnsi"/>
+        </w:rPr>
+        <w:t>Bootstrap</w:t>
+      </w:r>
+      <w:proofErr w:type="spellEnd"/>
+      <w:r>
+        <w:rPr>
+          <w:rFonts w:asciiTheme="minorHAnsi" w:hAnsiTheme="minorHAnsi" w:cstheme="minorHAnsi"/>
+        </w:rPr>
+        <w:t xml:space="preserve"> osztályok a </w:t>
+      </w:r>
+      <w:proofErr w:type="spellStart"/>
+      <w:r>
+        <w:rPr>
+          <w:rFonts w:asciiTheme="minorHAnsi" w:hAnsiTheme="minorHAnsi" w:cstheme="minorHAnsi"/>
+        </w:rPr>
+        <w:t>reszponzivitásért</w:t>
+      </w:r>
+      <w:proofErr w:type="spellEnd"/>
+      <w:r>
+        <w:rPr>
+          <w:rFonts w:asciiTheme="minorHAnsi" w:hAnsiTheme="minorHAnsi" w:cstheme="minorHAnsi"/>
+        </w:rPr>
+        <w:t xml:space="preserve">, valamint egyedi </w:t>
+      </w:r>
+      <w:r>
+        <w:rPr>
+          <w:rStyle w:val="HTML-kd"/>
+          <w:rFonts w:asciiTheme="minorHAnsi" w:hAnsiTheme="minorHAnsi" w:cstheme="minorHAnsi"/>
+          <w:sz w:val="24"/>
+          <w:szCs w:val="24"/>
+        </w:rPr>
+        <w:t>.</w:t>
+      </w:r>
+      <w:proofErr w:type="spellStart"/>
+      <w:r>
+        <w:rPr>
+          <w:rStyle w:val="HTML-kd"/>
+          <w:rFonts w:asciiTheme="minorHAnsi" w:hAnsiTheme="minorHAnsi" w:cstheme="minorHAnsi"/>
+          <w:sz w:val="24"/>
+          <w:szCs w:val="24"/>
+        </w:rPr>
+        <w:t>css</w:t>
+      </w:r>
+      <w:proofErr w:type="spellEnd"/>
+      <w:r>
+        <w:rPr>
+          <w:rFonts w:asciiTheme="minorHAnsi" w:hAnsiTheme="minorHAnsi" w:cstheme="minorHAnsi"/>
+        </w:rPr>
+        <w:t xml:space="preserve"> modulok a finomhangolásért.</w:t>
+      </w:r>
+    </w:p>
+    <w:p>
+      <w:pPr>
+        <w:pStyle w:val="NormlWeb"/>
+        <w:numPr>
+          <w:ilvl w:val="0"/>
+          <w:numId w:val="22"/>
+        </w:numPr>
+        <w:jc w:val="both"/>
+        <w:rPr>
+          <w:rFonts w:asciiTheme="minorHAnsi" w:hAnsiTheme="minorHAnsi" w:cstheme="minorHAnsi"/>
+        </w:rPr>
+      </w:pPr>
+      <w:r>
+        <w:rPr>
+          <w:rFonts w:asciiTheme="minorHAnsi" w:hAnsiTheme="minorHAnsi" w:cstheme="minorHAnsi"/>
+          <w:b/>
+          <w:bCs/>
+        </w:rPr>
+        <w:t>Ikonkészlet:</w:t>
+      </w:r>
+      <w:r>
+        <w:rPr>
+          <w:rFonts w:asciiTheme="minorHAnsi" w:hAnsiTheme="minorHAnsi" w:cstheme="minorHAnsi"/>
+        </w:rPr>
+        <w:t xml:space="preserve"> </w:t>
+      </w:r>
+      <w:proofErr w:type="spellStart"/>
+      <w:r>
+        <w:rPr>
+          <w:rStyle w:val="HTML-kd"/>
+          <w:rFonts w:asciiTheme="minorHAnsi" w:hAnsiTheme="minorHAnsi" w:cstheme="minorHAnsi"/>
+          <w:sz w:val="24"/>
+          <w:szCs w:val="24"/>
+        </w:rPr>
+        <w:t>react-bootstrap-icons</w:t>
+      </w:r>
+      <w:proofErr w:type="spellEnd"/>
+      <w:r>
+        <w:rPr>
+          <w:rFonts w:asciiTheme="minorHAnsi" w:hAnsiTheme="minorHAnsi" w:cstheme="minorHAnsi"/>
+        </w:rPr>
+        <w:t xml:space="preserve"> a vizuális tájékozódás segítésére.</w:t>
+      </w:r>
+    </w:p>
+    <w:p>
+      <w:pPr>
+        <w:jc w:val="both"/>
+      </w:pPr>
+      <w:r>
+        <w:pict w14:anchorId="400D2245">
+          <v:rect id="_x0000_i1082" style="width:0;height:1.5pt" o:hralign="center" o:hrstd="t" o:hr="t" fillcolor="#a0a0a0" stroked="f"/>
+        </w:pict>
+      </w:r>
+    </w:p>
+    <w:p>
+      <w:pPr>
+        <w:pStyle w:val="Cmsor1"/>
+        <w:jc w:val="both"/>
+        <w:rPr>
+          <w:rFonts w:ascii="Calibri" w:eastAsia="Calibri" w:hAnsi="Calibri" w:cs="Calibri"/>
+          <w:color w:val="0F4761"/>
+          <w:sz w:val="36"/>
+          <w:szCs w:val="22"/>
+          <w:lang w:eastAsia="hu-HU"/>
+        </w:rPr>
+      </w:pPr>
+      <w:r>
+        <w:rPr>
+          <w:rFonts w:ascii="Calibri" w:eastAsia="Calibri" w:hAnsi="Calibri" w:cs="Calibri"/>
+          <w:color w:val="0F4761"/>
+          <w:sz w:val="36"/>
+          <w:szCs w:val="22"/>
+          <w:lang w:eastAsia="hu-HU"/>
+        </w:rPr>
+        <w:t>2. Alkalmazásszerkezet és Útvonalvédelem (App.js)</w:t>
+      </w:r>
+    </w:p>
+    <w:p>
+      <w:pPr>
+        <w:pStyle w:val="NormlWeb"/>
+        <w:jc w:val="both"/>
+        <w:rPr>
+          <w:rFonts w:asciiTheme="minorHAnsi" w:hAnsiTheme="minorHAnsi" w:cstheme="minorHAnsi"/>
+        </w:rPr>
+      </w:pPr>
+      <w:r>
+        <w:rPr>
+          <w:rFonts w:asciiTheme="minorHAnsi" w:hAnsiTheme="minorHAnsi" w:cstheme="minorHAnsi"/>
+        </w:rPr>
+        <w:t xml:space="preserve">Az alkalmazás központi vezérlője az </w:t>
+      </w:r>
+      <w:r>
+        <w:rPr>
+          <w:rStyle w:val="HTML-kd"/>
+          <w:rFonts w:asciiTheme="minorHAnsi" w:hAnsiTheme="minorHAnsi" w:cstheme="minorHAnsi"/>
+          <w:sz w:val="24"/>
+          <w:szCs w:val="24"/>
+        </w:rPr>
+        <w:t>App.js</w:t>
+      </w:r>
+      <w:r>
+        <w:rPr>
+          <w:rFonts w:asciiTheme="minorHAnsi" w:hAnsiTheme="minorHAnsi" w:cstheme="minorHAnsi"/>
+        </w:rPr>
+        <w:t>, amely meghatározza a felhasználói szinteket és a hozzáférési szabályokat.</w:t>
+      </w:r>
+    </w:p>
+    <w:p>
+      <w:pPr>
+        <w:pStyle w:val="Cmsor3"/>
+        <w:jc w:val="both"/>
+        <w:rPr>
+          <w:rFonts w:asciiTheme="minorHAnsi" w:hAnsiTheme="minorHAnsi" w:cstheme="minorHAnsi"/>
+        </w:rPr>
+      </w:pPr>
+      <w:proofErr w:type="spellStart"/>
+      <w:r>
+        <w:rPr>
+          <w:rStyle w:val="HTML-kd"/>
+          <w:rFonts w:asciiTheme="minorHAnsi" w:eastAsiaTheme="majorEastAsia" w:hAnsiTheme="minorHAnsi" w:cstheme="minorHAnsi"/>
+          <w:sz w:val="24"/>
+          <w:szCs w:val="24"/>
+        </w:rPr>
+        <w:t>PrivateRoute</w:t>
+      </w:r>
+      <w:proofErr w:type="spellEnd"/>
+      <w:r>
+        <w:rPr>
+          <w:rFonts w:asciiTheme="minorHAnsi" w:hAnsiTheme="minorHAnsi" w:cstheme="minorHAnsi"/>
+        </w:rPr>
+        <w:t xml:space="preserve"> Komponens</w:t>
+      </w:r>
+    </w:p>
+    <w:p>
+      <w:pPr>
+        <w:pStyle w:val="NormlWeb"/>
+        <w:jc w:val="both"/>
+        <w:rPr>
+          <w:rFonts w:asciiTheme="minorHAnsi" w:hAnsiTheme="minorHAnsi" w:cstheme="minorHAnsi"/>
+        </w:rPr>
+      </w:pPr>
+      <w:r>
+        <w:rPr>
+          <w:rFonts w:asciiTheme="minorHAnsi" w:hAnsiTheme="minorHAnsi" w:cstheme="minorHAnsi"/>
+        </w:rPr>
+        <w:t>Ez a "kapuőr" funkció biztosítja, hogy az illetéktelenek ne érhessék el a belső oldalakat.</w:t>
+      </w:r>
+    </w:p>
+    <w:p>
+      <w:pPr>
+        <w:pStyle w:val="NormlWeb"/>
+        <w:numPr>
+          <w:ilvl w:val="0"/>
+          <w:numId w:val="23"/>
+        </w:numPr>
+        <w:jc w:val="both"/>
+        <w:rPr>
+          <w:rFonts w:asciiTheme="minorHAnsi" w:hAnsiTheme="minorHAnsi" w:cstheme="minorHAnsi"/>
+        </w:rPr>
+      </w:pPr>
+      <w:r>
+        <w:rPr>
+          <w:rFonts w:asciiTheme="minorHAnsi" w:hAnsiTheme="minorHAnsi" w:cstheme="minorHAnsi"/>
+          <w:b/>
+          <w:bCs/>
+        </w:rPr>
+        <w:t>Logika:</w:t>
+      </w:r>
+      <w:r>
+        <w:rPr>
+          <w:rFonts w:asciiTheme="minorHAnsi" w:hAnsiTheme="minorHAnsi" w:cstheme="minorHAnsi"/>
+        </w:rPr>
+        <w:t xml:space="preserve"> Ellenőrzi a </w:t>
+      </w:r>
+      <w:proofErr w:type="spellStart"/>
+      <w:r>
+        <w:rPr>
+          <w:rStyle w:val="HTML-kd"/>
+          <w:rFonts w:asciiTheme="minorHAnsi" w:hAnsiTheme="minorHAnsi" w:cstheme="minorHAnsi"/>
+          <w:sz w:val="24"/>
+          <w:szCs w:val="24"/>
+        </w:rPr>
+        <w:t>token</w:t>
+      </w:r>
+      <w:proofErr w:type="spellEnd"/>
+      <w:r>
+        <w:rPr>
+          <w:rFonts w:asciiTheme="minorHAnsi" w:hAnsiTheme="minorHAnsi" w:cstheme="minorHAnsi"/>
+        </w:rPr>
+        <w:t xml:space="preserve"> meglétét és a </w:t>
+      </w:r>
+      <w:proofErr w:type="spellStart"/>
+      <w:r>
+        <w:rPr>
+          <w:rStyle w:val="HTML-kd"/>
+          <w:rFonts w:asciiTheme="minorHAnsi" w:hAnsiTheme="minorHAnsi" w:cstheme="minorHAnsi"/>
+          <w:sz w:val="24"/>
+          <w:szCs w:val="24"/>
+        </w:rPr>
+        <w:t>role</w:t>
+      </w:r>
+      <w:proofErr w:type="spellEnd"/>
+      <w:r>
+        <w:rPr>
+          <w:rFonts w:asciiTheme="minorHAnsi" w:hAnsiTheme="minorHAnsi" w:cstheme="minorHAnsi"/>
+        </w:rPr>
+        <w:t xml:space="preserve"> (szerepkör) egyezését.</w:t>
+      </w:r>
+    </w:p>
+    <w:p>
+      <w:pPr>
+        <w:pStyle w:val="NormlWeb"/>
+        <w:numPr>
+          <w:ilvl w:val="0"/>
+          <w:numId w:val="23"/>
+        </w:numPr>
+        <w:jc w:val="both"/>
+        <w:rPr>
+          <w:rFonts w:asciiTheme="minorHAnsi" w:hAnsiTheme="minorHAnsi" w:cstheme="minorHAnsi"/>
+        </w:rPr>
+      </w:pPr>
+      <w:r>
+        <w:rPr>
+          <w:rFonts w:asciiTheme="minorHAnsi" w:hAnsiTheme="minorHAnsi" w:cstheme="minorHAnsi"/>
+          <w:b/>
+          <w:bCs/>
+        </w:rPr>
+        <w:t>Átirányítás:</w:t>
+      </w:r>
+      <w:r>
+        <w:rPr>
+          <w:rFonts w:asciiTheme="minorHAnsi" w:hAnsiTheme="minorHAnsi" w:cstheme="minorHAnsi"/>
+        </w:rPr>
+        <w:t xml:space="preserve"> Ha a feltételek nem teljesülnek, a felhasználót a szerepkörének megfelelő bejelentkező oldalra küldi.</w:t>
+      </w:r>
+    </w:p>
+    <w:p>
+      <w:pPr>
+        <w:pStyle w:val="Cmsor3"/>
+        <w:jc w:val="both"/>
+        <w:rPr>
+          <w:rFonts w:asciiTheme="minorHAnsi" w:hAnsiTheme="minorHAnsi" w:cstheme="minorHAnsi"/>
+        </w:rPr>
+      </w:pPr>
+      <w:r>
+        <w:rPr>
+          <w:rFonts w:asciiTheme="minorHAnsi" w:hAnsiTheme="minorHAnsi" w:cstheme="minorHAnsi"/>
+        </w:rPr>
+        <w:t>Útvonal-hierarchia</w:t>
+      </w:r>
+    </w:p>
+    <w:p>
+      <w:pPr>
+        <w:pStyle w:val="NormlWeb"/>
+        <w:numPr>
+          <w:ilvl w:val="0"/>
+          <w:numId w:val="24"/>
+        </w:numPr>
+        <w:jc w:val="both"/>
+        <w:rPr>
+          <w:rFonts w:asciiTheme="minorHAnsi" w:hAnsiTheme="minorHAnsi" w:cstheme="minorHAnsi"/>
+        </w:rPr>
+      </w:pPr>
+      <w:r>
+        <w:rPr>
+          <w:rFonts w:asciiTheme="minorHAnsi" w:hAnsiTheme="minorHAnsi" w:cstheme="minorHAnsi"/>
+          <w:b/>
+          <w:bCs/>
+        </w:rPr>
+        <w:t>Publikus:</w:t>
+      </w:r>
+      <w:r>
+        <w:rPr>
+          <w:rFonts w:asciiTheme="minorHAnsi" w:hAnsiTheme="minorHAnsi" w:cstheme="minorHAnsi"/>
+        </w:rPr>
+        <w:t xml:space="preserve"> </w:t>
+      </w:r>
+      <w:r>
+        <w:rPr>
+          <w:rStyle w:val="HTML-kd"/>
+          <w:rFonts w:asciiTheme="minorHAnsi" w:hAnsiTheme="minorHAnsi" w:cstheme="minorHAnsi"/>
+          <w:sz w:val="24"/>
+          <w:szCs w:val="24"/>
+        </w:rPr>
+        <w:t>/login</w:t>
+      </w:r>
+      <w:r>
+        <w:rPr>
+          <w:rFonts w:asciiTheme="minorHAnsi" w:hAnsiTheme="minorHAnsi" w:cstheme="minorHAnsi"/>
+        </w:rPr>
+        <w:t xml:space="preserve">, </w:t>
+      </w:r>
+      <w:r>
+        <w:rPr>
+          <w:rStyle w:val="HTML-kd"/>
+          <w:rFonts w:asciiTheme="minorHAnsi" w:hAnsiTheme="minorHAnsi" w:cstheme="minorHAnsi"/>
+          <w:sz w:val="24"/>
+          <w:szCs w:val="24"/>
+        </w:rPr>
+        <w:t>/</w:t>
+      </w:r>
+      <w:proofErr w:type="spellStart"/>
+      <w:r>
+        <w:rPr>
+          <w:rStyle w:val="HTML-kd"/>
+          <w:rFonts w:asciiTheme="minorHAnsi" w:hAnsiTheme="minorHAnsi" w:cstheme="minorHAnsi"/>
+          <w:sz w:val="24"/>
+          <w:szCs w:val="24"/>
+        </w:rPr>
+        <w:t>admin</w:t>
+      </w:r>
+      <w:proofErr w:type="spellEnd"/>
+      <w:r>
+        <w:rPr>
+          <w:rStyle w:val="HTML-kd"/>
+          <w:rFonts w:asciiTheme="minorHAnsi" w:hAnsiTheme="minorHAnsi" w:cstheme="minorHAnsi"/>
+          <w:sz w:val="24"/>
+          <w:szCs w:val="24"/>
+        </w:rPr>
+        <w:t>/login</w:t>
+      </w:r>
+      <w:r>
+        <w:rPr>
+          <w:rFonts w:asciiTheme="minorHAnsi" w:hAnsiTheme="minorHAnsi" w:cstheme="minorHAnsi"/>
+        </w:rPr>
+        <w:t>.</w:t>
+      </w:r>
+    </w:p>
+    <w:p>
+      <w:pPr>
+        <w:pStyle w:val="NormlWeb"/>
+        <w:numPr>
+          <w:ilvl w:val="0"/>
+          <w:numId w:val="24"/>
+        </w:numPr>
+        <w:jc w:val="both"/>
+        <w:rPr>
+          <w:rFonts w:asciiTheme="minorHAnsi" w:hAnsiTheme="minorHAnsi" w:cstheme="minorHAnsi"/>
+        </w:rPr>
+      </w:pPr>
+      <w:r>
+        <w:rPr>
+          <w:rFonts w:asciiTheme="minorHAnsi" w:hAnsiTheme="minorHAnsi" w:cstheme="minorHAnsi"/>
+          <w:b/>
+          <w:bCs/>
+        </w:rPr>
+        <w:t>Védett Diák:</w:t>
+      </w:r>
+      <w:r>
+        <w:rPr>
+          <w:rFonts w:asciiTheme="minorHAnsi" w:hAnsiTheme="minorHAnsi" w:cstheme="minorHAnsi"/>
+        </w:rPr>
+        <w:t xml:space="preserve"> </w:t>
+      </w:r>
+      <w:r>
+        <w:rPr>
+          <w:rStyle w:val="HTML-kd"/>
+          <w:rFonts w:asciiTheme="minorHAnsi" w:hAnsiTheme="minorHAnsi" w:cstheme="minorHAnsi"/>
+          <w:sz w:val="24"/>
+          <w:szCs w:val="24"/>
+        </w:rPr>
+        <w:t>/</w:t>
+      </w:r>
+      <w:proofErr w:type="spellStart"/>
+      <w:r>
+        <w:rPr>
+          <w:rStyle w:val="HTML-kd"/>
+          <w:rFonts w:asciiTheme="minorHAnsi" w:hAnsiTheme="minorHAnsi" w:cstheme="minorHAnsi"/>
+          <w:sz w:val="24"/>
+          <w:szCs w:val="24"/>
+        </w:rPr>
+        <w:t>hianyzo-ertekelesek</w:t>
+      </w:r>
+      <w:proofErr w:type="spellEnd"/>
+      <w:r>
+        <w:rPr>
+          <w:rFonts w:asciiTheme="minorHAnsi" w:hAnsiTheme="minorHAnsi" w:cstheme="minorHAnsi"/>
+        </w:rPr>
+        <w:t xml:space="preserve">, </w:t>
+      </w:r>
+      <w:r>
+        <w:rPr>
+          <w:rStyle w:val="HTML-kd"/>
+          <w:rFonts w:asciiTheme="minorHAnsi" w:hAnsiTheme="minorHAnsi" w:cstheme="minorHAnsi"/>
+          <w:sz w:val="24"/>
+          <w:szCs w:val="24"/>
+        </w:rPr>
+        <w:t>/</w:t>
+      </w:r>
+      <w:proofErr w:type="spellStart"/>
+      <w:r>
+        <w:rPr>
+          <w:rStyle w:val="HTML-kd"/>
+          <w:rFonts w:asciiTheme="minorHAnsi" w:hAnsiTheme="minorHAnsi" w:cstheme="minorHAnsi"/>
+          <w:sz w:val="24"/>
+          <w:szCs w:val="24"/>
+        </w:rPr>
+        <w:t>tanar</w:t>
+      </w:r>
+      <w:proofErr w:type="spellEnd"/>
+      <w:proofErr w:type="gramStart"/>
+      <w:r>
+        <w:rPr>
+          <w:rStyle w:val="HTML-kd"/>
+          <w:rFonts w:asciiTheme="minorHAnsi" w:hAnsiTheme="minorHAnsi" w:cstheme="minorHAnsi"/>
+          <w:sz w:val="24"/>
+          <w:szCs w:val="24"/>
+        </w:rPr>
+        <w:t>/:</w:t>
+      </w:r>
+      <w:proofErr w:type="spellStart"/>
+      <w:r>
+        <w:rPr>
+          <w:rStyle w:val="HTML-kd"/>
+          <w:rFonts w:asciiTheme="minorHAnsi" w:hAnsiTheme="minorHAnsi" w:cstheme="minorHAnsi"/>
+          <w:sz w:val="24"/>
+          <w:szCs w:val="24"/>
+        </w:rPr>
+        <w:t>tanarId</w:t>
+      </w:r>
+      <w:proofErr w:type="spellEnd"/>
+      <w:proofErr w:type="gramEnd"/>
+      <w:r>
+        <w:rPr>
+          <w:rStyle w:val="HTML-kd"/>
+          <w:rFonts w:asciiTheme="minorHAnsi" w:hAnsiTheme="minorHAnsi" w:cstheme="minorHAnsi"/>
+          <w:sz w:val="24"/>
+          <w:szCs w:val="24"/>
+        </w:rPr>
+        <w:t>/</w:t>
+      </w:r>
+      <w:proofErr w:type="spellStart"/>
+      <w:r>
+        <w:rPr>
+          <w:rStyle w:val="HTML-kd"/>
+          <w:rFonts w:asciiTheme="minorHAnsi" w:hAnsiTheme="minorHAnsi" w:cstheme="minorHAnsi"/>
+          <w:sz w:val="24"/>
+          <w:szCs w:val="24"/>
+        </w:rPr>
+        <w:t>ertekeles</w:t>
+      </w:r>
+      <w:proofErr w:type="spellEnd"/>
+      <w:r>
+        <w:rPr>
+          <w:rFonts w:asciiTheme="minorHAnsi" w:hAnsiTheme="minorHAnsi" w:cstheme="minorHAnsi"/>
+        </w:rPr>
+        <w:t>.</w:t>
+      </w:r>
+    </w:p>
+    <w:p>
+      <w:pPr>
+        <w:pStyle w:val="NormlWeb"/>
+        <w:numPr>
+          <w:ilvl w:val="0"/>
+          <w:numId w:val="24"/>
+        </w:numPr>
+        <w:jc w:val="both"/>
+        <w:rPr>
+          <w:rFonts w:asciiTheme="minorHAnsi" w:hAnsiTheme="minorHAnsi" w:cstheme="minorHAnsi"/>
+        </w:rPr>
+      </w:pPr>
+      <w:r>
+        <w:rPr>
+          <w:rFonts w:asciiTheme="minorHAnsi" w:hAnsiTheme="minorHAnsi" w:cstheme="minorHAnsi"/>
+          <w:b/>
+          <w:bCs/>
+        </w:rPr>
+        <w:t xml:space="preserve">Védett </w:t>
+      </w:r>
+      <w:proofErr w:type="spellStart"/>
+      <w:r>
+        <w:rPr>
+          <w:rFonts w:asciiTheme="minorHAnsi" w:hAnsiTheme="minorHAnsi" w:cstheme="minorHAnsi"/>
+          <w:b/>
+          <w:bCs/>
+        </w:rPr>
+        <w:t>Admin</w:t>
+      </w:r>
+      <w:proofErr w:type="spellEnd"/>
+      <w:r>
+        <w:rPr>
+          <w:rFonts w:asciiTheme="minorHAnsi" w:hAnsiTheme="minorHAnsi" w:cstheme="minorHAnsi"/>
+          <w:b/>
+          <w:bCs/>
+        </w:rPr>
+        <w:t>:</w:t>
+      </w:r>
+      <w:r>
+        <w:rPr>
+          <w:rFonts w:asciiTheme="minorHAnsi" w:hAnsiTheme="minorHAnsi" w:cstheme="minorHAnsi"/>
+        </w:rPr>
+        <w:t xml:space="preserve"> </w:t>
+      </w:r>
+      <w:r>
+        <w:rPr>
+          <w:rStyle w:val="HTML-kd"/>
+          <w:rFonts w:asciiTheme="minorHAnsi" w:hAnsiTheme="minorHAnsi" w:cstheme="minorHAnsi"/>
+          <w:sz w:val="24"/>
+          <w:szCs w:val="24"/>
+        </w:rPr>
+        <w:t>/</w:t>
+      </w:r>
+      <w:proofErr w:type="spellStart"/>
+      <w:r>
+        <w:rPr>
+          <w:rStyle w:val="HTML-kd"/>
+          <w:rFonts w:asciiTheme="minorHAnsi" w:hAnsiTheme="minorHAnsi" w:cstheme="minorHAnsi"/>
+          <w:sz w:val="24"/>
+          <w:szCs w:val="24"/>
+        </w:rPr>
+        <w:t>admin</w:t>
+      </w:r>
+      <w:proofErr w:type="spellEnd"/>
+      <w:r>
+        <w:rPr>
+          <w:rStyle w:val="HTML-kd"/>
+          <w:rFonts w:asciiTheme="minorHAnsi" w:hAnsiTheme="minorHAnsi" w:cstheme="minorHAnsi"/>
+          <w:sz w:val="24"/>
+          <w:szCs w:val="24"/>
+        </w:rPr>
+        <w:t>/</w:t>
+      </w:r>
+      <w:proofErr w:type="spellStart"/>
+      <w:r>
+        <w:rPr>
+          <w:rStyle w:val="HTML-kd"/>
+          <w:rFonts w:asciiTheme="minorHAnsi" w:hAnsiTheme="minorHAnsi" w:cstheme="minorHAnsi"/>
+          <w:sz w:val="24"/>
+          <w:szCs w:val="24"/>
+        </w:rPr>
+        <w:t>dashboard</w:t>
+      </w:r>
+      <w:proofErr w:type="spellEnd"/>
+      <w:r>
+        <w:rPr>
+          <w:rFonts w:asciiTheme="minorHAnsi" w:hAnsiTheme="minorHAnsi" w:cstheme="minorHAnsi"/>
+        </w:rPr>
+        <w:t xml:space="preserve"> és annak alútvonalai (</w:t>
+      </w:r>
+      <w:proofErr w:type="spellStart"/>
+      <w:r>
+        <w:rPr>
+          <w:rStyle w:val="HTML-kd"/>
+          <w:rFonts w:asciiTheme="minorHAnsi" w:hAnsiTheme="minorHAnsi" w:cstheme="minorHAnsi"/>
+          <w:sz w:val="24"/>
+          <w:szCs w:val="24"/>
+        </w:rPr>
+        <w:t>kerdoivek</w:t>
+      </w:r>
+      <w:proofErr w:type="spellEnd"/>
+      <w:r>
+        <w:rPr>
+          <w:rFonts w:asciiTheme="minorHAnsi" w:hAnsiTheme="minorHAnsi" w:cstheme="minorHAnsi"/>
+        </w:rPr>
+        <w:t xml:space="preserve">, </w:t>
+      </w:r>
+      <w:proofErr w:type="spellStart"/>
+      <w:r>
+        <w:rPr>
+          <w:rStyle w:val="HTML-kd"/>
+          <w:rFonts w:asciiTheme="minorHAnsi" w:hAnsiTheme="minorHAnsi" w:cstheme="minorHAnsi"/>
+          <w:sz w:val="24"/>
+          <w:szCs w:val="24"/>
+        </w:rPr>
+        <w:t>kerdesek</w:t>
+      </w:r>
+      <w:proofErr w:type="spellEnd"/>
+      <w:r>
+        <w:rPr>
+          <w:rFonts w:asciiTheme="minorHAnsi" w:hAnsiTheme="minorHAnsi" w:cstheme="minorHAnsi"/>
+        </w:rPr>
+        <w:t xml:space="preserve">, </w:t>
+      </w:r>
+      <w:proofErr w:type="spellStart"/>
+      <w:r>
+        <w:rPr>
+          <w:rStyle w:val="HTML-kd"/>
+          <w:rFonts w:asciiTheme="minorHAnsi" w:hAnsiTheme="minorHAnsi" w:cstheme="minorHAnsi"/>
+          <w:sz w:val="24"/>
+          <w:szCs w:val="24"/>
+        </w:rPr>
+        <w:t>eredmenyek</w:t>
+      </w:r>
+      <w:proofErr w:type="spellEnd"/>
+      <w:r>
+        <w:rPr>
+          <w:rFonts w:asciiTheme="minorHAnsi" w:hAnsiTheme="minorHAnsi" w:cstheme="minorHAnsi"/>
+        </w:rPr>
+        <w:t>).</w:t>
+      </w:r>
+    </w:p>
+    <w:p>
+      <w:pPr>
+        <w:jc w:val="both"/>
+      </w:pPr>
+      <w:r>
+        <w:pict w14:anchorId="52E87C85">
+          <v:rect id="_x0000_i1081" style="width:0;height:1.5pt" o:hralign="center" o:hrstd="t" o:hr="t" fillcolor="#a0a0a0" stroked="f"/>
+        </w:pict>
+      </w:r>
+    </w:p>
+    <w:p>
+      <w:pPr>
+        <w:rPr>
+          <w:rFonts w:ascii="Calibri" w:eastAsia="Calibri" w:hAnsi="Calibri" w:cs="Calibri"/>
+          <w:b/>
+          <w:color w:val="0F4761"/>
+          <w:sz w:val="36"/>
+          <w:lang w:eastAsia="hu-HU"/>
+        </w:rPr>
+      </w:pPr>
+      <w:r>
+        <w:rPr>
+          <w:rFonts w:ascii="Calibri" w:eastAsia="Calibri" w:hAnsi="Calibri" w:cs="Calibri"/>
+          <w:color w:val="0F4761"/>
+          <w:sz w:val="36"/>
+          <w:lang w:eastAsia="hu-HU"/>
+        </w:rPr>
+        <w:br w:type="page"/>
+      </w:r>
+    </w:p>
+    <w:p>
+      <w:pPr>
+        <w:pStyle w:val="Cmsor1"/>
+        <w:jc w:val="both"/>
+        <w:rPr>
+          <w:rFonts w:ascii="Calibri" w:eastAsia="Calibri" w:hAnsi="Calibri" w:cs="Calibri"/>
+          <w:color w:val="0F4761"/>
+          <w:sz w:val="36"/>
+          <w:szCs w:val="22"/>
+          <w:lang w:eastAsia="hu-HU"/>
+        </w:rPr>
+      </w:pPr>
+      <w:r>
+        <w:rPr>
+          <w:rFonts w:ascii="Calibri" w:eastAsia="Calibri" w:hAnsi="Calibri" w:cs="Calibri"/>
+          <w:color w:val="0F4761"/>
+          <w:sz w:val="36"/>
+          <w:szCs w:val="22"/>
+          <w:lang w:eastAsia="hu-HU"/>
+        </w:rPr>
+        <w:lastRenderedPageBreak/>
+        <w:t>3. Komponensek és Oldalak Elemzése</w:t>
+      </w:r>
+    </w:p>
+    <w:p>
+      <w:pPr>
+        <w:pStyle w:val="Cmsor2"/>
+        <w:ind w:left="-5"/>
+        <w:jc w:val="both"/>
+        <w:rPr>
+          <w:sz w:val="24"/>
+          <w:szCs w:val="24"/>
+        </w:rPr>
+      </w:pPr>
+      <w:r>
+        <w:rPr>
+          <w:sz w:val="24"/>
+          <w:szCs w:val="24"/>
+        </w:rPr>
+        <w:t>3.1. Bejelentkezés Kezelése (</w:t>
+      </w:r>
+      <w:proofErr w:type="spellStart"/>
+      <w:r>
+        <w:rPr>
+          <w:sz w:val="24"/>
+          <w:szCs w:val="24"/>
+        </w:rPr>
+        <w:t>LoginPage</w:t>
+      </w:r>
+      <w:proofErr w:type="spellEnd"/>
+      <w:r>
+        <w:rPr>
+          <w:sz w:val="24"/>
+          <w:szCs w:val="24"/>
+        </w:rPr>
+        <w:t xml:space="preserve">, </w:t>
+      </w:r>
+      <w:proofErr w:type="spellStart"/>
+      <w:r>
+        <w:rPr>
+          <w:sz w:val="24"/>
+          <w:szCs w:val="24"/>
+        </w:rPr>
+        <w:t>AdminLoginPage</w:t>
+      </w:r>
+      <w:proofErr w:type="spellEnd"/>
+      <w:r>
+        <w:rPr>
+          <w:sz w:val="24"/>
+          <w:szCs w:val="24"/>
+        </w:rPr>
+        <w:t>)</w:t>
+      </w:r>
+    </w:p>
+    <w:p>
+      <w:pPr>
+        <w:pStyle w:val="NormlWeb"/>
+        <w:jc w:val="both"/>
+        <w:rPr>
+          <w:rFonts w:asciiTheme="minorHAnsi" w:hAnsiTheme="minorHAnsi" w:cstheme="minorHAnsi"/>
+        </w:rPr>
+      </w:pPr>
+      <w:r>
+        <w:rPr>
+          <w:rFonts w:asciiTheme="minorHAnsi" w:hAnsiTheme="minorHAnsi" w:cstheme="minorHAnsi"/>
+        </w:rPr>
+        <w:t xml:space="preserve">Mindkét oldal </w:t>
+      </w:r>
+      <w:proofErr w:type="spellStart"/>
+      <w:r>
+        <w:rPr>
+          <w:rFonts w:asciiTheme="minorHAnsi" w:hAnsiTheme="minorHAnsi" w:cstheme="minorHAnsi"/>
+        </w:rPr>
+        <w:t>wrapperként</w:t>
+      </w:r>
+      <w:proofErr w:type="spellEnd"/>
+      <w:r>
+        <w:rPr>
+          <w:rFonts w:asciiTheme="minorHAnsi" w:hAnsiTheme="minorHAnsi" w:cstheme="minorHAnsi"/>
+        </w:rPr>
+        <w:t xml:space="preserve"> funkcionál a konkrét </w:t>
+      </w:r>
+      <w:proofErr w:type="spellStart"/>
+      <w:r>
+        <w:rPr>
+          <w:rFonts w:asciiTheme="minorHAnsi" w:hAnsiTheme="minorHAnsi" w:cstheme="minorHAnsi"/>
+        </w:rPr>
+        <w:t>form</w:t>
+      </w:r>
+      <w:proofErr w:type="spellEnd"/>
+      <w:r>
+        <w:rPr>
+          <w:rFonts w:asciiTheme="minorHAnsi" w:hAnsiTheme="minorHAnsi" w:cstheme="minorHAnsi"/>
+        </w:rPr>
+        <w:t>-komponensek felett.</w:t>
+      </w:r>
+    </w:p>
+    <w:p>
+      <w:pPr>
+        <w:pStyle w:val="NormlWeb"/>
+        <w:numPr>
+          <w:ilvl w:val="0"/>
+          <w:numId w:val="25"/>
+        </w:numPr>
+        <w:jc w:val="both"/>
+        <w:rPr>
+          <w:rFonts w:asciiTheme="minorHAnsi" w:hAnsiTheme="minorHAnsi" w:cstheme="minorHAnsi"/>
+        </w:rPr>
+      </w:pPr>
+      <w:r>
+        <w:rPr>
+          <w:rFonts w:asciiTheme="minorHAnsi" w:hAnsiTheme="minorHAnsi" w:cstheme="minorHAnsi"/>
+          <w:b/>
+          <w:bCs/>
+        </w:rPr>
+        <w:t>Funkció:</w:t>
+      </w:r>
+      <w:r>
+        <w:rPr>
+          <w:rFonts w:asciiTheme="minorHAnsi" w:hAnsiTheme="minorHAnsi" w:cstheme="minorHAnsi"/>
+        </w:rPr>
+        <w:t xml:space="preserve"> Sikeres bejelentkezés után (</w:t>
+      </w:r>
+      <w:proofErr w:type="spellStart"/>
+      <w:r>
+        <w:rPr>
+          <w:rStyle w:val="HTML-kd"/>
+          <w:rFonts w:asciiTheme="minorHAnsi" w:hAnsiTheme="minorHAnsi" w:cstheme="minorHAnsi"/>
+          <w:sz w:val="24"/>
+          <w:szCs w:val="24"/>
+        </w:rPr>
+        <w:t>onLoginSuccess</w:t>
+      </w:r>
+      <w:proofErr w:type="spellEnd"/>
+      <w:r>
+        <w:rPr>
+          <w:rFonts w:asciiTheme="minorHAnsi" w:hAnsiTheme="minorHAnsi" w:cstheme="minorHAnsi"/>
+        </w:rPr>
+        <w:t xml:space="preserve"> </w:t>
+      </w:r>
+      <w:proofErr w:type="spellStart"/>
+      <w:r>
+        <w:rPr>
+          <w:rFonts w:asciiTheme="minorHAnsi" w:hAnsiTheme="minorHAnsi" w:cstheme="minorHAnsi"/>
+        </w:rPr>
+        <w:t>callback</w:t>
+      </w:r>
+      <w:proofErr w:type="spellEnd"/>
+      <w:r>
+        <w:rPr>
+          <w:rFonts w:asciiTheme="minorHAnsi" w:hAnsiTheme="minorHAnsi" w:cstheme="minorHAnsi"/>
+        </w:rPr>
+        <w:t>) navigálja a felhasználót a megfelelő belső oldalra (</w:t>
+      </w:r>
+      <w:r>
+        <w:rPr>
+          <w:rStyle w:val="HTML-kd"/>
+          <w:rFonts w:asciiTheme="minorHAnsi" w:hAnsiTheme="minorHAnsi" w:cstheme="minorHAnsi"/>
+          <w:sz w:val="24"/>
+          <w:szCs w:val="24"/>
+        </w:rPr>
+        <w:t>/</w:t>
+      </w:r>
+      <w:proofErr w:type="spellStart"/>
+      <w:r>
+        <w:rPr>
+          <w:rStyle w:val="HTML-kd"/>
+          <w:rFonts w:asciiTheme="minorHAnsi" w:hAnsiTheme="minorHAnsi" w:cstheme="minorHAnsi"/>
+          <w:sz w:val="24"/>
+          <w:szCs w:val="24"/>
+        </w:rPr>
+        <w:t>hianyzo-ertekelesek</w:t>
+      </w:r>
+      <w:proofErr w:type="spellEnd"/>
+      <w:r>
+        <w:rPr>
+          <w:rFonts w:asciiTheme="minorHAnsi" w:hAnsiTheme="minorHAnsi" w:cstheme="minorHAnsi"/>
+        </w:rPr>
+        <w:t xml:space="preserve"> vagy </w:t>
+      </w:r>
+      <w:r>
+        <w:rPr>
+          <w:rStyle w:val="HTML-kd"/>
+          <w:rFonts w:asciiTheme="minorHAnsi" w:hAnsiTheme="minorHAnsi" w:cstheme="minorHAnsi"/>
+          <w:sz w:val="24"/>
+          <w:szCs w:val="24"/>
+        </w:rPr>
+        <w:t>/</w:t>
+      </w:r>
+      <w:proofErr w:type="spellStart"/>
+      <w:r>
+        <w:rPr>
+          <w:rStyle w:val="HTML-kd"/>
+          <w:rFonts w:asciiTheme="minorHAnsi" w:hAnsiTheme="minorHAnsi" w:cstheme="minorHAnsi"/>
+          <w:sz w:val="24"/>
+          <w:szCs w:val="24"/>
+        </w:rPr>
+        <w:t>admin</w:t>
+      </w:r>
+      <w:proofErr w:type="spellEnd"/>
+      <w:r>
+        <w:rPr>
+          <w:rStyle w:val="HTML-kd"/>
+          <w:rFonts w:asciiTheme="minorHAnsi" w:hAnsiTheme="minorHAnsi" w:cstheme="minorHAnsi"/>
+          <w:sz w:val="24"/>
+          <w:szCs w:val="24"/>
+        </w:rPr>
+        <w:t>/</w:t>
+      </w:r>
+      <w:proofErr w:type="spellStart"/>
+      <w:r>
+        <w:rPr>
+          <w:rStyle w:val="HTML-kd"/>
+          <w:rFonts w:asciiTheme="minorHAnsi" w:hAnsiTheme="minorHAnsi" w:cstheme="minorHAnsi"/>
+          <w:sz w:val="24"/>
+          <w:szCs w:val="24"/>
+        </w:rPr>
+        <w:t>dashboard</w:t>
+      </w:r>
+      <w:proofErr w:type="spellEnd"/>
+      <w:r>
+        <w:rPr>
+          <w:rFonts w:asciiTheme="minorHAnsi" w:hAnsiTheme="minorHAnsi" w:cstheme="minorHAnsi"/>
+        </w:rPr>
+        <w:t>).</w:t>
+      </w:r>
+    </w:p>
+    <w:p>
+      <w:pPr>
+        <w:pStyle w:val="Cmsor2"/>
+        <w:ind w:left="-5"/>
+        <w:jc w:val="both"/>
+        <w:rPr>
+          <w:sz w:val="24"/>
+          <w:szCs w:val="24"/>
+        </w:rPr>
+      </w:pPr>
+      <w:r>
+        <w:rPr>
+          <w:sz w:val="24"/>
+          <w:szCs w:val="24"/>
+        </w:rPr>
+        <w:t>3.2. Értékelési Folyamat (Diák oldal)</w:t>
+      </w:r>
+    </w:p>
+    <w:p>
+      <w:pPr>
+        <w:pStyle w:val="Cmsor4"/>
+        <w:jc w:val="both"/>
+        <w:rPr>
+          <w:rFonts w:asciiTheme="minorHAnsi" w:hAnsiTheme="minorHAnsi" w:cstheme="minorHAnsi"/>
+          <w:sz w:val="24"/>
+          <w:szCs w:val="24"/>
+        </w:rPr>
+      </w:pPr>
+      <w:proofErr w:type="spellStart"/>
+      <w:r>
+        <w:rPr>
+          <w:rStyle w:val="HTML-kd"/>
+          <w:rFonts w:asciiTheme="minorHAnsi" w:eastAsiaTheme="majorEastAsia" w:hAnsiTheme="minorHAnsi" w:cstheme="minorHAnsi"/>
+          <w:sz w:val="24"/>
+          <w:szCs w:val="24"/>
+        </w:rPr>
+        <w:t>HianyzoErtekelesek</w:t>
+      </w:r>
+      <w:proofErr w:type="spellEnd"/>
+    </w:p>
+    <w:p>
+      <w:pPr>
+        <w:pStyle w:val="NormlWeb"/>
+        <w:jc w:val="both"/>
+        <w:rPr>
+          <w:rFonts w:asciiTheme="minorHAnsi" w:hAnsiTheme="minorHAnsi" w:cstheme="minorHAnsi"/>
+        </w:rPr>
+      </w:pPr>
+      <w:r>
+        <w:rPr>
+          <w:rFonts w:asciiTheme="minorHAnsi" w:hAnsiTheme="minorHAnsi" w:cstheme="minorHAnsi"/>
+        </w:rPr>
+        <w:t>A diák itt választja ki, melyik tanárát szeretné értékelni.</w:t>
+      </w:r>
+    </w:p>
+    <w:p>
+      <w:pPr>
+        <w:pStyle w:val="NormlWeb"/>
+        <w:numPr>
+          <w:ilvl w:val="0"/>
+          <w:numId w:val="26"/>
+        </w:numPr>
+        <w:jc w:val="both"/>
+        <w:rPr>
+          <w:rFonts w:asciiTheme="minorHAnsi" w:hAnsiTheme="minorHAnsi" w:cstheme="minorHAnsi"/>
+        </w:rPr>
+      </w:pPr>
+      <w:r>
+        <w:rPr>
+          <w:rFonts w:asciiTheme="minorHAnsi" w:hAnsiTheme="minorHAnsi" w:cstheme="minorHAnsi"/>
+          <w:b/>
+          <w:bCs/>
+        </w:rPr>
+        <w:t>Adatkezelés:</w:t>
+      </w:r>
+      <w:r>
+        <w:rPr>
+          <w:rFonts w:asciiTheme="minorHAnsi" w:hAnsiTheme="minorHAnsi" w:cstheme="minorHAnsi"/>
+        </w:rPr>
+        <w:t xml:space="preserve"> API hívással lekéri azon tanárok listáját, akiknél még nincs leadott értékelés.</w:t>
+      </w:r>
+    </w:p>
+    <w:p>
+      <w:pPr>
+        <w:pStyle w:val="NormlWeb"/>
+        <w:numPr>
+          <w:ilvl w:val="0"/>
+          <w:numId w:val="26"/>
+        </w:numPr>
+        <w:jc w:val="both"/>
+        <w:rPr>
+          <w:rFonts w:asciiTheme="minorHAnsi" w:hAnsiTheme="minorHAnsi" w:cstheme="minorHAnsi"/>
+        </w:rPr>
+      </w:pPr>
+      <w:r>
+        <w:rPr>
+          <w:rFonts w:asciiTheme="minorHAnsi" w:hAnsiTheme="minorHAnsi" w:cstheme="minorHAnsi"/>
+          <w:b/>
+          <w:bCs/>
+        </w:rPr>
+        <w:t>UX:</w:t>
+      </w:r>
+      <w:r>
+        <w:rPr>
+          <w:rFonts w:asciiTheme="minorHAnsi" w:hAnsiTheme="minorHAnsi" w:cstheme="minorHAnsi"/>
+        </w:rPr>
+        <w:t xml:space="preserve"> Ha a lista üres, tájékoztató üzenetet jelenít meg. A gomb csak akkor aktív, ha van kiválasztott elem.</w:t>
+      </w:r>
+    </w:p>
+    <w:p>
+      <w:pPr>
+        <w:pStyle w:val="Cmsor4"/>
+        <w:jc w:val="both"/>
+        <w:rPr>
+          <w:rFonts w:asciiTheme="minorHAnsi" w:hAnsiTheme="minorHAnsi" w:cstheme="minorHAnsi"/>
+          <w:sz w:val="24"/>
+          <w:szCs w:val="24"/>
+        </w:rPr>
+      </w:pPr>
+      <w:proofErr w:type="spellStart"/>
+      <w:r>
+        <w:rPr>
+          <w:rStyle w:val="HTML-kd"/>
+          <w:rFonts w:asciiTheme="minorHAnsi" w:eastAsiaTheme="majorEastAsia" w:hAnsiTheme="minorHAnsi" w:cstheme="minorHAnsi"/>
+          <w:sz w:val="24"/>
+          <w:szCs w:val="24"/>
+        </w:rPr>
+        <w:t>ErtekelesPage</w:t>
+      </w:r>
+      <w:proofErr w:type="spellEnd"/>
+    </w:p>
+    <w:p>
+      <w:pPr>
+        <w:pStyle w:val="NormlWeb"/>
+        <w:jc w:val="both"/>
+        <w:rPr>
+          <w:rFonts w:asciiTheme="minorHAnsi" w:hAnsiTheme="minorHAnsi" w:cstheme="minorHAnsi"/>
+        </w:rPr>
+      </w:pPr>
+      <w:r>
+        <w:rPr>
+          <w:rFonts w:asciiTheme="minorHAnsi" w:hAnsiTheme="minorHAnsi" w:cstheme="minorHAnsi"/>
+        </w:rPr>
+        <w:t>A rendszer legösszetettebb adatbeviteli felülete.</w:t>
+      </w:r>
+    </w:p>
+    <w:p>
+      <w:pPr>
+        <w:pStyle w:val="NormlWeb"/>
+        <w:numPr>
+          <w:ilvl w:val="0"/>
+          <w:numId w:val="27"/>
+        </w:numPr>
+        <w:jc w:val="both"/>
+        <w:rPr>
+          <w:rFonts w:asciiTheme="minorHAnsi" w:hAnsiTheme="minorHAnsi" w:cstheme="minorHAnsi"/>
+        </w:rPr>
+      </w:pPr>
+      <w:r>
+        <w:rPr>
+          <w:rFonts w:asciiTheme="minorHAnsi" w:hAnsiTheme="minorHAnsi" w:cstheme="minorHAnsi"/>
+          <w:b/>
+          <w:bCs/>
+        </w:rPr>
+        <w:t>Dinamikus generálás:</w:t>
+      </w:r>
+      <w:r>
+        <w:rPr>
+          <w:rFonts w:asciiTheme="minorHAnsi" w:hAnsiTheme="minorHAnsi" w:cstheme="minorHAnsi"/>
+        </w:rPr>
+        <w:t xml:space="preserve"> A backendtől kapott kérdéseket és válaszlehetőségeket </w:t>
+      </w:r>
+      <w:proofErr w:type="spellStart"/>
+      <w:r>
+        <w:rPr>
+          <w:rFonts w:asciiTheme="minorHAnsi" w:hAnsiTheme="minorHAnsi" w:cstheme="minorHAnsi"/>
+        </w:rPr>
+        <w:t>mapeli</w:t>
+      </w:r>
+      <w:proofErr w:type="spellEnd"/>
+      <w:r>
+        <w:rPr>
+          <w:rFonts w:asciiTheme="minorHAnsi" w:hAnsiTheme="minorHAnsi" w:cstheme="minorHAnsi"/>
+        </w:rPr>
+        <w:t xml:space="preserve"> ki.</w:t>
+      </w:r>
+    </w:p>
+    <w:p>
+      <w:pPr>
+        <w:pStyle w:val="NormlWeb"/>
+        <w:numPr>
+          <w:ilvl w:val="0"/>
+          <w:numId w:val="27"/>
+        </w:numPr>
+        <w:jc w:val="both"/>
+        <w:rPr>
+          <w:rFonts w:asciiTheme="minorHAnsi" w:hAnsiTheme="minorHAnsi" w:cstheme="minorHAnsi"/>
+        </w:rPr>
+      </w:pPr>
+      <w:r>
+        <w:rPr>
+          <w:rFonts w:asciiTheme="minorHAnsi" w:hAnsiTheme="minorHAnsi" w:cstheme="minorHAnsi"/>
+          <w:b/>
+          <w:bCs/>
+        </w:rPr>
+        <w:t>Állapotkezelés:</w:t>
+      </w:r>
+      <w:r>
+        <w:rPr>
+          <w:rFonts w:asciiTheme="minorHAnsi" w:hAnsiTheme="minorHAnsi" w:cstheme="minorHAnsi"/>
+        </w:rPr>
+        <w:t xml:space="preserve"> A </w:t>
+      </w:r>
+      <w:proofErr w:type="spellStart"/>
+      <w:r>
+        <w:rPr>
+          <w:rStyle w:val="HTML-kd"/>
+          <w:rFonts w:asciiTheme="minorHAnsi" w:hAnsiTheme="minorHAnsi" w:cstheme="minorHAnsi"/>
+          <w:sz w:val="24"/>
+          <w:szCs w:val="24"/>
+        </w:rPr>
+        <w:t>valaszok</w:t>
+      </w:r>
+      <w:proofErr w:type="spellEnd"/>
+      <w:r>
+        <w:rPr>
+          <w:rFonts w:asciiTheme="minorHAnsi" w:hAnsiTheme="minorHAnsi" w:cstheme="minorHAnsi"/>
+        </w:rPr>
+        <w:t xml:space="preserve"> objektum kulcs-érték párokként tárolja az eredményeket (</w:t>
+      </w:r>
+      <w:r>
+        <w:rPr>
+          <w:rStyle w:val="HTML-kd"/>
+          <w:rFonts w:asciiTheme="minorHAnsi" w:hAnsiTheme="minorHAnsi" w:cstheme="minorHAnsi"/>
+          <w:sz w:val="24"/>
+          <w:szCs w:val="24"/>
+        </w:rPr>
+        <w:t>{</w:t>
+      </w:r>
+      <w:proofErr w:type="spellStart"/>
+      <w:r>
+        <w:rPr>
+          <w:rStyle w:val="HTML-kd"/>
+          <w:rFonts w:asciiTheme="minorHAnsi" w:hAnsiTheme="minorHAnsi" w:cstheme="minorHAnsi"/>
+          <w:sz w:val="24"/>
+          <w:szCs w:val="24"/>
+        </w:rPr>
+        <w:t>kerdes_id</w:t>
+      </w:r>
+      <w:proofErr w:type="spellEnd"/>
+      <w:r>
+        <w:rPr>
+          <w:rStyle w:val="HTML-kd"/>
+          <w:rFonts w:asciiTheme="minorHAnsi" w:hAnsiTheme="minorHAnsi" w:cstheme="minorHAnsi"/>
+          <w:sz w:val="24"/>
+          <w:szCs w:val="24"/>
+        </w:rPr>
+        <w:t>: pont}</w:t>
+      </w:r>
+      <w:r>
+        <w:rPr>
+          <w:rFonts w:asciiTheme="minorHAnsi" w:hAnsiTheme="minorHAnsi" w:cstheme="minorHAnsi"/>
+        </w:rPr>
+        <w:t>).</w:t>
+      </w:r>
+    </w:p>
+    <w:p>
+      <w:pPr>
+        <w:pStyle w:val="NormlWeb"/>
+        <w:numPr>
+          <w:ilvl w:val="0"/>
+          <w:numId w:val="27"/>
+        </w:numPr>
+        <w:jc w:val="both"/>
+        <w:rPr>
+          <w:rFonts w:asciiTheme="minorHAnsi" w:hAnsiTheme="minorHAnsi" w:cstheme="minorHAnsi"/>
+        </w:rPr>
+      </w:pPr>
+      <w:r>
+        <w:rPr>
+          <w:rFonts w:asciiTheme="minorHAnsi" w:hAnsiTheme="minorHAnsi" w:cstheme="minorHAnsi"/>
+          <w:b/>
+          <w:bCs/>
+        </w:rPr>
+        <w:t xml:space="preserve">Batch </w:t>
+      </w:r>
+      <w:proofErr w:type="spellStart"/>
+      <w:r>
+        <w:rPr>
+          <w:rFonts w:asciiTheme="minorHAnsi" w:hAnsiTheme="minorHAnsi" w:cstheme="minorHAnsi"/>
+          <w:b/>
+          <w:bCs/>
+        </w:rPr>
+        <w:t>Submit</w:t>
+      </w:r>
+      <w:proofErr w:type="spellEnd"/>
+      <w:r>
+        <w:rPr>
+          <w:rFonts w:asciiTheme="minorHAnsi" w:hAnsiTheme="minorHAnsi" w:cstheme="minorHAnsi"/>
+          <w:b/>
+          <w:bCs/>
+        </w:rPr>
+        <w:t>:</w:t>
+      </w:r>
+      <w:r>
+        <w:rPr>
+          <w:rFonts w:asciiTheme="minorHAnsi" w:hAnsiTheme="minorHAnsi" w:cstheme="minorHAnsi"/>
+        </w:rPr>
+        <w:t xml:space="preserve"> A beküldéskor az objektumot tömbbé alakítja, így egyetlen kéréssel menti a teljes kérdőívet.</w:t>
+      </w:r>
+    </w:p>
+    <w:p>
+      <w:pPr>
+        <w:pStyle w:val="Cmsor2"/>
+        <w:ind w:left="-5"/>
+        <w:jc w:val="both"/>
+        <w:rPr>
+          <w:sz w:val="24"/>
+          <w:szCs w:val="24"/>
+        </w:rPr>
+      </w:pPr>
+      <w:r>
+        <w:rPr>
+          <w:sz w:val="24"/>
+          <w:szCs w:val="24"/>
+        </w:rPr>
+        <w:t>3.3. Adminisztrációs Modulok</w:t>
+      </w:r>
+    </w:p>
+    <w:p>
+      <w:pPr>
+        <w:pStyle w:val="Cmsor4"/>
+        <w:jc w:val="both"/>
+        <w:rPr>
+          <w:rFonts w:asciiTheme="minorHAnsi" w:hAnsiTheme="minorHAnsi" w:cstheme="minorHAnsi"/>
+          <w:sz w:val="24"/>
+          <w:szCs w:val="24"/>
+        </w:rPr>
+      </w:pPr>
+      <w:proofErr w:type="spellStart"/>
+      <w:r>
+        <w:rPr>
+          <w:rStyle w:val="HTML-kd"/>
+          <w:rFonts w:asciiTheme="minorHAnsi" w:eastAsiaTheme="majorEastAsia" w:hAnsiTheme="minorHAnsi" w:cstheme="minorHAnsi"/>
+          <w:sz w:val="24"/>
+          <w:szCs w:val="24"/>
+        </w:rPr>
+        <w:t>AdminDashboard</w:t>
+      </w:r>
+      <w:proofErr w:type="spellEnd"/>
+      <w:r>
+        <w:rPr>
+          <w:rFonts w:asciiTheme="minorHAnsi" w:hAnsiTheme="minorHAnsi" w:cstheme="minorHAnsi"/>
+          <w:sz w:val="24"/>
+          <w:szCs w:val="24"/>
+        </w:rPr>
+        <w:t xml:space="preserve"> (Keretrendszer)</w:t>
+      </w:r>
+    </w:p>
+    <w:p>
+      <w:pPr>
+        <w:pStyle w:val="NormlWeb"/>
+        <w:jc w:val="both"/>
+        <w:rPr>
+          <w:rFonts w:asciiTheme="minorHAnsi" w:hAnsiTheme="minorHAnsi" w:cstheme="minorHAnsi"/>
+        </w:rPr>
+      </w:pPr>
+      <w:r>
+        <w:rPr>
+          <w:rFonts w:asciiTheme="minorHAnsi" w:hAnsiTheme="minorHAnsi" w:cstheme="minorHAnsi"/>
+        </w:rPr>
+        <w:t xml:space="preserve">Ez a komponens felelős az </w:t>
+      </w:r>
+      <w:proofErr w:type="spellStart"/>
+      <w:r>
+        <w:rPr>
+          <w:rFonts w:asciiTheme="minorHAnsi" w:hAnsiTheme="minorHAnsi" w:cstheme="minorHAnsi"/>
+        </w:rPr>
+        <w:t>admin</w:t>
+      </w:r>
+      <w:proofErr w:type="spellEnd"/>
+      <w:r>
+        <w:rPr>
+          <w:rFonts w:asciiTheme="minorHAnsi" w:hAnsiTheme="minorHAnsi" w:cstheme="minorHAnsi"/>
+        </w:rPr>
+        <w:t xml:space="preserve"> felület reszponzív elrendezéséért.</w:t>
+      </w:r>
+    </w:p>
+    <w:p>
+      <w:pPr>
+        <w:pStyle w:val="NormlWeb"/>
+        <w:numPr>
+          <w:ilvl w:val="0"/>
+          <w:numId w:val="28"/>
+        </w:numPr>
+        <w:jc w:val="both"/>
+        <w:rPr>
+          <w:rFonts w:asciiTheme="minorHAnsi" w:hAnsiTheme="minorHAnsi" w:cstheme="minorHAnsi"/>
+        </w:rPr>
+      </w:pPr>
+      <w:proofErr w:type="spellStart"/>
+      <w:r>
+        <w:rPr>
+          <w:rFonts w:asciiTheme="minorHAnsi" w:hAnsiTheme="minorHAnsi" w:cstheme="minorHAnsi"/>
+          <w:b/>
+          <w:bCs/>
+        </w:rPr>
+        <w:t>Sidebar</w:t>
+      </w:r>
+      <w:proofErr w:type="spellEnd"/>
+      <w:r>
+        <w:rPr>
+          <w:rFonts w:asciiTheme="minorHAnsi" w:hAnsiTheme="minorHAnsi" w:cstheme="minorHAnsi"/>
+          <w:b/>
+          <w:bCs/>
+        </w:rPr>
+        <w:t>:</w:t>
+      </w:r>
+      <w:r>
+        <w:rPr>
+          <w:rFonts w:asciiTheme="minorHAnsi" w:hAnsiTheme="minorHAnsi" w:cstheme="minorHAnsi"/>
+        </w:rPr>
+        <w:t xml:space="preserve"> </w:t>
+      </w:r>
+      <w:proofErr w:type="spellStart"/>
+      <w:r>
+        <w:rPr>
+          <w:rStyle w:val="HTML-kd"/>
+          <w:rFonts w:asciiTheme="minorHAnsi" w:hAnsiTheme="minorHAnsi" w:cstheme="minorHAnsi"/>
+          <w:sz w:val="24"/>
+          <w:szCs w:val="24"/>
+        </w:rPr>
+        <w:t>NavLink</w:t>
+      </w:r>
+      <w:r>
+        <w:rPr>
+          <w:rFonts w:asciiTheme="minorHAnsi" w:hAnsiTheme="minorHAnsi" w:cstheme="minorHAnsi"/>
+        </w:rPr>
+        <w:t>-eket</w:t>
+      </w:r>
+      <w:proofErr w:type="spellEnd"/>
+      <w:r>
+        <w:rPr>
+          <w:rFonts w:asciiTheme="minorHAnsi" w:hAnsiTheme="minorHAnsi" w:cstheme="minorHAnsi"/>
+        </w:rPr>
+        <w:t xml:space="preserve"> használ, amelyek automatikusan megkapják az </w:t>
+      </w:r>
+      <w:proofErr w:type="spellStart"/>
+      <w:r>
+        <w:rPr>
+          <w:rStyle w:val="HTML-kd"/>
+          <w:rFonts w:asciiTheme="minorHAnsi" w:hAnsiTheme="minorHAnsi" w:cstheme="minorHAnsi"/>
+          <w:sz w:val="24"/>
+          <w:szCs w:val="24"/>
+        </w:rPr>
+        <w:t>active</w:t>
+      </w:r>
+      <w:proofErr w:type="spellEnd"/>
+      <w:r>
+        <w:rPr>
+          <w:rFonts w:asciiTheme="minorHAnsi" w:hAnsiTheme="minorHAnsi" w:cstheme="minorHAnsi"/>
+        </w:rPr>
+        <w:t xml:space="preserve"> osztályt.</w:t>
+      </w:r>
+    </w:p>
+    <w:p>
+      <w:pPr>
+        <w:pStyle w:val="NormlWeb"/>
+        <w:numPr>
+          <w:ilvl w:val="0"/>
+          <w:numId w:val="28"/>
+        </w:numPr>
+        <w:jc w:val="both"/>
+        <w:rPr>
+          <w:rFonts w:asciiTheme="minorHAnsi" w:hAnsiTheme="minorHAnsi" w:cstheme="minorHAnsi"/>
+        </w:rPr>
+      </w:pPr>
+      <w:r>
+        <w:rPr>
+          <w:rFonts w:asciiTheme="minorHAnsi" w:hAnsiTheme="minorHAnsi" w:cstheme="minorHAnsi"/>
+          <w:b/>
+          <w:bCs/>
+        </w:rPr>
+        <w:t>Mobil-optimalizálás:</w:t>
+      </w:r>
+      <w:r>
+        <w:rPr>
+          <w:rFonts w:asciiTheme="minorHAnsi" w:hAnsiTheme="minorHAnsi" w:cstheme="minorHAnsi"/>
+        </w:rPr>
+        <w:t xml:space="preserve"> Tartalmaz egy </w:t>
+      </w:r>
+      <w:proofErr w:type="spellStart"/>
+      <w:r>
+        <w:rPr>
+          <w:rStyle w:val="HTML-kd"/>
+          <w:rFonts w:asciiTheme="minorHAnsi" w:hAnsiTheme="minorHAnsi" w:cstheme="minorHAnsi"/>
+          <w:sz w:val="24"/>
+          <w:szCs w:val="24"/>
+        </w:rPr>
+        <w:t>isOpen</w:t>
+      </w:r>
+      <w:proofErr w:type="spellEnd"/>
+      <w:r>
+        <w:rPr>
+          <w:rFonts w:asciiTheme="minorHAnsi" w:hAnsiTheme="minorHAnsi" w:cstheme="minorHAnsi"/>
+        </w:rPr>
+        <w:t xml:space="preserve"> állapotot, amellyel a menü kinyitható/becsukható.</w:t>
+      </w:r>
+    </w:p>
+    <w:p>
+      <w:pPr>
+        <w:rPr>
+          <w:rStyle w:val="HTML-kd"/>
+          <w:rFonts w:asciiTheme="minorHAnsi" w:eastAsiaTheme="majorEastAsia" w:hAnsiTheme="minorHAnsi" w:cstheme="minorHAnsi"/>
+          <w:i/>
+          <w:iCs/>
+          <w:color w:val="2F5496" w:themeColor="accent1" w:themeShade="BF"/>
+          <w:sz w:val="24"/>
+          <w:szCs w:val="24"/>
+        </w:rPr>
+      </w:pPr>
+      <w:r>
+        <w:rPr>
+          <w:rStyle w:val="HTML-kd"/>
+          <w:rFonts w:asciiTheme="minorHAnsi" w:eastAsiaTheme="majorEastAsia" w:hAnsiTheme="minorHAnsi" w:cstheme="minorHAnsi"/>
+          <w:sz w:val="24"/>
+          <w:szCs w:val="24"/>
+        </w:rPr>
+        <w:br w:type="page"/>
+      </w:r>
+    </w:p>
+    <w:p>
+      <w:pPr>
+        <w:pStyle w:val="Cmsor4"/>
+        <w:jc w:val="both"/>
+        <w:rPr>
+          <w:rFonts w:asciiTheme="minorHAnsi" w:hAnsiTheme="minorHAnsi" w:cstheme="minorHAnsi"/>
+          <w:sz w:val="24"/>
+          <w:szCs w:val="24"/>
+        </w:rPr>
+      </w:pPr>
+      <w:proofErr w:type="spellStart"/>
+      <w:r>
+        <w:rPr>
+          <w:rStyle w:val="HTML-kd"/>
+          <w:rFonts w:asciiTheme="minorHAnsi" w:eastAsiaTheme="majorEastAsia" w:hAnsiTheme="minorHAnsi" w:cstheme="minorHAnsi"/>
+          <w:sz w:val="24"/>
+          <w:szCs w:val="24"/>
+        </w:rPr>
+        <w:lastRenderedPageBreak/>
+        <w:t>AdminStats</w:t>
+      </w:r>
+      <w:proofErr w:type="spellEnd"/>
+      <w:r>
+        <w:rPr>
+          <w:rFonts w:asciiTheme="minorHAnsi" w:hAnsiTheme="minorHAnsi" w:cstheme="minorHAnsi"/>
+          <w:sz w:val="24"/>
+          <w:szCs w:val="24"/>
+        </w:rPr>
+        <w:t xml:space="preserve"> (Eredmények megtekintése)</w:t>
+      </w:r>
+    </w:p>
+    <w:p>
+      <w:pPr>
+        <w:pStyle w:val="NormlWeb"/>
+        <w:numPr>
+          <w:ilvl w:val="0"/>
+          <w:numId w:val="29"/>
+        </w:numPr>
+        <w:jc w:val="both"/>
+        <w:rPr>
+          <w:rFonts w:asciiTheme="minorHAnsi" w:hAnsiTheme="minorHAnsi" w:cstheme="minorHAnsi"/>
+        </w:rPr>
+      </w:pPr>
+      <w:r>
+        <w:rPr>
+          <w:rFonts w:asciiTheme="minorHAnsi" w:hAnsiTheme="minorHAnsi" w:cstheme="minorHAnsi"/>
+          <w:b/>
+          <w:bCs/>
+        </w:rPr>
+        <w:t>Logika:</w:t>
+      </w:r>
+      <w:r>
+        <w:rPr>
+          <w:rFonts w:asciiTheme="minorHAnsi" w:hAnsiTheme="minorHAnsi" w:cstheme="minorHAnsi"/>
+        </w:rPr>
+        <w:t xml:space="preserve"> Kétlépcsős lekérdezés. Előbb a tanárlistát tölti be, majd a választott tanár ID-ja alapján lekéri a </w:t>
+      </w:r>
+      <w:proofErr w:type="spellStart"/>
+      <w:r>
+        <w:rPr>
+          <w:rFonts w:asciiTheme="minorHAnsi" w:hAnsiTheme="minorHAnsi" w:cstheme="minorHAnsi"/>
+        </w:rPr>
+        <w:t>kérdésenkénti</w:t>
+      </w:r>
+      <w:proofErr w:type="spellEnd"/>
+      <w:r>
+        <w:rPr>
+          <w:rFonts w:asciiTheme="minorHAnsi" w:hAnsiTheme="minorHAnsi" w:cstheme="minorHAnsi"/>
+        </w:rPr>
+        <w:t xml:space="preserve"> átlagokat.</w:t>
+      </w:r>
+    </w:p>
+    <w:p>
+      <w:pPr>
+        <w:pStyle w:val="NormlWeb"/>
+        <w:numPr>
+          <w:ilvl w:val="0"/>
+          <w:numId w:val="29"/>
+        </w:numPr>
+        <w:jc w:val="both"/>
+        <w:rPr>
+          <w:rFonts w:asciiTheme="minorHAnsi" w:hAnsiTheme="minorHAnsi" w:cstheme="minorHAnsi"/>
+        </w:rPr>
+      </w:pPr>
+      <w:r>
+        <w:rPr>
+          <w:rFonts w:asciiTheme="minorHAnsi" w:hAnsiTheme="minorHAnsi" w:cstheme="minorHAnsi"/>
+          <w:b/>
+          <w:bCs/>
+        </w:rPr>
+        <w:t>Megjelenítés:</w:t>
+      </w:r>
+      <w:r>
+        <w:rPr>
+          <w:rFonts w:asciiTheme="minorHAnsi" w:hAnsiTheme="minorHAnsi" w:cstheme="minorHAnsi"/>
+        </w:rPr>
+        <w:t xml:space="preserve"> Strukturált táblázatban mutatja az átlagokat és a kitöltésszámot.</w:t>
+      </w:r>
+    </w:p>
+    <w:p>
+      <w:pPr>
+        <w:pStyle w:val="Cmsor4"/>
+        <w:jc w:val="both"/>
+        <w:rPr>
+          <w:rFonts w:asciiTheme="minorHAnsi" w:hAnsiTheme="minorHAnsi" w:cstheme="minorHAnsi"/>
+          <w:sz w:val="24"/>
+          <w:szCs w:val="24"/>
+        </w:rPr>
+      </w:pPr>
+      <w:proofErr w:type="spellStart"/>
+      <w:r>
+        <w:rPr>
+          <w:rStyle w:val="HTML-kd"/>
+          <w:rFonts w:asciiTheme="minorHAnsi" w:eastAsiaTheme="majorEastAsia" w:hAnsiTheme="minorHAnsi" w:cstheme="minorHAnsi"/>
+          <w:sz w:val="24"/>
+          <w:szCs w:val="24"/>
+        </w:rPr>
+        <w:t>AdminQuestions</w:t>
+      </w:r>
+      <w:proofErr w:type="spellEnd"/>
+      <w:r>
+        <w:rPr>
+          <w:rFonts w:asciiTheme="minorHAnsi" w:hAnsiTheme="minorHAnsi" w:cstheme="minorHAnsi"/>
+          <w:sz w:val="24"/>
+          <w:szCs w:val="24"/>
+        </w:rPr>
+        <w:t xml:space="preserve"> (Kérdések szerkesztése)</w:t>
+      </w:r>
+    </w:p>
+    <w:p>
+      <w:pPr>
+        <w:pStyle w:val="NormlWeb"/>
+        <w:jc w:val="both"/>
+        <w:rPr>
+          <w:rFonts w:asciiTheme="minorHAnsi" w:hAnsiTheme="minorHAnsi" w:cstheme="minorHAnsi"/>
+        </w:rPr>
+      </w:pPr>
+      <w:r>
+        <w:rPr>
+          <w:rFonts w:asciiTheme="minorHAnsi" w:hAnsiTheme="minorHAnsi" w:cstheme="minorHAnsi"/>
+        </w:rPr>
+        <w:t>Teljes CRUD felület.</w:t>
+      </w:r>
+    </w:p>
+    <w:p>
+      <w:pPr>
+        <w:pStyle w:val="NormlWeb"/>
+        <w:numPr>
+          <w:ilvl w:val="0"/>
+          <w:numId w:val="30"/>
+        </w:numPr>
+        <w:jc w:val="both"/>
+        <w:rPr>
+          <w:rFonts w:asciiTheme="minorHAnsi" w:hAnsiTheme="minorHAnsi" w:cstheme="minorHAnsi"/>
+        </w:rPr>
+      </w:pPr>
+      <w:r>
+        <w:rPr>
+          <w:rFonts w:asciiTheme="minorHAnsi" w:hAnsiTheme="minorHAnsi" w:cstheme="minorHAnsi"/>
+          <w:b/>
+          <w:bCs/>
+        </w:rPr>
+        <w:t>Módosítás:</w:t>
+      </w:r>
+      <w:r>
+        <w:rPr>
+          <w:rFonts w:asciiTheme="minorHAnsi" w:hAnsiTheme="minorHAnsi" w:cstheme="minorHAnsi"/>
+        </w:rPr>
+        <w:t xml:space="preserve"> Az </w:t>
+      </w:r>
+      <w:proofErr w:type="spellStart"/>
+      <w:r>
+        <w:rPr>
+          <w:rStyle w:val="HTML-kd"/>
+          <w:rFonts w:asciiTheme="minorHAnsi" w:hAnsiTheme="minorHAnsi" w:cstheme="minorHAnsi"/>
+          <w:sz w:val="24"/>
+          <w:szCs w:val="24"/>
+        </w:rPr>
+        <w:t>isEditing</w:t>
+      </w:r>
+      <w:proofErr w:type="spellEnd"/>
+      <w:r>
+        <w:rPr>
+          <w:rFonts w:asciiTheme="minorHAnsi" w:hAnsiTheme="minorHAnsi" w:cstheme="minorHAnsi"/>
+        </w:rPr>
+        <w:t xml:space="preserve"> állapot váltásával ugyanazt a </w:t>
+      </w:r>
+      <w:proofErr w:type="spellStart"/>
+      <w:r>
+        <w:rPr>
+          <w:rFonts w:asciiTheme="minorHAnsi" w:hAnsiTheme="minorHAnsi" w:cstheme="minorHAnsi"/>
+        </w:rPr>
+        <w:t>formot</w:t>
+      </w:r>
+      <w:proofErr w:type="spellEnd"/>
+      <w:r>
+        <w:rPr>
+          <w:rFonts w:asciiTheme="minorHAnsi" w:hAnsiTheme="minorHAnsi" w:cstheme="minorHAnsi"/>
+        </w:rPr>
+        <w:t xml:space="preserve"> használja felvitelre és szerkesztésre.</w:t>
+      </w:r>
+    </w:p>
+    <w:p>
+      <w:pPr>
+        <w:pStyle w:val="NormlWeb"/>
+        <w:numPr>
+          <w:ilvl w:val="0"/>
+          <w:numId w:val="30"/>
+        </w:numPr>
+        <w:jc w:val="both"/>
+        <w:rPr>
+          <w:rFonts w:asciiTheme="minorHAnsi" w:hAnsiTheme="minorHAnsi" w:cstheme="minorHAnsi"/>
+        </w:rPr>
+      </w:pPr>
+      <w:r>
+        <w:rPr>
+          <w:rFonts w:asciiTheme="minorHAnsi" w:hAnsiTheme="minorHAnsi" w:cstheme="minorHAnsi"/>
+          <w:b/>
+          <w:bCs/>
+        </w:rPr>
+        <w:t>Integritás:</w:t>
+      </w:r>
+      <w:r>
+        <w:rPr>
+          <w:rFonts w:asciiTheme="minorHAnsi" w:hAnsiTheme="minorHAnsi" w:cstheme="minorHAnsi"/>
+        </w:rPr>
+        <w:t xml:space="preserve"> A törlés előtt megerősítést kér a felhasználótól.</w:t>
+      </w:r>
+    </w:p>
+    <w:p>
+      <w:pPr>
+        <w:pStyle w:val="Cmsor4"/>
+        <w:jc w:val="both"/>
+        <w:rPr>
+          <w:rFonts w:asciiTheme="minorHAnsi" w:hAnsiTheme="minorHAnsi" w:cstheme="minorHAnsi"/>
+          <w:sz w:val="24"/>
+          <w:szCs w:val="24"/>
+        </w:rPr>
+      </w:pPr>
+      <w:proofErr w:type="spellStart"/>
+      <w:r>
+        <w:rPr>
+          <w:rStyle w:val="HTML-kd"/>
+          <w:rFonts w:asciiTheme="minorHAnsi" w:eastAsiaTheme="majorEastAsia" w:hAnsiTheme="minorHAnsi" w:cstheme="minorHAnsi"/>
+          <w:sz w:val="24"/>
+          <w:szCs w:val="24"/>
+        </w:rPr>
+        <w:t>AdminSurveyControl</w:t>
+      </w:r>
+      <w:proofErr w:type="spellEnd"/>
+      <w:r>
+        <w:rPr>
+          <w:rFonts w:asciiTheme="minorHAnsi" w:hAnsiTheme="minorHAnsi" w:cstheme="minorHAnsi"/>
+          <w:sz w:val="24"/>
+          <w:szCs w:val="24"/>
+        </w:rPr>
+        <w:t xml:space="preserve"> (Vezérlőpult)</w:t>
+      </w:r>
+    </w:p>
+    <w:p>
+      <w:pPr>
+        <w:pStyle w:val="NormlWeb"/>
+        <w:jc w:val="both"/>
+        <w:rPr>
+          <w:rFonts w:asciiTheme="minorHAnsi" w:hAnsiTheme="minorHAnsi" w:cstheme="minorHAnsi"/>
+        </w:rPr>
+      </w:pPr>
+      <w:r>
+        <w:rPr>
+          <w:rFonts w:asciiTheme="minorHAnsi" w:hAnsiTheme="minorHAnsi" w:cstheme="minorHAnsi"/>
+        </w:rPr>
+        <w:t>A kérdőív globális "ki/be" kapcsolója.</w:t>
+      </w:r>
+    </w:p>
+    <w:p>
+      <w:pPr>
+        <w:pStyle w:val="NormlWeb"/>
+        <w:numPr>
+          <w:ilvl w:val="0"/>
+          <w:numId w:val="31"/>
+        </w:numPr>
+        <w:jc w:val="both"/>
+        <w:rPr>
+          <w:rFonts w:asciiTheme="minorHAnsi" w:hAnsiTheme="minorHAnsi" w:cstheme="minorHAnsi"/>
+        </w:rPr>
+      </w:pPr>
+      <w:r>
+        <w:rPr>
+          <w:rFonts w:asciiTheme="minorHAnsi" w:hAnsiTheme="minorHAnsi" w:cstheme="minorHAnsi"/>
+          <w:b/>
+          <w:bCs/>
+        </w:rPr>
+        <w:t>Működés:</w:t>
+      </w:r>
+      <w:r>
+        <w:rPr>
+          <w:rFonts w:asciiTheme="minorHAnsi" w:hAnsiTheme="minorHAnsi" w:cstheme="minorHAnsi"/>
+        </w:rPr>
+        <w:t xml:space="preserve"> A backend gyorsítótárát frissíti, ami közvetlenül befolyásolja a diákok belépési lehetőségét.</w:t>
+      </w:r>
+    </w:p>
+    <w:p>
+      <w:pPr>
+        <w:jc w:val="both"/>
+      </w:pPr>
+      <w:r>
+        <w:pict w14:anchorId="3BFDD0C9">
+          <v:rect id="_x0000_i1080" style="width:0;height:1.5pt" o:hralign="center" o:hrstd="t" o:hr="t" fillcolor="#a0a0a0" stroked="f"/>
+        </w:pict>
+      </w:r>
+    </w:p>
+    <w:p>
+      <w:pPr>
+        <w:pStyle w:val="Cmsor1"/>
+        <w:jc w:val="both"/>
+        <w:rPr>
+          <w:rFonts w:ascii="Calibri" w:eastAsia="Calibri" w:hAnsi="Calibri" w:cs="Calibri"/>
+          <w:color w:val="0F4761"/>
+          <w:sz w:val="36"/>
+          <w:szCs w:val="22"/>
+          <w:lang w:eastAsia="hu-HU"/>
+        </w:rPr>
+      </w:pPr>
+      <w:r>
+        <w:rPr>
+          <w:rFonts w:ascii="Calibri" w:eastAsia="Calibri" w:hAnsi="Calibri" w:cs="Calibri"/>
+          <w:color w:val="0F4761"/>
+          <w:sz w:val="36"/>
+          <w:szCs w:val="22"/>
+          <w:lang w:eastAsia="hu-HU"/>
+        </w:rPr>
+        <w:t>4. UI/UX és Közös Megoldások</w:t>
+      </w:r>
+    </w:p>
+    <w:p>
+      <w:pPr>
+        <w:pStyle w:val="NormlWeb"/>
+        <w:jc w:val="both"/>
+        <w:rPr>
+          <w:rFonts w:asciiTheme="minorHAnsi" w:hAnsiTheme="minorHAnsi" w:cstheme="minorHAnsi"/>
+        </w:rPr>
+      </w:pPr>
+      <w:r>
+        <w:rPr>
+          <w:rFonts w:asciiTheme="minorHAnsi" w:hAnsiTheme="minorHAnsi" w:cstheme="minorHAnsi"/>
+        </w:rPr>
+        <w:t>Az összes beküldött kódban megfigyelhető egységes fejlesztői minták:</w:t>
+      </w:r>
+    </w:p>
+    <w:p>
+      <w:pPr>
+        <w:pStyle w:val="NormlWeb"/>
+        <w:numPr>
+          <w:ilvl w:val="0"/>
+          <w:numId w:val="32"/>
+        </w:numPr>
+        <w:jc w:val="both"/>
+        <w:rPr>
+          <w:rFonts w:asciiTheme="minorHAnsi" w:hAnsiTheme="minorHAnsi" w:cstheme="minorHAnsi"/>
+        </w:rPr>
+      </w:pPr>
+      <w:proofErr w:type="spellStart"/>
+      <w:r>
+        <w:rPr>
+          <w:rFonts w:asciiTheme="minorHAnsi" w:hAnsiTheme="minorHAnsi" w:cstheme="minorHAnsi"/>
+          <w:b/>
+          <w:bCs/>
+        </w:rPr>
+        <w:t>Loading</w:t>
+      </w:r>
+      <w:proofErr w:type="spellEnd"/>
+      <w:r>
+        <w:rPr>
+          <w:rFonts w:asciiTheme="minorHAnsi" w:hAnsiTheme="minorHAnsi" w:cstheme="minorHAnsi"/>
+          <w:b/>
+          <w:bCs/>
+        </w:rPr>
+        <w:t xml:space="preserve"> </w:t>
+      </w:r>
+      <w:proofErr w:type="spellStart"/>
+      <w:r>
+        <w:rPr>
+          <w:rFonts w:asciiTheme="minorHAnsi" w:hAnsiTheme="minorHAnsi" w:cstheme="minorHAnsi"/>
+          <w:b/>
+          <w:bCs/>
+        </w:rPr>
+        <w:t>State</w:t>
+      </w:r>
+      <w:proofErr w:type="spellEnd"/>
+      <w:r>
+        <w:rPr>
+          <w:rFonts w:asciiTheme="minorHAnsi" w:hAnsiTheme="minorHAnsi" w:cstheme="minorHAnsi"/>
+          <w:b/>
+          <w:bCs/>
+        </w:rPr>
+        <w:t xml:space="preserve"> Kezelés:</w:t>
+      </w:r>
+      <w:r>
+        <w:rPr>
+          <w:rFonts w:asciiTheme="minorHAnsi" w:hAnsiTheme="minorHAnsi" w:cstheme="minorHAnsi"/>
+        </w:rPr>
+        <w:t xml:space="preserve"> Minden aszinkron adatlekérés alatt a </w:t>
+      </w:r>
+      <w:r>
+        <w:rPr>
+          <w:rStyle w:val="HTML-kd"/>
+          <w:rFonts w:asciiTheme="minorHAnsi" w:hAnsiTheme="minorHAnsi" w:cstheme="minorHAnsi"/>
+          <w:sz w:val="24"/>
+          <w:szCs w:val="24"/>
+        </w:rPr>
+        <w:t>&lt;</w:t>
+      </w:r>
+      <w:proofErr w:type="spellStart"/>
+      <w:r>
+        <w:rPr>
+          <w:rStyle w:val="HTML-kd"/>
+          <w:rFonts w:asciiTheme="minorHAnsi" w:hAnsiTheme="minorHAnsi" w:cstheme="minorHAnsi"/>
+          <w:sz w:val="24"/>
+          <w:szCs w:val="24"/>
+        </w:rPr>
+        <w:t>Loading</w:t>
+      </w:r>
+      <w:proofErr w:type="spellEnd"/>
+      <w:r>
+        <w:rPr>
+          <w:rStyle w:val="HTML-kd"/>
+          <w:rFonts w:asciiTheme="minorHAnsi" w:hAnsiTheme="minorHAnsi" w:cstheme="minorHAnsi"/>
+          <w:sz w:val="24"/>
+          <w:szCs w:val="24"/>
+        </w:rPr>
+        <w:t xml:space="preserve"> /&gt;</w:t>
+      </w:r>
+      <w:r>
+        <w:rPr>
+          <w:rFonts w:asciiTheme="minorHAnsi" w:hAnsiTheme="minorHAnsi" w:cstheme="minorHAnsi"/>
+        </w:rPr>
+        <w:t xml:space="preserve"> komponens látható.</w:t>
+      </w:r>
+    </w:p>
+    <w:p>
+      <w:pPr>
+        <w:pStyle w:val="NormlWeb"/>
+        <w:numPr>
+          <w:ilvl w:val="1"/>
+          <w:numId w:val="32"/>
+        </w:numPr>
+        <w:jc w:val="both"/>
+        <w:rPr>
+          <w:rFonts w:asciiTheme="minorHAnsi" w:hAnsiTheme="minorHAnsi" w:cstheme="minorHAnsi"/>
+        </w:rPr>
+      </w:pPr>
+      <w:r>
+        <w:rPr>
+          <w:rFonts w:asciiTheme="minorHAnsi" w:hAnsiTheme="minorHAnsi" w:cstheme="minorHAnsi"/>
+          <w:b/>
+          <w:bCs/>
+        </w:rPr>
+        <w:t>Intelligens Pozicionálás:</w:t>
+      </w:r>
+      <w:r>
+        <w:rPr>
+          <w:rFonts w:asciiTheme="minorHAnsi" w:hAnsiTheme="minorHAnsi" w:cstheme="minorHAnsi"/>
+        </w:rPr>
+        <w:t xml:space="preserve"> A </w:t>
+      </w:r>
+      <w:proofErr w:type="spellStart"/>
+      <w:r>
+        <w:rPr>
+          <w:rFonts w:asciiTheme="minorHAnsi" w:hAnsiTheme="minorHAnsi" w:cstheme="minorHAnsi"/>
+        </w:rPr>
+        <w:t>spinner</w:t>
+      </w:r>
+      <w:proofErr w:type="spellEnd"/>
+      <w:r>
+        <w:rPr>
+          <w:rFonts w:asciiTheme="minorHAnsi" w:hAnsiTheme="minorHAnsi" w:cstheme="minorHAnsi"/>
+        </w:rPr>
+        <w:t xml:space="preserve"> helyzete dinamikusan változik a képernyőszélesség (</w:t>
+      </w:r>
+      <w:proofErr w:type="spellStart"/>
+      <w:r>
+        <w:rPr>
+          <w:rStyle w:val="HTML-kd"/>
+          <w:rFonts w:asciiTheme="minorHAnsi" w:hAnsiTheme="minorHAnsi" w:cstheme="minorHAnsi"/>
+          <w:sz w:val="24"/>
+          <w:szCs w:val="24"/>
+        </w:rPr>
+        <w:t>isMobile</w:t>
+      </w:r>
+      <w:proofErr w:type="spellEnd"/>
+      <w:r>
+        <w:rPr>
+          <w:rFonts w:asciiTheme="minorHAnsi" w:hAnsiTheme="minorHAnsi" w:cstheme="minorHAnsi"/>
+        </w:rPr>
+        <w:t xml:space="preserve">) függvényében, elkerülve, hogy asztali nézetben a </w:t>
+      </w:r>
+      <w:proofErr w:type="spellStart"/>
+      <w:r>
+        <w:rPr>
+          <w:rFonts w:asciiTheme="minorHAnsi" w:hAnsiTheme="minorHAnsi" w:cstheme="minorHAnsi"/>
+        </w:rPr>
+        <w:t>Sidebar</w:t>
+      </w:r>
+      <w:proofErr w:type="spellEnd"/>
+      <w:r>
+        <w:rPr>
+          <w:rFonts w:asciiTheme="minorHAnsi" w:hAnsiTheme="minorHAnsi" w:cstheme="minorHAnsi"/>
+        </w:rPr>
+        <w:t xml:space="preserve"> alá csússzon.</w:t>
+      </w:r>
+    </w:p>
+    <w:p>
+      <w:pPr>
+        <w:pStyle w:val="NormlWeb"/>
+        <w:numPr>
+          <w:ilvl w:val="0"/>
+          <w:numId w:val="32"/>
+        </w:numPr>
+        <w:jc w:val="both"/>
+        <w:rPr>
+          <w:rFonts w:asciiTheme="minorHAnsi" w:hAnsiTheme="minorHAnsi" w:cstheme="minorHAnsi"/>
+        </w:rPr>
+      </w:pPr>
+      <w:r>
+        <w:rPr>
+          <w:rFonts w:asciiTheme="minorHAnsi" w:hAnsiTheme="minorHAnsi" w:cstheme="minorHAnsi"/>
+          <w:b/>
+          <w:bCs/>
+        </w:rPr>
+        <w:t>Hibaellenőrzés:</w:t>
+      </w:r>
+      <w:r>
+        <w:rPr>
+          <w:rFonts w:asciiTheme="minorHAnsi" w:hAnsiTheme="minorHAnsi" w:cstheme="minorHAnsi"/>
+        </w:rPr>
+        <w:t xml:space="preserve"> A </w:t>
+      </w:r>
+      <w:proofErr w:type="spellStart"/>
+      <w:r>
+        <w:rPr>
+          <w:rStyle w:val="HTML-kd"/>
+          <w:rFonts w:asciiTheme="minorHAnsi" w:hAnsiTheme="minorHAnsi" w:cstheme="minorHAnsi"/>
+          <w:sz w:val="24"/>
+          <w:szCs w:val="24"/>
+        </w:rPr>
+        <w:t>fetch</w:t>
+      </w:r>
+      <w:proofErr w:type="spellEnd"/>
+      <w:r>
+        <w:rPr>
+          <w:rFonts w:asciiTheme="minorHAnsi" w:hAnsiTheme="minorHAnsi" w:cstheme="minorHAnsi"/>
+        </w:rPr>
+        <w:t xml:space="preserve"> kérések </w:t>
+      </w:r>
+      <w:proofErr w:type="spellStart"/>
+      <w:r>
+        <w:rPr>
+          <w:rStyle w:val="HTML-kd"/>
+          <w:rFonts w:asciiTheme="minorHAnsi" w:hAnsiTheme="minorHAnsi" w:cstheme="minorHAnsi"/>
+          <w:sz w:val="24"/>
+          <w:szCs w:val="24"/>
+        </w:rPr>
+        <w:t>try-catch</w:t>
+      </w:r>
+      <w:proofErr w:type="spellEnd"/>
+      <w:r>
+        <w:rPr>
+          <w:rFonts w:asciiTheme="minorHAnsi" w:hAnsiTheme="minorHAnsi" w:cstheme="minorHAnsi"/>
+        </w:rPr>
+        <w:t xml:space="preserve"> blokkba vannak zárva, és hiba esetén a felhasználó barátságos hibaüzenetet kap (</w:t>
+      </w:r>
+      <w:proofErr w:type="spellStart"/>
+      <w:r>
+        <w:rPr>
+          <w:rStyle w:val="HTML-kd"/>
+          <w:rFonts w:asciiTheme="minorHAnsi" w:hAnsiTheme="minorHAnsi" w:cstheme="minorHAnsi"/>
+          <w:sz w:val="24"/>
+          <w:szCs w:val="24"/>
+        </w:rPr>
+        <w:t>setError</w:t>
+      </w:r>
+      <w:proofErr w:type="spellEnd"/>
+      <w:r>
+        <w:rPr>
+          <w:rFonts w:asciiTheme="minorHAnsi" w:hAnsiTheme="minorHAnsi" w:cstheme="minorHAnsi"/>
+        </w:rPr>
+        <w:t>).</w:t>
+      </w:r>
+    </w:p>
+    <w:p>
+      <w:pPr>
+        <w:pStyle w:val="NormlWeb"/>
+        <w:numPr>
+          <w:ilvl w:val="0"/>
+          <w:numId w:val="32"/>
+        </w:numPr>
+        <w:jc w:val="both"/>
+        <w:rPr>
+          <w:rFonts w:asciiTheme="minorHAnsi" w:hAnsiTheme="minorHAnsi" w:cstheme="minorHAnsi"/>
+        </w:rPr>
+      </w:pPr>
+      <w:r>
+        <w:rPr>
+          <w:rFonts w:asciiTheme="minorHAnsi" w:hAnsiTheme="minorHAnsi" w:cstheme="minorHAnsi"/>
+          <w:b/>
+          <w:bCs/>
+        </w:rPr>
+        <w:t>Kijelentkezés (</w:t>
+      </w:r>
+      <w:r>
+        <w:rPr>
+          <w:rStyle w:val="HTML-kd"/>
+          <w:rFonts w:asciiTheme="minorHAnsi" w:hAnsiTheme="minorHAnsi" w:cstheme="minorHAnsi"/>
+          <w:b/>
+          <w:bCs/>
+          <w:sz w:val="24"/>
+          <w:szCs w:val="24"/>
+        </w:rPr>
+        <w:t>LogoutButton</w:t>
+      </w:r>
+      <w:r>
+        <w:rPr>
+          <w:rFonts w:asciiTheme="minorHAnsi" w:hAnsiTheme="minorHAnsi" w:cstheme="minorHAnsi"/>
+          <w:b/>
+          <w:bCs/>
+        </w:rPr>
+        <w:t>):</w:t>
+      </w:r>
+      <w:r>
+        <w:rPr>
+          <w:rFonts w:asciiTheme="minorHAnsi" w:hAnsiTheme="minorHAnsi" w:cstheme="minorHAnsi"/>
+        </w:rPr>
+        <w:t xml:space="preserve"> A kijelentkezés nemcsak a lokális adatokat (</w:t>
+      </w:r>
+      <w:r>
+        <w:rPr>
+          <w:rStyle w:val="HTML-kd"/>
+          <w:rFonts w:asciiTheme="minorHAnsi" w:hAnsiTheme="minorHAnsi" w:cstheme="minorHAnsi"/>
+          <w:sz w:val="24"/>
+          <w:szCs w:val="24"/>
+        </w:rPr>
+        <w:t>localStorage</w:t>
+      </w:r>
+      <w:r>
+        <w:rPr>
+          <w:rFonts w:asciiTheme="minorHAnsi" w:hAnsiTheme="minorHAnsi" w:cstheme="minorHAnsi"/>
+        </w:rPr>
+        <w:t xml:space="preserve">) törli, hanem megkísérli a szerveroldali </w:t>
+      </w:r>
+      <w:proofErr w:type="spellStart"/>
+      <w:r>
+        <w:rPr>
+          <w:rFonts w:asciiTheme="minorHAnsi" w:hAnsiTheme="minorHAnsi" w:cstheme="minorHAnsi"/>
+        </w:rPr>
+        <w:t>token</w:t>
+      </w:r>
+      <w:proofErr w:type="spellEnd"/>
+      <w:r>
+        <w:rPr>
+          <w:rFonts w:asciiTheme="minorHAnsi" w:hAnsiTheme="minorHAnsi" w:cstheme="minorHAnsi"/>
+        </w:rPr>
+        <w:t xml:space="preserve"> visszavonását is, ezzel zárva le biztonságosan a munkamenetet.</w:t>
+      </w:r>
+    </w:p>
+    <w:p>
+      <w:pPr>
+        <w:jc w:val="both"/>
+      </w:pPr>
+      <w:r>
+        <w:pict w14:anchorId="133F7A07">
+          <v:rect id="_x0000_i1079" style="width:0;height:1.5pt" o:hralign="center" o:hrstd="t" o:hr="t" fillcolor="#a0a0a0" stroked="f"/>
+        </w:pict>
+      </w:r>
+    </w:p>
+    <w:p>
+      <w:pPr>
+        <w:pStyle w:val="Cmsor1"/>
+        <w:jc w:val="both"/>
+        <w:rPr>
+          <w:rFonts w:ascii="Calibri" w:eastAsia="Calibri" w:hAnsi="Calibri" w:cs="Calibri"/>
+          <w:color w:val="0F4761"/>
+          <w:sz w:val="36"/>
+          <w:szCs w:val="22"/>
+          <w:lang w:eastAsia="hu-HU"/>
+        </w:rPr>
+      </w:pPr>
+      <w:r>
+        <w:rPr>
+          <w:rFonts w:ascii="Calibri" w:eastAsia="Calibri" w:hAnsi="Calibri" w:cs="Calibri"/>
+          <w:color w:val="0F4761"/>
+          <w:sz w:val="36"/>
+          <w:szCs w:val="22"/>
+          <w:lang w:eastAsia="hu-HU"/>
+        </w:rPr>
+        <w:t>5. Fejlesztői Javaslatok az Összesített Kód Alapján</w:t>
+      </w:r>
+    </w:p>
+    <w:p>
+      <w:pPr>
+        <w:pStyle w:val="NormlWeb"/>
+        <w:numPr>
+          <w:ilvl w:val="0"/>
+          <w:numId w:val="33"/>
+        </w:numPr>
+        <w:jc w:val="both"/>
+        <w:rPr>
+          <w:rFonts w:asciiTheme="minorHAnsi" w:hAnsiTheme="minorHAnsi" w:cstheme="minorHAnsi"/>
+        </w:rPr>
+      </w:pPr>
+      <w:r>
+        <w:rPr>
+          <w:rFonts w:asciiTheme="minorHAnsi" w:hAnsiTheme="minorHAnsi" w:cstheme="minorHAnsi"/>
+          <w:b/>
+          <w:bCs/>
+        </w:rPr>
+        <w:t>API URL Centralizáció:</w:t>
+      </w:r>
+      <w:r>
+        <w:rPr>
+          <w:rFonts w:asciiTheme="minorHAnsi" w:hAnsiTheme="minorHAnsi" w:cstheme="minorHAnsi"/>
+        </w:rPr>
+        <w:t xml:space="preserve"> Jelenleg a </w:t>
+      </w:r>
+      <w:r>
+        <w:rPr>
+          <w:rStyle w:val="HTML-kd"/>
+          <w:rFonts w:asciiTheme="minorHAnsi" w:hAnsiTheme="minorHAnsi" w:cstheme="minorHAnsi"/>
+          <w:sz w:val="24"/>
+          <w:szCs w:val="24"/>
+        </w:rPr>
+        <w:t>http://localhost:8000</w:t>
+      </w:r>
+      <w:r>
+        <w:rPr>
+          <w:rFonts w:asciiTheme="minorHAnsi" w:hAnsiTheme="minorHAnsi" w:cstheme="minorHAnsi"/>
+        </w:rPr>
+        <w:t xml:space="preserve"> több helyen be van égetve. Ezt egy központi </w:t>
+      </w:r>
+      <w:r>
+        <w:rPr>
+          <w:rStyle w:val="HTML-kd"/>
+          <w:rFonts w:asciiTheme="minorHAnsi" w:hAnsiTheme="minorHAnsi" w:cstheme="minorHAnsi"/>
+          <w:sz w:val="24"/>
+          <w:szCs w:val="24"/>
+        </w:rPr>
+        <w:t>api.js</w:t>
+      </w:r>
+      <w:r>
+        <w:rPr>
+          <w:rFonts w:asciiTheme="minorHAnsi" w:hAnsiTheme="minorHAnsi" w:cstheme="minorHAnsi"/>
+        </w:rPr>
+        <w:t xml:space="preserve"> </w:t>
+      </w:r>
+      <w:proofErr w:type="gramStart"/>
+      <w:r>
+        <w:rPr>
+          <w:rFonts w:asciiTheme="minorHAnsi" w:hAnsiTheme="minorHAnsi" w:cstheme="minorHAnsi"/>
+        </w:rPr>
+        <w:t xml:space="preserve">vagy </w:t>
+      </w:r>
+      <w:r>
+        <w:rPr>
+          <w:rStyle w:val="HTML-kd"/>
+          <w:rFonts w:asciiTheme="minorHAnsi" w:hAnsiTheme="minorHAnsi" w:cstheme="minorHAnsi"/>
+          <w:sz w:val="24"/>
+          <w:szCs w:val="24"/>
+        </w:rPr>
+        <w:t>.</w:t>
+      </w:r>
+      <w:proofErr w:type="spellStart"/>
+      <w:r>
+        <w:rPr>
+          <w:rStyle w:val="HTML-kd"/>
+          <w:rFonts w:asciiTheme="minorHAnsi" w:hAnsiTheme="minorHAnsi" w:cstheme="minorHAnsi"/>
+          <w:sz w:val="24"/>
+          <w:szCs w:val="24"/>
+        </w:rPr>
+        <w:t>env</w:t>
+      </w:r>
+      <w:proofErr w:type="spellEnd"/>
+      <w:proofErr w:type="gramEnd"/>
+      <w:r>
+        <w:rPr>
+          <w:rFonts w:asciiTheme="minorHAnsi" w:hAnsiTheme="minorHAnsi" w:cstheme="minorHAnsi"/>
+        </w:rPr>
+        <w:t xml:space="preserve"> fájlba javasolt kiszervezni.</w:t>
+      </w:r>
+    </w:p>
+    <w:p>
+      <w:pPr>
+        <w:pStyle w:val="NormlWeb"/>
+        <w:numPr>
+          <w:ilvl w:val="0"/>
+          <w:numId w:val="33"/>
+        </w:numPr>
+        <w:jc w:val="both"/>
+        <w:rPr>
+          <w:rFonts w:asciiTheme="minorHAnsi" w:hAnsiTheme="minorHAnsi" w:cstheme="minorHAnsi"/>
+        </w:rPr>
+      </w:pPr>
+      <w:r>
+        <w:rPr>
+          <w:rFonts w:asciiTheme="minorHAnsi" w:hAnsiTheme="minorHAnsi" w:cstheme="minorHAnsi"/>
+          <w:b/>
+          <w:bCs/>
+        </w:rPr>
+        <w:t>Duplikált Logika:</w:t>
+      </w:r>
+      <w:r>
+        <w:rPr>
+          <w:rFonts w:asciiTheme="minorHAnsi" w:hAnsiTheme="minorHAnsi" w:cstheme="minorHAnsi"/>
+        </w:rPr>
+        <w:t xml:space="preserve"> A mobilnézet-figyelés (</w:t>
+      </w:r>
+      <w:proofErr w:type="spellStart"/>
+      <w:proofErr w:type="gramStart"/>
+      <w:r>
+        <w:rPr>
+          <w:rStyle w:val="HTML-kd"/>
+          <w:rFonts w:asciiTheme="minorHAnsi" w:hAnsiTheme="minorHAnsi" w:cstheme="minorHAnsi"/>
+          <w:sz w:val="24"/>
+          <w:szCs w:val="24"/>
+        </w:rPr>
+        <w:t>window.innerWidth</w:t>
+      </w:r>
+      <w:proofErr w:type="spellEnd"/>
+      <w:proofErr w:type="gramEnd"/>
+      <w:r>
+        <w:rPr>
+          <w:rFonts w:asciiTheme="minorHAnsi" w:hAnsiTheme="minorHAnsi" w:cstheme="minorHAnsi"/>
+        </w:rPr>
+        <w:t xml:space="preserve">) több komponensben is szerepel. Ezt érdemes lenne egy egyedi </w:t>
+      </w:r>
+      <w:proofErr w:type="spellStart"/>
+      <w:r>
+        <w:rPr>
+          <w:rFonts w:asciiTheme="minorHAnsi" w:hAnsiTheme="minorHAnsi" w:cstheme="minorHAnsi"/>
+        </w:rPr>
+        <w:t>hook-ba</w:t>
+      </w:r>
+      <w:proofErr w:type="spellEnd"/>
+      <w:r>
+        <w:rPr>
+          <w:rFonts w:asciiTheme="minorHAnsi" w:hAnsiTheme="minorHAnsi" w:cstheme="minorHAnsi"/>
+        </w:rPr>
+        <w:t xml:space="preserve"> (</w:t>
+      </w:r>
+      <w:proofErr w:type="spellStart"/>
+      <w:r>
+        <w:rPr>
+          <w:rStyle w:val="HTML-kd"/>
+          <w:rFonts w:asciiTheme="minorHAnsi" w:hAnsiTheme="minorHAnsi" w:cstheme="minorHAnsi"/>
+          <w:sz w:val="24"/>
+          <w:szCs w:val="24"/>
+        </w:rPr>
+        <w:t>useMobile</w:t>
+      </w:r>
+      <w:proofErr w:type="spellEnd"/>
+      <w:r>
+        <w:rPr>
+          <w:rFonts w:asciiTheme="minorHAnsi" w:hAnsiTheme="minorHAnsi" w:cstheme="minorHAnsi"/>
+        </w:rPr>
+        <w:t>) kiszervezni a kódismétlés elkerülése végett.</w:t>
+      </w:r>
+    </w:p>
+    <w:p>
+      <w:pPr>
+        <w:pStyle w:val="NormlWeb"/>
+        <w:numPr>
+          <w:ilvl w:val="0"/>
+          <w:numId w:val="33"/>
+        </w:numPr>
+        <w:jc w:val="both"/>
+        <w:rPr>
+          <w:rFonts w:asciiTheme="minorHAnsi" w:hAnsiTheme="minorHAnsi" w:cstheme="minorHAnsi"/>
+        </w:rPr>
+      </w:pPr>
+      <w:r>
+        <w:rPr>
+          <w:rFonts w:asciiTheme="minorHAnsi" w:hAnsiTheme="minorHAnsi" w:cstheme="minorHAnsi"/>
+          <w:b/>
+          <w:bCs/>
+        </w:rPr>
+        <w:lastRenderedPageBreak/>
+        <w:t>Típusbiztonság:</w:t>
+      </w:r>
+      <w:r>
+        <w:rPr>
+          <w:rFonts w:asciiTheme="minorHAnsi" w:hAnsiTheme="minorHAnsi" w:cstheme="minorHAnsi"/>
+        </w:rPr>
+        <w:t xml:space="preserve"> A pontszámoknál látható a </w:t>
+      </w:r>
+      <w:proofErr w:type="spellStart"/>
+      <w:proofErr w:type="gramStart"/>
+      <w:r>
+        <w:rPr>
+          <w:rStyle w:val="HTML-kd"/>
+          <w:rFonts w:asciiTheme="minorHAnsi" w:hAnsiTheme="minorHAnsi" w:cstheme="minorHAnsi"/>
+          <w:sz w:val="24"/>
+          <w:szCs w:val="24"/>
+        </w:rPr>
+        <w:t>parseInt</w:t>
+      </w:r>
+      <w:proofErr w:type="spellEnd"/>
+      <w:r>
+        <w:rPr>
+          <w:rStyle w:val="HTML-kd"/>
+          <w:rFonts w:asciiTheme="minorHAnsi" w:hAnsiTheme="minorHAnsi" w:cstheme="minorHAnsi"/>
+          <w:sz w:val="24"/>
+          <w:szCs w:val="24"/>
+        </w:rPr>
+        <w:t>(</w:t>
+      </w:r>
+      <w:proofErr w:type="gramEnd"/>
+      <w:r>
+        <w:rPr>
+          <w:rStyle w:val="HTML-kd"/>
+          <w:rFonts w:asciiTheme="minorHAnsi" w:hAnsiTheme="minorHAnsi" w:cstheme="minorHAnsi"/>
+          <w:sz w:val="24"/>
+          <w:szCs w:val="24"/>
+        </w:rPr>
+        <w:t>)</w:t>
+      </w:r>
+      <w:r>
+        <w:rPr>
+          <w:rFonts w:asciiTheme="minorHAnsi" w:hAnsiTheme="minorHAnsi" w:cstheme="minorHAnsi"/>
+        </w:rPr>
+        <w:t xml:space="preserve"> használata, ami kiváló biztonsági gyakorlat a váratlan </w:t>
+      </w:r>
+      <w:proofErr w:type="spellStart"/>
+      <w:r>
+        <w:rPr>
+          <w:rFonts w:asciiTheme="minorHAnsi" w:hAnsiTheme="minorHAnsi" w:cstheme="minorHAnsi"/>
+        </w:rPr>
+        <w:t>string</w:t>
+      </w:r>
+      <w:proofErr w:type="spellEnd"/>
+      <w:r>
+        <w:rPr>
+          <w:rFonts w:asciiTheme="minorHAnsi" w:hAnsiTheme="minorHAnsi" w:cstheme="minorHAnsi"/>
+        </w:rPr>
+        <w:t xml:space="preserve"> típusú adatok ellen.</w:t>
+      </w:r>
+    </w:p>
+    <w:p>
+      <w:pPr>
+        <w:pStyle w:val="Cmsor2"/>
+        <w:ind w:left="-5"/>
+        <w:jc w:val="both"/>
+      </w:pPr>
+    </w:p>
     <w:sectPr>
       <w:pgSz w:w="11906" w:h="16838"/>
       <w:pgMar w:top="1417" w:right="1417" w:bottom="1417" w:left="1417" w:header="708" w:footer="708" w:gutter="0"/>
@@ -7352,6 +10105,453 @@
     </w:lvl>
   </w:abstractNum>
   <w:abstractNum w:abstractNumId="1" w15:restartNumberingAfterBreak="0">
+    <w:nsid w:val="0FFA1673"/>
+    <w:multiLevelType w:val="multilevel"/>
+    <w:tmpl w:val="FBD22CD6"/>
+    <w:lvl w:ilvl="0">
+      <w:start w:val="1"/>
+      <w:numFmt w:val="bullet"/>
+      <w:lvlText w:val=""/>
+      <w:lvlJc w:val="left"/>
+      <w:pPr>
+        <w:tabs>
+          <w:tab w:val="num" w:pos="720"/>
+        </w:tabs>
+        <w:ind w:left="720" w:hanging="360"/>
+      </w:pPr>
+      <w:rPr>
+        <w:rFonts w:ascii="Symbol" w:hAnsi="Symbol" w:hint="default"/>
+        <w:sz w:val="20"/>
+      </w:rPr>
+    </w:lvl>
+    <w:lvl w:ilvl="1" w:tentative="1">
+      <w:start w:val="1"/>
+      <w:numFmt w:val="bullet"/>
+      <w:lvlText w:val="o"/>
+      <w:lvlJc w:val="left"/>
+      <w:pPr>
+        <w:tabs>
+          <w:tab w:val="num" w:pos="1440"/>
+        </w:tabs>
+        <w:ind w:left="1440" w:hanging="360"/>
+      </w:pPr>
+      <w:rPr>
+        <w:rFonts w:ascii="Courier New" w:hAnsi="Courier New" w:hint="default"/>
+        <w:sz w:val="20"/>
+      </w:rPr>
+    </w:lvl>
+    <w:lvl w:ilvl="2" w:tentative="1">
+      <w:start w:val="1"/>
+      <w:numFmt w:val="bullet"/>
+      <w:lvlText w:val=""/>
+      <w:lvlJc w:val="left"/>
+      <w:pPr>
+        <w:tabs>
+          <w:tab w:val="num" w:pos="2160"/>
+        </w:tabs>
+        <w:ind w:left="2160" w:hanging="360"/>
+      </w:pPr>
+      <w:rPr>
+        <w:rFonts w:ascii="Wingdings" w:hAnsi="Wingdings" w:hint="default"/>
+        <w:sz w:val="20"/>
+      </w:rPr>
+    </w:lvl>
+    <w:lvl w:ilvl="3" w:tentative="1">
+      <w:start w:val="1"/>
+      <w:numFmt w:val="bullet"/>
+      <w:lvlText w:val=""/>
+      <w:lvlJc w:val="left"/>
+      <w:pPr>
+        <w:tabs>
+          <w:tab w:val="num" w:pos="2880"/>
+        </w:tabs>
+        <w:ind w:left="2880" w:hanging="360"/>
+      </w:pPr>
+      <w:rPr>
+        <w:rFonts w:ascii="Wingdings" w:hAnsi="Wingdings" w:hint="default"/>
+        <w:sz w:val="20"/>
+      </w:rPr>
+    </w:lvl>
+    <w:lvl w:ilvl="4" w:tentative="1">
+      <w:start w:val="1"/>
+      <w:numFmt w:val="bullet"/>
+      <w:lvlText w:val=""/>
+      <w:lvlJc w:val="left"/>
+      <w:pPr>
+        <w:tabs>
+          <w:tab w:val="num" w:pos="3600"/>
+        </w:tabs>
+        <w:ind w:left="3600" w:hanging="360"/>
+      </w:pPr>
+      <w:rPr>
+        <w:rFonts w:ascii="Wingdings" w:hAnsi="Wingdings" w:hint="default"/>
+        <w:sz w:val="20"/>
+      </w:rPr>
+    </w:lvl>
+    <w:lvl w:ilvl="5" w:tentative="1">
+      <w:start w:val="1"/>
+      <w:numFmt w:val="bullet"/>
+      <w:lvlText w:val=""/>
+      <w:lvlJc w:val="left"/>
+      <w:pPr>
+        <w:tabs>
+          <w:tab w:val="num" w:pos="4320"/>
+        </w:tabs>
+        <w:ind w:left="4320" w:hanging="360"/>
+      </w:pPr>
+      <w:rPr>
+        <w:rFonts w:ascii="Wingdings" w:hAnsi="Wingdings" w:hint="default"/>
+        <w:sz w:val="20"/>
+      </w:rPr>
+    </w:lvl>
+    <w:lvl w:ilvl="6" w:tentative="1">
+      <w:start w:val="1"/>
+      <w:numFmt w:val="bullet"/>
+      <w:lvlText w:val=""/>
+      <w:lvlJc w:val="left"/>
+      <w:pPr>
+        <w:tabs>
+          <w:tab w:val="num" w:pos="5040"/>
+        </w:tabs>
+        <w:ind w:left="5040" w:hanging="360"/>
+      </w:pPr>
+      <w:rPr>
+        <w:rFonts w:ascii="Wingdings" w:hAnsi="Wingdings" w:hint="default"/>
+        <w:sz w:val="20"/>
+      </w:rPr>
+    </w:lvl>
+    <w:lvl w:ilvl="7" w:tentative="1">
+      <w:start w:val="1"/>
+      <w:numFmt w:val="bullet"/>
+      <w:lvlText w:val=""/>
+      <w:lvlJc w:val="left"/>
+      <w:pPr>
+        <w:tabs>
+          <w:tab w:val="num" w:pos="5760"/>
+        </w:tabs>
+        <w:ind w:left="5760" w:hanging="360"/>
+      </w:pPr>
+      <w:rPr>
+        <w:rFonts w:ascii="Wingdings" w:hAnsi="Wingdings" w:hint="default"/>
+        <w:sz w:val="20"/>
+      </w:rPr>
+    </w:lvl>
+    <w:lvl w:ilvl="8" w:tentative="1">
+      <w:start w:val="1"/>
+      <w:numFmt w:val="bullet"/>
+      <w:lvlText w:val=""/>
+      <w:lvlJc w:val="left"/>
+      <w:pPr>
+        <w:tabs>
+          <w:tab w:val="num" w:pos="6480"/>
+        </w:tabs>
+        <w:ind w:left="6480" w:hanging="360"/>
+      </w:pPr>
+      <w:rPr>
+        <w:rFonts w:ascii="Wingdings" w:hAnsi="Wingdings" w:hint="default"/>
+        <w:sz w:val="20"/>
+      </w:rPr>
+    </w:lvl>
+  </w:abstractNum>
+  <w:abstractNum w:abstractNumId="2" w15:restartNumberingAfterBreak="0">
+    <w:nsid w:val="12101D77"/>
+    <w:multiLevelType w:val="multilevel"/>
+    <w:tmpl w:val="37287CBC"/>
+    <w:lvl w:ilvl="0">
+      <w:start w:val="1"/>
+      <w:numFmt w:val="bullet"/>
+      <w:lvlText w:val=""/>
+      <w:lvlJc w:val="left"/>
+      <w:pPr>
+        <w:tabs>
+          <w:tab w:val="num" w:pos="720"/>
+        </w:tabs>
+        <w:ind w:left="720" w:hanging="360"/>
+      </w:pPr>
+      <w:rPr>
+        <w:rFonts w:ascii="Symbol" w:hAnsi="Symbol" w:hint="default"/>
+        <w:sz w:val="20"/>
+      </w:rPr>
+    </w:lvl>
+    <w:lvl w:ilvl="1" w:tentative="1">
+      <w:start w:val="1"/>
+      <w:numFmt w:val="bullet"/>
+      <w:lvlText w:val="o"/>
+      <w:lvlJc w:val="left"/>
+      <w:pPr>
+        <w:tabs>
+          <w:tab w:val="num" w:pos="1440"/>
+        </w:tabs>
+        <w:ind w:left="1440" w:hanging="360"/>
+      </w:pPr>
+      <w:rPr>
+        <w:rFonts w:ascii="Courier New" w:hAnsi="Courier New" w:hint="default"/>
+        <w:sz w:val="20"/>
+      </w:rPr>
+    </w:lvl>
+    <w:lvl w:ilvl="2" w:tentative="1">
+      <w:start w:val="1"/>
+      <w:numFmt w:val="bullet"/>
+      <w:lvlText w:val=""/>
+      <w:lvlJc w:val="left"/>
+      <w:pPr>
+        <w:tabs>
+          <w:tab w:val="num" w:pos="2160"/>
+        </w:tabs>
+        <w:ind w:left="2160" w:hanging="360"/>
+      </w:pPr>
+      <w:rPr>
+        <w:rFonts w:ascii="Wingdings" w:hAnsi="Wingdings" w:hint="default"/>
+        <w:sz w:val="20"/>
+      </w:rPr>
+    </w:lvl>
+    <w:lvl w:ilvl="3" w:tentative="1">
+      <w:start w:val="1"/>
+      <w:numFmt w:val="bullet"/>
+      <w:lvlText w:val=""/>
+      <w:lvlJc w:val="left"/>
+      <w:pPr>
+        <w:tabs>
+          <w:tab w:val="num" w:pos="2880"/>
+        </w:tabs>
+        <w:ind w:left="2880" w:hanging="360"/>
+      </w:pPr>
+      <w:rPr>
+        <w:rFonts w:ascii="Wingdings" w:hAnsi="Wingdings" w:hint="default"/>
+        <w:sz w:val="20"/>
+      </w:rPr>
+    </w:lvl>
+    <w:lvl w:ilvl="4" w:tentative="1">
+      <w:start w:val="1"/>
+      <w:numFmt w:val="bullet"/>
+      <w:lvlText w:val=""/>
+      <w:lvlJc w:val="left"/>
+      <w:pPr>
+        <w:tabs>
+          <w:tab w:val="num" w:pos="3600"/>
+        </w:tabs>
+        <w:ind w:left="3600" w:hanging="360"/>
+      </w:pPr>
+      <w:rPr>
+        <w:rFonts w:ascii="Wingdings" w:hAnsi="Wingdings" w:hint="default"/>
+        <w:sz w:val="20"/>
+      </w:rPr>
+    </w:lvl>
+    <w:lvl w:ilvl="5" w:tentative="1">
+      <w:start w:val="1"/>
+      <w:numFmt w:val="bullet"/>
+      <w:lvlText w:val=""/>
+      <w:lvlJc w:val="left"/>
+      <w:pPr>
+        <w:tabs>
+          <w:tab w:val="num" w:pos="4320"/>
+        </w:tabs>
+        <w:ind w:left="4320" w:hanging="360"/>
+      </w:pPr>
+      <w:rPr>
+        <w:rFonts w:ascii="Wingdings" w:hAnsi="Wingdings" w:hint="default"/>
+        <w:sz w:val="20"/>
+      </w:rPr>
+    </w:lvl>
+    <w:lvl w:ilvl="6" w:tentative="1">
+      <w:start w:val="1"/>
+      <w:numFmt w:val="bullet"/>
+      <w:lvlText w:val=""/>
+      <w:lvlJc w:val="left"/>
+      <w:pPr>
+        <w:tabs>
+          <w:tab w:val="num" w:pos="5040"/>
+        </w:tabs>
+        <w:ind w:left="5040" w:hanging="360"/>
+      </w:pPr>
+      <w:rPr>
+        <w:rFonts w:ascii="Wingdings" w:hAnsi="Wingdings" w:hint="default"/>
+        <w:sz w:val="20"/>
+      </w:rPr>
+    </w:lvl>
+    <w:lvl w:ilvl="7" w:tentative="1">
+      <w:start w:val="1"/>
+      <w:numFmt w:val="bullet"/>
+      <w:lvlText w:val=""/>
+      <w:lvlJc w:val="left"/>
+      <w:pPr>
+        <w:tabs>
+          <w:tab w:val="num" w:pos="5760"/>
+        </w:tabs>
+        <w:ind w:left="5760" w:hanging="360"/>
+      </w:pPr>
+      <w:rPr>
+        <w:rFonts w:ascii="Wingdings" w:hAnsi="Wingdings" w:hint="default"/>
+        <w:sz w:val="20"/>
+      </w:rPr>
+    </w:lvl>
+    <w:lvl w:ilvl="8" w:tentative="1">
+      <w:start w:val="1"/>
+      <w:numFmt w:val="bullet"/>
+      <w:lvlText w:val=""/>
+      <w:lvlJc w:val="left"/>
+      <w:pPr>
+        <w:tabs>
+          <w:tab w:val="num" w:pos="6480"/>
+        </w:tabs>
+        <w:ind w:left="6480" w:hanging="360"/>
+      </w:pPr>
+      <w:rPr>
+        <w:rFonts w:ascii="Wingdings" w:hAnsi="Wingdings" w:hint="default"/>
+        <w:sz w:val="20"/>
+      </w:rPr>
+    </w:lvl>
+  </w:abstractNum>
+  <w:abstractNum w:abstractNumId="3" w15:restartNumberingAfterBreak="0">
+    <w:nsid w:val="12A45A0F"/>
+    <w:multiLevelType w:val="multilevel"/>
+    <w:tmpl w:val="6930B234"/>
+    <w:lvl w:ilvl="0">
+      <w:start w:val="1"/>
+      <w:numFmt w:val="bullet"/>
+      <w:lvlText w:val=""/>
+      <w:lvlJc w:val="left"/>
+      <w:pPr>
+        <w:tabs>
+          <w:tab w:val="num" w:pos="720"/>
+        </w:tabs>
+        <w:ind w:left="720" w:hanging="360"/>
+      </w:pPr>
+      <w:rPr>
+        <w:rFonts w:ascii="Symbol" w:hAnsi="Symbol" w:hint="default"/>
+        <w:sz w:val="20"/>
+      </w:rPr>
+    </w:lvl>
+    <w:lvl w:ilvl="1" w:tentative="1">
+      <w:start w:val="1"/>
+      <w:numFmt w:val="bullet"/>
+      <w:lvlText w:val="o"/>
+      <w:lvlJc w:val="left"/>
+      <w:pPr>
+        <w:tabs>
+          <w:tab w:val="num" w:pos="1440"/>
+        </w:tabs>
+        <w:ind w:left="1440" w:hanging="360"/>
+      </w:pPr>
+      <w:rPr>
+        <w:rFonts w:ascii="Courier New" w:hAnsi="Courier New" w:hint="default"/>
+        <w:sz w:val="20"/>
+      </w:rPr>
+    </w:lvl>
+    <w:lvl w:ilvl="2" w:tentative="1">
+      <w:start w:val="1"/>
+      <w:numFmt w:val="bullet"/>
+      <w:lvlText w:val=""/>
+      <w:lvlJc w:val="left"/>
+      <w:pPr>
+        <w:tabs>
+          <w:tab w:val="num" w:pos="2160"/>
+        </w:tabs>
+        <w:ind w:left="2160" w:hanging="360"/>
+      </w:pPr>
+      <w:rPr>
+        <w:rFonts w:ascii="Wingdings" w:hAnsi="Wingdings" w:hint="default"/>
+        <w:sz w:val="20"/>
+      </w:rPr>
+    </w:lvl>
+    <w:lvl w:ilvl="3" w:tentative="1">
+      <w:start w:val="1"/>
+      <w:numFmt w:val="bullet"/>
+      <w:lvlText w:val=""/>
+      <w:lvlJc w:val="left"/>
+      <w:pPr>
+        <w:tabs>
+          <w:tab w:val="num" w:pos="2880"/>
+        </w:tabs>
+        <w:ind w:left="2880" w:hanging="360"/>
+      </w:pPr>
+      <w:rPr>
+        <w:rFonts w:ascii="Wingdings" w:hAnsi="Wingdings" w:hint="default"/>
+        <w:sz w:val="20"/>
+      </w:rPr>
+    </w:lvl>
+    <w:lvl w:ilvl="4" w:tentative="1">
+      <w:start w:val="1"/>
+      <w:numFmt w:val="bullet"/>
+      <w:lvlText w:val=""/>
+      <w:lvlJc w:val="left"/>
+      <w:pPr>
+        <w:tabs>
+          <w:tab w:val="num" w:pos="3600"/>
+        </w:tabs>
+        <w:ind w:left="3600" w:hanging="360"/>
+      </w:pPr>
+      <w:rPr>
+        <w:rFonts w:ascii="Wingdings" w:hAnsi="Wingdings" w:hint="default"/>
+        <w:sz w:val="20"/>
+      </w:rPr>
+    </w:lvl>
+    <w:lvl w:ilvl="5" w:tentative="1">
+      <w:start w:val="1"/>
+      <w:numFmt w:val="bullet"/>
+      <w:lvlText w:val=""/>
+      <w:lvlJc w:val="left"/>
+      <w:pPr>
+        <w:tabs>
+          <w:tab w:val="num" w:pos="4320"/>
+        </w:tabs>
+        <w:ind w:left="4320" w:hanging="360"/>
+      </w:pPr>
+      <w:rPr>
+        <w:rFonts w:ascii="Wingdings" w:hAnsi="Wingdings" w:hint="default"/>
+        <w:sz w:val="20"/>
+      </w:rPr>
+    </w:lvl>
+    <w:lvl w:ilvl="6" w:tentative="1">
+      <w:start w:val="1"/>
+      <w:numFmt w:val="bullet"/>
+      <w:lvlText w:val=""/>
+      <w:lvlJc w:val="left"/>
+      <w:pPr>
+        <w:tabs>
+          <w:tab w:val="num" w:pos="5040"/>
+        </w:tabs>
+        <w:ind w:left="5040" w:hanging="360"/>
+      </w:pPr>
+      <w:rPr>
+        <w:rFonts w:ascii="Wingdings" w:hAnsi="Wingdings" w:hint="default"/>
+        <w:sz w:val="20"/>
+      </w:rPr>
+    </w:lvl>
+    <w:lvl w:ilvl="7" w:tentative="1">
+      <w:start w:val="1"/>
+      <w:numFmt w:val="bullet"/>
+      <w:lvlText w:val=""/>
+      <w:lvlJc w:val="left"/>
+      <w:pPr>
+        <w:tabs>
+          <w:tab w:val="num" w:pos="5760"/>
+        </w:tabs>
+        <w:ind w:left="5760" w:hanging="360"/>
+      </w:pPr>
+      <w:rPr>
+        <w:rFonts w:ascii="Wingdings" w:hAnsi="Wingdings" w:hint="default"/>
+        <w:sz w:val="20"/>
+      </w:rPr>
+    </w:lvl>
+    <w:lvl w:ilvl="8" w:tentative="1">
+      <w:start w:val="1"/>
+      <w:numFmt w:val="bullet"/>
+      <w:lvlText w:val=""/>
+      <w:lvlJc w:val="left"/>
+      <w:pPr>
+        <w:tabs>
+          <w:tab w:val="num" w:pos="6480"/>
+        </w:tabs>
+        <w:ind w:left="6480" w:hanging="360"/>
+      </w:pPr>
+      <w:rPr>
+        <w:rFonts w:ascii="Wingdings" w:hAnsi="Wingdings" w:hint="default"/>
+        <w:sz w:val="20"/>
+      </w:rPr>
+    </w:lvl>
+  </w:abstractNum>
+  <w:abstractNum w:abstractNumId="4" w15:restartNumberingAfterBreak="0">
     <w:nsid w:val="15A93772"/>
     <w:multiLevelType w:val="multilevel"/>
     <w:tmpl w:val="C0B2FC40"/>
@@ -7500,7 +10700,7 @@
       </w:rPr>
     </w:lvl>
   </w:abstractNum>
-  <w:abstractNum w:abstractNumId="2" w15:restartNumberingAfterBreak="0">
+  <w:abstractNum w:abstractNumId="5" w15:restartNumberingAfterBreak="0">
     <w:nsid w:val="19C3025D"/>
     <w:multiLevelType w:val="multilevel"/>
     <w:tmpl w:val="9AD0C7A2"/>
@@ -7649,7 +10849,7 @@
       </w:rPr>
     </w:lvl>
   </w:abstractNum>
-  <w:abstractNum w:abstractNumId="3" w15:restartNumberingAfterBreak="0">
+  <w:abstractNum w:abstractNumId="6" w15:restartNumberingAfterBreak="0">
     <w:nsid w:val="23B04DDE"/>
     <w:multiLevelType w:val="multilevel"/>
     <w:tmpl w:val="FBF8E602"/>
@@ -7798,7 +10998,7 @@
       </w:rPr>
     </w:lvl>
   </w:abstractNum>
-  <w:abstractNum w:abstractNumId="4" w15:restartNumberingAfterBreak="0">
+  <w:abstractNum w:abstractNumId="7" w15:restartNumberingAfterBreak="0">
     <w:nsid w:val="25EE664F"/>
     <w:multiLevelType w:val="multilevel"/>
     <w:tmpl w:val="656099F0"/>
@@ -7947,7 +11147,7 @@
       </w:rPr>
     </w:lvl>
   </w:abstractNum>
-  <w:abstractNum w:abstractNumId="5" w15:restartNumberingAfterBreak="0">
+  <w:abstractNum w:abstractNumId="8" w15:restartNumberingAfterBreak="0">
     <w:nsid w:val="2BAC1B56"/>
     <w:multiLevelType w:val="hybridMultilevel"/>
     <w:tmpl w:val="CBA8A4EE"/>
@@ -8060,7 +11260,156 @@
       </w:rPr>
     </w:lvl>
   </w:abstractNum>
-  <w:abstractNum w:abstractNumId="6" w15:restartNumberingAfterBreak="0">
+  <w:abstractNum w:abstractNumId="9" w15:restartNumberingAfterBreak="0">
+    <w:nsid w:val="2CE04594"/>
+    <w:multiLevelType w:val="multilevel"/>
+    <w:tmpl w:val="EEAAB076"/>
+    <w:lvl w:ilvl="0">
+      <w:start w:val="1"/>
+      <w:numFmt w:val="bullet"/>
+      <w:lvlText w:val=""/>
+      <w:lvlJc w:val="left"/>
+      <w:pPr>
+        <w:tabs>
+          <w:tab w:val="num" w:pos="720"/>
+        </w:tabs>
+        <w:ind w:left="720" w:hanging="360"/>
+      </w:pPr>
+      <w:rPr>
+        <w:rFonts w:ascii="Symbol" w:hAnsi="Symbol" w:hint="default"/>
+        <w:sz w:val="20"/>
+      </w:rPr>
+    </w:lvl>
+    <w:lvl w:ilvl="1" w:tentative="1">
+      <w:start w:val="1"/>
+      <w:numFmt w:val="bullet"/>
+      <w:lvlText w:val="o"/>
+      <w:lvlJc w:val="left"/>
+      <w:pPr>
+        <w:tabs>
+          <w:tab w:val="num" w:pos="1440"/>
+        </w:tabs>
+        <w:ind w:left="1440" w:hanging="360"/>
+      </w:pPr>
+      <w:rPr>
+        <w:rFonts w:ascii="Courier New" w:hAnsi="Courier New" w:hint="default"/>
+        <w:sz w:val="20"/>
+      </w:rPr>
+    </w:lvl>
+    <w:lvl w:ilvl="2" w:tentative="1">
+      <w:start w:val="1"/>
+      <w:numFmt w:val="bullet"/>
+      <w:lvlText w:val=""/>
+      <w:lvlJc w:val="left"/>
+      <w:pPr>
+        <w:tabs>
+          <w:tab w:val="num" w:pos="2160"/>
+        </w:tabs>
+        <w:ind w:left="2160" w:hanging="360"/>
+      </w:pPr>
+      <w:rPr>
+        <w:rFonts w:ascii="Wingdings" w:hAnsi="Wingdings" w:hint="default"/>
+        <w:sz w:val="20"/>
+      </w:rPr>
+    </w:lvl>
+    <w:lvl w:ilvl="3" w:tentative="1">
+      <w:start w:val="1"/>
+      <w:numFmt w:val="bullet"/>
+      <w:lvlText w:val=""/>
+      <w:lvlJc w:val="left"/>
+      <w:pPr>
+        <w:tabs>
+          <w:tab w:val="num" w:pos="2880"/>
+        </w:tabs>
+        <w:ind w:left="2880" w:hanging="360"/>
+      </w:pPr>
+      <w:rPr>
+        <w:rFonts w:ascii="Wingdings" w:hAnsi="Wingdings" w:hint="default"/>
+        <w:sz w:val="20"/>
+      </w:rPr>
+    </w:lvl>
+    <w:lvl w:ilvl="4" w:tentative="1">
+      <w:start w:val="1"/>
+      <w:numFmt w:val="bullet"/>
+      <w:lvlText w:val=""/>
+      <w:lvlJc w:val="left"/>
+      <w:pPr>
+        <w:tabs>
+          <w:tab w:val="num" w:pos="3600"/>
+        </w:tabs>
+        <w:ind w:left="3600" w:hanging="360"/>
+      </w:pPr>
+      <w:rPr>
+        <w:rFonts w:ascii="Wingdings" w:hAnsi="Wingdings" w:hint="default"/>
+        <w:sz w:val="20"/>
+      </w:rPr>
+    </w:lvl>
+    <w:lvl w:ilvl="5" w:tentative="1">
+      <w:start w:val="1"/>
+      <w:numFmt w:val="bullet"/>
+      <w:lvlText w:val=""/>
+      <w:lvlJc w:val="left"/>
+      <w:pPr>
+        <w:tabs>
+          <w:tab w:val="num" w:pos="4320"/>
+        </w:tabs>
+        <w:ind w:left="4320" w:hanging="360"/>
+      </w:pPr>
+      <w:rPr>
+        <w:rFonts w:ascii="Wingdings" w:hAnsi="Wingdings" w:hint="default"/>
+        <w:sz w:val="20"/>
+      </w:rPr>
+    </w:lvl>
+    <w:lvl w:ilvl="6" w:tentative="1">
+      <w:start w:val="1"/>
+      <w:numFmt w:val="bullet"/>
+      <w:lvlText w:val=""/>
+      <w:lvlJc w:val="left"/>
+      <w:pPr>
+        <w:tabs>
+          <w:tab w:val="num" w:pos="5040"/>
+        </w:tabs>
+        <w:ind w:left="5040" w:hanging="360"/>
+      </w:pPr>
+      <w:rPr>
+        <w:rFonts w:ascii="Wingdings" w:hAnsi="Wingdings" w:hint="default"/>
+        <w:sz w:val="20"/>
+      </w:rPr>
+    </w:lvl>
+    <w:lvl w:ilvl="7" w:tentative="1">
+      <w:start w:val="1"/>
+      <w:numFmt w:val="bullet"/>
+      <w:lvlText w:val=""/>
+      <w:lvlJc w:val="left"/>
+      <w:pPr>
+        <w:tabs>
+          <w:tab w:val="num" w:pos="5760"/>
+        </w:tabs>
+        <w:ind w:left="5760" w:hanging="360"/>
+      </w:pPr>
+      <w:rPr>
+        <w:rFonts w:ascii="Wingdings" w:hAnsi="Wingdings" w:hint="default"/>
+        <w:sz w:val="20"/>
+      </w:rPr>
+    </w:lvl>
+    <w:lvl w:ilvl="8" w:tentative="1">
+      <w:start w:val="1"/>
+      <w:numFmt w:val="bullet"/>
+      <w:lvlText w:val=""/>
+      <w:lvlJc w:val="left"/>
+      <w:pPr>
+        <w:tabs>
+          <w:tab w:val="num" w:pos="6480"/>
+        </w:tabs>
+        <w:ind w:left="6480" w:hanging="360"/>
+      </w:pPr>
+      <w:rPr>
+        <w:rFonts w:ascii="Wingdings" w:hAnsi="Wingdings" w:hint="default"/>
+        <w:sz w:val="20"/>
+      </w:rPr>
+    </w:lvl>
+  </w:abstractNum>
+  <w:abstractNum w:abstractNumId="10" w15:restartNumberingAfterBreak="0">
     <w:nsid w:val="2F951E10"/>
     <w:multiLevelType w:val="multilevel"/>
     <w:tmpl w:val="15BAED68"/>
@@ -8209,7 +11558,454 @@
       </w:rPr>
     </w:lvl>
   </w:abstractNum>
-  <w:abstractNum w:abstractNumId="7" w15:restartNumberingAfterBreak="0">
+  <w:abstractNum w:abstractNumId="11" w15:restartNumberingAfterBreak="0">
+    <w:nsid w:val="30753790"/>
+    <w:multiLevelType w:val="multilevel"/>
+    <w:tmpl w:val="987685A0"/>
+    <w:lvl w:ilvl="0">
+      <w:start w:val="1"/>
+      <w:numFmt w:val="bullet"/>
+      <w:lvlText w:val=""/>
+      <w:lvlJc w:val="left"/>
+      <w:pPr>
+        <w:tabs>
+          <w:tab w:val="num" w:pos="720"/>
+        </w:tabs>
+        <w:ind w:left="720" w:hanging="360"/>
+      </w:pPr>
+      <w:rPr>
+        <w:rFonts w:ascii="Symbol" w:hAnsi="Symbol" w:hint="default"/>
+        <w:sz w:val="20"/>
+      </w:rPr>
+    </w:lvl>
+    <w:lvl w:ilvl="1" w:tentative="1">
+      <w:start w:val="1"/>
+      <w:numFmt w:val="bullet"/>
+      <w:lvlText w:val="o"/>
+      <w:lvlJc w:val="left"/>
+      <w:pPr>
+        <w:tabs>
+          <w:tab w:val="num" w:pos="1440"/>
+        </w:tabs>
+        <w:ind w:left="1440" w:hanging="360"/>
+      </w:pPr>
+      <w:rPr>
+        <w:rFonts w:ascii="Courier New" w:hAnsi="Courier New" w:hint="default"/>
+        <w:sz w:val="20"/>
+      </w:rPr>
+    </w:lvl>
+    <w:lvl w:ilvl="2" w:tentative="1">
+      <w:start w:val="1"/>
+      <w:numFmt w:val="bullet"/>
+      <w:lvlText w:val=""/>
+      <w:lvlJc w:val="left"/>
+      <w:pPr>
+        <w:tabs>
+          <w:tab w:val="num" w:pos="2160"/>
+        </w:tabs>
+        <w:ind w:left="2160" w:hanging="360"/>
+      </w:pPr>
+      <w:rPr>
+        <w:rFonts w:ascii="Wingdings" w:hAnsi="Wingdings" w:hint="default"/>
+        <w:sz w:val="20"/>
+      </w:rPr>
+    </w:lvl>
+    <w:lvl w:ilvl="3" w:tentative="1">
+      <w:start w:val="1"/>
+      <w:numFmt w:val="bullet"/>
+      <w:lvlText w:val=""/>
+      <w:lvlJc w:val="left"/>
+      <w:pPr>
+        <w:tabs>
+          <w:tab w:val="num" w:pos="2880"/>
+        </w:tabs>
+        <w:ind w:left="2880" w:hanging="360"/>
+      </w:pPr>
+      <w:rPr>
+        <w:rFonts w:ascii="Wingdings" w:hAnsi="Wingdings" w:hint="default"/>
+        <w:sz w:val="20"/>
+      </w:rPr>
+    </w:lvl>
+    <w:lvl w:ilvl="4" w:tentative="1">
+      <w:start w:val="1"/>
+      <w:numFmt w:val="bullet"/>
+      <w:lvlText w:val=""/>
+      <w:lvlJc w:val="left"/>
+      <w:pPr>
+        <w:tabs>
+          <w:tab w:val="num" w:pos="3600"/>
+        </w:tabs>
+        <w:ind w:left="3600" w:hanging="360"/>
+      </w:pPr>
+      <w:rPr>
+        <w:rFonts w:ascii="Wingdings" w:hAnsi="Wingdings" w:hint="default"/>
+        <w:sz w:val="20"/>
+      </w:rPr>
+    </w:lvl>
+    <w:lvl w:ilvl="5" w:tentative="1">
+      <w:start w:val="1"/>
+      <w:numFmt w:val="bullet"/>
+      <w:lvlText w:val=""/>
+      <w:lvlJc w:val="left"/>
+      <w:pPr>
+        <w:tabs>
+          <w:tab w:val="num" w:pos="4320"/>
+        </w:tabs>
+        <w:ind w:left="4320" w:hanging="360"/>
+      </w:pPr>
+      <w:rPr>
+        <w:rFonts w:ascii="Wingdings" w:hAnsi="Wingdings" w:hint="default"/>
+        <w:sz w:val="20"/>
+      </w:rPr>
+    </w:lvl>
+    <w:lvl w:ilvl="6" w:tentative="1">
+      <w:start w:val="1"/>
+      <w:numFmt w:val="bullet"/>
+      <w:lvlText w:val=""/>
+      <w:lvlJc w:val="left"/>
+      <w:pPr>
+        <w:tabs>
+          <w:tab w:val="num" w:pos="5040"/>
+        </w:tabs>
+        <w:ind w:left="5040" w:hanging="360"/>
+      </w:pPr>
+      <w:rPr>
+        <w:rFonts w:ascii="Wingdings" w:hAnsi="Wingdings" w:hint="default"/>
+        <w:sz w:val="20"/>
+      </w:rPr>
+    </w:lvl>
+    <w:lvl w:ilvl="7" w:tentative="1">
+      <w:start w:val="1"/>
+      <w:numFmt w:val="bullet"/>
+      <w:lvlText w:val=""/>
+      <w:lvlJc w:val="left"/>
+      <w:pPr>
+        <w:tabs>
+          <w:tab w:val="num" w:pos="5760"/>
+        </w:tabs>
+        <w:ind w:left="5760" w:hanging="360"/>
+      </w:pPr>
+      <w:rPr>
+        <w:rFonts w:ascii="Wingdings" w:hAnsi="Wingdings" w:hint="default"/>
+        <w:sz w:val="20"/>
+      </w:rPr>
+    </w:lvl>
+    <w:lvl w:ilvl="8" w:tentative="1">
+      <w:start w:val="1"/>
+      <w:numFmt w:val="bullet"/>
+      <w:lvlText w:val=""/>
+      <w:lvlJc w:val="left"/>
+      <w:pPr>
+        <w:tabs>
+          <w:tab w:val="num" w:pos="6480"/>
+        </w:tabs>
+        <w:ind w:left="6480" w:hanging="360"/>
+      </w:pPr>
+      <w:rPr>
+        <w:rFonts w:ascii="Wingdings" w:hAnsi="Wingdings" w:hint="default"/>
+        <w:sz w:val="20"/>
+      </w:rPr>
+    </w:lvl>
+  </w:abstractNum>
+  <w:abstractNum w:abstractNumId="12" w15:restartNumberingAfterBreak="0">
+    <w:nsid w:val="31CD3814"/>
+    <w:multiLevelType w:val="multilevel"/>
+    <w:tmpl w:val="27C4E4CE"/>
+    <w:lvl w:ilvl="0">
+      <w:start w:val="1"/>
+      <w:numFmt w:val="bullet"/>
+      <w:lvlText w:val=""/>
+      <w:lvlJc w:val="left"/>
+      <w:pPr>
+        <w:tabs>
+          <w:tab w:val="num" w:pos="720"/>
+        </w:tabs>
+        <w:ind w:left="720" w:hanging="360"/>
+      </w:pPr>
+      <w:rPr>
+        <w:rFonts w:ascii="Symbol" w:hAnsi="Symbol" w:hint="default"/>
+        <w:sz w:val="20"/>
+      </w:rPr>
+    </w:lvl>
+    <w:lvl w:ilvl="1" w:tentative="1">
+      <w:start w:val="1"/>
+      <w:numFmt w:val="bullet"/>
+      <w:lvlText w:val="o"/>
+      <w:lvlJc w:val="left"/>
+      <w:pPr>
+        <w:tabs>
+          <w:tab w:val="num" w:pos="1440"/>
+        </w:tabs>
+        <w:ind w:left="1440" w:hanging="360"/>
+      </w:pPr>
+      <w:rPr>
+        <w:rFonts w:ascii="Courier New" w:hAnsi="Courier New" w:hint="default"/>
+        <w:sz w:val="20"/>
+      </w:rPr>
+    </w:lvl>
+    <w:lvl w:ilvl="2" w:tentative="1">
+      <w:start w:val="1"/>
+      <w:numFmt w:val="bullet"/>
+      <w:lvlText w:val=""/>
+      <w:lvlJc w:val="left"/>
+      <w:pPr>
+        <w:tabs>
+          <w:tab w:val="num" w:pos="2160"/>
+        </w:tabs>
+        <w:ind w:left="2160" w:hanging="360"/>
+      </w:pPr>
+      <w:rPr>
+        <w:rFonts w:ascii="Wingdings" w:hAnsi="Wingdings" w:hint="default"/>
+        <w:sz w:val="20"/>
+      </w:rPr>
+    </w:lvl>
+    <w:lvl w:ilvl="3" w:tentative="1">
+      <w:start w:val="1"/>
+      <w:numFmt w:val="bullet"/>
+      <w:lvlText w:val=""/>
+      <w:lvlJc w:val="left"/>
+      <w:pPr>
+        <w:tabs>
+          <w:tab w:val="num" w:pos="2880"/>
+        </w:tabs>
+        <w:ind w:left="2880" w:hanging="360"/>
+      </w:pPr>
+      <w:rPr>
+        <w:rFonts w:ascii="Wingdings" w:hAnsi="Wingdings" w:hint="default"/>
+        <w:sz w:val="20"/>
+      </w:rPr>
+    </w:lvl>
+    <w:lvl w:ilvl="4" w:tentative="1">
+      <w:start w:val="1"/>
+      <w:numFmt w:val="bullet"/>
+      <w:lvlText w:val=""/>
+      <w:lvlJc w:val="left"/>
+      <w:pPr>
+        <w:tabs>
+          <w:tab w:val="num" w:pos="3600"/>
+        </w:tabs>
+        <w:ind w:left="3600" w:hanging="360"/>
+      </w:pPr>
+      <w:rPr>
+        <w:rFonts w:ascii="Wingdings" w:hAnsi="Wingdings" w:hint="default"/>
+        <w:sz w:val="20"/>
+      </w:rPr>
+    </w:lvl>
+    <w:lvl w:ilvl="5" w:tentative="1">
+      <w:start w:val="1"/>
+      <w:numFmt w:val="bullet"/>
+      <w:lvlText w:val=""/>
+      <w:lvlJc w:val="left"/>
+      <w:pPr>
+        <w:tabs>
+          <w:tab w:val="num" w:pos="4320"/>
+        </w:tabs>
+        <w:ind w:left="4320" w:hanging="360"/>
+      </w:pPr>
+      <w:rPr>
+        <w:rFonts w:ascii="Wingdings" w:hAnsi="Wingdings" w:hint="default"/>
+        <w:sz w:val="20"/>
+      </w:rPr>
+    </w:lvl>
+    <w:lvl w:ilvl="6" w:tentative="1">
+      <w:start w:val="1"/>
+      <w:numFmt w:val="bullet"/>
+      <w:lvlText w:val=""/>
+      <w:lvlJc w:val="left"/>
+      <w:pPr>
+        <w:tabs>
+          <w:tab w:val="num" w:pos="5040"/>
+        </w:tabs>
+        <w:ind w:left="5040" w:hanging="360"/>
+      </w:pPr>
+      <w:rPr>
+        <w:rFonts w:ascii="Wingdings" w:hAnsi="Wingdings" w:hint="default"/>
+        <w:sz w:val="20"/>
+      </w:rPr>
+    </w:lvl>
+    <w:lvl w:ilvl="7" w:tentative="1">
+      <w:start w:val="1"/>
+      <w:numFmt w:val="bullet"/>
+      <w:lvlText w:val=""/>
+      <w:lvlJc w:val="left"/>
+      <w:pPr>
+        <w:tabs>
+          <w:tab w:val="num" w:pos="5760"/>
+        </w:tabs>
+        <w:ind w:left="5760" w:hanging="360"/>
+      </w:pPr>
+      <w:rPr>
+        <w:rFonts w:ascii="Wingdings" w:hAnsi="Wingdings" w:hint="default"/>
+        <w:sz w:val="20"/>
+      </w:rPr>
+    </w:lvl>
+    <w:lvl w:ilvl="8" w:tentative="1">
+      <w:start w:val="1"/>
+      <w:numFmt w:val="bullet"/>
+      <w:lvlText w:val=""/>
+      <w:lvlJc w:val="left"/>
+      <w:pPr>
+        <w:tabs>
+          <w:tab w:val="num" w:pos="6480"/>
+        </w:tabs>
+        <w:ind w:left="6480" w:hanging="360"/>
+      </w:pPr>
+      <w:rPr>
+        <w:rFonts w:ascii="Wingdings" w:hAnsi="Wingdings" w:hint="default"/>
+        <w:sz w:val="20"/>
+      </w:rPr>
+    </w:lvl>
+  </w:abstractNum>
+  <w:abstractNum w:abstractNumId="13" w15:restartNumberingAfterBreak="0">
+    <w:nsid w:val="35733E77"/>
+    <w:multiLevelType w:val="multilevel"/>
+    <w:tmpl w:val="59B6117E"/>
+    <w:lvl w:ilvl="0">
+      <w:start w:val="1"/>
+      <w:numFmt w:val="bullet"/>
+      <w:lvlText w:val=""/>
+      <w:lvlJc w:val="left"/>
+      <w:pPr>
+        <w:tabs>
+          <w:tab w:val="num" w:pos="720"/>
+        </w:tabs>
+        <w:ind w:left="720" w:hanging="360"/>
+      </w:pPr>
+      <w:rPr>
+        <w:rFonts w:ascii="Symbol" w:hAnsi="Symbol" w:hint="default"/>
+        <w:sz w:val="20"/>
+      </w:rPr>
+    </w:lvl>
+    <w:lvl w:ilvl="1" w:tentative="1">
+      <w:start w:val="1"/>
+      <w:numFmt w:val="bullet"/>
+      <w:lvlText w:val="o"/>
+      <w:lvlJc w:val="left"/>
+      <w:pPr>
+        <w:tabs>
+          <w:tab w:val="num" w:pos="1440"/>
+        </w:tabs>
+        <w:ind w:left="1440" w:hanging="360"/>
+      </w:pPr>
+      <w:rPr>
+        <w:rFonts w:ascii="Courier New" w:hAnsi="Courier New" w:hint="default"/>
+        <w:sz w:val="20"/>
+      </w:rPr>
+    </w:lvl>
+    <w:lvl w:ilvl="2" w:tentative="1">
+      <w:start w:val="1"/>
+      <w:numFmt w:val="bullet"/>
+      <w:lvlText w:val=""/>
+      <w:lvlJc w:val="left"/>
+      <w:pPr>
+        <w:tabs>
+          <w:tab w:val="num" w:pos="2160"/>
+        </w:tabs>
+        <w:ind w:left="2160" w:hanging="360"/>
+      </w:pPr>
+      <w:rPr>
+        <w:rFonts w:ascii="Wingdings" w:hAnsi="Wingdings" w:hint="default"/>
+        <w:sz w:val="20"/>
+      </w:rPr>
+    </w:lvl>
+    <w:lvl w:ilvl="3" w:tentative="1">
+      <w:start w:val="1"/>
+      <w:numFmt w:val="bullet"/>
+      <w:lvlText w:val=""/>
+      <w:lvlJc w:val="left"/>
+      <w:pPr>
+        <w:tabs>
+          <w:tab w:val="num" w:pos="2880"/>
+        </w:tabs>
+        <w:ind w:left="2880" w:hanging="360"/>
+      </w:pPr>
+      <w:rPr>
+        <w:rFonts w:ascii="Wingdings" w:hAnsi="Wingdings" w:hint="default"/>
+        <w:sz w:val="20"/>
+      </w:rPr>
+    </w:lvl>
+    <w:lvl w:ilvl="4" w:tentative="1">
+      <w:start w:val="1"/>
+      <w:numFmt w:val="bullet"/>
+      <w:lvlText w:val=""/>
+      <w:lvlJc w:val="left"/>
+      <w:pPr>
+        <w:tabs>
+          <w:tab w:val="num" w:pos="3600"/>
+        </w:tabs>
+        <w:ind w:left="3600" w:hanging="360"/>
+      </w:pPr>
+      <w:rPr>
+        <w:rFonts w:ascii="Wingdings" w:hAnsi="Wingdings" w:hint="default"/>
+        <w:sz w:val="20"/>
+      </w:rPr>
+    </w:lvl>
+    <w:lvl w:ilvl="5" w:tentative="1">
+      <w:start w:val="1"/>
+      <w:numFmt w:val="bullet"/>
+      <w:lvlText w:val=""/>
+      <w:lvlJc w:val="left"/>
+      <w:pPr>
+        <w:tabs>
+          <w:tab w:val="num" w:pos="4320"/>
+        </w:tabs>
+        <w:ind w:left="4320" w:hanging="360"/>
+      </w:pPr>
+      <w:rPr>
+        <w:rFonts w:ascii="Wingdings" w:hAnsi="Wingdings" w:hint="default"/>
+        <w:sz w:val="20"/>
+      </w:rPr>
+    </w:lvl>
+    <w:lvl w:ilvl="6" w:tentative="1">
+      <w:start w:val="1"/>
+      <w:numFmt w:val="bullet"/>
+      <w:lvlText w:val=""/>
+      <w:lvlJc w:val="left"/>
+      <w:pPr>
+        <w:tabs>
+          <w:tab w:val="num" w:pos="5040"/>
+        </w:tabs>
+        <w:ind w:left="5040" w:hanging="360"/>
+      </w:pPr>
+      <w:rPr>
+        <w:rFonts w:ascii="Wingdings" w:hAnsi="Wingdings" w:hint="default"/>
+        <w:sz w:val="20"/>
+      </w:rPr>
+    </w:lvl>
+    <w:lvl w:ilvl="7" w:tentative="1">
+      <w:start w:val="1"/>
+      <w:numFmt w:val="bullet"/>
+      <w:lvlText w:val=""/>
+      <w:lvlJc w:val="left"/>
+      <w:pPr>
+        <w:tabs>
+          <w:tab w:val="num" w:pos="5760"/>
+        </w:tabs>
+        <w:ind w:left="5760" w:hanging="360"/>
+      </w:pPr>
+      <w:rPr>
+        <w:rFonts w:ascii="Wingdings" w:hAnsi="Wingdings" w:hint="default"/>
+        <w:sz w:val="20"/>
+      </w:rPr>
+    </w:lvl>
+    <w:lvl w:ilvl="8" w:tentative="1">
+      <w:start w:val="1"/>
+      <w:numFmt w:val="bullet"/>
+      <w:lvlText w:val=""/>
+      <w:lvlJc w:val="left"/>
+      <w:pPr>
+        <w:tabs>
+          <w:tab w:val="num" w:pos="6480"/>
+        </w:tabs>
+        <w:ind w:left="6480" w:hanging="360"/>
+      </w:pPr>
+      <w:rPr>
+        <w:rFonts w:ascii="Wingdings" w:hAnsi="Wingdings" w:hint="default"/>
+        <w:sz w:val="20"/>
+      </w:rPr>
+    </w:lvl>
+  </w:abstractNum>
+  <w:abstractNum w:abstractNumId="14" w15:restartNumberingAfterBreak="0">
     <w:nsid w:val="36E77848"/>
     <w:multiLevelType w:val="multilevel"/>
     <w:tmpl w:val="464AEA62"/>
@@ -8322,7 +12118,156 @@
       </w:pPr>
     </w:lvl>
   </w:abstractNum>
-  <w:abstractNum w:abstractNumId="8" w15:restartNumberingAfterBreak="0">
+  <w:abstractNum w:abstractNumId="15" w15:restartNumberingAfterBreak="0">
+    <w:nsid w:val="382C2FB2"/>
+    <w:multiLevelType w:val="multilevel"/>
+    <w:tmpl w:val="F52EA8C8"/>
+    <w:lvl w:ilvl="0">
+      <w:start w:val="1"/>
+      <w:numFmt w:val="bullet"/>
+      <w:lvlText w:val=""/>
+      <w:lvlJc w:val="left"/>
+      <w:pPr>
+        <w:tabs>
+          <w:tab w:val="num" w:pos="720"/>
+        </w:tabs>
+        <w:ind w:left="720" w:hanging="360"/>
+      </w:pPr>
+      <w:rPr>
+        <w:rFonts w:ascii="Symbol" w:hAnsi="Symbol" w:hint="default"/>
+        <w:sz w:val="20"/>
+      </w:rPr>
+    </w:lvl>
+    <w:lvl w:ilvl="1" w:tentative="1">
+      <w:start w:val="1"/>
+      <w:numFmt w:val="bullet"/>
+      <w:lvlText w:val="o"/>
+      <w:lvlJc w:val="left"/>
+      <w:pPr>
+        <w:tabs>
+          <w:tab w:val="num" w:pos="1440"/>
+        </w:tabs>
+        <w:ind w:left="1440" w:hanging="360"/>
+      </w:pPr>
+      <w:rPr>
+        <w:rFonts w:ascii="Courier New" w:hAnsi="Courier New" w:hint="default"/>
+        <w:sz w:val="20"/>
+      </w:rPr>
+    </w:lvl>
+    <w:lvl w:ilvl="2" w:tentative="1">
+      <w:start w:val="1"/>
+      <w:numFmt w:val="bullet"/>
+      <w:lvlText w:val=""/>
+      <w:lvlJc w:val="left"/>
+      <w:pPr>
+        <w:tabs>
+          <w:tab w:val="num" w:pos="2160"/>
+        </w:tabs>
+        <w:ind w:left="2160" w:hanging="360"/>
+      </w:pPr>
+      <w:rPr>
+        <w:rFonts w:ascii="Wingdings" w:hAnsi="Wingdings" w:hint="default"/>
+        <w:sz w:val="20"/>
+      </w:rPr>
+    </w:lvl>
+    <w:lvl w:ilvl="3" w:tentative="1">
+      <w:start w:val="1"/>
+      <w:numFmt w:val="bullet"/>
+      <w:lvlText w:val=""/>
+      <w:lvlJc w:val="left"/>
+      <w:pPr>
+        <w:tabs>
+          <w:tab w:val="num" w:pos="2880"/>
+        </w:tabs>
+        <w:ind w:left="2880" w:hanging="360"/>
+      </w:pPr>
+      <w:rPr>
+        <w:rFonts w:ascii="Wingdings" w:hAnsi="Wingdings" w:hint="default"/>
+        <w:sz w:val="20"/>
+      </w:rPr>
+    </w:lvl>
+    <w:lvl w:ilvl="4" w:tentative="1">
+      <w:start w:val="1"/>
+      <w:numFmt w:val="bullet"/>
+      <w:lvlText w:val=""/>
+      <w:lvlJc w:val="left"/>
+      <w:pPr>
+        <w:tabs>
+          <w:tab w:val="num" w:pos="3600"/>
+        </w:tabs>
+        <w:ind w:left="3600" w:hanging="360"/>
+      </w:pPr>
+      <w:rPr>
+        <w:rFonts w:ascii="Wingdings" w:hAnsi="Wingdings" w:hint="default"/>
+        <w:sz w:val="20"/>
+      </w:rPr>
+    </w:lvl>
+    <w:lvl w:ilvl="5" w:tentative="1">
+      <w:start w:val="1"/>
+      <w:numFmt w:val="bullet"/>
+      <w:lvlText w:val=""/>
+      <w:lvlJc w:val="left"/>
+      <w:pPr>
+        <w:tabs>
+          <w:tab w:val="num" w:pos="4320"/>
+        </w:tabs>
+        <w:ind w:left="4320" w:hanging="360"/>
+      </w:pPr>
+      <w:rPr>
+        <w:rFonts w:ascii="Wingdings" w:hAnsi="Wingdings" w:hint="default"/>
+        <w:sz w:val="20"/>
+      </w:rPr>
+    </w:lvl>
+    <w:lvl w:ilvl="6" w:tentative="1">
+      <w:start w:val="1"/>
+      <w:numFmt w:val="bullet"/>
+      <w:lvlText w:val=""/>
+      <w:lvlJc w:val="left"/>
+      <w:pPr>
+        <w:tabs>
+          <w:tab w:val="num" w:pos="5040"/>
+        </w:tabs>
+        <w:ind w:left="5040" w:hanging="360"/>
+      </w:pPr>
+      <w:rPr>
+        <w:rFonts w:ascii="Wingdings" w:hAnsi="Wingdings" w:hint="default"/>
+        <w:sz w:val="20"/>
+      </w:rPr>
+    </w:lvl>
+    <w:lvl w:ilvl="7" w:tentative="1">
+      <w:start w:val="1"/>
+      <w:numFmt w:val="bullet"/>
+      <w:lvlText w:val=""/>
+      <w:lvlJc w:val="left"/>
+      <w:pPr>
+        <w:tabs>
+          <w:tab w:val="num" w:pos="5760"/>
+        </w:tabs>
+        <w:ind w:left="5760" w:hanging="360"/>
+      </w:pPr>
+      <w:rPr>
+        <w:rFonts w:ascii="Wingdings" w:hAnsi="Wingdings" w:hint="default"/>
+        <w:sz w:val="20"/>
+      </w:rPr>
+    </w:lvl>
+    <w:lvl w:ilvl="8" w:tentative="1">
+      <w:start w:val="1"/>
+      <w:numFmt w:val="bullet"/>
+      <w:lvlText w:val=""/>
+      <w:lvlJc w:val="left"/>
+      <w:pPr>
+        <w:tabs>
+          <w:tab w:val="num" w:pos="6480"/>
+        </w:tabs>
+        <w:ind w:left="6480" w:hanging="360"/>
+      </w:pPr>
+      <w:rPr>
+        <w:rFonts w:ascii="Wingdings" w:hAnsi="Wingdings" w:hint="default"/>
+        <w:sz w:val="20"/>
+      </w:rPr>
+    </w:lvl>
+  </w:abstractNum>
+  <w:abstractNum w:abstractNumId="16" w15:restartNumberingAfterBreak="0">
     <w:nsid w:val="3D2277B0"/>
     <w:multiLevelType w:val="multilevel"/>
     <w:tmpl w:val="B426AEA2"/>
@@ -8471,7 +12416,7 @@
       </w:rPr>
     </w:lvl>
   </w:abstractNum>
-  <w:abstractNum w:abstractNumId="9" w15:restartNumberingAfterBreak="0">
+  <w:abstractNum w:abstractNumId="17" w15:restartNumberingAfterBreak="0">
     <w:nsid w:val="40525465"/>
     <w:multiLevelType w:val="hybridMultilevel"/>
     <w:tmpl w:val="ED961CC2"/>
@@ -8584,7 +12529,7 @@
       </w:rPr>
     </w:lvl>
   </w:abstractNum>
-  <w:abstractNum w:abstractNumId="10" w15:restartNumberingAfterBreak="0">
+  <w:abstractNum w:abstractNumId="18" w15:restartNumberingAfterBreak="0">
     <w:nsid w:val="41360835"/>
     <w:multiLevelType w:val="multilevel"/>
     <w:tmpl w:val="248C7B4C"/>
@@ -8733,7 +12678,124 @@
       </w:rPr>
     </w:lvl>
   </w:abstractNum>
-  <w:abstractNum w:abstractNumId="11" w15:restartNumberingAfterBreak="0">
+  <w:abstractNum w:abstractNumId="19" w15:restartNumberingAfterBreak="0">
+    <w:nsid w:val="49B863D9"/>
+    <w:multiLevelType w:val="multilevel"/>
+    <w:tmpl w:val="B5EA71BA"/>
+    <w:lvl w:ilvl="0">
+      <w:start w:val="1"/>
+      <w:numFmt w:val="decimal"/>
+      <w:lvlText w:val="%1."/>
+      <w:lvlJc w:val="left"/>
+      <w:pPr>
+        <w:tabs>
+          <w:tab w:val="num" w:pos="720"/>
+        </w:tabs>
+        <w:ind w:left="720" w:hanging="360"/>
+      </w:pPr>
+    </w:lvl>
+    <w:lvl w:ilvl="1">
+      <w:start w:val="1"/>
+      <w:numFmt w:val="bullet"/>
+      <w:lvlText w:val="o"/>
+      <w:lvlJc w:val="left"/>
+      <w:pPr>
+        <w:tabs>
+          <w:tab w:val="num" w:pos="1440"/>
+        </w:tabs>
+        <w:ind w:left="1440" w:hanging="360"/>
+      </w:pPr>
+      <w:rPr>
+        <w:rFonts w:ascii="Courier New" w:hAnsi="Courier New" w:hint="default"/>
+        <w:sz w:val="20"/>
+      </w:rPr>
+    </w:lvl>
+    <w:lvl w:ilvl="2" w:tentative="1">
+      <w:start w:val="1"/>
+      <w:numFmt w:val="decimal"/>
+      <w:lvlText w:val="%3."/>
+      <w:lvlJc w:val="left"/>
+      <w:pPr>
+        <w:tabs>
+          <w:tab w:val="num" w:pos="2160"/>
+        </w:tabs>
+        <w:ind w:left="2160" w:hanging="360"/>
+      </w:pPr>
+    </w:lvl>
+    <w:lvl w:ilvl="3" w:tentative="1">
+      <w:start w:val="1"/>
+      <w:numFmt w:val="decimal"/>
+      <w:lvlText w:val="%4."/>
+      <w:lvlJc w:val="left"/>
+      <w:pPr>
+        <w:tabs>
+          <w:tab w:val="num" w:pos="2880"/>
+        </w:tabs>
+        <w:ind w:left="2880" w:hanging="360"/>
+      </w:pPr>
+    </w:lvl>
+    <w:lvl w:ilvl="4" w:tentative="1">
+      <w:start w:val="1"/>
+      <w:numFmt w:val="decimal"/>
+      <w:lvlText w:val="%5."/>
+      <w:lvlJc w:val="left"/>
+      <w:pPr>
+        <w:tabs>
+          <w:tab w:val="num" w:pos="3600"/>
+        </w:tabs>
+        <w:ind w:left="3600" w:hanging="360"/>
+      </w:pPr>
+    </w:lvl>
+    <w:lvl w:ilvl="5" w:tentative="1">
+      <w:start w:val="1"/>
+      <w:numFmt w:val="decimal"/>
+      <w:lvlText w:val="%6."/>
+      <w:lvlJc w:val="left"/>
+      <w:pPr>
+        <w:tabs>
+          <w:tab w:val="num" w:pos="4320"/>
+        </w:tabs>
+        <w:ind w:left="4320" w:hanging="360"/>
+      </w:pPr>
+    </w:lvl>
+    <w:lvl w:ilvl="6" w:tentative="1">
+      <w:start w:val="1"/>
+      <w:numFmt w:val="decimal"/>
+      <w:lvlText w:val="%7."/>
+      <w:lvlJc w:val="left"/>
+      <w:pPr>
+        <w:tabs>
+          <w:tab w:val="num" w:pos="5040"/>
+        </w:tabs>
+        <w:ind w:left="5040" w:hanging="360"/>
+      </w:pPr>
+    </w:lvl>
+    <w:lvl w:ilvl="7" w:tentative="1">
+      <w:start w:val="1"/>
+      <w:numFmt w:val="decimal"/>
+      <w:lvlText w:val="%8."/>
+      <w:lvlJc w:val="left"/>
+      <w:pPr>
+        <w:tabs>
+          <w:tab w:val="num" w:pos="5760"/>
+        </w:tabs>
+        <w:ind w:left="5760" w:hanging="360"/>
+      </w:pPr>
+    </w:lvl>
+    <w:lvl w:ilvl="8" w:tentative="1">
+      <w:start w:val="1"/>
+      <w:numFmt w:val="decimal"/>
+      <w:lvlText w:val="%9."/>
+      <w:lvlJc w:val="left"/>
+      <w:pPr>
+        <w:tabs>
+          <w:tab w:val="num" w:pos="6480"/>
+        </w:tabs>
+        <w:ind w:left="6480" w:hanging="360"/>
+      </w:pPr>
+    </w:lvl>
+  </w:abstractNum>
+  <w:abstractNum w:abstractNumId="20" w15:restartNumberingAfterBreak="0">
     <w:nsid w:val="51741698"/>
     <w:multiLevelType w:val="hybridMultilevel"/>
     <w:tmpl w:val="0BE47EEC"/>
@@ -8846,7 +12908,567 @@
       </w:rPr>
     </w:lvl>
   </w:abstractNum>
-  <w:abstractNum w:abstractNumId="12" w15:restartNumberingAfterBreak="0">
+  <w:abstractNum w:abstractNumId="21" w15:restartNumberingAfterBreak="0">
+    <w:nsid w:val="57982087"/>
+    <w:multiLevelType w:val="multilevel"/>
+    <w:tmpl w:val="2A3A768A"/>
+    <w:lvl w:ilvl="0">
+      <w:start w:val="1"/>
+      <w:numFmt w:val="bullet"/>
+      <w:lvlText w:val=""/>
+      <w:lvlJc w:val="left"/>
+      <w:pPr>
+        <w:tabs>
+          <w:tab w:val="num" w:pos="720"/>
+        </w:tabs>
+        <w:ind w:left="720" w:hanging="360"/>
+      </w:pPr>
+      <w:rPr>
+        <w:rFonts w:ascii="Symbol" w:hAnsi="Symbol" w:hint="default"/>
+        <w:sz w:val="20"/>
+      </w:rPr>
+    </w:lvl>
+    <w:lvl w:ilvl="1" w:tentative="1">
+      <w:start w:val="1"/>
+      <w:numFmt w:val="bullet"/>
+      <w:lvlText w:val="o"/>
+      <w:lvlJc w:val="left"/>
+      <w:pPr>
+        <w:tabs>
+          <w:tab w:val="num" w:pos="1440"/>
+        </w:tabs>
+        <w:ind w:left="1440" w:hanging="360"/>
+      </w:pPr>
+      <w:rPr>
+        <w:rFonts w:ascii="Courier New" w:hAnsi="Courier New" w:hint="default"/>
+        <w:sz w:val="20"/>
+      </w:rPr>
+    </w:lvl>
+    <w:lvl w:ilvl="2" w:tentative="1">
+      <w:start w:val="1"/>
+      <w:numFmt w:val="bullet"/>
+      <w:lvlText w:val=""/>
+      <w:lvlJc w:val="left"/>
+      <w:pPr>
+        <w:tabs>
+          <w:tab w:val="num" w:pos="2160"/>
+        </w:tabs>
+        <w:ind w:left="2160" w:hanging="360"/>
+      </w:pPr>
+      <w:rPr>
+        <w:rFonts w:ascii="Wingdings" w:hAnsi="Wingdings" w:hint="default"/>
+        <w:sz w:val="20"/>
+      </w:rPr>
+    </w:lvl>
+    <w:lvl w:ilvl="3" w:tentative="1">
+      <w:start w:val="1"/>
+      <w:numFmt w:val="bullet"/>
+      <w:lvlText w:val=""/>
+      <w:lvlJc w:val="left"/>
+      <w:pPr>
+        <w:tabs>
+          <w:tab w:val="num" w:pos="2880"/>
+        </w:tabs>
+        <w:ind w:left="2880" w:hanging="360"/>
+      </w:pPr>
+      <w:rPr>
+        <w:rFonts w:ascii="Wingdings" w:hAnsi="Wingdings" w:hint="default"/>
+        <w:sz w:val="20"/>
+      </w:rPr>
+    </w:lvl>
+    <w:lvl w:ilvl="4" w:tentative="1">
+      <w:start w:val="1"/>
+      <w:numFmt w:val="bullet"/>
+      <w:lvlText w:val=""/>
+      <w:lvlJc w:val="left"/>
+      <w:pPr>
+        <w:tabs>
+          <w:tab w:val="num" w:pos="3600"/>
+        </w:tabs>
+        <w:ind w:left="3600" w:hanging="360"/>
+      </w:pPr>
+      <w:rPr>
+        <w:rFonts w:ascii="Wingdings" w:hAnsi="Wingdings" w:hint="default"/>
+        <w:sz w:val="20"/>
+      </w:rPr>
+    </w:lvl>
+    <w:lvl w:ilvl="5" w:tentative="1">
+      <w:start w:val="1"/>
+      <w:numFmt w:val="bullet"/>
+      <w:lvlText w:val=""/>
+      <w:lvlJc w:val="left"/>
+      <w:pPr>
+        <w:tabs>
+          <w:tab w:val="num" w:pos="4320"/>
+        </w:tabs>
+        <w:ind w:left="4320" w:hanging="360"/>
+      </w:pPr>
+      <w:rPr>
+        <w:rFonts w:ascii="Wingdings" w:hAnsi="Wingdings" w:hint="default"/>
+        <w:sz w:val="20"/>
+      </w:rPr>
+    </w:lvl>
+    <w:lvl w:ilvl="6" w:tentative="1">
+      <w:start w:val="1"/>
+      <w:numFmt w:val="bullet"/>
+      <w:lvlText w:val=""/>
+      <w:lvlJc w:val="left"/>
+      <w:pPr>
+        <w:tabs>
+          <w:tab w:val="num" w:pos="5040"/>
+        </w:tabs>
+        <w:ind w:left="5040" w:hanging="360"/>
+      </w:pPr>
+      <w:rPr>
+        <w:rFonts w:ascii="Wingdings" w:hAnsi="Wingdings" w:hint="default"/>
+        <w:sz w:val="20"/>
+      </w:rPr>
+    </w:lvl>
+    <w:lvl w:ilvl="7" w:tentative="1">
+      <w:start w:val="1"/>
+      <w:numFmt w:val="bullet"/>
+      <w:lvlText w:val=""/>
+      <w:lvlJc w:val="left"/>
+      <w:pPr>
+        <w:tabs>
+          <w:tab w:val="num" w:pos="5760"/>
+        </w:tabs>
+        <w:ind w:left="5760" w:hanging="360"/>
+      </w:pPr>
+      <w:rPr>
+        <w:rFonts w:ascii="Wingdings" w:hAnsi="Wingdings" w:hint="default"/>
+        <w:sz w:val="20"/>
+      </w:rPr>
+    </w:lvl>
+    <w:lvl w:ilvl="8" w:tentative="1">
+      <w:start w:val="1"/>
+      <w:numFmt w:val="bullet"/>
+      <w:lvlText w:val=""/>
+      <w:lvlJc w:val="left"/>
+      <w:pPr>
+        <w:tabs>
+          <w:tab w:val="num" w:pos="6480"/>
+        </w:tabs>
+        <w:ind w:left="6480" w:hanging="360"/>
+      </w:pPr>
+      <w:rPr>
+        <w:rFonts w:ascii="Wingdings" w:hAnsi="Wingdings" w:hint="default"/>
+        <w:sz w:val="20"/>
+      </w:rPr>
+    </w:lvl>
+  </w:abstractNum>
+  <w:abstractNum w:abstractNumId="22" w15:restartNumberingAfterBreak="0">
+    <w:nsid w:val="59513DDD"/>
+    <w:multiLevelType w:val="multilevel"/>
+    <w:tmpl w:val="06DA5A02"/>
+    <w:lvl w:ilvl="0">
+      <w:start w:val="1"/>
+      <w:numFmt w:val="bullet"/>
+      <w:lvlText w:val=""/>
+      <w:lvlJc w:val="left"/>
+      <w:pPr>
+        <w:tabs>
+          <w:tab w:val="num" w:pos="720"/>
+        </w:tabs>
+        <w:ind w:left="720" w:hanging="360"/>
+      </w:pPr>
+      <w:rPr>
+        <w:rFonts w:ascii="Symbol" w:hAnsi="Symbol" w:hint="default"/>
+        <w:sz w:val="20"/>
+      </w:rPr>
+    </w:lvl>
+    <w:lvl w:ilvl="1" w:tentative="1">
+      <w:start w:val="1"/>
+      <w:numFmt w:val="bullet"/>
+      <w:lvlText w:val="o"/>
+      <w:lvlJc w:val="left"/>
+      <w:pPr>
+        <w:tabs>
+          <w:tab w:val="num" w:pos="1440"/>
+        </w:tabs>
+        <w:ind w:left="1440" w:hanging="360"/>
+      </w:pPr>
+      <w:rPr>
+        <w:rFonts w:ascii="Courier New" w:hAnsi="Courier New" w:hint="default"/>
+        <w:sz w:val="20"/>
+      </w:rPr>
+    </w:lvl>
+    <w:lvl w:ilvl="2" w:tentative="1">
+      <w:start w:val="1"/>
+      <w:numFmt w:val="bullet"/>
+      <w:lvlText w:val=""/>
+      <w:lvlJc w:val="left"/>
+      <w:pPr>
+        <w:tabs>
+          <w:tab w:val="num" w:pos="2160"/>
+        </w:tabs>
+        <w:ind w:left="2160" w:hanging="360"/>
+      </w:pPr>
+      <w:rPr>
+        <w:rFonts w:ascii="Wingdings" w:hAnsi="Wingdings" w:hint="default"/>
+        <w:sz w:val="20"/>
+      </w:rPr>
+    </w:lvl>
+    <w:lvl w:ilvl="3" w:tentative="1">
+      <w:start w:val="1"/>
+      <w:numFmt w:val="bullet"/>
+      <w:lvlText w:val=""/>
+      <w:lvlJc w:val="left"/>
+      <w:pPr>
+        <w:tabs>
+          <w:tab w:val="num" w:pos="2880"/>
+        </w:tabs>
+        <w:ind w:left="2880" w:hanging="360"/>
+      </w:pPr>
+      <w:rPr>
+        <w:rFonts w:ascii="Wingdings" w:hAnsi="Wingdings" w:hint="default"/>
+        <w:sz w:val="20"/>
+      </w:rPr>
+    </w:lvl>
+    <w:lvl w:ilvl="4" w:tentative="1">
+      <w:start w:val="1"/>
+      <w:numFmt w:val="bullet"/>
+      <w:lvlText w:val=""/>
+      <w:lvlJc w:val="left"/>
+      <w:pPr>
+        <w:tabs>
+          <w:tab w:val="num" w:pos="3600"/>
+        </w:tabs>
+        <w:ind w:left="3600" w:hanging="360"/>
+      </w:pPr>
+      <w:rPr>
+        <w:rFonts w:ascii="Wingdings" w:hAnsi="Wingdings" w:hint="default"/>
+        <w:sz w:val="20"/>
+      </w:rPr>
+    </w:lvl>
+    <w:lvl w:ilvl="5" w:tentative="1">
+      <w:start w:val="1"/>
+      <w:numFmt w:val="bullet"/>
+      <w:lvlText w:val=""/>
+      <w:lvlJc w:val="left"/>
+      <w:pPr>
+        <w:tabs>
+          <w:tab w:val="num" w:pos="4320"/>
+        </w:tabs>
+        <w:ind w:left="4320" w:hanging="360"/>
+      </w:pPr>
+      <w:rPr>
+        <w:rFonts w:ascii="Wingdings" w:hAnsi="Wingdings" w:hint="default"/>
+        <w:sz w:val="20"/>
+      </w:rPr>
+    </w:lvl>
+    <w:lvl w:ilvl="6" w:tentative="1">
+      <w:start w:val="1"/>
+      <w:numFmt w:val="bullet"/>
+      <w:lvlText w:val=""/>
+      <w:lvlJc w:val="left"/>
+      <w:pPr>
+        <w:tabs>
+          <w:tab w:val="num" w:pos="5040"/>
+        </w:tabs>
+        <w:ind w:left="5040" w:hanging="360"/>
+      </w:pPr>
+      <w:rPr>
+        <w:rFonts w:ascii="Wingdings" w:hAnsi="Wingdings" w:hint="default"/>
+        <w:sz w:val="20"/>
+      </w:rPr>
+    </w:lvl>
+    <w:lvl w:ilvl="7" w:tentative="1">
+      <w:start w:val="1"/>
+      <w:numFmt w:val="bullet"/>
+      <w:lvlText w:val=""/>
+      <w:lvlJc w:val="left"/>
+      <w:pPr>
+        <w:tabs>
+          <w:tab w:val="num" w:pos="5760"/>
+        </w:tabs>
+        <w:ind w:left="5760" w:hanging="360"/>
+      </w:pPr>
+      <w:rPr>
+        <w:rFonts w:ascii="Wingdings" w:hAnsi="Wingdings" w:hint="default"/>
+        <w:sz w:val="20"/>
+      </w:rPr>
+    </w:lvl>
+    <w:lvl w:ilvl="8" w:tentative="1">
+      <w:start w:val="1"/>
+      <w:numFmt w:val="bullet"/>
+      <w:lvlText w:val=""/>
+      <w:lvlJc w:val="left"/>
+      <w:pPr>
+        <w:tabs>
+          <w:tab w:val="num" w:pos="6480"/>
+        </w:tabs>
+        <w:ind w:left="6480" w:hanging="360"/>
+      </w:pPr>
+      <w:rPr>
+        <w:rFonts w:ascii="Wingdings" w:hAnsi="Wingdings" w:hint="default"/>
+        <w:sz w:val="20"/>
+      </w:rPr>
+    </w:lvl>
+  </w:abstractNum>
+  <w:abstractNum w:abstractNumId="23" w15:restartNumberingAfterBreak="0">
+    <w:nsid w:val="5A554AD7"/>
+    <w:multiLevelType w:val="multilevel"/>
+    <w:tmpl w:val="DA72C996"/>
+    <w:lvl w:ilvl="0">
+      <w:start w:val="1"/>
+      <w:numFmt w:val="bullet"/>
+      <w:lvlText w:val=""/>
+      <w:lvlJc w:val="left"/>
+      <w:pPr>
+        <w:tabs>
+          <w:tab w:val="num" w:pos="720"/>
+        </w:tabs>
+        <w:ind w:left="720" w:hanging="360"/>
+      </w:pPr>
+      <w:rPr>
+        <w:rFonts w:ascii="Symbol" w:hAnsi="Symbol" w:hint="default"/>
+        <w:sz w:val="20"/>
+      </w:rPr>
+    </w:lvl>
+    <w:lvl w:ilvl="1" w:tentative="1">
+      <w:start w:val="1"/>
+      <w:numFmt w:val="bullet"/>
+      <w:lvlText w:val="o"/>
+      <w:lvlJc w:val="left"/>
+      <w:pPr>
+        <w:tabs>
+          <w:tab w:val="num" w:pos="1440"/>
+        </w:tabs>
+        <w:ind w:left="1440" w:hanging="360"/>
+      </w:pPr>
+      <w:rPr>
+        <w:rFonts w:ascii="Courier New" w:hAnsi="Courier New" w:hint="default"/>
+        <w:sz w:val="20"/>
+      </w:rPr>
+    </w:lvl>
+    <w:lvl w:ilvl="2" w:tentative="1">
+      <w:start w:val="1"/>
+      <w:numFmt w:val="bullet"/>
+      <w:lvlText w:val=""/>
+      <w:lvlJc w:val="left"/>
+      <w:pPr>
+        <w:tabs>
+          <w:tab w:val="num" w:pos="2160"/>
+        </w:tabs>
+        <w:ind w:left="2160" w:hanging="360"/>
+      </w:pPr>
+      <w:rPr>
+        <w:rFonts w:ascii="Wingdings" w:hAnsi="Wingdings" w:hint="default"/>
+        <w:sz w:val="20"/>
+      </w:rPr>
+    </w:lvl>
+    <w:lvl w:ilvl="3" w:tentative="1">
+      <w:start w:val="1"/>
+      <w:numFmt w:val="bullet"/>
+      <w:lvlText w:val=""/>
+      <w:lvlJc w:val="left"/>
+      <w:pPr>
+        <w:tabs>
+          <w:tab w:val="num" w:pos="2880"/>
+        </w:tabs>
+        <w:ind w:left="2880" w:hanging="360"/>
+      </w:pPr>
+      <w:rPr>
+        <w:rFonts w:ascii="Wingdings" w:hAnsi="Wingdings" w:hint="default"/>
+        <w:sz w:val="20"/>
+      </w:rPr>
+    </w:lvl>
+    <w:lvl w:ilvl="4" w:tentative="1">
+      <w:start w:val="1"/>
+      <w:numFmt w:val="bullet"/>
+      <w:lvlText w:val=""/>
+      <w:lvlJc w:val="left"/>
+      <w:pPr>
+        <w:tabs>
+          <w:tab w:val="num" w:pos="3600"/>
+        </w:tabs>
+        <w:ind w:left="3600" w:hanging="360"/>
+      </w:pPr>
+      <w:rPr>
+        <w:rFonts w:ascii="Wingdings" w:hAnsi="Wingdings" w:hint="default"/>
+        <w:sz w:val="20"/>
+      </w:rPr>
+    </w:lvl>
+    <w:lvl w:ilvl="5" w:tentative="1">
+      <w:start w:val="1"/>
+      <w:numFmt w:val="bullet"/>
+      <w:lvlText w:val=""/>
+      <w:lvlJc w:val="left"/>
+      <w:pPr>
+        <w:tabs>
+          <w:tab w:val="num" w:pos="4320"/>
+        </w:tabs>
+        <w:ind w:left="4320" w:hanging="360"/>
+      </w:pPr>
+      <w:rPr>
+        <w:rFonts w:ascii="Wingdings" w:hAnsi="Wingdings" w:hint="default"/>
+        <w:sz w:val="20"/>
+      </w:rPr>
+    </w:lvl>
+    <w:lvl w:ilvl="6" w:tentative="1">
+      <w:start w:val="1"/>
+      <w:numFmt w:val="bullet"/>
+      <w:lvlText w:val=""/>
+      <w:lvlJc w:val="left"/>
+      <w:pPr>
+        <w:tabs>
+          <w:tab w:val="num" w:pos="5040"/>
+        </w:tabs>
+        <w:ind w:left="5040" w:hanging="360"/>
+      </w:pPr>
+      <w:rPr>
+        <w:rFonts w:ascii="Wingdings" w:hAnsi="Wingdings" w:hint="default"/>
+        <w:sz w:val="20"/>
+      </w:rPr>
+    </w:lvl>
+    <w:lvl w:ilvl="7" w:tentative="1">
+      <w:start w:val="1"/>
+      <w:numFmt w:val="bullet"/>
+      <w:lvlText w:val=""/>
+      <w:lvlJc w:val="left"/>
+      <w:pPr>
+        <w:tabs>
+          <w:tab w:val="num" w:pos="5760"/>
+        </w:tabs>
+        <w:ind w:left="5760" w:hanging="360"/>
+      </w:pPr>
+      <w:rPr>
+        <w:rFonts w:ascii="Wingdings" w:hAnsi="Wingdings" w:hint="default"/>
+        <w:sz w:val="20"/>
+      </w:rPr>
+    </w:lvl>
+    <w:lvl w:ilvl="8" w:tentative="1">
+      <w:start w:val="1"/>
+      <w:numFmt w:val="bullet"/>
+      <w:lvlText w:val=""/>
+      <w:lvlJc w:val="left"/>
+      <w:pPr>
+        <w:tabs>
+          <w:tab w:val="num" w:pos="6480"/>
+        </w:tabs>
+        <w:ind w:left="6480" w:hanging="360"/>
+      </w:pPr>
+      <w:rPr>
+        <w:rFonts w:ascii="Wingdings" w:hAnsi="Wingdings" w:hint="default"/>
+        <w:sz w:val="20"/>
+      </w:rPr>
+    </w:lvl>
+  </w:abstractNum>
+  <w:abstractNum w:abstractNumId="24" w15:restartNumberingAfterBreak="0">
+    <w:nsid w:val="631D1B15"/>
+    <w:multiLevelType w:val="multilevel"/>
+    <w:tmpl w:val="5582B200"/>
+    <w:lvl w:ilvl="0">
+      <w:start w:val="1"/>
+      <w:numFmt w:val="decimal"/>
+      <w:lvlText w:val="%1."/>
+      <w:lvlJc w:val="left"/>
+      <w:pPr>
+        <w:tabs>
+          <w:tab w:val="num" w:pos="720"/>
+        </w:tabs>
+        <w:ind w:left="720" w:hanging="360"/>
+      </w:pPr>
+    </w:lvl>
+    <w:lvl w:ilvl="1" w:tentative="1">
+      <w:start w:val="1"/>
+      <w:numFmt w:val="decimal"/>
+      <w:lvlText w:val="%2."/>
+      <w:lvlJc w:val="left"/>
+      <w:pPr>
+        <w:tabs>
+          <w:tab w:val="num" w:pos="1440"/>
+        </w:tabs>
+        <w:ind w:left="1440" w:hanging="360"/>
+      </w:pPr>
+    </w:lvl>
+    <w:lvl w:ilvl="2" w:tentative="1">
+      <w:start w:val="1"/>
+      <w:numFmt w:val="decimal"/>
+      <w:lvlText w:val="%3."/>
+      <w:lvlJc w:val="left"/>
+      <w:pPr>
+        <w:tabs>
+          <w:tab w:val="num" w:pos="2160"/>
+        </w:tabs>
+        <w:ind w:left="2160" w:hanging="360"/>
+      </w:pPr>
+    </w:lvl>
+    <w:lvl w:ilvl="3" w:tentative="1">
+      <w:start w:val="1"/>
+      <w:numFmt w:val="decimal"/>
+      <w:lvlText w:val="%4."/>
+      <w:lvlJc w:val="left"/>
+      <w:pPr>
+        <w:tabs>
+          <w:tab w:val="num" w:pos="2880"/>
+        </w:tabs>
+        <w:ind w:left="2880" w:hanging="360"/>
+      </w:pPr>
+    </w:lvl>
+    <w:lvl w:ilvl="4" w:tentative="1">
+      <w:start w:val="1"/>
+      <w:numFmt w:val="decimal"/>
+      <w:lvlText w:val="%5."/>
+      <w:lvlJc w:val="left"/>
+      <w:pPr>
+        <w:tabs>
+          <w:tab w:val="num" w:pos="3600"/>
+        </w:tabs>
+        <w:ind w:left="3600" w:hanging="360"/>
+      </w:pPr>
+    </w:lvl>
+    <w:lvl w:ilvl="5" w:tentative="1">
+      <w:start w:val="1"/>
+      <w:numFmt w:val="decimal"/>
+      <w:lvlText w:val="%6."/>
+      <w:lvlJc w:val="left"/>
+      <w:pPr>
+        <w:tabs>
+          <w:tab w:val="num" w:pos="4320"/>
+        </w:tabs>
+        <w:ind w:left="4320" w:hanging="360"/>
+      </w:pPr>
+    </w:lvl>
+    <w:lvl w:ilvl="6" w:tentative="1">
+      <w:start w:val="1"/>
+      <w:numFmt w:val="decimal"/>
+      <w:lvlText w:val="%7."/>
+      <w:lvlJc w:val="left"/>
+      <w:pPr>
+        <w:tabs>
+          <w:tab w:val="num" w:pos="5040"/>
+        </w:tabs>
+        <w:ind w:left="5040" w:hanging="360"/>
+      </w:pPr>
+    </w:lvl>
+    <w:lvl w:ilvl="7" w:tentative="1">
+      <w:start w:val="1"/>
+      <w:numFmt w:val="decimal"/>
+      <w:lvlText w:val="%8."/>
+      <w:lvlJc w:val="left"/>
+      <w:pPr>
+        <w:tabs>
+          <w:tab w:val="num" w:pos="5760"/>
+        </w:tabs>
+        <w:ind w:left="5760" w:hanging="360"/>
+      </w:pPr>
+    </w:lvl>
+    <w:lvl w:ilvl="8" w:tentative="1">
+      <w:start w:val="1"/>
+      <w:numFmt w:val="decimal"/>
+      <w:lvlText w:val="%9."/>
+      <w:lvlJc w:val="left"/>
+      <w:pPr>
+        <w:tabs>
+          <w:tab w:val="num" w:pos="6480"/>
+        </w:tabs>
+        <w:ind w:left="6480" w:hanging="360"/>
+      </w:pPr>
+    </w:lvl>
+  </w:abstractNum>
+  <w:abstractNum w:abstractNumId="25" w15:restartNumberingAfterBreak="0">
     <w:nsid w:val="642C3657"/>
     <w:multiLevelType w:val="hybridMultilevel"/>
     <w:tmpl w:val="C9509A58"/>
@@ -8959,7 +13581,156 @@
       </w:rPr>
     </w:lvl>
   </w:abstractNum>
-  <w:abstractNum w:abstractNumId="13" w15:restartNumberingAfterBreak="0">
+  <w:abstractNum w:abstractNumId="26" w15:restartNumberingAfterBreak="0">
+    <w:nsid w:val="672012C3"/>
+    <w:multiLevelType w:val="multilevel"/>
+    <w:tmpl w:val="06541972"/>
+    <w:lvl w:ilvl="0">
+      <w:start w:val="1"/>
+      <w:numFmt w:val="bullet"/>
+      <w:lvlText w:val=""/>
+      <w:lvlJc w:val="left"/>
+      <w:pPr>
+        <w:tabs>
+          <w:tab w:val="num" w:pos="720"/>
+        </w:tabs>
+        <w:ind w:left="720" w:hanging="360"/>
+      </w:pPr>
+      <w:rPr>
+        <w:rFonts w:ascii="Symbol" w:hAnsi="Symbol" w:hint="default"/>
+        <w:sz w:val="20"/>
+      </w:rPr>
+    </w:lvl>
+    <w:lvl w:ilvl="1" w:tentative="1">
+      <w:start w:val="1"/>
+      <w:numFmt w:val="bullet"/>
+      <w:lvlText w:val="o"/>
+      <w:lvlJc w:val="left"/>
+      <w:pPr>
+        <w:tabs>
+          <w:tab w:val="num" w:pos="1440"/>
+        </w:tabs>
+        <w:ind w:left="1440" w:hanging="360"/>
+      </w:pPr>
+      <w:rPr>
+        <w:rFonts w:ascii="Courier New" w:hAnsi="Courier New" w:hint="default"/>
+        <w:sz w:val="20"/>
+      </w:rPr>
+    </w:lvl>
+    <w:lvl w:ilvl="2" w:tentative="1">
+      <w:start w:val="1"/>
+      <w:numFmt w:val="bullet"/>
+      <w:lvlText w:val=""/>
+      <w:lvlJc w:val="left"/>
+      <w:pPr>
+        <w:tabs>
+          <w:tab w:val="num" w:pos="2160"/>
+        </w:tabs>
+        <w:ind w:left="2160" w:hanging="360"/>
+      </w:pPr>
+      <w:rPr>
+        <w:rFonts w:ascii="Wingdings" w:hAnsi="Wingdings" w:hint="default"/>
+        <w:sz w:val="20"/>
+      </w:rPr>
+    </w:lvl>
+    <w:lvl w:ilvl="3" w:tentative="1">
+      <w:start w:val="1"/>
+      <w:numFmt w:val="bullet"/>
+      <w:lvlText w:val=""/>
+      <w:lvlJc w:val="left"/>
+      <w:pPr>
+        <w:tabs>
+          <w:tab w:val="num" w:pos="2880"/>
+        </w:tabs>
+        <w:ind w:left="2880" w:hanging="360"/>
+      </w:pPr>
+      <w:rPr>
+        <w:rFonts w:ascii="Wingdings" w:hAnsi="Wingdings" w:hint="default"/>
+        <w:sz w:val="20"/>
+      </w:rPr>
+    </w:lvl>
+    <w:lvl w:ilvl="4" w:tentative="1">
+      <w:start w:val="1"/>
+      <w:numFmt w:val="bullet"/>
+      <w:lvlText w:val=""/>
+      <w:lvlJc w:val="left"/>
+      <w:pPr>
+        <w:tabs>
+          <w:tab w:val="num" w:pos="3600"/>
+        </w:tabs>
+        <w:ind w:left="3600" w:hanging="360"/>
+      </w:pPr>
+      <w:rPr>
+        <w:rFonts w:ascii="Wingdings" w:hAnsi="Wingdings" w:hint="default"/>
+        <w:sz w:val="20"/>
+      </w:rPr>
+    </w:lvl>
+    <w:lvl w:ilvl="5" w:tentative="1">
+      <w:start w:val="1"/>
+      <w:numFmt w:val="bullet"/>
+      <w:lvlText w:val=""/>
+      <w:lvlJc w:val="left"/>
+      <w:pPr>
+        <w:tabs>
+          <w:tab w:val="num" w:pos="4320"/>
+        </w:tabs>
+        <w:ind w:left="4320" w:hanging="360"/>
+      </w:pPr>
+      <w:rPr>
+        <w:rFonts w:ascii="Wingdings" w:hAnsi="Wingdings" w:hint="default"/>
+        <w:sz w:val="20"/>
+      </w:rPr>
+    </w:lvl>
+    <w:lvl w:ilvl="6" w:tentative="1">
+      <w:start w:val="1"/>
+      <w:numFmt w:val="bullet"/>
+      <w:lvlText w:val=""/>
+      <w:lvlJc w:val="left"/>
+      <w:pPr>
+        <w:tabs>
+          <w:tab w:val="num" w:pos="5040"/>
+        </w:tabs>
+        <w:ind w:left="5040" w:hanging="360"/>
+      </w:pPr>
+      <w:rPr>
+        <w:rFonts w:ascii="Wingdings" w:hAnsi="Wingdings" w:hint="default"/>
+        <w:sz w:val="20"/>
+      </w:rPr>
+    </w:lvl>
+    <w:lvl w:ilvl="7" w:tentative="1">
+      <w:start w:val="1"/>
+      <w:numFmt w:val="bullet"/>
+      <w:lvlText w:val=""/>
+      <w:lvlJc w:val="left"/>
+      <w:pPr>
+        <w:tabs>
+          <w:tab w:val="num" w:pos="5760"/>
+        </w:tabs>
+        <w:ind w:left="5760" w:hanging="360"/>
+      </w:pPr>
+      <w:rPr>
+        <w:rFonts w:ascii="Wingdings" w:hAnsi="Wingdings" w:hint="default"/>
+        <w:sz w:val="20"/>
+      </w:rPr>
+    </w:lvl>
+    <w:lvl w:ilvl="8" w:tentative="1">
+      <w:start w:val="1"/>
+      <w:numFmt w:val="bullet"/>
+      <w:lvlText w:val=""/>
+      <w:lvlJc w:val="left"/>
+      <w:pPr>
+        <w:tabs>
+          <w:tab w:val="num" w:pos="6480"/>
+        </w:tabs>
+        <w:ind w:left="6480" w:hanging="360"/>
+      </w:pPr>
+      <w:rPr>
+        <w:rFonts w:ascii="Wingdings" w:hAnsi="Wingdings" w:hint="default"/>
+        <w:sz w:val="20"/>
+      </w:rPr>
+    </w:lvl>
+  </w:abstractNum>
+  <w:abstractNum w:abstractNumId="27" w15:restartNumberingAfterBreak="0">
     <w:nsid w:val="6F8B7D8E"/>
     <w:multiLevelType w:val="multilevel"/>
     <w:tmpl w:val="016019C0"/>
@@ -9108,7 +13879,156 @@
       </w:rPr>
     </w:lvl>
   </w:abstractNum>
-  <w:abstractNum w:abstractNumId="14" w15:restartNumberingAfterBreak="0">
+  <w:abstractNum w:abstractNumId="28" w15:restartNumberingAfterBreak="0">
+    <w:nsid w:val="740C48F4"/>
+    <w:multiLevelType w:val="multilevel"/>
+    <w:tmpl w:val="0130F752"/>
+    <w:lvl w:ilvl="0">
+      <w:start w:val="1"/>
+      <w:numFmt w:val="bullet"/>
+      <w:lvlText w:val=""/>
+      <w:lvlJc w:val="left"/>
+      <w:pPr>
+        <w:tabs>
+          <w:tab w:val="num" w:pos="720"/>
+        </w:tabs>
+        <w:ind w:left="720" w:hanging="360"/>
+      </w:pPr>
+      <w:rPr>
+        <w:rFonts w:ascii="Symbol" w:hAnsi="Symbol" w:hint="default"/>
+        <w:sz w:val="20"/>
+      </w:rPr>
+    </w:lvl>
+    <w:lvl w:ilvl="1" w:tentative="1">
+      <w:start w:val="1"/>
+      <w:numFmt w:val="bullet"/>
+      <w:lvlText w:val="o"/>
+      <w:lvlJc w:val="left"/>
+      <w:pPr>
+        <w:tabs>
+          <w:tab w:val="num" w:pos="1440"/>
+        </w:tabs>
+        <w:ind w:left="1440" w:hanging="360"/>
+      </w:pPr>
+      <w:rPr>
+        <w:rFonts w:ascii="Courier New" w:hAnsi="Courier New" w:hint="default"/>
+        <w:sz w:val="20"/>
+      </w:rPr>
+    </w:lvl>
+    <w:lvl w:ilvl="2" w:tentative="1">
+      <w:start w:val="1"/>
+      <w:numFmt w:val="bullet"/>
+      <w:lvlText w:val=""/>
+      <w:lvlJc w:val="left"/>
+      <w:pPr>
+        <w:tabs>
+          <w:tab w:val="num" w:pos="2160"/>
+        </w:tabs>
+        <w:ind w:left="2160" w:hanging="360"/>
+      </w:pPr>
+      <w:rPr>
+        <w:rFonts w:ascii="Wingdings" w:hAnsi="Wingdings" w:hint="default"/>
+        <w:sz w:val="20"/>
+      </w:rPr>
+    </w:lvl>
+    <w:lvl w:ilvl="3" w:tentative="1">
+      <w:start w:val="1"/>
+      <w:numFmt w:val="bullet"/>
+      <w:lvlText w:val=""/>
+      <w:lvlJc w:val="left"/>
+      <w:pPr>
+        <w:tabs>
+          <w:tab w:val="num" w:pos="2880"/>
+        </w:tabs>
+        <w:ind w:left="2880" w:hanging="360"/>
+      </w:pPr>
+      <w:rPr>
+        <w:rFonts w:ascii="Wingdings" w:hAnsi="Wingdings" w:hint="default"/>
+        <w:sz w:val="20"/>
+      </w:rPr>
+    </w:lvl>
+    <w:lvl w:ilvl="4" w:tentative="1">
+      <w:start w:val="1"/>
+      <w:numFmt w:val="bullet"/>
+      <w:lvlText w:val=""/>
+      <w:lvlJc w:val="left"/>
+      <w:pPr>
+        <w:tabs>
+          <w:tab w:val="num" w:pos="3600"/>
+        </w:tabs>
+        <w:ind w:left="3600" w:hanging="360"/>
+      </w:pPr>
+      <w:rPr>
+        <w:rFonts w:ascii="Wingdings" w:hAnsi="Wingdings" w:hint="default"/>
+        <w:sz w:val="20"/>
+      </w:rPr>
+    </w:lvl>
+    <w:lvl w:ilvl="5" w:tentative="1">
+      <w:start w:val="1"/>
+      <w:numFmt w:val="bullet"/>
+      <w:lvlText w:val=""/>
+      <w:lvlJc w:val="left"/>
+      <w:pPr>
+        <w:tabs>
+          <w:tab w:val="num" w:pos="4320"/>
+        </w:tabs>
+        <w:ind w:left="4320" w:hanging="360"/>
+      </w:pPr>
+      <w:rPr>
+        <w:rFonts w:ascii="Wingdings" w:hAnsi="Wingdings" w:hint="default"/>
+        <w:sz w:val="20"/>
+      </w:rPr>
+    </w:lvl>
+    <w:lvl w:ilvl="6" w:tentative="1">
+      <w:start w:val="1"/>
+      <w:numFmt w:val="bullet"/>
+      <w:lvlText w:val=""/>
+      <w:lvlJc w:val="left"/>
+      <w:pPr>
+        <w:tabs>
+          <w:tab w:val="num" w:pos="5040"/>
+        </w:tabs>
+        <w:ind w:left="5040" w:hanging="360"/>
+      </w:pPr>
+      <w:rPr>
+        <w:rFonts w:ascii="Wingdings" w:hAnsi="Wingdings" w:hint="default"/>
+        <w:sz w:val="20"/>
+      </w:rPr>
+    </w:lvl>
+    <w:lvl w:ilvl="7" w:tentative="1">
+      <w:start w:val="1"/>
+      <w:numFmt w:val="bullet"/>
+      <w:lvlText w:val=""/>
+      <w:lvlJc w:val="left"/>
+      <w:pPr>
+        <w:tabs>
+          <w:tab w:val="num" w:pos="5760"/>
+        </w:tabs>
+        <w:ind w:left="5760" w:hanging="360"/>
+      </w:pPr>
+      <w:rPr>
+        <w:rFonts w:ascii="Wingdings" w:hAnsi="Wingdings" w:hint="default"/>
+        <w:sz w:val="20"/>
+      </w:rPr>
+    </w:lvl>
+    <w:lvl w:ilvl="8" w:tentative="1">
+      <w:start w:val="1"/>
+      <w:numFmt w:val="bullet"/>
+      <w:lvlText w:val=""/>
+      <w:lvlJc w:val="left"/>
+      <w:pPr>
+        <w:tabs>
+          <w:tab w:val="num" w:pos="6480"/>
+        </w:tabs>
+        <w:ind w:left="6480" w:hanging="360"/>
+      </w:pPr>
+      <w:rPr>
+        <w:rFonts w:ascii="Wingdings" w:hAnsi="Wingdings" w:hint="default"/>
+        <w:sz w:val="20"/>
+      </w:rPr>
+    </w:lvl>
+  </w:abstractNum>
+  <w:abstractNum w:abstractNumId="29" w15:restartNumberingAfterBreak="0">
     <w:nsid w:val="742A39B2"/>
     <w:multiLevelType w:val="multilevel"/>
     <w:tmpl w:val="3C8064CC"/>
@@ -9257,7 +14177,7 @@
       </w:rPr>
     </w:lvl>
   </w:abstractNum>
-  <w:abstractNum w:abstractNumId="15" w15:restartNumberingAfterBreak="0">
+  <w:abstractNum w:abstractNumId="30" w15:restartNumberingAfterBreak="0">
     <w:nsid w:val="75E5202B"/>
     <w:multiLevelType w:val="multilevel"/>
     <w:tmpl w:val="91CA8BA0"/>
@@ -9406,53 +14326,402 @@
       </w:rPr>
     </w:lvl>
   </w:abstractNum>
+  <w:abstractNum w:abstractNumId="31" w15:restartNumberingAfterBreak="0">
+    <w:nsid w:val="78662782"/>
+    <w:multiLevelType w:val="multilevel"/>
+    <w:tmpl w:val="E65E5D50"/>
+    <w:lvl w:ilvl="0">
+      <w:start w:val="1"/>
+      <w:numFmt w:val="bullet"/>
+      <w:lvlText w:val=""/>
+      <w:lvlJc w:val="left"/>
+      <w:pPr>
+        <w:tabs>
+          <w:tab w:val="num" w:pos="720"/>
+        </w:tabs>
+        <w:ind w:left="720" w:hanging="360"/>
+      </w:pPr>
+      <w:rPr>
+        <w:rFonts w:ascii="Symbol" w:hAnsi="Symbol" w:hint="default"/>
+        <w:sz w:val="20"/>
+      </w:rPr>
+    </w:lvl>
+    <w:lvl w:ilvl="1" w:tentative="1">
+      <w:start w:val="1"/>
+      <w:numFmt w:val="bullet"/>
+      <w:lvlText w:val="o"/>
+      <w:lvlJc w:val="left"/>
+      <w:pPr>
+        <w:tabs>
+          <w:tab w:val="num" w:pos="1440"/>
+        </w:tabs>
+        <w:ind w:left="1440" w:hanging="360"/>
+      </w:pPr>
+      <w:rPr>
+        <w:rFonts w:ascii="Courier New" w:hAnsi="Courier New" w:hint="default"/>
+        <w:sz w:val="20"/>
+      </w:rPr>
+    </w:lvl>
+    <w:lvl w:ilvl="2" w:tentative="1">
+      <w:start w:val="1"/>
+      <w:numFmt w:val="bullet"/>
+      <w:lvlText w:val=""/>
+      <w:lvlJc w:val="left"/>
+      <w:pPr>
+        <w:tabs>
+          <w:tab w:val="num" w:pos="2160"/>
+        </w:tabs>
+        <w:ind w:left="2160" w:hanging="360"/>
+      </w:pPr>
+      <w:rPr>
+        <w:rFonts w:ascii="Wingdings" w:hAnsi="Wingdings" w:hint="default"/>
+        <w:sz w:val="20"/>
+      </w:rPr>
+    </w:lvl>
+    <w:lvl w:ilvl="3" w:tentative="1">
+      <w:start w:val="1"/>
+      <w:numFmt w:val="bullet"/>
+      <w:lvlText w:val=""/>
+      <w:lvlJc w:val="left"/>
+      <w:pPr>
+        <w:tabs>
+          <w:tab w:val="num" w:pos="2880"/>
+        </w:tabs>
+        <w:ind w:left="2880" w:hanging="360"/>
+      </w:pPr>
+      <w:rPr>
+        <w:rFonts w:ascii="Wingdings" w:hAnsi="Wingdings" w:hint="default"/>
+        <w:sz w:val="20"/>
+      </w:rPr>
+    </w:lvl>
+    <w:lvl w:ilvl="4" w:tentative="1">
+      <w:start w:val="1"/>
+      <w:numFmt w:val="bullet"/>
+      <w:lvlText w:val=""/>
+      <w:lvlJc w:val="left"/>
+      <w:pPr>
+        <w:tabs>
+          <w:tab w:val="num" w:pos="3600"/>
+        </w:tabs>
+        <w:ind w:left="3600" w:hanging="360"/>
+      </w:pPr>
+      <w:rPr>
+        <w:rFonts w:ascii="Wingdings" w:hAnsi="Wingdings" w:hint="default"/>
+        <w:sz w:val="20"/>
+      </w:rPr>
+    </w:lvl>
+    <w:lvl w:ilvl="5" w:tentative="1">
+      <w:start w:val="1"/>
+      <w:numFmt w:val="bullet"/>
+      <w:lvlText w:val=""/>
+      <w:lvlJc w:val="left"/>
+      <w:pPr>
+        <w:tabs>
+          <w:tab w:val="num" w:pos="4320"/>
+        </w:tabs>
+        <w:ind w:left="4320" w:hanging="360"/>
+      </w:pPr>
+      <w:rPr>
+        <w:rFonts w:ascii="Wingdings" w:hAnsi="Wingdings" w:hint="default"/>
+        <w:sz w:val="20"/>
+      </w:rPr>
+    </w:lvl>
+    <w:lvl w:ilvl="6" w:tentative="1">
+      <w:start w:val="1"/>
+      <w:numFmt w:val="bullet"/>
+      <w:lvlText w:val=""/>
+      <w:lvlJc w:val="left"/>
+      <w:pPr>
+        <w:tabs>
+          <w:tab w:val="num" w:pos="5040"/>
+        </w:tabs>
+        <w:ind w:left="5040" w:hanging="360"/>
+      </w:pPr>
+      <w:rPr>
+        <w:rFonts w:ascii="Wingdings" w:hAnsi="Wingdings" w:hint="default"/>
+        <w:sz w:val="20"/>
+      </w:rPr>
+    </w:lvl>
+    <w:lvl w:ilvl="7" w:tentative="1">
+      <w:start w:val="1"/>
+      <w:numFmt w:val="bullet"/>
+      <w:lvlText w:val=""/>
+      <w:lvlJc w:val="left"/>
+      <w:pPr>
+        <w:tabs>
+          <w:tab w:val="num" w:pos="5760"/>
+        </w:tabs>
+        <w:ind w:left="5760" w:hanging="360"/>
+      </w:pPr>
+      <w:rPr>
+        <w:rFonts w:ascii="Wingdings" w:hAnsi="Wingdings" w:hint="default"/>
+        <w:sz w:val="20"/>
+      </w:rPr>
+    </w:lvl>
+    <w:lvl w:ilvl="8" w:tentative="1">
+      <w:start w:val="1"/>
+      <w:numFmt w:val="bullet"/>
+      <w:lvlText w:val=""/>
+      <w:lvlJc w:val="left"/>
+      <w:pPr>
+        <w:tabs>
+          <w:tab w:val="num" w:pos="6480"/>
+        </w:tabs>
+        <w:ind w:left="6480" w:hanging="360"/>
+      </w:pPr>
+      <w:rPr>
+        <w:rFonts w:ascii="Wingdings" w:hAnsi="Wingdings" w:hint="default"/>
+        <w:sz w:val="20"/>
+      </w:rPr>
+    </w:lvl>
+  </w:abstractNum>
+  <w:abstractNum w:abstractNumId="32" w15:restartNumberingAfterBreak="0">
+    <w:nsid w:val="79ED394F"/>
+    <w:multiLevelType w:val="multilevel"/>
+    <w:tmpl w:val="A4E8E4EC"/>
+    <w:lvl w:ilvl="0">
+      <w:start w:val="1"/>
+      <w:numFmt w:val="bullet"/>
+      <w:lvlText w:val=""/>
+      <w:lvlJc w:val="left"/>
+      <w:pPr>
+        <w:tabs>
+          <w:tab w:val="num" w:pos="720"/>
+        </w:tabs>
+        <w:ind w:left="720" w:hanging="360"/>
+      </w:pPr>
+      <w:rPr>
+        <w:rFonts w:ascii="Symbol" w:hAnsi="Symbol" w:hint="default"/>
+        <w:sz w:val="20"/>
+      </w:rPr>
+    </w:lvl>
+    <w:lvl w:ilvl="1" w:tentative="1">
+      <w:start w:val="1"/>
+      <w:numFmt w:val="bullet"/>
+      <w:lvlText w:val="o"/>
+      <w:lvlJc w:val="left"/>
+      <w:pPr>
+        <w:tabs>
+          <w:tab w:val="num" w:pos="1440"/>
+        </w:tabs>
+        <w:ind w:left="1440" w:hanging="360"/>
+      </w:pPr>
+      <w:rPr>
+        <w:rFonts w:ascii="Courier New" w:hAnsi="Courier New" w:hint="default"/>
+        <w:sz w:val="20"/>
+      </w:rPr>
+    </w:lvl>
+    <w:lvl w:ilvl="2" w:tentative="1">
+      <w:start w:val="1"/>
+      <w:numFmt w:val="bullet"/>
+      <w:lvlText w:val=""/>
+      <w:lvlJc w:val="left"/>
+      <w:pPr>
+        <w:tabs>
+          <w:tab w:val="num" w:pos="2160"/>
+        </w:tabs>
+        <w:ind w:left="2160" w:hanging="360"/>
+      </w:pPr>
+      <w:rPr>
+        <w:rFonts w:ascii="Wingdings" w:hAnsi="Wingdings" w:hint="default"/>
+        <w:sz w:val="20"/>
+      </w:rPr>
+    </w:lvl>
+    <w:lvl w:ilvl="3" w:tentative="1">
+      <w:start w:val="1"/>
+      <w:numFmt w:val="bullet"/>
+      <w:lvlText w:val=""/>
+      <w:lvlJc w:val="left"/>
+      <w:pPr>
+        <w:tabs>
+          <w:tab w:val="num" w:pos="2880"/>
+        </w:tabs>
+        <w:ind w:left="2880" w:hanging="360"/>
+      </w:pPr>
+      <w:rPr>
+        <w:rFonts w:ascii="Wingdings" w:hAnsi="Wingdings" w:hint="default"/>
+        <w:sz w:val="20"/>
+      </w:rPr>
+    </w:lvl>
+    <w:lvl w:ilvl="4" w:tentative="1">
+      <w:start w:val="1"/>
+      <w:numFmt w:val="bullet"/>
+      <w:lvlText w:val=""/>
+      <w:lvlJc w:val="left"/>
+      <w:pPr>
+        <w:tabs>
+          <w:tab w:val="num" w:pos="3600"/>
+        </w:tabs>
+        <w:ind w:left="3600" w:hanging="360"/>
+      </w:pPr>
+      <w:rPr>
+        <w:rFonts w:ascii="Wingdings" w:hAnsi="Wingdings" w:hint="default"/>
+        <w:sz w:val="20"/>
+      </w:rPr>
+    </w:lvl>
+    <w:lvl w:ilvl="5" w:tentative="1">
+      <w:start w:val="1"/>
+      <w:numFmt w:val="bullet"/>
+      <w:lvlText w:val=""/>
+      <w:lvlJc w:val="left"/>
+      <w:pPr>
+        <w:tabs>
+          <w:tab w:val="num" w:pos="4320"/>
+        </w:tabs>
+        <w:ind w:left="4320" w:hanging="360"/>
+      </w:pPr>
+      <w:rPr>
+        <w:rFonts w:ascii="Wingdings" w:hAnsi="Wingdings" w:hint="default"/>
+        <w:sz w:val="20"/>
+      </w:rPr>
+    </w:lvl>
+    <w:lvl w:ilvl="6" w:tentative="1">
+      <w:start w:val="1"/>
+      <w:numFmt w:val="bullet"/>
+      <w:lvlText w:val=""/>
+      <w:lvlJc w:val="left"/>
+      <w:pPr>
+        <w:tabs>
+          <w:tab w:val="num" w:pos="5040"/>
+        </w:tabs>
+        <w:ind w:left="5040" w:hanging="360"/>
+      </w:pPr>
+      <w:rPr>
+        <w:rFonts w:ascii="Wingdings" w:hAnsi="Wingdings" w:hint="default"/>
+        <w:sz w:val="20"/>
+      </w:rPr>
+    </w:lvl>
+    <w:lvl w:ilvl="7" w:tentative="1">
+      <w:start w:val="1"/>
+      <w:numFmt w:val="bullet"/>
+      <w:lvlText w:val=""/>
+      <w:lvlJc w:val="left"/>
+      <w:pPr>
+        <w:tabs>
+          <w:tab w:val="num" w:pos="5760"/>
+        </w:tabs>
+        <w:ind w:left="5760" w:hanging="360"/>
+      </w:pPr>
+      <w:rPr>
+        <w:rFonts w:ascii="Wingdings" w:hAnsi="Wingdings" w:hint="default"/>
+        <w:sz w:val="20"/>
+      </w:rPr>
+    </w:lvl>
+    <w:lvl w:ilvl="8" w:tentative="1">
+      <w:start w:val="1"/>
+      <w:numFmt w:val="bullet"/>
+      <w:lvlText w:val=""/>
+      <w:lvlJc w:val="left"/>
+      <w:pPr>
+        <w:tabs>
+          <w:tab w:val="num" w:pos="6480"/>
+        </w:tabs>
+        <w:ind w:left="6480" w:hanging="360"/>
+      </w:pPr>
+      <w:rPr>
+        <w:rFonts w:ascii="Wingdings" w:hAnsi="Wingdings" w:hint="default"/>
+        <w:sz w:val="20"/>
+      </w:rPr>
+    </w:lvl>
+  </w:abstractNum>
   <w:num w:numId="1">
-    <w:abstractNumId w:val="14"/>
+    <w:abstractNumId w:val="29"/>
   </w:num>
   <w:num w:numId="2">
-    <w:abstractNumId w:val="6"/>
+    <w:abstractNumId w:val="10"/>
   </w:num>
   <w:num w:numId="3">
     <w:abstractNumId w:val="0"/>
   </w:num>
   <w:num w:numId="4">
+    <w:abstractNumId w:val="30"/>
+  </w:num>
+  <w:num w:numId="5">
+    <w:abstractNumId w:val="6"/>
+  </w:num>
+  <w:num w:numId="6">
+    <w:abstractNumId w:val="27"/>
+  </w:num>
+  <w:num w:numId="7">
+    <w:abstractNumId w:val="18"/>
+  </w:num>
+  <w:num w:numId="8">
+    <w:abstractNumId w:val="5"/>
+  </w:num>
+  <w:num w:numId="9">
+    <w:abstractNumId w:val="4"/>
+  </w:num>
+  <w:num w:numId="10">
+    <w:abstractNumId w:val="8"/>
+  </w:num>
+  <w:num w:numId="11">
+    <w:abstractNumId w:val="16"/>
+  </w:num>
+  <w:num w:numId="12">
+    <w:abstractNumId w:val="14"/>
+  </w:num>
+  <w:num w:numId="13">
+    <w:abstractNumId w:val="7"/>
+  </w:num>
+  <w:num w:numId="14">
+    <w:abstractNumId w:val="20"/>
+  </w:num>
+  <w:num w:numId="15">
+    <w:abstractNumId w:val="17"/>
+  </w:num>
+  <w:num w:numId="16">
+    <w:abstractNumId w:val="25"/>
+  </w:num>
+  <w:num w:numId="17">
+    <w:abstractNumId w:val="32"/>
+  </w:num>
+  <w:num w:numId="18">
+    <w:abstractNumId w:val="24"/>
+  </w:num>
+  <w:num w:numId="19">
+    <w:abstractNumId w:val="3"/>
+  </w:num>
+  <w:num w:numId="20">
+    <w:abstractNumId w:val="1"/>
+  </w:num>
+  <w:num w:numId="21">
+    <w:abstractNumId w:val="9"/>
+  </w:num>
+  <w:num w:numId="22">
+    <w:abstractNumId w:val="31"/>
+  </w:num>
+  <w:num w:numId="23">
+    <w:abstractNumId w:val="12"/>
+  </w:num>
+  <w:num w:numId="24">
+    <w:abstractNumId w:val="11"/>
+  </w:num>
+  <w:num w:numId="25">
+    <w:abstractNumId w:val="26"/>
+  </w:num>
+  <w:num w:numId="26">
+    <w:abstractNumId w:val="23"/>
+  </w:num>
+  <w:num w:numId="27">
+    <w:abstractNumId w:val="2"/>
+  </w:num>
+  <w:num w:numId="28">
+    <w:abstractNumId w:val="22"/>
+  </w:num>
+  <w:num w:numId="29">
     <w:abstractNumId w:val="15"/>
   </w:num>
-  <w:num w:numId="5">
-    <w:abstractNumId w:val="3"/>
+  <w:num w:numId="30">
+    <w:abstractNumId w:val="21"/>
   </w:num>
-  <w:num w:numId="6">
+  <w:num w:numId="31">
+    <w:abstractNumId w:val="28"/>
+  </w:num>
+  <w:num w:numId="32">
+    <w:abstractNumId w:val="19"/>
+  </w:num>
+  <w:num w:numId="33">
     <w:abstractNumId w:val="13"/>
-  </w:num>
-  <w:num w:numId="7">
-    <w:abstractNumId w:val="10"/>
-  </w:num>
-  <w:num w:numId="8">
-    <w:abstractNumId w:val="2"/>
-  </w:num>
-  <w:num w:numId="9">
-    <w:abstractNumId w:val="1"/>
-  </w:num>
-  <w:num w:numId="10">
-    <w:abstractNumId w:val="5"/>
-  </w:num>
-  <w:num w:numId="11">
-    <w:abstractNumId w:val="8"/>
-  </w:num>
-  <w:num w:numId="12">
-    <w:abstractNumId w:val="7"/>
-  </w:num>
-  <w:num w:numId="13">
-    <w:abstractNumId w:val="4"/>
-  </w:num>
-  <w:num w:numId="14">
-    <w:abstractNumId w:val="11"/>
-  </w:num>
-  <w:num w:numId="15">
-    <w:abstractNumId w:val="9"/>
-  </w:num>
-  <w:num w:numId="16">
-    <w:abstractNumId w:val="12"/>
   </w:num>
 </w:numbering>
 </file>

--- a/dokumentumok/fejlesztoi_dokumentacio.docx
+++ b/dokumentumok/fejlesztoi_dokumentacio.docx
@@ -21,7 +21,7 @@
           <w:sz w:val="48"/>
           <w:lang w:eastAsia="hu-HU"/>
         </w:rPr>
-        <w:t>Minőségbiztosítási Kérdőív - Fejlesztői Dokumentáció</w:t>
+        <w:t>Minőségbiztosítási Kérdőív</w:t>
       </w:r>
     </w:p>
     <w:sdt>
@@ -67,12 +67,10 @@
         <w:p>
           <w:pPr>
             <w:pStyle w:val="TJ1"/>
-            <w:jc w:val="both"/>
             <w:rPr>
               <w:rFonts w:eastAsiaTheme="minorEastAsia"/>
               <w:b w:val="0"/>
               <w:bCs w:val="0"/>
-              <w:color w:val="1F3864" w:themeColor="accent1" w:themeShade="80"/>
             </w:rPr>
           </w:pPr>
           <w:r>
@@ -84,59 +82,52 @@
           <w:r>
             <w:fldChar w:fldCharType="separate"/>
           </w:r>
-          <w:hyperlink w:anchor="_Toc226973205" w:history="1">
+          <w:hyperlink w:anchor="_Toc227310368" w:history="1">
             <w:r>
               <w:rPr>
                 <w:rStyle w:val="Hiperhivatkozs"/>
-                <w:color w:val="1F3864" w:themeColor="accent1" w:themeShade="80"/>
-              </w:rPr>
-              <w:t>1.  Rendszerarchitektúra és Technológiák</w:t>
+                <w:rFonts w:ascii="Calibri" w:eastAsia="Calibri" w:hAnsi="Calibri" w:cs="Calibri"/>
+              </w:rPr>
+              <w:t>1. Rendszerarchitektúra és Technológiák</w:t>
             </w:r>
             <w:r>
               <w:rPr>
                 <w:webHidden/>
-                <w:color w:val="1F3864" w:themeColor="accent1" w:themeShade="80"/>
               </w:rPr>
               <w:tab/>
             </w:r>
             <w:r>
               <w:rPr>
                 <w:webHidden/>
-                <w:color w:val="1F3864" w:themeColor="accent1" w:themeShade="80"/>
               </w:rPr>
               <w:fldChar w:fldCharType="begin"/>
             </w:r>
             <w:r>
               <w:rPr>
                 <w:webHidden/>
-                <w:color w:val="1F3864" w:themeColor="accent1" w:themeShade="80"/>
-              </w:rPr>
-              <w:instrText xml:space="preserve"> PAGEREF _Toc226973205 \h </w:instrText>
+              </w:rPr>
+              <w:instrText xml:space="preserve"> PAGEREF _Toc227310368 \h </w:instrText>
             </w:r>
             <w:r>
               <w:rPr>
                 <w:webHidden/>
-                <w:color w:val="1F3864" w:themeColor="accent1" w:themeShade="80"/>
               </w:rPr>
             </w:r>
             <w:r>
               <w:rPr>
                 <w:webHidden/>
-                <w:color w:val="1F3864" w:themeColor="accent1" w:themeShade="80"/>
               </w:rPr>
               <w:fldChar w:fldCharType="separate"/>
             </w:r>
             <w:r>
               <w:rPr>
                 <w:webHidden/>
-                <w:color w:val="1F3864" w:themeColor="accent1" w:themeShade="80"/>
-              </w:rPr>
-              <w:t>1</w:t>
+              </w:rPr>
+              <w:t>2</w:t>
             </w:r>
             <w:r>
               <w:rPr>
                 <w:webHidden/>
-                <w:color w:val="1F3864" w:themeColor="accent1" w:themeShade="80"/>
               </w:rPr>
               <w:fldChar w:fldCharType="end"/>
             </w:r>
@@ -145,67 +136,58 @@
         <w:p>
           <w:pPr>
             <w:pStyle w:val="TJ1"/>
-            <w:jc w:val="both"/>
             <w:rPr>
               <w:rFonts w:eastAsiaTheme="minorEastAsia"/>
               <w:b w:val="0"/>
               <w:bCs w:val="0"/>
-              <w:color w:val="1F3864" w:themeColor="accent1" w:themeShade="80"/>
             </w:rPr>
           </w:pPr>
-          <w:hyperlink w:anchor="_Toc226973206" w:history="1">
+          <w:hyperlink w:anchor="_Toc227310369" w:history="1">
             <w:r>
               <w:rPr>
                 <w:rStyle w:val="Hiperhivatkozs"/>
-                <w:color w:val="1F3864" w:themeColor="accent1" w:themeShade="80"/>
-              </w:rPr>
-              <w:t>2.  Adatbázis Részletes Leírása</w:t>
+                <w:rFonts w:ascii="Calibri" w:eastAsia="Calibri" w:hAnsi="Calibri" w:cs="Calibri"/>
+              </w:rPr>
+              <w:t>2. Adatbázis Részletes Leírása</w:t>
             </w:r>
             <w:r>
               <w:rPr>
                 <w:webHidden/>
-                <w:color w:val="1F3864" w:themeColor="accent1" w:themeShade="80"/>
               </w:rPr>
               <w:tab/>
             </w:r>
             <w:r>
               <w:rPr>
                 <w:webHidden/>
-                <w:color w:val="1F3864" w:themeColor="accent1" w:themeShade="80"/>
               </w:rPr>
               <w:fldChar w:fldCharType="begin"/>
             </w:r>
             <w:r>
               <w:rPr>
                 <w:webHidden/>
-                <w:color w:val="1F3864" w:themeColor="accent1" w:themeShade="80"/>
-              </w:rPr>
-              <w:instrText xml:space="preserve"> PAGEREF _Toc226973206 \h </w:instrText>
+              </w:rPr>
+              <w:instrText xml:space="preserve"> PAGEREF _Toc227310369 \h </w:instrText>
             </w:r>
             <w:r>
               <w:rPr>
                 <w:webHidden/>
-                <w:color w:val="1F3864" w:themeColor="accent1" w:themeShade="80"/>
               </w:rPr>
             </w:r>
             <w:r>
               <w:rPr>
                 <w:webHidden/>
-                <w:color w:val="1F3864" w:themeColor="accent1" w:themeShade="80"/>
               </w:rPr>
               <w:fldChar w:fldCharType="separate"/>
             </w:r>
             <w:r>
               <w:rPr>
                 <w:webHidden/>
-                <w:color w:val="1F3864" w:themeColor="accent1" w:themeShade="80"/>
-              </w:rPr>
-              <w:t>1</w:t>
+              </w:rPr>
+              <w:t>2</w:t>
             </w:r>
             <w:r>
               <w:rPr>
                 <w:webHidden/>
-                <w:color w:val="1F3864" w:themeColor="accent1" w:themeShade="80"/>
               </w:rPr>
               <w:fldChar w:fldCharType="end"/>
             </w:r>
@@ -214,67 +196,58 @@
         <w:p>
           <w:pPr>
             <w:pStyle w:val="TJ1"/>
-            <w:jc w:val="both"/>
             <w:rPr>
               <w:rFonts w:eastAsiaTheme="minorEastAsia"/>
               <w:b w:val="0"/>
               <w:bCs w:val="0"/>
-              <w:color w:val="1F3864" w:themeColor="accent1" w:themeShade="80"/>
             </w:rPr>
           </w:pPr>
-          <w:hyperlink w:anchor="_Toc226973207" w:history="1">
+          <w:hyperlink w:anchor="_Toc227310371" w:history="1">
             <w:r>
               <w:rPr>
                 <w:rStyle w:val="Hiperhivatkozs"/>
-                <w:color w:val="1F3864" w:themeColor="accent1" w:themeShade="80"/>
-              </w:rPr>
-              <w:t>3.  Hitelesítés és Jogosultságkezelés</w:t>
+                <w:rFonts w:ascii="Calibri" w:eastAsia="Calibri" w:hAnsi="Calibri" w:cs="Calibri"/>
+              </w:rPr>
+              <w:t>3. Hitelesítés és Jogosultságkezelés</w:t>
             </w:r>
             <w:r>
               <w:rPr>
                 <w:webHidden/>
-                <w:color w:val="1F3864" w:themeColor="accent1" w:themeShade="80"/>
               </w:rPr>
               <w:tab/>
             </w:r>
             <w:r>
               <w:rPr>
                 <w:webHidden/>
-                <w:color w:val="1F3864" w:themeColor="accent1" w:themeShade="80"/>
               </w:rPr>
               <w:fldChar w:fldCharType="begin"/>
             </w:r>
             <w:r>
               <w:rPr>
                 <w:webHidden/>
-                <w:color w:val="1F3864" w:themeColor="accent1" w:themeShade="80"/>
-              </w:rPr>
-              <w:instrText xml:space="preserve"> PAGEREF _Toc226973207 \h </w:instrText>
+              </w:rPr>
+              <w:instrText xml:space="preserve"> PAGEREF _Toc227310371 \h </w:instrText>
             </w:r>
             <w:r>
               <w:rPr>
                 <w:webHidden/>
-                <w:color w:val="1F3864" w:themeColor="accent1" w:themeShade="80"/>
               </w:rPr>
             </w:r>
             <w:r>
               <w:rPr>
                 <w:webHidden/>
-                <w:color w:val="1F3864" w:themeColor="accent1" w:themeShade="80"/>
               </w:rPr>
               <w:fldChar w:fldCharType="separate"/>
             </w:r>
             <w:r>
               <w:rPr>
                 <w:webHidden/>
-                <w:color w:val="1F3864" w:themeColor="accent1" w:themeShade="80"/>
-              </w:rPr>
-              <w:t>2</w:t>
+              </w:rPr>
+              <w:t>3</w:t>
             </w:r>
             <w:r>
               <w:rPr>
                 <w:webHidden/>
-                <w:color w:val="1F3864" w:themeColor="accent1" w:themeShade="80"/>
               </w:rPr>
               <w:fldChar w:fldCharType="end"/>
             </w:r>
@@ -283,67 +256,466 @@
         <w:p>
           <w:pPr>
             <w:pStyle w:val="TJ1"/>
-            <w:jc w:val="both"/>
             <w:rPr>
               <w:rFonts w:eastAsiaTheme="minorEastAsia"/>
               <w:b w:val="0"/>
               <w:bCs w:val="0"/>
-              <w:color w:val="1F3864" w:themeColor="accent1" w:themeShade="80"/>
             </w:rPr>
           </w:pPr>
-          <w:hyperlink w:anchor="_Toc226973208" w:history="1">
+          <w:hyperlink w:anchor="_Toc227310372" w:history="1">
             <w:r>
               <w:rPr>
                 <w:rStyle w:val="Hiperhivatkozs"/>
-                <w:color w:val="1F3864" w:themeColor="accent1" w:themeShade="80"/>
-              </w:rPr>
-              <w:t>4.  API Végpontok Részletes Specifikációja</w:t>
+                <w:rFonts w:ascii="Calibri" w:eastAsia="Calibri" w:hAnsi="Calibri" w:cs="Calibri"/>
+              </w:rPr>
+              <w:t>4. API Végpontok Részletes Specifikációja</w:t>
             </w:r>
             <w:r>
               <w:rPr>
                 <w:webHidden/>
-                <w:color w:val="1F3864" w:themeColor="accent1" w:themeShade="80"/>
               </w:rPr>
               <w:tab/>
             </w:r>
             <w:r>
               <w:rPr>
                 <w:webHidden/>
-                <w:color w:val="1F3864" w:themeColor="accent1" w:themeShade="80"/>
               </w:rPr>
               <w:fldChar w:fldCharType="begin"/>
             </w:r>
             <w:r>
               <w:rPr>
                 <w:webHidden/>
-                <w:color w:val="1F3864" w:themeColor="accent1" w:themeShade="80"/>
-              </w:rPr>
-              <w:instrText xml:space="preserve"> PAGEREF _Toc226973208 \h </w:instrText>
+              </w:rPr>
+              <w:instrText xml:space="preserve"> PAGEREF _Toc227310372 \h </w:instrText>
             </w:r>
             <w:r>
               <w:rPr>
                 <w:webHidden/>
-                <w:color w:val="1F3864" w:themeColor="accent1" w:themeShade="80"/>
               </w:rPr>
             </w:r>
             <w:r>
               <w:rPr>
                 <w:webHidden/>
-                <w:color w:val="1F3864" w:themeColor="accent1" w:themeShade="80"/>
               </w:rPr>
               <w:fldChar w:fldCharType="separate"/>
             </w:r>
             <w:r>
               <w:rPr>
                 <w:webHidden/>
-                <w:color w:val="1F3864" w:themeColor="accent1" w:themeShade="80"/>
-              </w:rPr>
-              <w:t>2</w:t>
+              </w:rPr>
+              <w:t>3</w:t>
             </w:r>
             <w:r>
               <w:rPr>
                 <w:webHidden/>
-                <w:color w:val="1F3864" w:themeColor="accent1" w:themeShade="80"/>
+              </w:rPr>
+              <w:fldChar w:fldCharType="end"/>
+            </w:r>
+          </w:hyperlink>
+        </w:p>
+        <w:p>
+          <w:pPr>
+            <w:pStyle w:val="TJ2"/>
+            <w:tabs>
+              <w:tab w:val="right" w:leader="dot" w:pos="9062"/>
+            </w:tabs>
+            <w:rPr>
+              <w:noProof/>
+            </w:rPr>
+          </w:pPr>
+          <w:hyperlink w:anchor="_Toc227310373" w:history="1">
+            <w:r>
+              <w:rPr>
+                <w:rStyle w:val="Hiperhivatkozs"/>
+                <w:noProof/>
+              </w:rPr>
+              <w:t>4.1. Hitelesítési modul</w:t>
+            </w:r>
+            <w:r>
+              <w:rPr>
+                <w:noProof/>
+                <w:webHidden/>
+              </w:rPr>
+              <w:tab/>
+            </w:r>
+            <w:r>
+              <w:rPr>
+                <w:noProof/>
+                <w:webHidden/>
+              </w:rPr>
+              <w:fldChar w:fldCharType="begin"/>
+            </w:r>
+            <w:r>
+              <w:rPr>
+                <w:noProof/>
+                <w:webHidden/>
+              </w:rPr>
+              <w:instrText xml:space="preserve"> PAGEREF _Toc227310373 \h </w:instrText>
+            </w:r>
+            <w:r>
+              <w:rPr>
+                <w:noProof/>
+                <w:webHidden/>
+              </w:rPr>
+            </w:r>
+            <w:r>
+              <w:rPr>
+                <w:noProof/>
+                <w:webHidden/>
+              </w:rPr>
+              <w:fldChar w:fldCharType="separate"/>
+            </w:r>
+            <w:r>
+              <w:rPr>
+                <w:noProof/>
+                <w:webHidden/>
+              </w:rPr>
+              <w:t>3</w:t>
+            </w:r>
+            <w:r>
+              <w:rPr>
+                <w:noProof/>
+                <w:webHidden/>
+              </w:rPr>
+              <w:fldChar w:fldCharType="end"/>
+            </w:r>
+          </w:hyperlink>
+        </w:p>
+        <w:p>
+          <w:pPr>
+            <w:pStyle w:val="TJ2"/>
+            <w:tabs>
+              <w:tab w:val="right" w:leader="dot" w:pos="9062"/>
+            </w:tabs>
+            <w:rPr>
+              <w:noProof/>
+            </w:rPr>
+          </w:pPr>
+          <w:hyperlink w:anchor="_Toc227310374" w:history="1">
+            <w:r>
+              <w:rPr>
+                <w:rStyle w:val="Hiperhivatkozs"/>
+                <w:noProof/>
+              </w:rPr>
+              <w:t>4.2. Diák Funkciók</w:t>
+            </w:r>
+            <w:r>
+              <w:rPr>
+                <w:noProof/>
+                <w:webHidden/>
+              </w:rPr>
+              <w:tab/>
+            </w:r>
+            <w:r>
+              <w:rPr>
+                <w:noProof/>
+                <w:webHidden/>
+              </w:rPr>
+              <w:fldChar w:fldCharType="begin"/>
+            </w:r>
+            <w:r>
+              <w:rPr>
+                <w:noProof/>
+                <w:webHidden/>
+              </w:rPr>
+              <w:instrText xml:space="preserve"> PAGEREF _Toc227310374 \h </w:instrText>
+            </w:r>
+            <w:r>
+              <w:rPr>
+                <w:noProof/>
+                <w:webHidden/>
+              </w:rPr>
+            </w:r>
+            <w:r>
+              <w:rPr>
+                <w:noProof/>
+                <w:webHidden/>
+              </w:rPr>
+              <w:fldChar w:fldCharType="separate"/>
+            </w:r>
+            <w:r>
+              <w:rPr>
+                <w:noProof/>
+                <w:webHidden/>
+              </w:rPr>
+              <w:t>4</w:t>
+            </w:r>
+            <w:r>
+              <w:rPr>
+                <w:noProof/>
+                <w:webHidden/>
+              </w:rPr>
+              <w:fldChar w:fldCharType="end"/>
+            </w:r>
+          </w:hyperlink>
+        </w:p>
+        <w:p>
+          <w:pPr>
+            <w:pStyle w:val="TJ2"/>
+            <w:tabs>
+              <w:tab w:val="right" w:leader="dot" w:pos="9062"/>
+            </w:tabs>
+            <w:rPr>
+              <w:noProof/>
+            </w:rPr>
+          </w:pPr>
+          <w:hyperlink w:anchor="_Toc227310375" w:history="1">
+            <w:r>
+              <w:rPr>
+                <w:rStyle w:val="Hiperhivatkozs"/>
+                <w:noProof/>
+              </w:rPr>
+              <w:t>4.3. Adminisztrátori Funkciók</w:t>
+            </w:r>
+            <w:r>
+              <w:rPr>
+                <w:noProof/>
+                <w:webHidden/>
+              </w:rPr>
+              <w:tab/>
+            </w:r>
+            <w:r>
+              <w:rPr>
+                <w:noProof/>
+                <w:webHidden/>
+              </w:rPr>
+              <w:fldChar w:fldCharType="begin"/>
+            </w:r>
+            <w:r>
+              <w:rPr>
+                <w:noProof/>
+                <w:webHidden/>
+              </w:rPr>
+              <w:instrText xml:space="preserve"> PAGEREF _Toc227310375 \h </w:instrText>
+            </w:r>
+            <w:r>
+              <w:rPr>
+                <w:noProof/>
+                <w:webHidden/>
+              </w:rPr>
+            </w:r>
+            <w:r>
+              <w:rPr>
+                <w:noProof/>
+                <w:webHidden/>
+              </w:rPr>
+              <w:fldChar w:fldCharType="separate"/>
+            </w:r>
+            <w:r>
+              <w:rPr>
+                <w:noProof/>
+                <w:webHidden/>
+              </w:rPr>
+              <w:t>4</w:t>
+            </w:r>
+            <w:r>
+              <w:rPr>
+                <w:noProof/>
+                <w:webHidden/>
+              </w:rPr>
+              <w:fldChar w:fldCharType="end"/>
+            </w:r>
+          </w:hyperlink>
+        </w:p>
+        <w:p>
+          <w:pPr>
+            <w:pStyle w:val="TJ2"/>
+            <w:tabs>
+              <w:tab w:val="right" w:leader="dot" w:pos="9062"/>
+            </w:tabs>
+            <w:rPr>
+              <w:noProof/>
+            </w:rPr>
+          </w:pPr>
+          <w:hyperlink w:anchor="_Toc227310376" w:history="1">
+            <w:r>
+              <w:rPr>
+                <w:rStyle w:val="Hiperhivatkozs"/>
+                <w:noProof/>
+              </w:rPr>
+              <w:t>4.3.1. Rendszerstátusz és Statisztika</w:t>
+            </w:r>
+            <w:r>
+              <w:rPr>
+                <w:noProof/>
+                <w:webHidden/>
+              </w:rPr>
+              <w:tab/>
+            </w:r>
+            <w:r>
+              <w:rPr>
+                <w:noProof/>
+                <w:webHidden/>
+              </w:rPr>
+              <w:fldChar w:fldCharType="begin"/>
+            </w:r>
+            <w:r>
+              <w:rPr>
+                <w:noProof/>
+                <w:webHidden/>
+              </w:rPr>
+              <w:instrText xml:space="preserve"> PAGEREF _Toc227310376 \h </w:instrText>
+            </w:r>
+            <w:r>
+              <w:rPr>
+                <w:noProof/>
+                <w:webHidden/>
+              </w:rPr>
+            </w:r>
+            <w:r>
+              <w:rPr>
+                <w:noProof/>
+                <w:webHidden/>
+              </w:rPr>
+              <w:fldChar w:fldCharType="separate"/>
+            </w:r>
+            <w:r>
+              <w:rPr>
+                <w:noProof/>
+                <w:webHidden/>
+              </w:rPr>
+              <w:t>4</w:t>
+            </w:r>
+            <w:r>
+              <w:rPr>
+                <w:noProof/>
+                <w:webHidden/>
+              </w:rPr>
+              <w:fldChar w:fldCharType="end"/>
+            </w:r>
+          </w:hyperlink>
+        </w:p>
+        <w:p>
+          <w:pPr>
+            <w:pStyle w:val="TJ2"/>
+            <w:tabs>
+              <w:tab w:val="right" w:leader="dot" w:pos="9062"/>
+            </w:tabs>
+            <w:rPr>
+              <w:noProof/>
+            </w:rPr>
+          </w:pPr>
+          <w:hyperlink w:anchor="_Toc227310377" w:history="1">
+            <w:r>
+              <w:rPr>
+                <w:rStyle w:val="Hiperhivatkozs"/>
+                <w:noProof/>
+              </w:rPr>
+              <w:t>4.3.2. Karbantartási funkciók (CRUD)</w:t>
+            </w:r>
+            <w:r>
+              <w:rPr>
+                <w:noProof/>
+                <w:webHidden/>
+              </w:rPr>
+              <w:tab/>
+            </w:r>
+            <w:r>
+              <w:rPr>
+                <w:noProof/>
+                <w:webHidden/>
+              </w:rPr>
+              <w:fldChar w:fldCharType="begin"/>
+            </w:r>
+            <w:r>
+              <w:rPr>
+                <w:noProof/>
+                <w:webHidden/>
+              </w:rPr>
+              <w:instrText xml:space="preserve"> PAGEREF _Toc227310377 \h </w:instrText>
+            </w:r>
+            <w:r>
+              <w:rPr>
+                <w:noProof/>
+                <w:webHidden/>
+              </w:rPr>
+            </w:r>
+            <w:r>
+              <w:rPr>
+                <w:noProof/>
+                <w:webHidden/>
+              </w:rPr>
+              <w:fldChar w:fldCharType="separate"/>
+            </w:r>
+            <w:r>
+              <w:rPr>
+                <w:noProof/>
+                <w:webHidden/>
+              </w:rPr>
+              <w:t>5</w:t>
+            </w:r>
+            <w:r>
+              <w:rPr>
+                <w:noProof/>
+                <w:webHidden/>
+              </w:rPr>
+              <w:fldChar w:fldCharType="end"/>
+            </w:r>
+          </w:hyperlink>
+        </w:p>
+        <w:p>
+          <w:pPr>
+            <w:pStyle w:val="TJ2"/>
+            <w:tabs>
+              <w:tab w:val="right" w:leader="dot" w:pos="9062"/>
+            </w:tabs>
+            <w:rPr>
+              <w:noProof/>
+            </w:rPr>
+          </w:pPr>
+          <w:hyperlink w:anchor="_Toc227310380" w:history="1">
+            <w:r>
+              <w:rPr>
+                <w:rStyle w:val="Hiperhivatkozs"/>
+                <w:noProof/>
+              </w:rPr>
+              <w:t>4.3.3. Segéd-erőforrások</w:t>
+            </w:r>
+            <w:r>
+              <w:rPr>
+                <w:noProof/>
+                <w:webHidden/>
+              </w:rPr>
+              <w:tab/>
+            </w:r>
+            <w:r>
+              <w:rPr>
+                <w:noProof/>
+                <w:webHidden/>
+              </w:rPr>
+              <w:fldChar w:fldCharType="begin"/>
+            </w:r>
+            <w:r>
+              <w:rPr>
+                <w:noProof/>
+                <w:webHidden/>
+              </w:rPr>
+              <w:instrText xml:space="preserve"> PAGEREF _Toc227310380 \h </w:instrText>
+            </w:r>
+            <w:r>
+              <w:rPr>
+                <w:noProof/>
+                <w:webHidden/>
+              </w:rPr>
+            </w:r>
+            <w:r>
+              <w:rPr>
+                <w:noProof/>
+                <w:webHidden/>
+              </w:rPr>
+              <w:fldChar w:fldCharType="separate"/>
+            </w:r>
+            <w:r>
+              <w:rPr>
+                <w:noProof/>
+                <w:webHidden/>
+              </w:rPr>
+              <w:t>5</w:t>
+            </w:r>
+            <w:r>
+              <w:rPr>
+                <w:noProof/>
+                <w:webHidden/>
               </w:rPr>
               <w:fldChar w:fldCharType="end"/>
             </w:r>
@@ -352,67 +724,502 @@
         <w:p>
           <w:pPr>
             <w:pStyle w:val="TJ1"/>
-            <w:jc w:val="both"/>
             <w:rPr>
               <w:rFonts w:eastAsiaTheme="minorEastAsia"/>
               <w:b w:val="0"/>
               <w:bCs w:val="0"/>
-              <w:color w:val="1F3864" w:themeColor="accent1" w:themeShade="80"/>
             </w:rPr>
           </w:pPr>
-          <w:hyperlink w:anchor="_Toc226973209" w:history="1">
+          <w:hyperlink w:anchor="_Toc227310381" w:history="1">
             <w:r>
               <w:rPr>
                 <w:rStyle w:val="Hiperhivatkozs"/>
-                <w:color w:val="1F3864" w:themeColor="accent1" w:themeShade="80"/>
+                <w:rFonts w:ascii="Calibri" w:eastAsia="Calibri" w:hAnsi="Calibri" w:cs="Calibri"/>
               </w:rPr>
               <w:t>5.  Hibakezelés és Tesztelhetőség</w:t>
             </w:r>
             <w:r>
               <w:rPr>
                 <w:webHidden/>
-                <w:color w:val="1F3864" w:themeColor="accent1" w:themeShade="80"/>
               </w:rPr>
               <w:tab/>
             </w:r>
             <w:r>
               <w:rPr>
                 <w:webHidden/>
-                <w:color w:val="1F3864" w:themeColor="accent1" w:themeShade="80"/>
               </w:rPr>
               <w:fldChar w:fldCharType="begin"/>
             </w:r>
             <w:r>
               <w:rPr>
                 <w:webHidden/>
-                <w:color w:val="1F3864" w:themeColor="accent1" w:themeShade="80"/>
-              </w:rPr>
-              <w:instrText xml:space="preserve"> PAGEREF _Toc226973209 \h </w:instrText>
+              </w:rPr>
+              <w:instrText xml:space="preserve"> PAGEREF _Toc227310381 \h </w:instrText>
             </w:r>
             <w:r>
               <w:rPr>
                 <w:webHidden/>
-                <w:color w:val="1F3864" w:themeColor="accent1" w:themeShade="80"/>
               </w:rPr>
             </w:r>
             <w:r>
               <w:rPr>
                 <w:webHidden/>
-                <w:color w:val="1F3864" w:themeColor="accent1" w:themeShade="80"/>
               </w:rPr>
               <w:fldChar w:fldCharType="separate"/>
             </w:r>
             <w:r>
               <w:rPr>
                 <w:webHidden/>
-                <w:color w:val="1F3864" w:themeColor="accent1" w:themeShade="80"/>
-              </w:rPr>
-              <w:t>3</w:t>
+              </w:rPr>
+              <w:t>6</w:t>
             </w:r>
             <w:r>
               <w:rPr>
                 <w:webHidden/>
-                <w:color w:val="1F3864" w:themeColor="accent1" w:themeShade="80"/>
+              </w:rPr>
+              <w:fldChar w:fldCharType="end"/>
+            </w:r>
+          </w:hyperlink>
+        </w:p>
+        <w:p>
+          <w:pPr>
+            <w:pStyle w:val="TJ1"/>
+            <w:rPr>
+              <w:rFonts w:eastAsiaTheme="minorEastAsia"/>
+              <w:b w:val="0"/>
+              <w:bCs w:val="0"/>
+            </w:rPr>
+          </w:pPr>
+          <w:hyperlink w:anchor="_Toc227310382" w:history="1">
+            <w:r>
+              <w:rPr>
+                <w:rStyle w:val="Hiperhivatkozs"/>
+                <w:rFonts w:ascii="Calibri" w:eastAsia="Calibri" w:hAnsi="Calibri" w:cs="Calibri"/>
+              </w:rPr>
+              <w:t>1. Technológiai Áttekintés</w:t>
+            </w:r>
+            <w:r>
+              <w:rPr>
+                <w:webHidden/>
+              </w:rPr>
+              <w:tab/>
+            </w:r>
+            <w:r>
+              <w:rPr>
+                <w:webHidden/>
+              </w:rPr>
+              <w:fldChar w:fldCharType="begin"/>
+            </w:r>
+            <w:r>
+              <w:rPr>
+                <w:webHidden/>
+              </w:rPr>
+              <w:instrText xml:space="preserve"> PAGEREF _Toc227310382 \h </w:instrText>
+            </w:r>
+            <w:r>
+              <w:rPr>
+                <w:webHidden/>
+              </w:rPr>
+            </w:r>
+            <w:r>
+              <w:rPr>
+                <w:webHidden/>
+              </w:rPr>
+              <w:fldChar w:fldCharType="separate"/>
+            </w:r>
+            <w:r>
+              <w:rPr>
+                <w:webHidden/>
+              </w:rPr>
+              <w:t>7</w:t>
+            </w:r>
+            <w:r>
+              <w:rPr>
+                <w:webHidden/>
+              </w:rPr>
+              <w:fldChar w:fldCharType="end"/>
+            </w:r>
+          </w:hyperlink>
+        </w:p>
+        <w:p>
+          <w:pPr>
+            <w:pStyle w:val="TJ1"/>
+            <w:rPr>
+              <w:rFonts w:eastAsiaTheme="minorEastAsia"/>
+              <w:b w:val="0"/>
+              <w:bCs w:val="0"/>
+            </w:rPr>
+          </w:pPr>
+          <w:hyperlink w:anchor="_Toc227310383" w:history="1">
+            <w:r>
+              <w:rPr>
+                <w:rStyle w:val="Hiperhivatkozs"/>
+                <w:rFonts w:ascii="Calibri" w:eastAsia="Calibri" w:hAnsi="Calibri" w:cs="Calibri"/>
+              </w:rPr>
+              <w:t>2. Alkalmazásszerkezet és Útvonalvédelem (App.js)</w:t>
+            </w:r>
+            <w:r>
+              <w:rPr>
+                <w:webHidden/>
+              </w:rPr>
+              <w:tab/>
+            </w:r>
+            <w:r>
+              <w:rPr>
+                <w:webHidden/>
+              </w:rPr>
+              <w:fldChar w:fldCharType="begin"/>
+            </w:r>
+            <w:r>
+              <w:rPr>
+                <w:webHidden/>
+              </w:rPr>
+              <w:instrText xml:space="preserve"> PAGEREF _Toc227310383 \h </w:instrText>
+            </w:r>
+            <w:r>
+              <w:rPr>
+                <w:webHidden/>
+              </w:rPr>
+            </w:r>
+            <w:r>
+              <w:rPr>
+                <w:webHidden/>
+              </w:rPr>
+              <w:fldChar w:fldCharType="separate"/>
+            </w:r>
+            <w:r>
+              <w:rPr>
+                <w:webHidden/>
+              </w:rPr>
+              <w:t>7</w:t>
+            </w:r>
+            <w:r>
+              <w:rPr>
+                <w:webHidden/>
+              </w:rPr>
+              <w:fldChar w:fldCharType="end"/>
+            </w:r>
+          </w:hyperlink>
+        </w:p>
+        <w:p>
+          <w:pPr>
+            <w:pStyle w:val="TJ1"/>
+            <w:rPr>
+              <w:rFonts w:eastAsiaTheme="minorEastAsia"/>
+              <w:b w:val="0"/>
+              <w:bCs w:val="0"/>
+            </w:rPr>
+          </w:pPr>
+          <w:hyperlink w:anchor="_Toc227310386" w:history="1">
+            <w:r>
+              <w:rPr>
+                <w:rStyle w:val="Hiperhivatkozs"/>
+                <w:rFonts w:ascii="Calibri" w:eastAsia="Calibri" w:hAnsi="Calibri" w:cs="Calibri"/>
+              </w:rPr>
+              <w:t>3. Komponensek és Oldalak Elemzése</w:t>
+            </w:r>
+            <w:r>
+              <w:rPr>
+                <w:webHidden/>
+              </w:rPr>
+              <w:tab/>
+            </w:r>
+            <w:r>
+              <w:rPr>
+                <w:webHidden/>
+              </w:rPr>
+              <w:fldChar w:fldCharType="begin"/>
+            </w:r>
+            <w:r>
+              <w:rPr>
+                <w:webHidden/>
+              </w:rPr>
+              <w:instrText xml:space="preserve"> PAGEREF _Toc227310386 \h </w:instrText>
+            </w:r>
+            <w:r>
+              <w:rPr>
+                <w:webHidden/>
+              </w:rPr>
+            </w:r>
+            <w:r>
+              <w:rPr>
+                <w:webHidden/>
+              </w:rPr>
+              <w:fldChar w:fldCharType="separate"/>
+            </w:r>
+            <w:r>
+              <w:rPr>
+                <w:webHidden/>
+              </w:rPr>
+              <w:t>8</w:t>
+            </w:r>
+            <w:r>
+              <w:rPr>
+                <w:webHidden/>
+              </w:rPr>
+              <w:fldChar w:fldCharType="end"/>
+            </w:r>
+          </w:hyperlink>
+        </w:p>
+        <w:p>
+          <w:pPr>
+            <w:pStyle w:val="TJ2"/>
+            <w:tabs>
+              <w:tab w:val="right" w:leader="dot" w:pos="9062"/>
+            </w:tabs>
+            <w:rPr>
+              <w:noProof/>
+            </w:rPr>
+          </w:pPr>
+          <w:hyperlink w:anchor="_Toc227310387" w:history="1">
+            <w:r>
+              <w:rPr>
+                <w:rStyle w:val="Hiperhivatkozs"/>
+                <w:noProof/>
+              </w:rPr>
+              <w:t>3.1. Bejelentkezés Kezelése (LoginPage, AdminLoginPage)</w:t>
+            </w:r>
+            <w:r>
+              <w:rPr>
+                <w:noProof/>
+                <w:webHidden/>
+              </w:rPr>
+              <w:tab/>
+            </w:r>
+            <w:r>
+              <w:rPr>
+                <w:noProof/>
+                <w:webHidden/>
+              </w:rPr>
+              <w:fldChar w:fldCharType="begin"/>
+            </w:r>
+            <w:r>
+              <w:rPr>
+                <w:noProof/>
+                <w:webHidden/>
+              </w:rPr>
+              <w:instrText xml:space="preserve"> PAGEREF _Toc227310387 \h </w:instrText>
+            </w:r>
+            <w:r>
+              <w:rPr>
+                <w:noProof/>
+                <w:webHidden/>
+              </w:rPr>
+            </w:r>
+            <w:r>
+              <w:rPr>
+                <w:noProof/>
+                <w:webHidden/>
+              </w:rPr>
+              <w:fldChar w:fldCharType="separate"/>
+            </w:r>
+            <w:r>
+              <w:rPr>
+                <w:noProof/>
+                <w:webHidden/>
+              </w:rPr>
+              <w:t>8</w:t>
+            </w:r>
+            <w:r>
+              <w:rPr>
+                <w:noProof/>
+                <w:webHidden/>
+              </w:rPr>
+              <w:fldChar w:fldCharType="end"/>
+            </w:r>
+          </w:hyperlink>
+        </w:p>
+        <w:p>
+          <w:pPr>
+            <w:pStyle w:val="TJ2"/>
+            <w:tabs>
+              <w:tab w:val="right" w:leader="dot" w:pos="9062"/>
+            </w:tabs>
+            <w:rPr>
+              <w:noProof/>
+            </w:rPr>
+          </w:pPr>
+          <w:hyperlink w:anchor="_Toc227310388" w:history="1">
+            <w:r>
+              <w:rPr>
+                <w:rStyle w:val="Hiperhivatkozs"/>
+                <w:noProof/>
+              </w:rPr>
+              <w:t>3.2. Értékelési Folyamat (Diák oldal)</w:t>
+            </w:r>
+            <w:r>
+              <w:rPr>
+                <w:noProof/>
+                <w:webHidden/>
+              </w:rPr>
+              <w:tab/>
+            </w:r>
+            <w:r>
+              <w:rPr>
+                <w:noProof/>
+                <w:webHidden/>
+              </w:rPr>
+              <w:fldChar w:fldCharType="begin"/>
+            </w:r>
+            <w:r>
+              <w:rPr>
+                <w:noProof/>
+                <w:webHidden/>
+              </w:rPr>
+              <w:instrText xml:space="preserve"> PAGEREF _Toc227310388 \h </w:instrText>
+            </w:r>
+            <w:r>
+              <w:rPr>
+                <w:noProof/>
+                <w:webHidden/>
+              </w:rPr>
+            </w:r>
+            <w:r>
+              <w:rPr>
+                <w:noProof/>
+                <w:webHidden/>
+              </w:rPr>
+              <w:fldChar w:fldCharType="separate"/>
+            </w:r>
+            <w:r>
+              <w:rPr>
+                <w:noProof/>
+                <w:webHidden/>
+              </w:rPr>
+              <w:t>8</w:t>
+            </w:r>
+            <w:r>
+              <w:rPr>
+                <w:noProof/>
+                <w:webHidden/>
+              </w:rPr>
+              <w:fldChar w:fldCharType="end"/>
+            </w:r>
+          </w:hyperlink>
+        </w:p>
+        <w:p>
+          <w:pPr>
+            <w:pStyle w:val="TJ2"/>
+            <w:tabs>
+              <w:tab w:val="right" w:leader="dot" w:pos="9062"/>
+            </w:tabs>
+            <w:rPr>
+              <w:noProof/>
+            </w:rPr>
+          </w:pPr>
+          <w:hyperlink w:anchor="_Toc227310389" w:history="1">
+            <w:r>
+              <w:rPr>
+                <w:rStyle w:val="Hiperhivatkozs"/>
+                <w:noProof/>
+              </w:rPr>
+              <w:t>3.3. Adminisztrációs Modulok</w:t>
+            </w:r>
+            <w:r>
+              <w:rPr>
+                <w:noProof/>
+                <w:webHidden/>
+              </w:rPr>
+              <w:tab/>
+            </w:r>
+            <w:r>
+              <w:rPr>
+                <w:noProof/>
+                <w:webHidden/>
+              </w:rPr>
+              <w:fldChar w:fldCharType="begin"/>
+            </w:r>
+            <w:r>
+              <w:rPr>
+                <w:noProof/>
+                <w:webHidden/>
+              </w:rPr>
+              <w:instrText xml:space="preserve"> PAGEREF _Toc227310389 \h </w:instrText>
+            </w:r>
+            <w:r>
+              <w:rPr>
+                <w:noProof/>
+                <w:webHidden/>
+              </w:rPr>
+            </w:r>
+            <w:r>
+              <w:rPr>
+                <w:noProof/>
+                <w:webHidden/>
+              </w:rPr>
+              <w:fldChar w:fldCharType="separate"/>
+            </w:r>
+            <w:r>
+              <w:rPr>
+                <w:noProof/>
+                <w:webHidden/>
+              </w:rPr>
+              <w:t>8</w:t>
+            </w:r>
+            <w:r>
+              <w:rPr>
+                <w:noProof/>
+                <w:webHidden/>
+              </w:rPr>
+              <w:fldChar w:fldCharType="end"/>
+            </w:r>
+          </w:hyperlink>
+        </w:p>
+        <w:p>
+          <w:pPr>
+            <w:pStyle w:val="TJ1"/>
+            <w:rPr>
+              <w:rFonts w:eastAsiaTheme="minorEastAsia"/>
+              <w:b w:val="0"/>
+              <w:bCs w:val="0"/>
+            </w:rPr>
+          </w:pPr>
+          <w:hyperlink w:anchor="_Toc227310390" w:history="1">
+            <w:r>
+              <w:rPr>
+                <w:rStyle w:val="Hiperhivatkozs"/>
+                <w:rFonts w:ascii="Calibri" w:eastAsia="Calibri" w:hAnsi="Calibri" w:cs="Calibri"/>
+              </w:rPr>
+              <w:t>4. UI/UX és Közös Megoldások</w:t>
+            </w:r>
+            <w:r>
+              <w:rPr>
+                <w:webHidden/>
+              </w:rPr>
+              <w:tab/>
+            </w:r>
+            <w:r>
+              <w:rPr>
+                <w:webHidden/>
+              </w:rPr>
+              <w:fldChar w:fldCharType="begin"/>
+            </w:r>
+            <w:r>
+              <w:rPr>
+                <w:webHidden/>
+              </w:rPr>
+              <w:instrText xml:space="preserve"> PAGEREF _Toc227310390 \h </w:instrText>
+            </w:r>
+            <w:r>
+              <w:rPr>
+                <w:webHidden/>
+              </w:rPr>
+            </w:r>
+            <w:r>
+              <w:rPr>
+                <w:webHidden/>
+              </w:rPr>
+              <w:fldChar w:fldCharType="separate"/>
+            </w:r>
+            <w:r>
+              <w:rPr>
+                <w:webHidden/>
+              </w:rPr>
+              <w:t>9</w:t>
+            </w:r>
+            <w:r>
+              <w:rPr>
+                <w:webHidden/>
               </w:rPr>
               <w:fldChar w:fldCharType="end"/>
             </w:r>
@@ -434,6 +1241,90 @@
     </w:sdt>
     <w:p>
       <w:pPr>
+        <w:rPr>
+          <w:rFonts w:ascii="Calibri" w:eastAsia="Calibri" w:hAnsi="Calibri" w:cs="Calibri"/>
+          <w:b/>
+          <w:color w:val="0F4761"/>
+          <w:sz w:val="36"/>
+          <w:lang w:eastAsia="hu-HU"/>
+        </w:rPr>
+      </w:pPr>
+      <w:bookmarkStart w:id="0" w:name="_Toc227310368"/>
+      <w:r>
+        <w:rPr>
+          <w:rFonts w:ascii="Calibri" w:eastAsia="Calibri" w:hAnsi="Calibri" w:cs="Calibri"/>
+          <w:color w:val="0F4761"/>
+          <w:sz w:val="36"/>
+          <w:lang w:eastAsia="hu-HU"/>
+        </w:rPr>
+        <w:br w:type="page"/>
+      </w:r>
+    </w:p>
+    <w:p>
+      <w:pPr>
+        <w:spacing w:after="54"/>
+        <w:rPr>
+          <w:rFonts w:ascii="Calibri" w:eastAsia="Calibri" w:hAnsi="Calibri" w:cs="Calibri"/>
+          <w:b/>
+          <w:color w:val="0F4761"/>
+          <w:sz w:val="48"/>
+          <w:lang w:eastAsia="hu-HU"/>
+        </w:rPr>
+      </w:pPr>
+      <w:r>
+        <w:rPr>
+          <w:rFonts w:ascii="Calibri" w:eastAsia="Calibri" w:hAnsi="Calibri" w:cs="Calibri"/>
+          <w:b/>
+          <w:color w:val="0F4761"/>
+          <w:sz w:val="48"/>
+          <w:lang w:eastAsia="hu-HU"/>
+        </w:rPr>
+        <w:lastRenderedPageBreak/>
+        <w:t xml:space="preserve">Minőségbiztosítási Kérdőív </w:t>
+      </w:r>
+      <w:r>
+        <w:rPr>
+          <w:rFonts w:ascii="Calibri" w:eastAsia="Calibri" w:hAnsi="Calibri" w:cs="Calibri"/>
+          <w:b/>
+          <w:color w:val="0F4761"/>
+          <w:sz w:val="48"/>
+          <w:lang w:eastAsia="hu-HU"/>
+        </w:rPr>
+        <w:t>–</w:t>
+      </w:r>
+      <w:r>
+        <w:rPr>
+          <w:rFonts w:ascii="Calibri" w:eastAsia="Calibri" w:hAnsi="Calibri" w:cs="Calibri"/>
+          <w:b/>
+          <w:color w:val="0F4761"/>
+          <w:sz w:val="48"/>
+          <w:lang w:eastAsia="hu-HU"/>
+        </w:rPr>
+        <w:t xml:space="preserve"> </w:t>
+      </w:r>
+      <w:r>
+        <w:rPr>
+          <w:rFonts w:ascii="Calibri" w:eastAsia="Calibri" w:hAnsi="Calibri" w:cs="Calibri"/>
+          <w:b/>
+          <w:color w:val="0F4761"/>
+          <w:sz w:val="48"/>
+          <w:lang w:eastAsia="hu-HU"/>
+        </w:rPr>
+        <w:t xml:space="preserve">Backend </w:t>
+      </w:r>
+      <w:r>
+        <w:rPr>
+          <w:rFonts w:ascii="Calibri" w:eastAsia="Calibri" w:hAnsi="Calibri" w:cs="Calibri"/>
+          <w:b/>
+          <w:color w:val="0F4761"/>
+          <w:sz w:val="48"/>
+          <w:lang w:eastAsia="hu-HU"/>
+        </w:rPr>
+        <w:t>Fejlesztői Dokumentáció</w:t>
+      </w:r>
+    </w:p>
+    <w:p>
+      <w:pPr>
         <w:pStyle w:val="Cmsor1"/>
         <w:spacing w:before="0" w:after="225"/>
         <w:ind w:left="-5" w:hanging="10"/>
@@ -446,7 +1337,6 @@
           <w:lang w:eastAsia="hu-HU"/>
         </w:rPr>
       </w:pPr>
-      <w:bookmarkStart w:id="0" w:name="_Toc226973205"/>
       <w:r>
         <w:rPr>
           <w:rFonts w:ascii="Calibri" w:eastAsia="Calibri" w:hAnsi="Calibri" w:cs="Calibri"/>
@@ -890,35 +1780,10 @@
     </w:p>
     <w:p>
       <w:pPr>
+        <w:pStyle w:val="Cmsor1"/>
+        <w:spacing w:before="0" w:after="225"/>
+        <w:ind w:left="-5" w:hanging="10"/>
         <w:jc w:val="both"/>
-        <w:rPr>
-          <w:rFonts w:asciiTheme="majorHAnsi" w:eastAsia="Times New Roman" w:hAnsiTheme="majorHAnsi" w:cstheme="majorBidi"/>
-          <w:b/>
-          <w:color w:val="1F3864" w:themeColor="accent1" w:themeShade="80"/>
-          <w:sz w:val="32"/>
-          <w:szCs w:val="32"/>
-          <w:lang w:eastAsia="hu-HU"/>
-        </w:rPr>
-      </w:pPr>
-      <w:bookmarkStart w:id="1" w:name="_Toc226973206"/>
-      <w:r>
-        <w:rPr>
-          <w:rFonts w:eastAsia="Times New Roman"/>
-          <w:lang w:eastAsia="hu-HU"/>
-        </w:rPr>
-        <w:br w:type="page"/>
-      </w:r>
-    </w:p>
-    <w:p>
-      <w:pPr>
-        <w:pStyle w:val="Cmsor1"/>
-        <w:jc w:val="both"/>
-        <w:rPr>
-          <w:rFonts w:eastAsia="Times New Roman"/>
-          <w:lang w:eastAsia="hu-HU"/>
-        </w:rPr>
-      </w:pPr>
-      <w:r>
         <w:rPr>
           <w:rFonts w:ascii="Calibri" w:eastAsia="Calibri" w:hAnsi="Calibri" w:cs="Calibri"/>
           <w:color w:val="0F4761"/>
@@ -926,7 +1791,16 @@
           <w:szCs w:val="22"/>
           <w:lang w:eastAsia="hu-HU"/>
         </w:rPr>
-        <w:lastRenderedPageBreak/>
+      </w:pPr>
+      <w:bookmarkStart w:id="1" w:name="_Toc227310369"/>
+      <w:r>
+        <w:rPr>
+          <w:rFonts w:ascii="Calibri" w:eastAsia="Calibri" w:hAnsi="Calibri" w:cs="Calibri"/>
+          <w:color w:val="0F4761"/>
+          <w:sz w:val="36"/>
+          <w:szCs w:val="22"/>
+          <w:lang w:eastAsia="hu-HU"/>
+        </w:rPr>
         <w:t xml:space="preserve">2. </w:t>
       </w:r>
       <w:r>
@@ -979,16 +1853,33 @@
         <w:pStyle w:val="Cmsor2"/>
         <w:ind w:left="-5"/>
         <w:jc w:val="both"/>
-      </w:pPr>
+        <w:rPr>
+          <w:rFonts w:asciiTheme="minorHAnsi" w:hAnsiTheme="minorHAnsi" w:cstheme="minorHAnsi"/>
+          <w:color w:val="000000" w:themeColor="text1"/>
+          <w:sz w:val="24"/>
+          <w:szCs w:val="24"/>
+        </w:rPr>
+      </w:pPr>
+      <w:bookmarkStart w:id="2" w:name="_Toc227310370"/>
       <w:r>
         <w:rPr>
           <w:rFonts w:ascii="Segoe UI Emoji" w:hAnsi="Segoe UI Emoji" w:cs="Segoe UI Emoji"/>
+          <w:color w:val="000000" w:themeColor="text1"/>
+          <w:sz w:val="24"/>
+          <w:szCs w:val="24"/>
         </w:rPr>
         <w:t>📊</w:t>
       </w:r>
       <w:r>
+        <w:rPr>
+          <w:rFonts w:asciiTheme="minorHAnsi" w:hAnsiTheme="minorHAnsi" w:cstheme="minorHAnsi"/>
+          <w:color w:val="000000" w:themeColor="text1"/>
+          <w:sz w:val="24"/>
+          <w:szCs w:val="24"/>
+        </w:rPr>
         <w:t xml:space="preserve"> Főbb táblák és struktúra</w:t>
       </w:r>
+      <w:bookmarkEnd w:id="2"/>
     </w:p>
     <w:p>
       <w:pPr>
@@ -2086,17 +2977,29 @@
     </w:p>
     <w:p>
       <w:pPr>
-        <w:pStyle w:val="Cmsor1"/>
-        <w:jc w:val="both"/>
+        <w:rPr>
+          <w:rFonts w:asciiTheme="majorHAnsi" w:eastAsia="Times New Roman" w:hAnsiTheme="majorHAnsi" w:cstheme="majorBidi"/>
+          <w:b/>
+          <w:color w:val="1F3864" w:themeColor="accent1" w:themeShade="80"/>
+          <w:sz w:val="32"/>
+          <w:szCs w:val="32"/>
+          <w:lang w:eastAsia="hu-HU"/>
+        </w:rPr>
+      </w:pPr>
+      <w:bookmarkStart w:id="3" w:name="_Toc227310371"/>
+      <w:r>
         <w:rPr>
           <w:rFonts w:eastAsia="Times New Roman"/>
           <w:lang w:eastAsia="hu-HU"/>
         </w:rPr>
-      </w:pPr>
+        <w:br w:type="page"/>
+      </w:r>
     </w:p>
     <w:p>
       <w:pPr>
         <w:pStyle w:val="Cmsor1"/>
+        <w:spacing w:before="0" w:after="225"/>
+        <w:ind w:left="-5" w:hanging="10"/>
         <w:jc w:val="both"/>
         <w:rPr>
           <w:rFonts w:ascii="Calibri" w:eastAsia="Calibri" w:hAnsi="Calibri" w:cs="Calibri"/>
@@ -2106,7 +3009,6 @@
           <w:lang w:eastAsia="hu-HU"/>
         </w:rPr>
       </w:pPr>
-      <w:bookmarkStart w:id="2" w:name="_Toc226973207"/>
       <w:r>
         <w:rPr>
           <w:rFonts w:ascii="Calibri" w:eastAsia="Calibri" w:hAnsi="Calibri" w:cs="Calibri"/>
@@ -2115,6 +3017,7 @@
           <w:szCs w:val="22"/>
           <w:lang w:eastAsia="hu-HU"/>
         </w:rPr>
+        <w:lastRenderedPageBreak/>
         <w:t xml:space="preserve">3. </w:t>
       </w:r>
       <w:r>
@@ -2137,7 +3040,7 @@
         </w:rPr>
         <w:t xml:space="preserve"> Hitelesítés és Jogosultságkezelés</w:t>
       </w:r>
-      <w:bookmarkEnd w:id="2"/>
+      <w:bookmarkEnd w:id="3"/>
     </w:p>
     <w:p>
       <w:pPr>
@@ -2369,29 +3272,30 @@
     </w:p>
     <w:p>
       <w:pPr>
+        <w:pStyle w:val="Cmsor1"/>
+        <w:spacing w:before="0" w:after="225"/>
+        <w:ind w:left="-5" w:hanging="10"/>
         <w:jc w:val="both"/>
         <w:rPr>
-          <w:rFonts w:asciiTheme="majorHAnsi" w:eastAsia="Times New Roman" w:hAnsiTheme="majorHAnsi" w:cstheme="majorBidi"/>
-          <w:b/>
-          <w:color w:val="1F3864" w:themeColor="accent1" w:themeShade="80"/>
-          <w:sz w:val="32"/>
-          <w:szCs w:val="32"/>
-          <w:lang w:eastAsia="hu-HU"/>
-        </w:rPr>
-      </w:pPr>
-      <w:bookmarkStart w:id="3" w:name="_Toc226973208"/>
-      <w:r>
-        <w:rPr>
-          <w:rFonts w:eastAsia="Times New Roman"/>
-          <w:lang w:eastAsia="hu-HU"/>
-        </w:rPr>
-        <w:br w:type="page"/>
-      </w:r>
-    </w:p>
-    <w:p>
-      <w:pPr>
-        <w:pStyle w:val="Cmsor1"/>
-        <w:jc w:val="both"/>
+          <w:rFonts w:ascii="Calibri" w:eastAsia="Calibri" w:hAnsi="Calibri" w:cs="Calibri"/>
+          <w:color w:val="0F4761"/>
+          <w:sz w:val="36"/>
+          <w:szCs w:val="22"/>
+          <w:lang w:eastAsia="hu-HU"/>
+        </w:rPr>
+      </w:pPr>
+      <w:bookmarkStart w:id="4" w:name="_Toc227310372"/>
+      <w:r>
+        <w:rPr>
+          <w:rFonts w:ascii="Calibri" w:eastAsia="Calibri" w:hAnsi="Calibri" w:cs="Calibri"/>
+          <w:color w:val="0F4761"/>
+          <w:sz w:val="36"/>
+          <w:szCs w:val="22"/>
+          <w:lang w:eastAsia="hu-HU"/>
+        </w:rPr>
+        <w:t xml:space="preserve">4. </w:t>
+      </w:r>
+      <w:r>
         <w:rPr>
           <w:rFonts w:ascii="Segoe UI Emoji" w:eastAsia="Calibri" w:hAnsi="Segoe UI Emoji" w:cs="Segoe UI Emoji"/>
           <w:color w:val="0F4761"/>
@@ -2399,7 +3303,8 @@
           <w:szCs w:val="22"/>
           <w:lang w:eastAsia="hu-HU"/>
         </w:rPr>
-      </w:pPr>
+        <w:t>🌐</w:t>
+      </w:r>
       <w:r>
         <w:rPr>
           <w:rFonts w:ascii="Calibri" w:eastAsia="Calibri" w:hAnsi="Calibri" w:cs="Calibri"/>
@@ -2408,30 +3313,9 @@
           <w:szCs w:val="22"/>
           <w:lang w:eastAsia="hu-HU"/>
         </w:rPr>
-        <w:lastRenderedPageBreak/>
-        <w:t xml:space="preserve">4. </w:t>
-      </w:r>
-      <w:r>
-        <w:rPr>
-          <w:rFonts w:ascii="Segoe UI Emoji" w:eastAsia="Calibri" w:hAnsi="Segoe UI Emoji" w:cs="Segoe UI Emoji"/>
-          <w:color w:val="0F4761"/>
-          <w:sz w:val="36"/>
-          <w:szCs w:val="22"/>
-          <w:lang w:eastAsia="hu-HU"/>
-        </w:rPr>
-        <w:t>🌐</w:t>
-      </w:r>
-      <w:r>
-        <w:rPr>
-          <w:rFonts w:ascii="Calibri" w:eastAsia="Calibri" w:hAnsi="Calibri" w:cs="Calibri"/>
-          <w:color w:val="0F4761"/>
-          <w:sz w:val="36"/>
-          <w:szCs w:val="22"/>
-          <w:lang w:eastAsia="hu-HU"/>
-        </w:rPr>
         <w:t xml:space="preserve"> API Végpontok Részletes Specifikációja</w:t>
       </w:r>
-      <w:bookmarkEnd w:id="3"/>
+      <w:bookmarkEnd w:id="4"/>
     </w:p>
     <w:p>
       <w:pPr>
@@ -2439,9 +3323,11 @@
         <w:ind w:left="-5"/>
         <w:jc w:val="both"/>
       </w:pPr>
+      <w:bookmarkStart w:id="5" w:name="_Toc227310373"/>
       <w:r>
         <w:t>4.1. Hitelesítési modul</w:t>
       </w:r>
+      <w:bookmarkEnd w:id="5"/>
     </w:p>
     <w:p>
       <w:pPr>
@@ -2450,16 +3336,16 @@
         <w:jc w:val="both"/>
         <w:textAlignment w:val="baseline"/>
         <w:rPr>
-          <w:rFonts w:ascii="Calibri" w:eastAsia="Times New Roman" w:hAnsi="Calibri" w:cs="Calibri"/>
-          <w:color w:val="000000"/>
-          <w:sz w:val="24"/>
-          <w:szCs w:val="24"/>
-          <w:lang w:eastAsia="hu-HU"/>
-        </w:rPr>
-      </w:pPr>
-      <w:r>
-        <w:rPr>
-          <w:rFonts w:ascii="Calibri" w:eastAsia="Times New Roman" w:hAnsi="Calibri" w:cs="Calibri"/>
+          <w:rFonts w:eastAsia="Times New Roman" w:cstheme="minorHAnsi"/>
+          <w:color w:val="000000"/>
+          <w:sz w:val="24"/>
+          <w:szCs w:val="24"/>
+          <w:lang w:eastAsia="hu-HU"/>
+        </w:rPr>
+      </w:pPr>
+      <w:r>
+        <w:rPr>
+          <w:rFonts w:eastAsia="Times New Roman" w:cstheme="minorHAnsi"/>
           <w:color w:val="000000"/>
           <w:sz w:val="24"/>
           <w:szCs w:val="24"/>
@@ -2470,7 +3356,7 @@
       <w:proofErr w:type="spellStart"/>
       <w:r>
         <w:rPr>
-          <w:rFonts w:ascii="Calibri" w:eastAsia="Times New Roman" w:hAnsi="Calibri" w:cs="Calibri"/>
+          <w:rFonts w:eastAsia="Times New Roman" w:cstheme="minorHAnsi"/>
           <w:color w:val="000000"/>
           <w:sz w:val="24"/>
           <w:szCs w:val="24"/>
@@ -2481,7 +3367,7 @@
       <w:proofErr w:type="spellEnd"/>
       <w:r>
         <w:rPr>
-          <w:rFonts w:ascii="Calibri" w:eastAsia="Times New Roman" w:hAnsi="Calibri" w:cs="Calibri"/>
+          <w:rFonts w:eastAsia="Times New Roman" w:cstheme="minorHAnsi"/>
           <w:color w:val="000000"/>
           <w:sz w:val="24"/>
           <w:szCs w:val="24"/>
@@ -2491,7 +3377,7 @@
       </w:r>
       <w:r>
         <w:rPr>
-          <w:rFonts w:ascii="Calibri" w:eastAsia="Times New Roman" w:hAnsi="Calibri" w:cs="Calibri"/>
+          <w:rFonts w:eastAsia="Times New Roman" w:cstheme="minorHAnsi"/>
           <w:i/>
           <w:iCs/>
           <w:color w:val="000000"/>
@@ -2504,7 +3390,7 @@
       <w:proofErr w:type="spellStart"/>
       <w:r>
         <w:rPr>
-          <w:rFonts w:ascii="Calibri" w:eastAsia="Times New Roman" w:hAnsi="Calibri" w:cs="Calibri"/>
+          <w:rFonts w:eastAsia="Times New Roman" w:cstheme="minorHAnsi"/>
           <w:i/>
           <w:iCs/>
           <w:color w:val="000000"/>
@@ -2517,7 +3403,7 @@
       <w:proofErr w:type="spellEnd"/>
       <w:r>
         <w:rPr>
-          <w:rFonts w:ascii="Calibri" w:eastAsia="Times New Roman" w:hAnsi="Calibri" w:cs="Calibri"/>
+          <w:rFonts w:eastAsia="Times New Roman" w:cstheme="minorHAnsi"/>
           <w:i/>
           <w:iCs/>
           <w:color w:val="000000"/>
@@ -2530,7 +3416,7 @@
       <w:proofErr w:type="spellStart"/>
       <w:r>
         <w:rPr>
-          <w:rFonts w:ascii="Calibri" w:eastAsia="Times New Roman" w:hAnsi="Calibri" w:cs="Calibri"/>
+          <w:rFonts w:eastAsia="Times New Roman" w:cstheme="minorHAnsi"/>
           <w:i/>
           <w:iCs/>
           <w:color w:val="000000"/>
@@ -2543,7 +3429,7 @@
       <w:proofErr w:type="spellEnd"/>
       <w:r>
         <w:rPr>
-          <w:rFonts w:ascii="Calibri" w:eastAsia="Times New Roman" w:hAnsi="Calibri" w:cs="Calibri"/>
+          <w:rFonts w:eastAsia="Times New Roman" w:cstheme="minorHAnsi"/>
           <w:color w:val="000000"/>
           <w:sz w:val="24"/>
           <w:szCs w:val="24"/>
@@ -2554,7 +3440,7 @@
       <w:proofErr w:type="spellStart"/>
       <w:r>
         <w:rPr>
-          <w:rFonts w:ascii="Calibri" w:eastAsia="Times New Roman" w:hAnsi="Calibri" w:cs="Calibri"/>
+          <w:rFonts w:eastAsia="Times New Roman" w:cstheme="minorHAnsi"/>
           <w:i/>
           <w:iCs/>
           <w:color w:val="000000"/>
@@ -2567,7 +3453,7 @@
       <w:proofErr w:type="spellEnd"/>
       <w:r>
         <w:rPr>
-          <w:rFonts w:ascii="Calibri" w:eastAsia="Times New Roman" w:hAnsi="Calibri" w:cs="Calibri"/>
+          <w:rFonts w:eastAsia="Times New Roman" w:cstheme="minorHAnsi"/>
           <w:i/>
           <w:iCs/>
           <w:color w:val="000000"/>
@@ -2580,7 +3466,7 @@
       <w:proofErr w:type="spellStart"/>
       <w:r>
         <w:rPr>
-          <w:rFonts w:ascii="Calibri" w:eastAsia="Times New Roman" w:hAnsi="Calibri" w:cs="Calibri"/>
+          <w:rFonts w:eastAsia="Times New Roman" w:cstheme="minorHAnsi"/>
           <w:i/>
           <w:iCs/>
           <w:color w:val="000000"/>
@@ -2593,7 +3479,7 @@
       <w:proofErr w:type="spellEnd"/>
       <w:r>
         <w:rPr>
-          <w:rFonts w:ascii="Calibri" w:eastAsia="Times New Roman" w:hAnsi="Calibri" w:cs="Calibri"/>
+          <w:rFonts w:eastAsia="Times New Roman" w:cstheme="minorHAnsi"/>
           <w:color w:val="000000"/>
           <w:sz w:val="24"/>
           <w:szCs w:val="24"/>
@@ -2604,7 +3490,7 @@
       <w:proofErr w:type="spellStart"/>
       <w:r>
         <w:rPr>
-          <w:rFonts w:ascii="Calibri" w:eastAsia="Times New Roman" w:hAnsi="Calibri" w:cs="Calibri"/>
+          <w:rFonts w:eastAsia="Times New Roman" w:cstheme="minorHAnsi"/>
           <w:i/>
           <w:iCs/>
           <w:color w:val="000000"/>
@@ -2617,7 +3503,7 @@
       <w:proofErr w:type="spellEnd"/>
       <w:r>
         <w:rPr>
-          <w:rFonts w:ascii="Calibri" w:eastAsia="Times New Roman" w:hAnsi="Calibri" w:cs="Calibri"/>
+          <w:rFonts w:eastAsia="Times New Roman" w:cstheme="minorHAnsi"/>
           <w:i/>
           <w:iCs/>
           <w:color w:val="000000"/>
@@ -2630,7 +3516,7 @@
       <w:proofErr w:type="spellStart"/>
       <w:r>
         <w:rPr>
-          <w:rFonts w:ascii="Calibri" w:eastAsia="Times New Roman" w:hAnsi="Calibri" w:cs="Calibri"/>
+          <w:rFonts w:eastAsia="Times New Roman" w:cstheme="minorHAnsi"/>
           <w:i/>
           <w:iCs/>
           <w:color w:val="000000"/>
@@ -2643,7 +3529,7 @@
       <w:proofErr w:type="spellEnd"/>
       <w:r>
         <w:rPr>
-          <w:rFonts w:ascii="Calibri" w:eastAsia="Times New Roman" w:hAnsi="Calibri" w:cs="Calibri"/>
+          <w:rFonts w:eastAsia="Times New Roman" w:cstheme="minorHAnsi"/>
           <w:i/>
           <w:iCs/>
           <w:color w:val="000000"/>
@@ -2656,7 +3542,7 @@
       <w:proofErr w:type="spellStart"/>
       <w:r>
         <w:rPr>
-          <w:rFonts w:ascii="Calibri" w:eastAsia="Times New Roman" w:hAnsi="Calibri" w:cs="Calibri"/>
+          <w:rFonts w:eastAsia="Times New Roman" w:cstheme="minorHAnsi"/>
           <w:i/>
           <w:iCs/>
           <w:color w:val="000000"/>
@@ -2669,7 +3555,7 @@
       <w:proofErr w:type="spellEnd"/>
       <w:r>
         <w:rPr>
-          <w:rFonts w:ascii="Calibri" w:eastAsia="Times New Roman" w:hAnsi="Calibri" w:cs="Calibri"/>
+          <w:rFonts w:eastAsia="Times New Roman" w:cstheme="minorHAnsi"/>
           <w:i/>
           <w:iCs/>
           <w:color w:val="000000"/>
@@ -2681,7 +3567,7 @@
       </w:r>
       <w:r>
         <w:rPr>
-          <w:rFonts w:ascii="Calibri" w:eastAsia="Times New Roman" w:hAnsi="Calibri" w:cs="Calibri"/>
+          <w:rFonts w:eastAsia="Times New Roman" w:cstheme="minorHAnsi"/>
           <w:color w:val="000000"/>
           <w:sz w:val="24"/>
           <w:szCs w:val="24"/>
@@ -2703,11 +3589,11 @@
         <w:tblLook w:val="04A0" w:firstRow="1" w:lastRow="0" w:firstColumn="1" w:lastColumn="0" w:noHBand="0" w:noVBand="1"/>
       </w:tblPr>
       <w:tblGrid>
-        <w:gridCol w:w="927"/>
-        <w:gridCol w:w="1531"/>
-        <w:gridCol w:w="3339"/>
-        <w:gridCol w:w="1764"/>
-        <w:gridCol w:w="1829"/>
+        <w:gridCol w:w="1003"/>
+        <w:gridCol w:w="1366"/>
+        <w:gridCol w:w="3435"/>
+        <w:gridCol w:w="1830"/>
+        <w:gridCol w:w="1756"/>
       </w:tblGrid>
       <w:tr>
         <w:trPr>
@@ -2730,10 +3616,18 @@
             <w:pPr>
               <w:spacing w:after="480"/>
               <w:jc w:val="both"/>
+              <w:rPr>
+                <w:rFonts w:cstheme="minorHAnsi"/>
+                <w:sz w:val="24"/>
+                <w:szCs w:val="24"/>
+              </w:rPr>
             </w:pPr>
             <w:r>
               <w:rPr>
                 <w:rStyle w:val="Kiemels2"/>
+                <w:rFonts w:cstheme="minorHAnsi"/>
+                <w:sz w:val="24"/>
+                <w:szCs w:val="24"/>
               </w:rPr>
               <w:t>Metódus</w:t>
             </w:r>
@@ -2755,10 +3649,18 @@
             <w:pPr>
               <w:spacing w:after="480"/>
               <w:jc w:val="both"/>
+              <w:rPr>
+                <w:rFonts w:cstheme="minorHAnsi"/>
+                <w:sz w:val="24"/>
+                <w:szCs w:val="24"/>
+              </w:rPr>
             </w:pPr>
             <w:r>
               <w:rPr>
                 <w:rStyle w:val="Kiemels2"/>
+                <w:rFonts w:cstheme="minorHAnsi"/>
+                <w:sz w:val="24"/>
+                <w:szCs w:val="24"/>
               </w:rPr>
               <w:t>Végpont</w:t>
             </w:r>
@@ -2780,10 +3682,18 @@
             <w:pPr>
               <w:spacing w:after="480"/>
               <w:jc w:val="both"/>
+              <w:rPr>
+                <w:rFonts w:cstheme="minorHAnsi"/>
+                <w:sz w:val="24"/>
+                <w:szCs w:val="24"/>
+              </w:rPr>
             </w:pPr>
             <w:r>
               <w:rPr>
                 <w:rStyle w:val="Kiemels2"/>
+                <w:rFonts w:cstheme="minorHAnsi"/>
+                <w:sz w:val="24"/>
+                <w:szCs w:val="24"/>
               </w:rPr>
               <w:t>Leírás</w:t>
             </w:r>
@@ -2805,10 +3715,18 @@
             <w:pPr>
               <w:spacing w:after="480"/>
               <w:jc w:val="both"/>
+              <w:rPr>
+                <w:rFonts w:cstheme="minorHAnsi"/>
+                <w:sz w:val="24"/>
+                <w:szCs w:val="24"/>
+              </w:rPr>
             </w:pPr>
             <w:r>
               <w:rPr>
                 <w:rStyle w:val="Kiemels2"/>
+                <w:rFonts w:cstheme="minorHAnsi"/>
+                <w:sz w:val="24"/>
+                <w:szCs w:val="24"/>
               </w:rPr>
               <w:t>Bemeneti paraméterek</w:t>
             </w:r>
@@ -2830,10 +3748,18 @@
             <w:pPr>
               <w:spacing w:after="480"/>
               <w:jc w:val="both"/>
+              <w:rPr>
+                <w:rFonts w:cstheme="minorHAnsi"/>
+                <w:sz w:val="24"/>
+                <w:szCs w:val="24"/>
+              </w:rPr>
             </w:pPr>
             <w:r>
               <w:rPr>
                 <w:rStyle w:val="Kiemels2"/>
+                <w:rFonts w:cstheme="minorHAnsi"/>
+                <w:sz w:val="24"/>
+                <w:szCs w:val="24"/>
               </w:rPr>
               <w:t>Válasz (Siker)</w:t>
             </w:r>
@@ -2860,11 +3786,19 @@
             <w:pPr>
               <w:spacing w:after="480"/>
               <w:jc w:val="both"/>
+              <w:rPr>
+                <w:rFonts w:cstheme="minorHAnsi"/>
+                <w:sz w:val="24"/>
+                <w:szCs w:val="24"/>
+              </w:rPr>
             </w:pPr>
             <w:r>
               <w:rPr>
+                <w:rFonts w:cstheme="minorHAnsi"/>
                 <w:b/>
                 <w:bCs/>
+                <w:sz w:val="24"/>
+                <w:szCs w:val="24"/>
               </w:rPr>
               <w:t>POST</w:t>
             </w:r>
@@ -2886,11 +3820,18 @@
             <w:pPr>
               <w:spacing w:after="480"/>
               <w:jc w:val="both"/>
+              <w:rPr>
+                <w:rFonts w:cstheme="minorHAnsi"/>
+                <w:sz w:val="24"/>
+                <w:szCs w:val="24"/>
+              </w:rPr>
             </w:pPr>
             <w:r>
               <w:rPr>
                 <w:rStyle w:val="HTML-kd"/>
-                <w:rFonts w:eastAsiaTheme="majorEastAsia"/>
+                <w:rFonts w:asciiTheme="minorHAnsi" w:eastAsiaTheme="majorEastAsia" w:hAnsiTheme="minorHAnsi" w:cstheme="minorHAnsi"/>
+                <w:sz w:val="24"/>
+                <w:szCs w:val="24"/>
               </w:rPr>
               <w:t>/</w:t>
             </w:r>
@@ -2898,7 +3839,9 @@
             <w:r>
               <w:rPr>
                 <w:rStyle w:val="HTML-kd"/>
-                <w:rFonts w:eastAsiaTheme="majorEastAsia"/>
+                <w:rFonts w:asciiTheme="minorHAnsi" w:eastAsiaTheme="majorEastAsia" w:hAnsiTheme="minorHAnsi" w:cstheme="minorHAnsi"/>
+                <w:sz w:val="24"/>
+                <w:szCs w:val="24"/>
               </w:rPr>
               <w:t>diak</w:t>
             </w:r>
@@ -2906,7 +3849,9 @@
             <w:r>
               <w:rPr>
                 <w:rStyle w:val="HTML-kd"/>
-                <w:rFonts w:eastAsiaTheme="majorEastAsia"/>
+                <w:rFonts w:asciiTheme="minorHAnsi" w:eastAsiaTheme="majorEastAsia" w:hAnsiTheme="minorHAnsi" w:cstheme="minorHAnsi"/>
+                <w:sz w:val="24"/>
+                <w:szCs w:val="24"/>
               </w:rPr>
               <w:t>/login</w:t>
             </w:r>
@@ -2928,8 +3873,18 @@
             <w:pPr>
               <w:spacing w:after="480"/>
               <w:jc w:val="both"/>
+              <w:rPr>
+                <w:rFonts w:cstheme="minorHAnsi"/>
+                <w:sz w:val="24"/>
+                <w:szCs w:val="24"/>
+              </w:rPr>
             </w:pPr>
             <w:r>
+              <w:rPr>
+                <w:rFonts w:cstheme="minorHAnsi"/>
+                <w:sz w:val="24"/>
+                <w:szCs w:val="24"/>
+              </w:rPr>
               <w:t>Diák bejelentkezés OM azonosítóval.</w:t>
             </w:r>
           </w:p>
@@ -2950,17 +3905,29 @@
             <w:pPr>
               <w:spacing w:after="480"/>
               <w:jc w:val="both"/>
+              <w:rPr>
+                <w:rFonts w:cstheme="minorHAnsi"/>
+                <w:sz w:val="24"/>
+                <w:szCs w:val="24"/>
+              </w:rPr>
             </w:pPr>
             <w:proofErr w:type="spellStart"/>
             <w:r>
               <w:rPr>
                 <w:rStyle w:val="HTML-kd"/>
-                <w:rFonts w:eastAsiaTheme="majorEastAsia"/>
+                <w:rFonts w:asciiTheme="minorHAnsi" w:eastAsiaTheme="majorEastAsia" w:hAnsiTheme="minorHAnsi" w:cstheme="minorHAnsi"/>
+                <w:sz w:val="24"/>
+                <w:szCs w:val="24"/>
               </w:rPr>
               <w:t>diak_id</w:t>
             </w:r>
             <w:proofErr w:type="spellEnd"/>
             <w:r>
+              <w:rPr>
+                <w:rFonts w:cstheme="minorHAnsi"/>
+                <w:sz w:val="24"/>
+                <w:szCs w:val="24"/>
+              </w:rPr>
               <w:t xml:space="preserve"> (int)</w:t>
             </w:r>
           </w:p>
@@ -2981,23 +3948,45 @@
             <w:pPr>
               <w:spacing w:after="480"/>
               <w:jc w:val="both"/>
+              <w:rPr>
+                <w:rFonts w:cstheme="minorHAnsi"/>
+                <w:sz w:val="24"/>
+                <w:szCs w:val="24"/>
+              </w:rPr>
             </w:pPr>
             <w:r>
               <w:rPr>
                 <w:rStyle w:val="HTML-kd"/>
-                <w:rFonts w:eastAsiaTheme="majorEastAsia"/>
+                <w:rFonts w:asciiTheme="minorHAnsi" w:eastAsiaTheme="majorEastAsia" w:hAnsiTheme="minorHAnsi" w:cstheme="minorHAnsi"/>
+                <w:sz w:val="24"/>
+                <w:szCs w:val="24"/>
               </w:rPr>
               <w:t>200 OK</w:t>
             </w:r>
             <w:r>
+              <w:rPr>
+                <w:rFonts w:cstheme="minorHAnsi"/>
+                <w:sz w:val="24"/>
+                <w:szCs w:val="24"/>
+              </w:rPr>
               <w:t xml:space="preserve"> + </w:t>
             </w:r>
             <w:proofErr w:type="spellStart"/>
             <w:r>
+              <w:rPr>
+                <w:rFonts w:cstheme="minorHAnsi"/>
+                <w:sz w:val="24"/>
+                <w:szCs w:val="24"/>
+              </w:rPr>
               <w:t>token</w:t>
             </w:r>
             <w:proofErr w:type="spellEnd"/>
             <w:r>
+              <w:rPr>
+                <w:rFonts w:cstheme="minorHAnsi"/>
+                <w:sz w:val="24"/>
+                <w:szCs w:val="24"/>
+              </w:rPr>
               <w:t xml:space="preserve"> &amp; diák adatok</w:t>
             </w:r>
           </w:p>
@@ -3023,11 +4012,19 @@
             <w:pPr>
               <w:spacing w:after="480"/>
               <w:jc w:val="both"/>
+              <w:rPr>
+                <w:rFonts w:cstheme="minorHAnsi"/>
+                <w:sz w:val="24"/>
+                <w:szCs w:val="24"/>
+              </w:rPr>
             </w:pPr>
             <w:r>
               <w:rPr>
+                <w:rFonts w:cstheme="minorHAnsi"/>
                 <w:b/>
                 <w:bCs/>
+                <w:sz w:val="24"/>
+                <w:szCs w:val="24"/>
               </w:rPr>
               <w:t>POST</w:t>
             </w:r>
@@ -3049,11 +4046,18 @@
             <w:pPr>
               <w:spacing w:after="480"/>
               <w:jc w:val="both"/>
+              <w:rPr>
+                <w:rFonts w:cstheme="minorHAnsi"/>
+                <w:sz w:val="24"/>
+                <w:szCs w:val="24"/>
+              </w:rPr>
             </w:pPr>
             <w:r>
               <w:rPr>
                 <w:rStyle w:val="HTML-kd"/>
-                <w:rFonts w:eastAsiaTheme="majorEastAsia"/>
+                <w:rFonts w:asciiTheme="minorHAnsi" w:eastAsiaTheme="majorEastAsia" w:hAnsiTheme="minorHAnsi" w:cstheme="minorHAnsi"/>
+                <w:sz w:val="24"/>
+                <w:szCs w:val="24"/>
               </w:rPr>
               <w:t>/</w:t>
             </w:r>
@@ -3061,7 +4065,9 @@
             <w:r>
               <w:rPr>
                 <w:rStyle w:val="HTML-kd"/>
-                <w:rFonts w:eastAsiaTheme="majorEastAsia"/>
+                <w:rFonts w:asciiTheme="minorHAnsi" w:eastAsiaTheme="majorEastAsia" w:hAnsiTheme="minorHAnsi" w:cstheme="minorHAnsi"/>
+                <w:sz w:val="24"/>
+                <w:szCs w:val="24"/>
               </w:rPr>
               <w:t>admin</w:t>
             </w:r>
@@ -3069,7 +4075,9 @@
             <w:r>
               <w:rPr>
                 <w:rStyle w:val="HTML-kd"/>
-                <w:rFonts w:eastAsiaTheme="majorEastAsia"/>
+                <w:rFonts w:asciiTheme="minorHAnsi" w:eastAsiaTheme="majorEastAsia" w:hAnsiTheme="minorHAnsi" w:cstheme="minorHAnsi"/>
+                <w:sz w:val="24"/>
+                <w:szCs w:val="24"/>
               </w:rPr>
               <w:t>/login</w:t>
             </w:r>
@@ -3091,8 +4099,18 @@
             <w:pPr>
               <w:spacing w:after="480"/>
               <w:jc w:val="both"/>
+              <w:rPr>
+                <w:rFonts w:cstheme="minorHAnsi"/>
+                <w:sz w:val="24"/>
+                <w:szCs w:val="24"/>
+              </w:rPr>
             </w:pPr>
             <w:r>
+              <w:rPr>
+                <w:rFonts w:cstheme="minorHAnsi"/>
+                <w:sz w:val="24"/>
+                <w:szCs w:val="24"/>
+              </w:rPr>
               <w:t>Adminisztrátori belépés (felhasználónév/jelszó).</w:t>
             </w:r>
           </w:p>
@@ -3113,24 +4131,38 @@
             <w:pPr>
               <w:spacing w:after="480"/>
               <w:jc w:val="both"/>
+              <w:rPr>
+                <w:rFonts w:cstheme="minorHAnsi"/>
+                <w:sz w:val="24"/>
+                <w:szCs w:val="24"/>
+              </w:rPr>
             </w:pPr>
             <w:proofErr w:type="spellStart"/>
             <w:r>
               <w:rPr>
                 <w:rStyle w:val="HTML-kd"/>
-                <w:rFonts w:eastAsiaTheme="majorEastAsia"/>
+                <w:rFonts w:asciiTheme="minorHAnsi" w:eastAsiaTheme="majorEastAsia" w:hAnsiTheme="minorHAnsi" w:cstheme="minorHAnsi"/>
+                <w:sz w:val="24"/>
+                <w:szCs w:val="24"/>
               </w:rPr>
               <w:t>username</w:t>
             </w:r>
             <w:proofErr w:type="spellEnd"/>
             <w:r>
+              <w:rPr>
+                <w:rFonts w:cstheme="minorHAnsi"/>
+                <w:sz w:val="24"/>
+                <w:szCs w:val="24"/>
+              </w:rPr>
               <w:t xml:space="preserve">, </w:t>
             </w:r>
             <w:proofErr w:type="spellStart"/>
             <w:r>
               <w:rPr>
                 <w:rStyle w:val="HTML-kd"/>
-                <w:rFonts w:eastAsiaTheme="majorEastAsia"/>
+                <w:rFonts w:asciiTheme="minorHAnsi" w:eastAsiaTheme="majorEastAsia" w:hAnsiTheme="minorHAnsi" w:cstheme="minorHAnsi"/>
+                <w:sz w:val="24"/>
+                <w:szCs w:val="24"/>
               </w:rPr>
               <w:t>password</w:t>
             </w:r>
@@ -3153,19 +4185,36 @@
             <w:pPr>
               <w:spacing w:after="480"/>
               <w:jc w:val="both"/>
+              <w:rPr>
+                <w:rFonts w:cstheme="minorHAnsi"/>
+                <w:sz w:val="24"/>
+                <w:szCs w:val="24"/>
+              </w:rPr>
             </w:pPr>
             <w:r>
               <w:rPr>
                 <w:rStyle w:val="HTML-kd"/>
-                <w:rFonts w:eastAsiaTheme="majorEastAsia"/>
+                <w:rFonts w:asciiTheme="minorHAnsi" w:eastAsiaTheme="majorEastAsia" w:hAnsiTheme="minorHAnsi" w:cstheme="minorHAnsi"/>
+                <w:sz w:val="24"/>
+                <w:szCs w:val="24"/>
               </w:rPr>
               <w:t>200 OK</w:t>
             </w:r>
             <w:r>
+              <w:rPr>
+                <w:rFonts w:cstheme="minorHAnsi"/>
+                <w:sz w:val="24"/>
+                <w:szCs w:val="24"/>
+              </w:rPr>
               <w:t xml:space="preserve"> + </w:t>
             </w:r>
             <w:proofErr w:type="spellStart"/>
             <w:r>
+              <w:rPr>
+                <w:rFonts w:cstheme="minorHAnsi"/>
+                <w:sz w:val="24"/>
+                <w:szCs w:val="24"/>
+              </w:rPr>
               <w:t>token</w:t>
             </w:r>
             <w:proofErr w:type="spellEnd"/>
@@ -3192,11 +4241,19 @@
             <w:pPr>
               <w:spacing w:after="480"/>
               <w:jc w:val="both"/>
+              <w:rPr>
+                <w:rFonts w:cstheme="minorHAnsi"/>
+                <w:sz w:val="24"/>
+                <w:szCs w:val="24"/>
+              </w:rPr>
             </w:pPr>
             <w:r>
               <w:rPr>
+                <w:rFonts w:cstheme="minorHAnsi"/>
                 <w:b/>
                 <w:bCs/>
+                <w:sz w:val="24"/>
+                <w:szCs w:val="24"/>
               </w:rPr>
               <w:t>POST</w:t>
             </w:r>
@@ -3218,11 +4275,18 @@
             <w:pPr>
               <w:spacing w:after="480"/>
               <w:jc w:val="both"/>
+              <w:rPr>
+                <w:rFonts w:cstheme="minorHAnsi"/>
+                <w:sz w:val="24"/>
+                <w:szCs w:val="24"/>
+              </w:rPr>
             </w:pPr>
             <w:r>
               <w:rPr>
                 <w:rStyle w:val="HTML-kd"/>
-                <w:rFonts w:eastAsiaTheme="majorEastAsia"/>
+                <w:rFonts w:asciiTheme="minorHAnsi" w:eastAsiaTheme="majorEastAsia" w:hAnsiTheme="minorHAnsi" w:cstheme="minorHAnsi"/>
+                <w:sz w:val="24"/>
+                <w:szCs w:val="24"/>
               </w:rPr>
               <w:t>/</w:t>
             </w:r>
@@ -3230,7 +4294,9 @@
             <w:r>
               <w:rPr>
                 <w:rStyle w:val="HTML-kd"/>
-                <w:rFonts w:eastAsiaTheme="majorEastAsia"/>
+                <w:rFonts w:asciiTheme="minorHAnsi" w:eastAsiaTheme="majorEastAsia" w:hAnsiTheme="minorHAnsi" w:cstheme="minorHAnsi"/>
+                <w:sz w:val="24"/>
+                <w:szCs w:val="24"/>
               </w:rPr>
               <w:t>diak</w:t>
             </w:r>
@@ -3238,7 +4304,9 @@
             <w:r>
               <w:rPr>
                 <w:rStyle w:val="HTML-kd"/>
-                <w:rFonts w:eastAsiaTheme="majorEastAsia"/>
+                <w:rFonts w:asciiTheme="minorHAnsi" w:eastAsiaTheme="majorEastAsia" w:hAnsiTheme="minorHAnsi" w:cstheme="minorHAnsi"/>
+                <w:sz w:val="24"/>
+                <w:szCs w:val="24"/>
               </w:rPr>
               <w:t>/logout</w:t>
             </w:r>
@@ -3260,16 +4328,36 @@
             <w:pPr>
               <w:spacing w:after="480"/>
               <w:jc w:val="both"/>
+              <w:rPr>
+                <w:rFonts w:cstheme="minorHAnsi"/>
+                <w:sz w:val="24"/>
+                <w:szCs w:val="24"/>
+              </w:rPr>
             </w:pPr>
             <w:r>
+              <w:rPr>
+                <w:rFonts w:cstheme="minorHAnsi"/>
+                <w:sz w:val="24"/>
+                <w:szCs w:val="24"/>
+              </w:rPr>
               <w:t>Aktuális munkamenet (</w:t>
             </w:r>
             <w:proofErr w:type="spellStart"/>
             <w:r>
+              <w:rPr>
+                <w:rFonts w:cstheme="minorHAnsi"/>
+                <w:sz w:val="24"/>
+                <w:szCs w:val="24"/>
+              </w:rPr>
               <w:t>token</w:t>
             </w:r>
             <w:proofErr w:type="spellEnd"/>
             <w:r>
+              <w:rPr>
+                <w:rFonts w:cstheme="minorHAnsi"/>
+                <w:sz w:val="24"/>
+                <w:szCs w:val="24"/>
+              </w:rPr>
               <w:t>) lezárása.</w:t>
             </w:r>
           </w:p>
@@ -3290,8 +4378,18 @@
             <w:pPr>
               <w:spacing w:after="480"/>
               <w:jc w:val="both"/>
+              <w:rPr>
+                <w:rFonts w:cstheme="minorHAnsi"/>
+                <w:sz w:val="24"/>
+                <w:szCs w:val="24"/>
+              </w:rPr>
             </w:pPr>
             <w:r>
+              <w:rPr>
+                <w:rFonts w:cstheme="minorHAnsi"/>
+                <w:sz w:val="24"/>
+                <w:szCs w:val="24"/>
+              </w:rPr>
               <w:t>-</w:t>
             </w:r>
           </w:p>
@@ -3312,11 +4410,18 @@
             <w:pPr>
               <w:spacing w:after="480"/>
               <w:jc w:val="both"/>
+              <w:rPr>
+                <w:rFonts w:cstheme="minorHAnsi"/>
+                <w:sz w:val="24"/>
+                <w:szCs w:val="24"/>
+              </w:rPr>
             </w:pPr>
             <w:r>
               <w:rPr>
                 <w:rStyle w:val="HTML-kd"/>
-                <w:rFonts w:eastAsiaTheme="majorEastAsia"/>
+                <w:rFonts w:asciiTheme="minorHAnsi" w:eastAsiaTheme="majorEastAsia" w:hAnsiTheme="minorHAnsi" w:cstheme="minorHAnsi"/>
+                <w:sz w:val="24"/>
+                <w:szCs w:val="24"/>
               </w:rPr>
               <w:t>200 OK</w:t>
             </w:r>
@@ -3331,16 +4436,16 @@
         <w:jc w:val="both"/>
         <w:textAlignment w:val="baseline"/>
         <w:rPr>
-          <w:rFonts w:ascii="Calibri" w:eastAsia="Times New Roman" w:hAnsi="Calibri" w:cs="Calibri"/>
-          <w:color w:val="000000"/>
-          <w:sz w:val="24"/>
-          <w:szCs w:val="24"/>
-          <w:lang w:eastAsia="hu-HU"/>
-        </w:rPr>
-      </w:pPr>
-      <w:r>
-        <w:rPr>
-          <w:rFonts w:ascii="Calibri" w:eastAsia="Times New Roman" w:hAnsi="Calibri" w:cs="Calibri"/>
+          <w:rFonts w:eastAsia="Times New Roman" w:cstheme="minorHAnsi"/>
+          <w:color w:val="000000"/>
+          <w:sz w:val="24"/>
+          <w:szCs w:val="24"/>
+          <w:lang w:eastAsia="hu-HU"/>
+        </w:rPr>
+      </w:pPr>
+      <w:r>
+        <w:rPr>
+          <w:rFonts w:eastAsia="Times New Roman" w:cstheme="minorHAnsi"/>
           <w:b/>
           <w:bCs/>
           <w:color w:val="000000"/>
@@ -3352,7 +4457,7 @@
       </w:r>
       <w:r>
         <w:rPr>
-          <w:rFonts w:ascii="Calibri" w:eastAsia="Times New Roman" w:hAnsi="Calibri" w:cs="Calibri"/>
+          <w:rFonts w:eastAsia="Times New Roman" w:cstheme="minorHAnsi"/>
           <w:color w:val="000000"/>
           <w:sz w:val="24"/>
           <w:szCs w:val="24"/>
@@ -3363,7 +4468,7 @@
       <w:proofErr w:type="spellStart"/>
       <w:r>
         <w:rPr>
-          <w:rFonts w:ascii="Calibri" w:eastAsia="Times New Roman" w:hAnsi="Calibri" w:cs="Calibri"/>
+          <w:rFonts w:eastAsia="Times New Roman" w:cstheme="minorHAnsi"/>
           <w:b/>
           <w:bCs/>
           <w:color w:val="000000"/>
@@ -3376,7 +4481,7 @@
       <w:proofErr w:type="spellEnd"/>
       <w:r>
         <w:rPr>
-          <w:rFonts w:ascii="Calibri" w:eastAsia="Times New Roman" w:hAnsi="Calibri" w:cs="Calibri"/>
+          <w:rFonts w:eastAsia="Times New Roman" w:cstheme="minorHAnsi"/>
           <w:b/>
           <w:bCs/>
           <w:color w:val="000000"/>
@@ -3389,7 +4494,7 @@
       <w:proofErr w:type="spellStart"/>
       <w:r>
         <w:rPr>
-          <w:rFonts w:ascii="Calibri" w:eastAsia="Times New Roman" w:hAnsi="Calibri" w:cs="Calibri"/>
+          <w:rFonts w:eastAsia="Times New Roman" w:cstheme="minorHAnsi"/>
           <w:b/>
           <w:bCs/>
           <w:color w:val="000000"/>
@@ -3402,7 +4507,7 @@
       <w:proofErr w:type="spellEnd"/>
       <w:r>
         <w:rPr>
-          <w:rFonts w:ascii="Calibri" w:eastAsia="Times New Roman" w:hAnsi="Calibri" w:cs="Calibri"/>
+          <w:rFonts w:eastAsia="Times New Roman" w:cstheme="minorHAnsi"/>
           <w:color w:val="000000"/>
           <w:sz w:val="24"/>
           <w:szCs w:val="24"/>
@@ -3413,7 +4518,7 @@
       <w:proofErr w:type="spellStart"/>
       <w:r>
         <w:rPr>
-          <w:rFonts w:ascii="Calibri" w:eastAsia="Times New Roman" w:hAnsi="Calibri" w:cs="Calibri"/>
+          <w:rFonts w:eastAsia="Times New Roman" w:cstheme="minorHAnsi"/>
           <w:i/>
           <w:iCs/>
           <w:color w:val="000000"/>
@@ -3426,7 +4531,7 @@
       <w:proofErr w:type="spellEnd"/>
       <w:r>
         <w:rPr>
-          <w:rFonts w:ascii="Calibri" w:eastAsia="Times New Roman" w:hAnsi="Calibri" w:cs="Calibri"/>
+          <w:rFonts w:eastAsia="Times New Roman" w:cstheme="minorHAnsi"/>
           <w:i/>
           <w:iCs/>
           <w:color w:val="000000"/>
@@ -3439,7 +4544,7 @@
       <w:proofErr w:type="spellStart"/>
       <w:r>
         <w:rPr>
-          <w:rFonts w:ascii="Calibri" w:eastAsia="Times New Roman" w:hAnsi="Calibri" w:cs="Calibri"/>
+          <w:rFonts w:eastAsia="Times New Roman" w:cstheme="minorHAnsi"/>
           <w:i/>
           <w:iCs/>
           <w:color w:val="000000"/>
@@ -3452,7 +4557,7 @@
       <w:proofErr w:type="spellEnd"/>
       <w:r>
         <w:rPr>
-          <w:rFonts w:ascii="Calibri" w:eastAsia="Times New Roman" w:hAnsi="Calibri" w:cs="Calibri"/>
+          <w:rFonts w:eastAsia="Times New Roman" w:cstheme="minorHAnsi"/>
           <w:i/>
           <w:iCs/>
           <w:color w:val="000000"/>
@@ -3465,7 +4570,7 @@
       <w:proofErr w:type="spellStart"/>
       <w:r>
         <w:rPr>
-          <w:rFonts w:ascii="Calibri" w:eastAsia="Times New Roman" w:hAnsi="Calibri" w:cs="Calibri"/>
+          <w:rFonts w:eastAsia="Times New Roman" w:cstheme="minorHAnsi"/>
           <w:i/>
           <w:iCs/>
           <w:color w:val="000000"/>
@@ -3478,7 +4583,7 @@
       <w:proofErr w:type="spellEnd"/>
       <w:r>
         <w:rPr>
-          <w:rFonts w:ascii="Calibri" w:eastAsia="Times New Roman" w:hAnsi="Calibri" w:cs="Calibri"/>
+          <w:rFonts w:eastAsia="Times New Roman" w:cstheme="minorHAnsi"/>
           <w:i/>
           <w:iCs/>
           <w:color w:val="000000"/>
@@ -3490,7 +4595,7 @@
       </w:r>
       <w:r>
         <w:rPr>
-          <w:rFonts w:ascii="Calibri" w:eastAsia="Times New Roman" w:hAnsi="Calibri" w:cs="Calibri"/>
+          <w:rFonts w:eastAsia="Times New Roman" w:cstheme="minorHAnsi"/>
           <w:color w:val="000000"/>
           <w:sz w:val="24"/>
           <w:szCs w:val="24"/>
@@ -3506,16 +4611,16 @@
         <w:jc w:val="both"/>
         <w:textAlignment w:val="baseline"/>
         <w:rPr>
-          <w:rFonts w:ascii="Calibri" w:eastAsia="Times New Roman" w:hAnsi="Calibri" w:cs="Calibri"/>
-          <w:color w:val="000000"/>
-          <w:sz w:val="24"/>
-          <w:szCs w:val="24"/>
-          <w:lang w:eastAsia="hu-HU"/>
-        </w:rPr>
-      </w:pPr>
-      <w:r>
-        <w:rPr>
-          <w:rFonts w:ascii="Calibri" w:eastAsia="Times New Roman" w:hAnsi="Calibri" w:cs="Calibri"/>
+          <w:rFonts w:eastAsia="Times New Roman" w:cstheme="minorHAnsi"/>
+          <w:color w:val="000000"/>
+          <w:sz w:val="24"/>
+          <w:szCs w:val="24"/>
+          <w:lang w:eastAsia="hu-HU"/>
+        </w:rPr>
+      </w:pPr>
+      <w:r>
+        <w:rPr>
+          <w:rFonts w:eastAsia="Times New Roman" w:cstheme="minorHAnsi"/>
           <w:b/>
           <w:bCs/>
           <w:color w:val="000000"/>
@@ -3527,7 +4632,7 @@
       </w:r>
       <w:r>
         <w:rPr>
-          <w:rFonts w:ascii="Calibri" w:eastAsia="Times New Roman" w:hAnsi="Calibri" w:cs="Calibri"/>
+          <w:rFonts w:eastAsia="Times New Roman" w:cstheme="minorHAnsi"/>
           <w:color w:val="000000"/>
           <w:sz w:val="24"/>
           <w:szCs w:val="24"/>
@@ -3538,7 +4643,7 @@
       <w:proofErr w:type="spellStart"/>
       <w:r>
         <w:rPr>
-          <w:rFonts w:ascii="Calibri" w:eastAsia="Times New Roman" w:hAnsi="Calibri" w:cs="Calibri"/>
+          <w:rFonts w:eastAsia="Times New Roman" w:cstheme="minorHAnsi"/>
           <w:i/>
           <w:iCs/>
           <w:color w:val="000000"/>
@@ -3551,7 +4656,7 @@
       <w:proofErr w:type="spellEnd"/>
       <w:r>
         <w:rPr>
-          <w:rFonts w:ascii="Calibri" w:eastAsia="Times New Roman" w:hAnsi="Calibri" w:cs="Calibri"/>
+          <w:rFonts w:eastAsia="Times New Roman" w:cstheme="minorHAnsi"/>
           <w:color w:val="000000"/>
           <w:sz w:val="24"/>
           <w:szCs w:val="24"/>
@@ -3562,7 +4667,7 @@
       <w:proofErr w:type="spellStart"/>
       <w:r>
         <w:rPr>
-          <w:rFonts w:ascii="Calibri" w:eastAsia="Times New Roman" w:hAnsi="Calibri" w:cs="Calibri"/>
+          <w:rFonts w:eastAsia="Times New Roman" w:cstheme="minorHAnsi"/>
           <w:color w:val="000000"/>
           <w:sz w:val="24"/>
           <w:szCs w:val="24"/>
@@ -3573,13 +4678,28 @@
       <w:proofErr w:type="spellEnd"/>
       <w:r>
         <w:rPr>
-          <w:rFonts w:ascii="Calibri" w:eastAsia="Times New Roman" w:hAnsi="Calibri" w:cs="Calibri"/>
+          <w:rFonts w:eastAsia="Times New Roman" w:cstheme="minorHAnsi"/>
           <w:color w:val="000000"/>
           <w:sz w:val="24"/>
           <w:szCs w:val="24"/>
           <w:lang w:eastAsia="hu-HU"/>
         </w:rPr>
         <w:t xml:space="preserve"> hibát ad vissza.</w:t>
+      </w:r>
+    </w:p>
+    <w:p>
+      <w:pPr>
+        <w:rPr>
+          <w:rFonts w:ascii="Calibri" w:eastAsia="Calibri" w:hAnsi="Calibri" w:cs="Calibri"/>
+          <w:b/>
+          <w:color w:val="0F4761"/>
+          <w:sz w:val="28"/>
+          <w:lang w:eastAsia="hu-HU"/>
+        </w:rPr>
+      </w:pPr>
+      <w:bookmarkStart w:id="6" w:name="_Toc227310374"/>
+      <w:r>
+        <w:br w:type="page"/>
       </w:r>
     </w:p>
     <w:p>
@@ -3589,8 +4709,10 @@
         <w:jc w:val="both"/>
       </w:pPr>
       <w:r>
+        <w:lastRenderedPageBreak/>
         <w:t>4.2. Diák Funkciók</w:t>
       </w:r>
+      <w:bookmarkEnd w:id="6"/>
     </w:p>
     <w:p>
       <w:pPr>
@@ -4104,28 +5226,15 @@
     </w:p>
     <w:p>
       <w:pPr>
-        <w:rPr>
-          <w:rFonts w:ascii="Calibri" w:eastAsia="Calibri" w:hAnsi="Calibri" w:cs="Calibri"/>
-          <w:b/>
-          <w:color w:val="0F4761"/>
-          <w:sz w:val="28"/>
-          <w:lang w:eastAsia="hu-HU"/>
-        </w:rPr>
-      </w:pPr>
-      <w:r>
-        <w:br w:type="page"/>
-      </w:r>
-    </w:p>
-    <w:p>
-      <w:pPr>
         <w:pStyle w:val="Cmsor2"/>
         <w:ind w:left="-5"/>
         <w:jc w:val="both"/>
       </w:pPr>
-      <w:r>
-        <w:lastRenderedPageBreak/>
+      <w:bookmarkStart w:id="7" w:name="_Toc227310375"/>
+      <w:r>
         <w:t>4.3. Adminisztrátori Funkciók</w:t>
       </w:r>
+      <w:bookmarkEnd w:id="7"/>
     </w:p>
     <w:p>
       <w:pPr>
@@ -4191,6 +5300,7 @@
           <w:szCs w:val="24"/>
         </w:rPr>
       </w:pPr>
+      <w:bookmarkStart w:id="8" w:name="_Toc227310376"/>
       <w:r>
         <w:rPr>
           <w:sz w:val="24"/>
@@ -4198,6 +5308,7 @@
         </w:rPr>
         <w:t>4.3.1. Rendszerstátusz és Statisztika</w:t>
       </w:r>
+      <w:bookmarkEnd w:id="8"/>
     </w:p>
     <w:p>
       <w:pPr>
@@ -5316,6 +6427,7 @@
           <w:szCs w:val="24"/>
         </w:rPr>
       </w:pPr>
+      <w:bookmarkStart w:id="9" w:name="_Toc227310377"/>
       <w:r>
         <w:rPr>
           <w:sz w:val="24"/>
@@ -5324,6 +6436,7 @@
         <w:lastRenderedPageBreak/>
         <w:t>4.3.2. Karbantartási funkciók (CRUD)</w:t>
       </w:r>
+      <w:bookmarkEnd w:id="9"/>
     </w:p>
     <w:tbl>
       <w:tblPr>
@@ -5338,10 +6451,10 @@
         <w:tblLook w:val="04A0" w:firstRow="1" w:lastRow="0" w:firstColumn="1" w:lastColumn="0" w:noHBand="0" w:noVBand="1"/>
       </w:tblPr>
       <w:tblGrid>
-        <w:gridCol w:w="927"/>
-        <w:gridCol w:w="2251"/>
-        <w:gridCol w:w="2011"/>
-        <w:gridCol w:w="3867"/>
+        <w:gridCol w:w="1002"/>
+        <w:gridCol w:w="1877"/>
+        <w:gridCol w:w="1742"/>
+        <w:gridCol w:w="4435"/>
       </w:tblGrid>
       <w:tr>
         <w:trPr>
@@ -5364,10 +6477,18 @@
             <w:pPr>
               <w:spacing w:after="480"/>
               <w:jc w:val="both"/>
+              <w:rPr>
+                <w:rFonts w:cstheme="minorHAnsi"/>
+                <w:sz w:val="24"/>
+                <w:szCs w:val="24"/>
+              </w:rPr>
             </w:pPr>
             <w:r>
               <w:rPr>
                 <w:rStyle w:val="Kiemels2"/>
+                <w:rFonts w:cstheme="minorHAnsi"/>
+                <w:sz w:val="24"/>
+                <w:szCs w:val="24"/>
               </w:rPr>
               <w:t>Metódus</w:t>
             </w:r>
@@ -5389,10 +6510,18 @@
             <w:pPr>
               <w:spacing w:after="480"/>
               <w:jc w:val="both"/>
+              <w:rPr>
+                <w:rFonts w:cstheme="minorHAnsi"/>
+                <w:sz w:val="24"/>
+                <w:szCs w:val="24"/>
+              </w:rPr>
             </w:pPr>
             <w:r>
               <w:rPr>
                 <w:rStyle w:val="Kiemels2"/>
+                <w:rFonts w:cstheme="minorHAnsi"/>
+                <w:sz w:val="24"/>
+                <w:szCs w:val="24"/>
               </w:rPr>
               <w:t>Végpont</w:t>
             </w:r>
@@ -5414,10 +6543,18 @@
             <w:pPr>
               <w:spacing w:after="480"/>
               <w:jc w:val="both"/>
+              <w:rPr>
+                <w:rFonts w:cstheme="minorHAnsi"/>
+                <w:sz w:val="24"/>
+                <w:szCs w:val="24"/>
+              </w:rPr>
             </w:pPr>
             <w:r>
               <w:rPr>
                 <w:rStyle w:val="Kiemels2"/>
+                <w:rFonts w:cstheme="minorHAnsi"/>
+                <w:sz w:val="24"/>
+                <w:szCs w:val="24"/>
               </w:rPr>
               <w:t>Kontroller</w:t>
             </w:r>
@@ -5439,10 +6576,18 @@
             <w:pPr>
               <w:spacing w:after="480"/>
               <w:jc w:val="both"/>
+              <w:rPr>
+                <w:rFonts w:cstheme="minorHAnsi"/>
+                <w:sz w:val="24"/>
+                <w:szCs w:val="24"/>
+              </w:rPr>
             </w:pPr>
             <w:r>
               <w:rPr>
                 <w:rStyle w:val="Kiemels2"/>
+                <w:rFonts w:cstheme="minorHAnsi"/>
+                <w:sz w:val="24"/>
+                <w:szCs w:val="24"/>
               </w:rPr>
               <w:t>Leírás</w:t>
             </w:r>
@@ -5469,11 +6614,19 @@
             <w:pPr>
               <w:spacing w:after="480"/>
               <w:jc w:val="both"/>
+              <w:rPr>
+                <w:rFonts w:cstheme="minorHAnsi"/>
+                <w:sz w:val="24"/>
+                <w:szCs w:val="24"/>
+              </w:rPr>
             </w:pPr>
             <w:r>
               <w:rPr>
+                <w:rFonts w:cstheme="minorHAnsi"/>
                 <w:b/>
                 <w:bCs/>
+                <w:sz w:val="24"/>
+                <w:szCs w:val="24"/>
               </w:rPr>
               <w:t>GET</w:t>
             </w:r>
@@ -5495,11 +6648,18 @@
             <w:pPr>
               <w:spacing w:after="480"/>
               <w:jc w:val="both"/>
+              <w:rPr>
+                <w:rFonts w:cstheme="minorHAnsi"/>
+                <w:sz w:val="24"/>
+                <w:szCs w:val="24"/>
+              </w:rPr>
             </w:pPr>
             <w:r>
               <w:rPr>
                 <w:rStyle w:val="HTML-kd"/>
-                <w:rFonts w:eastAsiaTheme="majorEastAsia"/>
+                <w:rFonts w:asciiTheme="minorHAnsi" w:eastAsiaTheme="majorEastAsia" w:hAnsiTheme="minorHAnsi" w:cstheme="minorHAnsi"/>
+                <w:sz w:val="24"/>
+                <w:szCs w:val="24"/>
               </w:rPr>
               <w:t>/</w:t>
             </w:r>
@@ -5507,7 +6667,9 @@
             <w:r>
               <w:rPr>
                 <w:rStyle w:val="HTML-kd"/>
-                <w:rFonts w:eastAsiaTheme="majorEastAsia"/>
+                <w:rFonts w:asciiTheme="minorHAnsi" w:eastAsiaTheme="majorEastAsia" w:hAnsiTheme="minorHAnsi" w:cstheme="minorHAnsi"/>
+                <w:sz w:val="24"/>
+                <w:szCs w:val="24"/>
               </w:rPr>
               <w:t>api</w:t>
             </w:r>
@@ -5515,7 +6677,9 @@
             <w:r>
               <w:rPr>
                 <w:rStyle w:val="HTML-kd"/>
-                <w:rFonts w:eastAsiaTheme="majorEastAsia"/>
+                <w:rFonts w:asciiTheme="minorHAnsi" w:eastAsiaTheme="majorEastAsia" w:hAnsiTheme="minorHAnsi" w:cstheme="minorHAnsi"/>
+                <w:sz w:val="24"/>
+                <w:szCs w:val="24"/>
               </w:rPr>
               <w:t>/</w:t>
             </w:r>
@@ -5523,7 +6687,9 @@
             <w:r>
               <w:rPr>
                 <w:rStyle w:val="HTML-kd"/>
-                <w:rFonts w:eastAsiaTheme="majorEastAsia"/>
+                <w:rFonts w:asciiTheme="minorHAnsi" w:eastAsiaTheme="majorEastAsia" w:hAnsiTheme="minorHAnsi" w:cstheme="minorHAnsi"/>
+                <w:sz w:val="24"/>
+                <w:szCs w:val="24"/>
               </w:rPr>
               <w:t>tanarok</w:t>
             </w:r>
@@ -5546,12 +6712,19 @@
             <w:pPr>
               <w:spacing w:after="480"/>
               <w:jc w:val="both"/>
+              <w:rPr>
+                <w:rFonts w:cstheme="minorHAnsi"/>
+                <w:sz w:val="24"/>
+                <w:szCs w:val="24"/>
+              </w:rPr>
             </w:pPr>
             <w:proofErr w:type="spellStart"/>
             <w:r>
               <w:rPr>
                 <w:rStyle w:val="HTML-kd"/>
-                <w:rFonts w:eastAsiaTheme="majorEastAsia"/>
+                <w:rFonts w:asciiTheme="minorHAnsi" w:eastAsiaTheme="majorEastAsia" w:hAnsiTheme="minorHAnsi" w:cstheme="minorHAnsi"/>
+                <w:sz w:val="24"/>
+                <w:szCs w:val="24"/>
               </w:rPr>
               <w:t>TanarController</w:t>
             </w:r>
@@ -5574,8 +6747,18 @@
             <w:pPr>
               <w:spacing w:after="480"/>
               <w:jc w:val="both"/>
+              <w:rPr>
+                <w:rFonts w:cstheme="minorHAnsi"/>
+                <w:sz w:val="24"/>
+                <w:szCs w:val="24"/>
+              </w:rPr>
             </w:pPr>
             <w:r>
+              <w:rPr>
+                <w:rFonts w:cstheme="minorHAnsi"/>
+                <w:sz w:val="24"/>
+                <w:szCs w:val="24"/>
+              </w:rPr>
               <w:t>Az összes tanár listázása statisztikai választáshoz.</w:t>
             </w:r>
           </w:p>
@@ -5601,11 +6784,19 @@
             <w:pPr>
               <w:spacing w:after="480"/>
               <w:jc w:val="both"/>
+              <w:rPr>
+                <w:rFonts w:cstheme="minorHAnsi"/>
+                <w:sz w:val="24"/>
+                <w:szCs w:val="24"/>
+              </w:rPr>
             </w:pPr>
             <w:r>
               <w:rPr>
+                <w:rFonts w:cstheme="minorHAnsi"/>
                 <w:b/>
                 <w:bCs/>
+                <w:sz w:val="24"/>
+                <w:szCs w:val="24"/>
               </w:rPr>
               <w:t>GET</w:t>
             </w:r>
@@ -5627,11 +6818,18 @@
             <w:pPr>
               <w:spacing w:after="480"/>
               <w:jc w:val="both"/>
+              <w:rPr>
+                <w:rFonts w:cstheme="minorHAnsi"/>
+                <w:sz w:val="24"/>
+                <w:szCs w:val="24"/>
+              </w:rPr>
             </w:pPr>
             <w:r>
               <w:rPr>
                 <w:rStyle w:val="HTML-kd"/>
-                <w:rFonts w:eastAsiaTheme="majorEastAsia"/>
+                <w:rFonts w:asciiTheme="minorHAnsi" w:eastAsiaTheme="majorEastAsia" w:hAnsiTheme="minorHAnsi" w:cstheme="minorHAnsi"/>
+                <w:sz w:val="24"/>
+                <w:szCs w:val="24"/>
               </w:rPr>
               <w:t>/</w:t>
             </w:r>
@@ -5639,7 +6837,9 @@
             <w:r>
               <w:rPr>
                 <w:rStyle w:val="HTML-kd"/>
-                <w:rFonts w:eastAsiaTheme="majorEastAsia"/>
+                <w:rFonts w:asciiTheme="minorHAnsi" w:eastAsiaTheme="majorEastAsia" w:hAnsiTheme="minorHAnsi" w:cstheme="minorHAnsi"/>
+                <w:sz w:val="24"/>
+                <w:szCs w:val="24"/>
               </w:rPr>
               <w:t>api</w:t>
             </w:r>
@@ -5647,7 +6847,9 @@
             <w:r>
               <w:rPr>
                 <w:rStyle w:val="HTML-kd"/>
-                <w:rFonts w:eastAsiaTheme="majorEastAsia"/>
+                <w:rFonts w:asciiTheme="minorHAnsi" w:eastAsiaTheme="majorEastAsia" w:hAnsiTheme="minorHAnsi" w:cstheme="minorHAnsi"/>
+                <w:sz w:val="24"/>
+                <w:szCs w:val="24"/>
               </w:rPr>
               <w:t>/</w:t>
             </w:r>
@@ -5655,7 +6857,9 @@
             <w:r>
               <w:rPr>
                 <w:rStyle w:val="HTML-kd"/>
-                <w:rFonts w:eastAsiaTheme="majorEastAsia"/>
+                <w:rFonts w:asciiTheme="minorHAnsi" w:eastAsiaTheme="majorEastAsia" w:hAnsiTheme="minorHAnsi" w:cstheme="minorHAnsi"/>
+                <w:sz w:val="24"/>
+                <w:szCs w:val="24"/>
               </w:rPr>
               <w:t>kerdesek</w:t>
             </w:r>
@@ -5678,12 +6882,19 @@
             <w:pPr>
               <w:spacing w:after="480"/>
               <w:jc w:val="both"/>
+              <w:rPr>
+                <w:rFonts w:cstheme="minorHAnsi"/>
+                <w:sz w:val="24"/>
+                <w:szCs w:val="24"/>
+              </w:rPr>
             </w:pPr>
             <w:proofErr w:type="spellStart"/>
             <w:r>
               <w:rPr>
                 <w:rStyle w:val="HTML-kd"/>
-                <w:rFonts w:eastAsiaTheme="majorEastAsia"/>
+                <w:rFonts w:asciiTheme="minorHAnsi" w:eastAsiaTheme="majorEastAsia" w:hAnsiTheme="minorHAnsi" w:cstheme="minorHAnsi"/>
+                <w:sz w:val="24"/>
+                <w:szCs w:val="24"/>
               </w:rPr>
               <w:t>KerdesController</w:t>
             </w:r>
@@ -5706,8 +6917,18 @@
             <w:pPr>
               <w:spacing w:after="480"/>
               <w:jc w:val="both"/>
+              <w:rPr>
+                <w:rFonts w:cstheme="minorHAnsi"/>
+                <w:sz w:val="24"/>
+                <w:szCs w:val="24"/>
+              </w:rPr>
             </w:pPr>
             <w:r>
+              <w:rPr>
+                <w:rFonts w:cstheme="minorHAnsi"/>
+                <w:sz w:val="24"/>
+                <w:szCs w:val="24"/>
+              </w:rPr>
               <w:t>Az adatbázisban szereplő összes kérdés lekérése.</w:t>
             </w:r>
           </w:p>
@@ -5733,11 +6954,19 @@
             <w:pPr>
               <w:spacing w:after="480"/>
               <w:jc w:val="both"/>
+              <w:rPr>
+                <w:rFonts w:cstheme="minorHAnsi"/>
+                <w:sz w:val="24"/>
+                <w:szCs w:val="24"/>
+              </w:rPr>
             </w:pPr>
             <w:r>
               <w:rPr>
+                <w:rFonts w:cstheme="minorHAnsi"/>
                 <w:b/>
                 <w:bCs/>
+                <w:sz w:val="24"/>
+                <w:szCs w:val="24"/>
               </w:rPr>
               <w:t>POST</w:t>
             </w:r>
@@ -5759,11 +6988,18 @@
             <w:pPr>
               <w:spacing w:after="480"/>
               <w:jc w:val="both"/>
+              <w:rPr>
+                <w:rFonts w:cstheme="minorHAnsi"/>
+                <w:sz w:val="24"/>
+                <w:szCs w:val="24"/>
+              </w:rPr>
             </w:pPr>
             <w:r>
               <w:rPr>
                 <w:rStyle w:val="HTML-kd"/>
-                <w:rFonts w:eastAsiaTheme="majorEastAsia"/>
+                <w:rFonts w:asciiTheme="minorHAnsi" w:eastAsiaTheme="majorEastAsia" w:hAnsiTheme="minorHAnsi" w:cstheme="minorHAnsi"/>
+                <w:sz w:val="24"/>
+                <w:szCs w:val="24"/>
               </w:rPr>
               <w:t>/</w:t>
             </w:r>
@@ -5771,7 +7007,9 @@
             <w:r>
               <w:rPr>
                 <w:rStyle w:val="HTML-kd"/>
-                <w:rFonts w:eastAsiaTheme="majorEastAsia"/>
+                <w:rFonts w:asciiTheme="minorHAnsi" w:eastAsiaTheme="majorEastAsia" w:hAnsiTheme="minorHAnsi" w:cstheme="minorHAnsi"/>
+                <w:sz w:val="24"/>
+                <w:szCs w:val="24"/>
               </w:rPr>
               <w:t>api</w:t>
             </w:r>
@@ -5779,7 +7017,9 @@
             <w:r>
               <w:rPr>
                 <w:rStyle w:val="HTML-kd"/>
-                <w:rFonts w:eastAsiaTheme="majorEastAsia"/>
+                <w:rFonts w:asciiTheme="minorHAnsi" w:eastAsiaTheme="majorEastAsia" w:hAnsiTheme="minorHAnsi" w:cstheme="minorHAnsi"/>
+                <w:sz w:val="24"/>
+                <w:szCs w:val="24"/>
               </w:rPr>
               <w:t>/</w:t>
             </w:r>
@@ -5787,7 +7027,9 @@
             <w:r>
               <w:rPr>
                 <w:rStyle w:val="HTML-kd"/>
-                <w:rFonts w:eastAsiaTheme="majorEastAsia"/>
+                <w:rFonts w:asciiTheme="minorHAnsi" w:eastAsiaTheme="majorEastAsia" w:hAnsiTheme="minorHAnsi" w:cstheme="minorHAnsi"/>
+                <w:sz w:val="24"/>
+                <w:szCs w:val="24"/>
               </w:rPr>
               <w:t>kerdesek</w:t>
             </w:r>
@@ -5810,12 +7052,19 @@
             <w:pPr>
               <w:spacing w:after="480"/>
               <w:jc w:val="both"/>
+              <w:rPr>
+                <w:rFonts w:cstheme="minorHAnsi"/>
+                <w:sz w:val="24"/>
+                <w:szCs w:val="24"/>
+              </w:rPr>
             </w:pPr>
             <w:proofErr w:type="spellStart"/>
             <w:r>
               <w:rPr>
                 <w:rStyle w:val="HTML-kd"/>
-                <w:rFonts w:eastAsiaTheme="majorEastAsia"/>
+                <w:rFonts w:asciiTheme="minorHAnsi" w:eastAsiaTheme="majorEastAsia" w:hAnsiTheme="minorHAnsi" w:cstheme="minorHAnsi"/>
+                <w:sz w:val="24"/>
+                <w:szCs w:val="24"/>
               </w:rPr>
               <w:t>KerdesController</w:t>
             </w:r>
@@ -5838,8 +7087,18 @@
             <w:pPr>
               <w:spacing w:after="480"/>
               <w:jc w:val="both"/>
+              <w:rPr>
+                <w:rFonts w:cstheme="minorHAnsi"/>
+                <w:sz w:val="24"/>
+                <w:szCs w:val="24"/>
+              </w:rPr>
             </w:pPr>
             <w:r>
+              <w:rPr>
+                <w:rFonts w:cstheme="minorHAnsi"/>
+                <w:sz w:val="24"/>
+                <w:szCs w:val="24"/>
+              </w:rPr>
               <w:t>Új kérdés rögzítése (szöveg és típus megadása).</w:t>
             </w:r>
           </w:p>
@@ -5865,11 +7124,19 @@
             <w:pPr>
               <w:spacing w:after="480"/>
               <w:jc w:val="both"/>
+              <w:rPr>
+                <w:rFonts w:cstheme="minorHAnsi"/>
+                <w:sz w:val="24"/>
+                <w:szCs w:val="24"/>
+              </w:rPr>
             </w:pPr>
             <w:r>
               <w:rPr>
+                <w:rFonts w:cstheme="minorHAnsi"/>
                 <w:b/>
                 <w:bCs/>
+                <w:sz w:val="24"/>
+                <w:szCs w:val="24"/>
               </w:rPr>
               <w:t>PUT</w:t>
             </w:r>
@@ -5891,11 +7158,18 @@
             <w:pPr>
               <w:spacing w:after="480"/>
               <w:jc w:val="both"/>
+              <w:rPr>
+                <w:rFonts w:cstheme="minorHAnsi"/>
+                <w:sz w:val="24"/>
+                <w:szCs w:val="24"/>
+              </w:rPr>
             </w:pPr>
             <w:r>
               <w:rPr>
                 <w:rStyle w:val="HTML-kd"/>
-                <w:rFonts w:eastAsiaTheme="majorEastAsia"/>
+                <w:rFonts w:asciiTheme="minorHAnsi" w:eastAsiaTheme="majorEastAsia" w:hAnsiTheme="minorHAnsi" w:cstheme="minorHAnsi"/>
+                <w:sz w:val="24"/>
+                <w:szCs w:val="24"/>
               </w:rPr>
               <w:t>/</w:t>
             </w:r>
@@ -5903,7 +7177,9 @@
             <w:r>
               <w:rPr>
                 <w:rStyle w:val="HTML-kd"/>
-                <w:rFonts w:eastAsiaTheme="majorEastAsia"/>
+                <w:rFonts w:asciiTheme="minorHAnsi" w:eastAsiaTheme="majorEastAsia" w:hAnsiTheme="minorHAnsi" w:cstheme="minorHAnsi"/>
+                <w:sz w:val="24"/>
+                <w:szCs w:val="24"/>
               </w:rPr>
               <w:t>api</w:t>
             </w:r>
@@ -5911,7 +7187,9 @@
             <w:r>
               <w:rPr>
                 <w:rStyle w:val="HTML-kd"/>
-                <w:rFonts w:eastAsiaTheme="majorEastAsia"/>
+                <w:rFonts w:asciiTheme="minorHAnsi" w:eastAsiaTheme="majorEastAsia" w:hAnsiTheme="minorHAnsi" w:cstheme="minorHAnsi"/>
+                <w:sz w:val="24"/>
+                <w:szCs w:val="24"/>
               </w:rPr>
               <w:t>/</w:t>
             </w:r>
@@ -5919,7 +7197,9 @@
             <w:r>
               <w:rPr>
                 <w:rStyle w:val="HTML-kd"/>
-                <w:rFonts w:eastAsiaTheme="majorEastAsia"/>
+                <w:rFonts w:asciiTheme="minorHAnsi" w:eastAsiaTheme="majorEastAsia" w:hAnsiTheme="minorHAnsi" w:cstheme="minorHAnsi"/>
+                <w:sz w:val="24"/>
+                <w:szCs w:val="24"/>
               </w:rPr>
               <w:t>kerdesek</w:t>
             </w:r>
@@ -5927,7 +7207,9 @@
             <w:r>
               <w:rPr>
                 <w:rStyle w:val="HTML-kd"/>
-                <w:rFonts w:eastAsiaTheme="majorEastAsia"/>
+                <w:rFonts w:asciiTheme="minorHAnsi" w:eastAsiaTheme="majorEastAsia" w:hAnsiTheme="minorHAnsi" w:cstheme="minorHAnsi"/>
+                <w:sz w:val="24"/>
+                <w:szCs w:val="24"/>
               </w:rPr>
               <w:t>/{</w:t>
             </w:r>
@@ -5935,7 +7217,9 @@
             <w:r>
               <w:rPr>
                 <w:rStyle w:val="HTML-kd"/>
-                <w:rFonts w:eastAsiaTheme="majorEastAsia"/>
+                <w:rFonts w:asciiTheme="minorHAnsi" w:eastAsiaTheme="majorEastAsia" w:hAnsiTheme="minorHAnsi" w:cstheme="minorHAnsi"/>
+                <w:sz w:val="24"/>
+                <w:szCs w:val="24"/>
               </w:rPr>
               <w:t>id</w:t>
             </w:r>
@@ -5943,7 +7227,9 @@
             <w:r>
               <w:rPr>
                 <w:rStyle w:val="HTML-kd"/>
-                <w:rFonts w:eastAsiaTheme="majorEastAsia"/>
+                <w:rFonts w:asciiTheme="minorHAnsi" w:eastAsiaTheme="majorEastAsia" w:hAnsiTheme="minorHAnsi" w:cstheme="minorHAnsi"/>
+                <w:sz w:val="24"/>
+                <w:szCs w:val="24"/>
               </w:rPr>
               <w:t>}</w:t>
             </w:r>
@@ -5965,12 +7251,19 @@
             <w:pPr>
               <w:spacing w:after="480"/>
               <w:jc w:val="both"/>
+              <w:rPr>
+                <w:rFonts w:cstheme="minorHAnsi"/>
+                <w:sz w:val="24"/>
+                <w:szCs w:val="24"/>
+              </w:rPr>
             </w:pPr>
             <w:proofErr w:type="spellStart"/>
             <w:r>
               <w:rPr>
                 <w:rStyle w:val="HTML-kd"/>
-                <w:rFonts w:eastAsiaTheme="majorEastAsia"/>
+                <w:rFonts w:asciiTheme="minorHAnsi" w:eastAsiaTheme="majorEastAsia" w:hAnsiTheme="minorHAnsi" w:cstheme="minorHAnsi"/>
+                <w:sz w:val="24"/>
+                <w:szCs w:val="24"/>
               </w:rPr>
               <w:t>KerdesController</w:t>
             </w:r>
@@ -5993,8 +7286,18 @@
             <w:pPr>
               <w:spacing w:after="480"/>
               <w:jc w:val="both"/>
+              <w:rPr>
+                <w:rFonts w:cstheme="minorHAnsi"/>
+                <w:sz w:val="24"/>
+                <w:szCs w:val="24"/>
+              </w:rPr>
             </w:pPr>
             <w:r>
+              <w:rPr>
+                <w:rFonts w:cstheme="minorHAnsi"/>
+                <w:sz w:val="24"/>
+                <w:szCs w:val="24"/>
+              </w:rPr>
               <w:t>Meglévő kérdés szövegének vagy paramétereinek módosítása.</w:t>
             </w:r>
           </w:p>
@@ -6020,11 +7323,19 @@
             <w:pPr>
               <w:spacing w:after="480"/>
               <w:jc w:val="both"/>
+              <w:rPr>
+                <w:rFonts w:cstheme="minorHAnsi"/>
+                <w:sz w:val="24"/>
+                <w:szCs w:val="24"/>
+              </w:rPr>
             </w:pPr>
             <w:r>
               <w:rPr>
+                <w:rFonts w:cstheme="minorHAnsi"/>
                 <w:b/>
                 <w:bCs/>
+                <w:sz w:val="24"/>
+                <w:szCs w:val="24"/>
               </w:rPr>
               <w:t>DELETE</w:t>
             </w:r>
@@ -6046,11 +7357,18 @@
             <w:pPr>
               <w:spacing w:after="480"/>
               <w:jc w:val="both"/>
+              <w:rPr>
+                <w:rFonts w:cstheme="minorHAnsi"/>
+                <w:sz w:val="24"/>
+                <w:szCs w:val="24"/>
+              </w:rPr>
             </w:pPr>
             <w:r>
               <w:rPr>
                 <w:rStyle w:val="HTML-kd"/>
-                <w:rFonts w:eastAsiaTheme="majorEastAsia"/>
+                <w:rFonts w:asciiTheme="minorHAnsi" w:eastAsiaTheme="majorEastAsia" w:hAnsiTheme="minorHAnsi" w:cstheme="minorHAnsi"/>
+                <w:sz w:val="24"/>
+                <w:szCs w:val="24"/>
               </w:rPr>
               <w:t>/</w:t>
             </w:r>
@@ -6058,7 +7376,9 @@
             <w:r>
               <w:rPr>
                 <w:rStyle w:val="HTML-kd"/>
-                <w:rFonts w:eastAsiaTheme="majorEastAsia"/>
+                <w:rFonts w:asciiTheme="minorHAnsi" w:eastAsiaTheme="majorEastAsia" w:hAnsiTheme="minorHAnsi" w:cstheme="minorHAnsi"/>
+                <w:sz w:val="24"/>
+                <w:szCs w:val="24"/>
               </w:rPr>
               <w:t>api</w:t>
             </w:r>
@@ -6066,7 +7386,9 @@
             <w:r>
               <w:rPr>
                 <w:rStyle w:val="HTML-kd"/>
-                <w:rFonts w:eastAsiaTheme="majorEastAsia"/>
+                <w:rFonts w:asciiTheme="minorHAnsi" w:eastAsiaTheme="majorEastAsia" w:hAnsiTheme="minorHAnsi" w:cstheme="minorHAnsi"/>
+                <w:sz w:val="24"/>
+                <w:szCs w:val="24"/>
               </w:rPr>
               <w:t>/</w:t>
             </w:r>
@@ -6074,7 +7396,9 @@
             <w:r>
               <w:rPr>
                 <w:rStyle w:val="HTML-kd"/>
-                <w:rFonts w:eastAsiaTheme="majorEastAsia"/>
+                <w:rFonts w:asciiTheme="minorHAnsi" w:eastAsiaTheme="majorEastAsia" w:hAnsiTheme="minorHAnsi" w:cstheme="minorHAnsi"/>
+                <w:sz w:val="24"/>
+                <w:szCs w:val="24"/>
               </w:rPr>
               <w:t>kerdesek</w:t>
             </w:r>
@@ -6082,7 +7406,9 @@
             <w:r>
               <w:rPr>
                 <w:rStyle w:val="HTML-kd"/>
-                <w:rFonts w:eastAsiaTheme="majorEastAsia"/>
+                <w:rFonts w:asciiTheme="minorHAnsi" w:eastAsiaTheme="majorEastAsia" w:hAnsiTheme="minorHAnsi" w:cstheme="minorHAnsi"/>
+                <w:sz w:val="24"/>
+                <w:szCs w:val="24"/>
               </w:rPr>
               <w:t>/{</w:t>
             </w:r>
@@ -6090,7 +7416,9 @@
             <w:r>
               <w:rPr>
                 <w:rStyle w:val="HTML-kd"/>
-                <w:rFonts w:eastAsiaTheme="majorEastAsia"/>
+                <w:rFonts w:asciiTheme="minorHAnsi" w:eastAsiaTheme="majorEastAsia" w:hAnsiTheme="minorHAnsi" w:cstheme="minorHAnsi"/>
+                <w:sz w:val="24"/>
+                <w:szCs w:val="24"/>
               </w:rPr>
               <w:t>id</w:t>
             </w:r>
@@ -6098,7 +7426,9 @@
             <w:r>
               <w:rPr>
                 <w:rStyle w:val="HTML-kd"/>
-                <w:rFonts w:eastAsiaTheme="majorEastAsia"/>
+                <w:rFonts w:asciiTheme="minorHAnsi" w:eastAsiaTheme="majorEastAsia" w:hAnsiTheme="minorHAnsi" w:cstheme="minorHAnsi"/>
+                <w:sz w:val="24"/>
+                <w:szCs w:val="24"/>
               </w:rPr>
               <w:t>}</w:t>
             </w:r>
@@ -6120,12 +7450,19 @@
             <w:pPr>
               <w:spacing w:after="480"/>
               <w:jc w:val="both"/>
+              <w:rPr>
+                <w:rFonts w:cstheme="minorHAnsi"/>
+                <w:sz w:val="24"/>
+                <w:szCs w:val="24"/>
+              </w:rPr>
             </w:pPr>
             <w:proofErr w:type="spellStart"/>
             <w:r>
               <w:rPr>
                 <w:rStyle w:val="HTML-kd"/>
-                <w:rFonts w:eastAsiaTheme="majorEastAsia"/>
+                <w:rFonts w:asciiTheme="minorHAnsi" w:eastAsiaTheme="majorEastAsia" w:hAnsiTheme="minorHAnsi" w:cstheme="minorHAnsi"/>
+                <w:sz w:val="24"/>
+                <w:szCs w:val="24"/>
               </w:rPr>
               <w:t>KerdesController</w:t>
             </w:r>
@@ -6148,8 +7485,18 @@
             <w:pPr>
               <w:spacing w:after="480"/>
               <w:jc w:val="both"/>
+              <w:rPr>
+                <w:rFonts w:cstheme="minorHAnsi"/>
+                <w:sz w:val="24"/>
+                <w:szCs w:val="24"/>
+              </w:rPr>
             </w:pPr>
             <w:r>
+              <w:rPr>
+                <w:rFonts w:cstheme="minorHAnsi"/>
+                <w:sz w:val="24"/>
+                <w:szCs w:val="24"/>
+              </w:rPr>
               <w:t>Kérdés végleges törlése.</w:t>
             </w:r>
           </w:p>
@@ -6162,19 +7509,23 @@
         <w:ind w:left="-5"/>
         <w:jc w:val="both"/>
         <w:rPr>
+          <w:rFonts w:asciiTheme="minorHAnsi" w:hAnsiTheme="minorHAnsi" w:cstheme="minorHAnsi"/>
           <w:color w:val="auto"/>
           <w:sz w:val="24"/>
           <w:szCs w:val="24"/>
         </w:rPr>
       </w:pPr>
-      <w:r>
-        <w:rPr>
+      <w:bookmarkStart w:id="10" w:name="_Toc227310378"/>
+      <w:r>
+        <w:rPr>
+          <w:rFonts w:asciiTheme="minorHAnsi" w:hAnsiTheme="minorHAnsi" w:cstheme="minorHAnsi"/>
           <w:color w:val="auto"/>
           <w:sz w:val="24"/>
           <w:szCs w:val="24"/>
         </w:rPr>
         <w:t>Adatintegritási szabály a törléshez:</w:t>
       </w:r>
+      <w:bookmarkEnd w:id="10"/>
     </w:p>
     <w:p>
       <w:pPr>
@@ -6190,6 +7541,7 @@
           <w:szCs w:val="24"/>
         </w:rPr>
       </w:pPr>
+      <w:bookmarkStart w:id="11" w:name="_Toc227310379"/>
       <w:r>
         <w:rPr>
           <w:rFonts w:asciiTheme="minorHAnsi" w:hAnsiTheme="minorHAnsi" w:cstheme="minorHAnsi"/>
@@ -6253,6 +7605,7 @@
         </w:rPr>
         <w:t xml:space="preserve"> táblában:</w:t>
       </w:r>
+      <w:bookmarkEnd w:id="11"/>
     </w:p>
     <w:p>
       <w:pPr>
@@ -6340,17 +7693,21 @@
         <w:ind w:left="-5"/>
         <w:jc w:val="both"/>
         <w:rPr>
-          <w:sz w:val="24"/>
-          <w:szCs w:val="24"/>
-        </w:rPr>
-      </w:pPr>
-      <w:r>
-        <w:rPr>
+          <w:rFonts w:asciiTheme="minorHAnsi" w:hAnsiTheme="minorHAnsi" w:cstheme="minorHAnsi"/>
+          <w:sz w:val="24"/>
+          <w:szCs w:val="24"/>
+        </w:rPr>
+      </w:pPr>
+      <w:bookmarkStart w:id="12" w:name="_Toc227310380"/>
+      <w:r>
+        <w:rPr>
+          <w:rFonts w:asciiTheme="minorHAnsi" w:hAnsiTheme="minorHAnsi" w:cstheme="minorHAnsi"/>
           <w:sz w:val="24"/>
           <w:szCs w:val="24"/>
         </w:rPr>
         <w:t>4.3.3. Segéd-erőforrások</w:t>
       </w:r>
+      <w:bookmarkEnd w:id="12"/>
     </w:p>
     <w:p>
       <w:pPr>
@@ -6481,7 +7838,6 @@
           <w:lang w:eastAsia="hu-HU"/>
         </w:rPr>
       </w:pPr>
-      <w:bookmarkStart w:id="4" w:name="_Toc226973209"/>
       <w:r>
         <w:rPr>
           <w:rFonts w:ascii="Calibri" w:eastAsia="Calibri" w:hAnsi="Calibri" w:cs="Calibri"/>
@@ -6495,7 +7851,30 @@
     <w:p>
       <w:pPr>
         <w:pStyle w:val="Cmsor1"/>
+        <w:spacing w:before="0" w:after="225"/>
+        <w:ind w:left="-5" w:hanging="10"/>
         <w:jc w:val="both"/>
+        <w:rPr>
+          <w:rFonts w:ascii="Calibri" w:eastAsia="Calibri" w:hAnsi="Calibri" w:cs="Calibri"/>
+          <w:color w:val="0F4761"/>
+          <w:sz w:val="36"/>
+          <w:szCs w:val="22"/>
+          <w:lang w:eastAsia="hu-HU"/>
+        </w:rPr>
+      </w:pPr>
+      <w:bookmarkStart w:id="13" w:name="_Toc227310381"/>
+      <w:r>
+        <w:rPr>
+          <w:rFonts w:ascii="Calibri" w:eastAsia="Calibri" w:hAnsi="Calibri" w:cs="Calibri"/>
+          <w:color w:val="0F4761"/>
+          <w:sz w:val="36"/>
+          <w:szCs w:val="22"/>
+          <w:lang w:eastAsia="hu-HU"/>
+        </w:rPr>
+        <w:lastRenderedPageBreak/>
+        <w:t xml:space="preserve">5. </w:t>
+      </w:r>
+      <w:r>
         <w:rPr>
           <w:rFonts w:ascii="Segoe UI Emoji" w:eastAsia="Calibri" w:hAnsi="Segoe UI Emoji" w:cs="Segoe UI Emoji"/>
           <w:color w:val="0F4761"/>
@@ -6503,7 +7882,8 @@
           <w:szCs w:val="22"/>
           <w:lang w:eastAsia="hu-HU"/>
         </w:rPr>
-      </w:pPr>
+        <w:t>🧪</w:t>
+      </w:r>
       <w:r>
         <w:rPr>
           <w:rFonts w:ascii="Calibri" w:eastAsia="Calibri" w:hAnsi="Calibri" w:cs="Calibri"/>
@@ -6512,18 +7892,17 @@
           <w:szCs w:val="22"/>
           <w:lang w:eastAsia="hu-HU"/>
         </w:rPr>
-        <w:lastRenderedPageBreak/>
-        <w:t xml:space="preserve">5. </w:t>
-      </w:r>
-      <w:r>
-        <w:rPr>
-          <w:rFonts w:ascii="Segoe UI Emoji" w:eastAsia="Calibri" w:hAnsi="Segoe UI Emoji" w:cs="Segoe UI Emoji"/>
+        <w:t xml:space="preserve"> Hibakezelés és Tesztelhet</w:t>
+      </w:r>
+      <w:r>
+        <w:rPr>
+          <w:rFonts w:ascii="Calibri" w:eastAsia="Calibri" w:hAnsi="Calibri" w:cs="Calibri"/>
           <w:color w:val="0F4761"/>
           <w:sz w:val="36"/>
           <w:szCs w:val="22"/>
           <w:lang w:eastAsia="hu-HU"/>
         </w:rPr>
-        <w:t>🧪</w:t>
+        <w:t>ő</w:t>
       </w:r>
       <w:r>
         <w:rPr>
@@ -6533,29 +7912,9 @@
           <w:szCs w:val="22"/>
           <w:lang w:eastAsia="hu-HU"/>
         </w:rPr>
-        <w:t xml:space="preserve"> Hibakezelés és Tesztelhet</w:t>
-      </w:r>
-      <w:r>
-        <w:rPr>
-          <w:rFonts w:ascii="Calibri" w:eastAsia="Calibri" w:hAnsi="Calibri" w:cs="Calibri"/>
-          <w:color w:val="0F4761"/>
-          <w:sz w:val="36"/>
-          <w:szCs w:val="22"/>
-          <w:lang w:eastAsia="hu-HU"/>
-        </w:rPr>
-        <w:t>ő</w:t>
-      </w:r>
-      <w:r>
-        <w:rPr>
-          <w:rFonts w:ascii="Calibri" w:eastAsia="Calibri" w:hAnsi="Calibri" w:cs="Calibri"/>
-          <w:color w:val="0F4761"/>
-          <w:sz w:val="36"/>
-          <w:szCs w:val="22"/>
-          <w:lang w:eastAsia="hu-HU"/>
-        </w:rPr>
         <w:t>ség</w:t>
       </w:r>
-      <w:bookmarkEnd w:id="4"/>
+      <w:bookmarkEnd w:id="13"/>
     </w:p>
     <w:p>
       <w:pPr>
@@ -6980,7 +8339,7 @@
         <w:spacing w:after="0" w:line="240" w:lineRule="auto"/>
         <w:jc w:val="both"/>
         <w:rPr>
-          <w:rFonts w:ascii="Times New Roman" w:eastAsia="Times New Roman" w:hAnsi="Times New Roman" w:cs="Times New Roman"/>
+          <w:rFonts w:eastAsia="Times New Roman" w:cstheme="minorHAnsi"/>
           <w:sz w:val="24"/>
           <w:szCs w:val="24"/>
           <w:lang w:eastAsia="hu-HU"/>
@@ -6994,7 +8353,7 @@
         <w:jc w:val="both"/>
         <w:textAlignment w:val="baseline"/>
         <w:rPr>
-          <w:rFonts w:ascii="Calibri" w:eastAsia="Times New Roman" w:hAnsi="Calibri" w:cs="Calibri"/>
+          <w:rFonts w:eastAsia="Times New Roman" w:cstheme="minorHAnsi"/>
           <w:color w:val="000000"/>
           <w:sz w:val="24"/>
           <w:szCs w:val="24"/>
@@ -7015,7 +8374,7 @@
       </w:r>
       <w:r>
         <w:rPr>
-          <w:rFonts w:ascii="Calibri" w:eastAsia="Times New Roman" w:hAnsi="Calibri" w:cs="Calibri"/>
+          <w:rFonts w:eastAsia="Times New Roman" w:cstheme="minorHAnsi"/>
           <w:b/>
           <w:bCs/>
           <w:color w:val="000000"/>
@@ -7033,16 +8392,16 @@
         <w:jc w:val="both"/>
         <w:textAlignment w:val="baseline"/>
         <w:rPr>
-          <w:rFonts w:ascii="Calibri" w:eastAsia="Times New Roman" w:hAnsi="Calibri" w:cs="Calibri"/>
-          <w:color w:val="000000"/>
-          <w:sz w:val="24"/>
-          <w:szCs w:val="24"/>
-          <w:lang w:eastAsia="hu-HU"/>
-        </w:rPr>
-      </w:pPr>
-      <w:r>
-        <w:rPr>
-          <w:rFonts w:ascii="Calibri" w:eastAsia="Times New Roman" w:hAnsi="Calibri" w:cs="Calibri"/>
+          <w:rFonts w:eastAsia="Times New Roman" w:cstheme="minorHAnsi"/>
+          <w:color w:val="000000"/>
+          <w:sz w:val="24"/>
+          <w:szCs w:val="24"/>
+          <w:lang w:eastAsia="hu-HU"/>
+        </w:rPr>
+      </w:pPr>
+      <w:r>
+        <w:rPr>
+          <w:rFonts w:eastAsia="Times New Roman" w:cstheme="minorHAnsi"/>
           <w:b/>
           <w:bCs/>
           <w:color w:val="000000"/>
@@ -7054,7 +8413,7 @@
       </w:r>
       <w:r>
         <w:rPr>
-          <w:rFonts w:ascii="Calibri" w:eastAsia="Times New Roman" w:hAnsi="Calibri" w:cs="Calibri"/>
+          <w:rFonts w:eastAsia="Times New Roman" w:cstheme="minorHAnsi"/>
           <w:color w:val="000000"/>
           <w:sz w:val="24"/>
           <w:szCs w:val="24"/>
@@ -7065,7 +8424,7 @@
       <w:proofErr w:type="spellStart"/>
       <w:r>
         <w:rPr>
-          <w:rFonts w:ascii="Calibri" w:eastAsia="Times New Roman" w:hAnsi="Calibri" w:cs="Calibri"/>
+          <w:rFonts w:eastAsia="Times New Roman" w:cstheme="minorHAnsi"/>
           <w:color w:val="000000"/>
           <w:sz w:val="24"/>
           <w:szCs w:val="24"/>
@@ -7076,7 +8435,7 @@
       <w:proofErr w:type="spellEnd"/>
       <w:r>
         <w:rPr>
-          <w:rFonts w:ascii="Calibri" w:eastAsia="Times New Roman" w:hAnsi="Calibri" w:cs="Calibri"/>
+          <w:rFonts w:eastAsia="Times New Roman" w:cstheme="minorHAnsi"/>
           <w:color w:val="000000"/>
           <w:sz w:val="24"/>
           <w:szCs w:val="24"/>
@@ -7087,12 +8446,12 @@
       <w:proofErr w:type="spellStart"/>
       <w:r>
         <w:rPr>
-          <w:rFonts w:ascii="Arial" w:eastAsia="Times New Roman" w:hAnsi="Arial" w:cs="Arial"/>
+          <w:rFonts w:eastAsia="Times New Roman" w:cstheme="minorHAnsi"/>
           <w:i/>
           <w:iCs/>
           <w:color w:val="000000"/>
-          <w:sz w:val="20"/>
-          <w:szCs w:val="20"/>
+          <w:sz w:val="24"/>
+          <w:szCs w:val="24"/>
           <w:lang w:eastAsia="hu-HU"/>
         </w:rPr>
         <w:t>Bcrypt</w:t>
@@ -7100,7 +8459,7 @@
       <w:proofErr w:type="spellEnd"/>
       <w:r>
         <w:rPr>
-          <w:rFonts w:ascii="Calibri" w:eastAsia="Times New Roman" w:hAnsi="Calibri" w:cs="Calibri"/>
+          <w:rFonts w:eastAsia="Times New Roman" w:cstheme="minorHAnsi"/>
           <w:color w:val="000000"/>
           <w:sz w:val="24"/>
           <w:szCs w:val="24"/>
@@ -7110,7 +8469,7 @@
       </w:r>
       <w:r>
         <w:rPr>
-          <w:rFonts w:ascii="Calibri" w:eastAsia="Times New Roman" w:hAnsi="Calibri" w:cs="Calibri"/>
+          <w:rFonts w:eastAsia="Times New Roman" w:cstheme="minorHAnsi"/>
           <w:i/>
           <w:iCs/>
           <w:color w:val="000000"/>
@@ -7123,7 +8482,7 @@
       <w:proofErr w:type="spellStart"/>
       <w:r>
         <w:rPr>
-          <w:rFonts w:ascii="Calibri" w:eastAsia="Times New Roman" w:hAnsi="Calibri" w:cs="Calibri"/>
+          <w:rFonts w:eastAsia="Times New Roman" w:cstheme="minorHAnsi"/>
           <w:i/>
           <w:iCs/>
           <w:color w:val="000000"/>
@@ -7136,7 +8495,7 @@
       <w:proofErr w:type="spellEnd"/>
       <w:r>
         <w:rPr>
-          <w:rFonts w:ascii="Calibri" w:eastAsia="Times New Roman" w:hAnsi="Calibri" w:cs="Calibri"/>
+          <w:rFonts w:eastAsia="Times New Roman" w:cstheme="minorHAnsi"/>
           <w:i/>
           <w:iCs/>
           <w:color w:val="000000"/>
@@ -7148,7 +8507,7 @@
       </w:r>
       <w:r>
         <w:rPr>
-          <w:rFonts w:ascii="Calibri" w:eastAsia="Times New Roman" w:hAnsi="Calibri" w:cs="Calibri"/>
+          <w:rFonts w:eastAsia="Times New Roman" w:cstheme="minorHAnsi"/>
           <w:color w:val="000000"/>
           <w:sz w:val="24"/>
           <w:szCs w:val="24"/>
@@ -7159,7 +8518,7 @@
       <w:proofErr w:type="spellStart"/>
       <w:r>
         <w:rPr>
-          <w:rFonts w:ascii="Calibri" w:eastAsia="Times New Roman" w:hAnsi="Calibri" w:cs="Calibri"/>
+          <w:rFonts w:eastAsia="Times New Roman" w:cstheme="minorHAnsi"/>
           <w:i/>
           <w:iCs/>
           <w:color w:val="000000"/>
@@ -7172,7 +8531,7 @@
       <w:proofErr w:type="spellEnd"/>
       <w:r>
         <w:rPr>
-          <w:rFonts w:ascii="Calibri" w:eastAsia="Times New Roman" w:hAnsi="Calibri" w:cs="Calibri"/>
+          <w:rFonts w:eastAsia="Times New Roman" w:cstheme="minorHAnsi"/>
           <w:i/>
           <w:iCs/>
           <w:color w:val="000000"/>
@@ -7185,7 +8544,7 @@
       <w:proofErr w:type="spellStart"/>
       <w:r>
         <w:rPr>
-          <w:rFonts w:ascii="Calibri" w:eastAsia="Times New Roman" w:hAnsi="Calibri" w:cs="Calibri"/>
+          <w:rFonts w:eastAsia="Times New Roman" w:cstheme="minorHAnsi"/>
           <w:i/>
           <w:iCs/>
           <w:color w:val="000000"/>
@@ -7198,7 +8557,7 @@
       <w:proofErr w:type="spellEnd"/>
       <w:r>
         <w:rPr>
-          <w:rFonts w:ascii="Calibri" w:eastAsia="Times New Roman" w:hAnsi="Calibri" w:cs="Calibri"/>
+          <w:rFonts w:eastAsia="Times New Roman" w:cstheme="minorHAnsi"/>
           <w:i/>
           <w:iCs/>
           <w:color w:val="000000"/>
@@ -7211,7 +8570,7 @@
       <w:proofErr w:type="spellStart"/>
       <w:r>
         <w:rPr>
-          <w:rFonts w:ascii="Calibri" w:eastAsia="Times New Roman" w:hAnsi="Calibri" w:cs="Calibri"/>
+          <w:rFonts w:eastAsia="Times New Roman" w:cstheme="minorHAnsi"/>
           <w:i/>
           <w:iCs/>
           <w:color w:val="000000"/>
@@ -7224,7 +8583,7 @@
       <w:proofErr w:type="spellEnd"/>
       <w:r>
         <w:rPr>
-          <w:rFonts w:ascii="Calibri" w:eastAsia="Times New Roman" w:hAnsi="Calibri" w:cs="Calibri"/>
+          <w:rFonts w:eastAsia="Times New Roman" w:cstheme="minorHAnsi"/>
           <w:i/>
           <w:iCs/>
           <w:color w:val="000000"/>
@@ -7236,7 +8595,7 @@
       </w:r>
       <w:r>
         <w:rPr>
-          <w:rFonts w:ascii="Calibri" w:eastAsia="Times New Roman" w:hAnsi="Calibri" w:cs="Calibri"/>
+          <w:rFonts w:eastAsia="Times New Roman" w:cstheme="minorHAnsi"/>
           <w:color w:val="000000"/>
           <w:sz w:val="24"/>
           <w:szCs w:val="24"/>
@@ -7247,7 +8606,7 @@
       <w:proofErr w:type="spellStart"/>
       <w:r>
         <w:rPr>
-          <w:rFonts w:ascii="Calibri" w:eastAsia="Times New Roman" w:hAnsi="Calibri" w:cs="Calibri"/>
+          <w:rFonts w:eastAsia="Times New Roman" w:cstheme="minorHAnsi"/>
           <w:i/>
           <w:iCs/>
           <w:color w:val="000000"/>
@@ -7260,7 +8619,7 @@
       <w:proofErr w:type="spellEnd"/>
       <w:r>
         <w:rPr>
-          <w:rFonts w:ascii="Calibri" w:eastAsia="Times New Roman" w:hAnsi="Calibri" w:cs="Calibri"/>
+          <w:rFonts w:eastAsia="Times New Roman" w:cstheme="minorHAnsi"/>
           <w:color w:val="000000"/>
           <w:sz w:val="24"/>
           <w:szCs w:val="24"/>
@@ -7345,6 +8704,7 @@
           <w:lang w:eastAsia="hu-HU"/>
         </w:rPr>
       </w:pPr>
+      <w:bookmarkStart w:id="14" w:name="_Toc227310382"/>
       <w:r>
         <w:rPr>
           <w:rFonts w:ascii="Calibri" w:eastAsia="Calibri" w:hAnsi="Calibri" w:cs="Calibri"/>
@@ -7355,6 +8715,7 @@
         </w:rPr>
         <w:t>1. Technológiai Áttekintés</w:t>
       </w:r>
+      <w:bookmarkEnd w:id="14"/>
     </w:p>
     <w:p>
       <w:pPr>
@@ -7462,6 +8823,8 @@
         <w:rPr>
           <w:rStyle w:val="HTML-kd"/>
           <w:rFonts w:asciiTheme="minorHAnsi" w:hAnsiTheme="minorHAnsi" w:cstheme="minorHAnsi"/>
+          <w:i/>
+          <w:iCs/>
           <w:sz w:val="24"/>
           <w:szCs w:val="24"/>
         </w:rPr>
@@ -7472,6 +8835,8 @@
         <w:rPr>
           <w:rStyle w:val="HTML-kd"/>
           <w:rFonts w:asciiTheme="minorHAnsi" w:hAnsiTheme="minorHAnsi" w:cstheme="minorHAnsi"/>
+          <w:i/>
+          <w:iCs/>
           <w:sz w:val="24"/>
           <w:szCs w:val="24"/>
         </w:rPr>
@@ -7482,6 +8847,8 @@
         <w:rPr>
           <w:rStyle w:val="HTML-kd"/>
           <w:rFonts w:asciiTheme="minorHAnsi" w:hAnsiTheme="minorHAnsi" w:cstheme="minorHAnsi"/>
+          <w:i/>
+          <w:iCs/>
           <w:sz w:val="24"/>
           <w:szCs w:val="24"/>
         </w:rPr>
@@ -7499,6 +8866,8 @@
         <w:rPr>
           <w:rStyle w:val="HTML-kd"/>
           <w:rFonts w:asciiTheme="minorHAnsi" w:hAnsiTheme="minorHAnsi" w:cstheme="minorHAnsi"/>
+          <w:i/>
+          <w:iCs/>
           <w:sz w:val="24"/>
           <w:szCs w:val="24"/>
         </w:rPr>
@@ -7542,6 +8911,8 @@
       <w:r>
         <w:rPr>
           <w:rFonts w:asciiTheme="minorHAnsi" w:hAnsiTheme="minorHAnsi" w:cstheme="minorHAnsi"/>
+          <w:i/>
+          <w:iCs/>
         </w:rPr>
         <w:t>Bootstrap</w:t>
       </w:r>
@@ -7570,6 +8941,8 @@
         <w:rPr>
           <w:rStyle w:val="HTML-kd"/>
           <w:rFonts w:asciiTheme="minorHAnsi" w:hAnsiTheme="minorHAnsi" w:cstheme="minorHAnsi"/>
+          <w:i/>
+          <w:iCs/>
           <w:sz w:val="24"/>
           <w:szCs w:val="24"/>
         </w:rPr>
@@ -7580,6 +8953,8 @@
         <w:rPr>
           <w:rStyle w:val="HTML-kd"/>
           <w:rFonts w:asciiTheme="minorHAnsi" w:hAnsiTheme="minorHAnsi" w:cstheme="minorHAnsi"/>
+          <w:i/>
+          <w:iCs/>
           <w:sz w:val="24"/>
           <w:szCs w:val="24"/>
         </w:rPr>
@@ -7611,11 +8986,23 @@
           <w:b/>
           <w:bCs/>
         </w:rPr>
-        <w:t>Ikonkészlet:</w:t>
-      </w:r>
-      <w:r>
-        <w:rPr>
-          <w:rFonts w:asciiTheme="minorHAnsi" w:hAnsiTheme="minorHAnsi" w:cstheme="minorHAnsi"/>
+        <w:t>Ikonkészlet</w:t>
+      </w:r>
+      <w:r>
+        <w:rPr>
+          <w:rFonts w:asciiTheme="minorHAnsi" w:hAnsiTheme="minorHAnsi" w:cstheme="minorHAnsi"/>
+          <w:b/>
+          <w:bCs/>
+          <w:i/>
+          <w:iCs/>
+        </w:rPr>
+        <w:t>:</w:t>
+      </w:r>
+      <w:r>
+        <w:rPr>
+          <w:rFonts w:asciiTheme="minorHAnsi" w:hAnsiTheme="minorHAnsi" w:cstheme="minorHAnsi"/>
+          <w:i/>
+          <w:iCs/>
         </w:rPr>
         <w:t xml:space="preserve"> </w:t>
       </w:r>
@@ -7624,6 +9011,8 @@
         <w:rPr>
           <w:rStyle w:val="HTML-kd"/>
           <w:rFonts w:asciiTheme="minorHAnsi" w:hAnsiTheme="minorHAnsi" w:cstheme="minorHAnsi"/>
+          <w:i/>
+          <w:iCs/>
           <w:sz w:val="24"/>
           <w:szCs w:val="24"/>
         </w:rPr>
@@ -7643,7 +9032,7 @@
       </w:pPr>
       <w:r>
         <w:pict w14:anchorId="400D2245">
-          <v:rect id="_x0000_i1082" style="width:0;height:1.5pt" o:hralign="center" o:hrstd="t" o:hr="t" fillcolor="#a0a0a0" stroked="f"/>
+          <v:rect id="_x0000_i1030" style="width:0;height:1.5pt" o:hralign="center" o:hrstd="t" o:hr="t" fillcolor="#a0a0a0" stroked="f"/>
         </w:pict>
       </w:r>
     </w:p>
@@ -7659,6 +9048,7 @@
           <w:lang w:eastAsia="hu-HU"/>
         </w:rPr>
       </w:pPr>
+      <w:bookmarkStart w:id="15" w:name="_Toc227310383"/>
       <w:r>
         <w:rPr>
           <w:rFonts w:ascii="Calibri" w:eastAsia="Calibri" w:hAnsi="Calibri" w:cs="Calibri"/>
@@ -7669,6 +9059,7 @@
         </w:rPr>
         <w:t>2. Alkalmazásszerkezet és Útvonalvédelem (App.js)</w:t>
       </w:r>
+      <w:bookmarkEnd w:id="15"/>
     </w:p>
     <w:p>
       <w:pPr>
@@ -7706,13 +9097,20 @@
         <w:jc w:val="both"/>
         <w:rPr>
           <w:rFonts w:asciiTheme="minorHAnsi" w:hAnsiTheme="minorHAnsi" w:cstheme="minorHAnsi"/>
-        </w:rPr>
-      </w:pPr>
+          <w:b/>
+          <w:bCs/>
+          <w:color w:val="auto"/>
+        </w:rPr>
+      </w:pPr>
+      <w:bookmarkStart w:id="16" w:name="_Toc227310384"/>
       <w:proofErr w:type="spellStart"/>
       <w:r>
         <w:rPr>
           <w:rStyle w:val="HTML-kd"/>
           <w:rFonts w:asciiTheme="minorHAnsi" w:eastAsiaTheme="majorEastAsia" w:hAnsiTheme="minorHAnsi" w:cstheme="minorHAnsi"/>
+          <w:b/>
+          <w:bCs/>
+          <w:color w:val="auto"/>
           <w:sz w:val="24"/>
           <w:szCs w:val="24"/>
         </w:rPr>
@@ -7722,9 +9120,13 @@
       <w:r>
         <w:rPr>
           <w:rFonts w:asciiTheme="minorHAnsi" w:hAnsiTheme="minorHAnsi" w:cstheme="minorHAnsi"/>
+          <w:b/>
+          <w:bCs/>
+          <w:color w:val="auto"/>
         </w:rPr>
         <w:t xml:space="preserve"> Komponens</w:t>
       </w:r>
+      <w:bookmarkEnd w:id="16"/>
     </w:p>
     <w:p>
       <w:pPr>
@@ -7834,15 +9236,29 @@
         <w:pStyle w:val="Cmsor3"/>
         <w:jc w:val="both"/>
         <w:rPr>
-          <w:rFonts w:asciiTheme="minorHAnsi" w:hAnsiTheme="minorHAnsi" w:cstheme="minorHAnsi"/>
-        </w:rPr>
-      </w:pPr>
-      <w:r>
-        <w:rPr>
-          <w:rFonts w:asciiTheme="minorHAnsi" w:hAnsiTheme="minorHAnsi" w:cstheme="minorHAnsi"/>
+          <w:rStyle w:val="HTML-kd"/>
+          <w:rFonts w:asciiTheme="minorHAnsi" w:eastAsiaTheme="majorEastAsia" w:hAnsiTheme="minorHAnsi" w:cstheme="minorHAnsi"/>
+          <w:b/>
+          <w:bCs/>
+          <w:color w:val="auto"/>
+          <w:sz w:val="24"/>
+          <w:szCs w:val="24"/>
+        </w:rPr>
+      </w:pPr>
+      <w:bookmarkStart w:id="17" w:name="_Toc227310385"/>
+      <w:r>
+        <w:rPr>
+          <w:rStyle w:val="HTML-kd"/>
+          <w:rFonts w:asciiTheme="minorHAnsi" w:eastAsiaTheme="majorEastAsia" w:hAnsiTheme="minorHAnsi" w:cstheme="minorHAnsi"/>
+          <w:b/>
+          <w:bCs/>
+          <w:color w:val="auto"/>
+          <w:sz w:val="24"/>
+          <w:szCs w:val="24"/>
         </w:rPr>
         <w:t>Útvonal-hierarchia</w:t>
       </w:r>
+      <w:bookmarkEnd w:id="17"/>
     </w:p>
     <w:p>
       <w:pPr>
@@ -8137,6 +9553,8 @@
         <w:rPr>
           <w:rStyle w:val="HTML-kd"/>
           <w:rFonts w:asciiTheme="minorHAnsi" w:hAnsiTheme="minorHAnsi" w:cstheme="minorHAnsi"/>
+          <w:i/>
+          <w:iCs/>
           <w:sz w:val="24"/>
           <w:szCs w:val="24"/>
         </w:rPr>
@@ -8146,6 +9564,8 @@
       <w:r>
         <w:rPr>
           <w:rFonts w:asciiTheme="minorHAnsi" w:hAnsiTheme="minorHAnsi" w:cstheme="minorHAnsi"/>
+          <w:i/>
+          <w:iCs/>
         </w:rPr>
         <w:t xml:space="preserve">, </w:t>
       </w:r>
@@ -8154,6 +9574,8 @@
         <w:rPr>
           <w:rStyle w:val="HTML-kd"/>
           <w:rFonts w:asciiTheme="minorHAnsi" w:hAnsiTheme="minorHAnsi" w:cstheme="minorHAnsi"/>
+          <w:i/>
+          <w:iCs/>
           <w:sz w:val="24"/>
           <w:szCs w:val="24"/>
         </w:rPr>
@@ -8163,6 +9585,8 @@
       <w:r>
         <w:rPr>
           <w:rFonts w:asciiTheme="minorHAnsi" w:hAnsiTheme="minorHAnsi" w:cstheme="minorHAnsi"/>
+          <w:i/>
+          <w:iCs/>
         </w:rPr>
         <w:t xml:space="preserve">, </w:t>
       </w:r>
@@ -8171,6 +9595,8 @@
         <w:rPr>
           <w:rStyle w:val="HTML-kd"/>
           <w:rFonts w:asciiTheme="minorHAnsi" w:hAnsiTheme="minorHAnsi" w:cstheme="minorHAnsi"/>
+          <w:i/>
+          <w:iCs/>
           <w:sz w:val="24"/>
           <w:szCs w:val="24"/>
         </w:rPr>
@@ -8190,7 +9616,7 @@
       </w:pPr>
       <w:r>
         <w:pict w14:anchorId="52E87C85">
-          <v:rect id="_x0000_i1081" style="width:0;height:1.5pt" o:hralign="center" o:hrstd="t" o:hr="t" fillcolor="#a0a0a0" stroked="f"/>
+          <v:rect id="_x0000_i1031" style="width:0;height:1.5pt" o:hralign="center" o:hrstd="t" o:hr="t" fillcolor="#a0a0a0" stroked="f"/>
         </w:pict>
       </w:r>
     </w:p>
@@ -8226,6 +9652,7 @@
           <w:lang w:eastAsia="hu-HU"/>
         </w:rPr>
       </w:pPr>
+      <w:bookmarkStart w:id="18" w:name="_Toc227310386"/>
       <w:r>
         <w:rPr>
           <w:rFonts w:ascii="Calibri" w:eastAsia="Calibri" w:hAnsi="Calibri" w:cs="Calibri"/>
@@ -8237,6 +9664,7 @@
         <w:lastRenderedPageBreak/>
         <w:t>3. Komponensek és Oldalak Elemzése</w:t>
       </w:r>
+      <w:bookmarkEnd w:id="18"/>
     </w:p>
     <w:p>
       <w:pPr>
@@ -8248,6 +9676,7 @@
           <w:szCs w:val="24"/>
         </w:rPr>
       </w:pPr>
+      <w:bookmarkStart w:id="19" w:name="_Toc227310387"/>
       <w:r>
         <w:rPr>
           <w:sz w:val="24"/>
@@ -8287,6 +9716,7 @@
         </w:rPr>
         <w:t>)</w:t>
       </w:r>
+      <w:bookmarkEnd w:id="19"/>
     </w:p>
     <w:p>
       <w:pPr>
@@ -8362,6 +9792,8 @@
         <w:rPr>
           <w:rStyle w:val="HTML-kd"/>
           <w:rFonts w:asciiTheme="minorHAnsi" w:hAnsiTheme="minorHAnsi" w:cstheme="minorHAnsi"/>
+          <w:i/>
+          <w:iCs/>
           <w:sz w:val="24"/>
           <w:szCs w:val="24"/>
         </w:rPr>
@@ -8371,6 +9803,8 @@
       <w:r>
         <w:rPr>
           <w:rFonts w:asciiTheme="minorHAnsi" w:hAnsiTheme="minorHAnsi" w:cstheme="minorHAnsi"/>
+          <w:i/>
+          <w:iCs/>
         </w:rPr>
         <w:t xml:space="preserve"> </w:t>
       </w:r>
@@ -8378,6 +9812,8 @@
       <w:r>
         <w:rPr>
           <w:rFonts w:asciiTheme="minorHAnsi" w:hAnsiTheme="minorHAnsi" w:cstheme="minorHAnsi"/>
+          <w:i/>
+          <w:iCs/>
         </w:rPr>
         <w:t>callback</w:t>
       </w:r>
@@ -8386,12 +9822,22 @@
         <w:rPr>
           <w:rFonts w:asciiTheme="minorHAnsi" w:hAnsiTheme="minorHAnsi" w:cstheme="minorHAnsi"/>
         </w:rPr>
-        <w:t>) navigálja a felhasználót a megfelelő belső oldalra (</w:t>
+        <w:t xml:space="preserve">) navigálja a felhasználót a megfelelő belső oldalra </w:t>
+      </w:r>
+      <w:r>
+        <w:rPr>
+          <w:rFonts w:asciiTheme="minorHAnsi" w:hAnsiTheme="minorHAnsi" w:cstheme="minorHAnsi"/>
+          <w:i/>
+          <w:iCs/>
+        </w:rPr>
+        <w:t>(</w:t>
       </w:r>
       <w:r>
         <w:rPr>
           <w:rStyle w:val="HTML-kd"/>
           <w:rFonts w:asciiTheme="minorHAnsi" w:hAnsiTheme="minorHAnsi" w:cstheme="minorHAnsi"/>
+          <w:i/>
+          <w:iCs/>
           <w:sz w:val="24"/>
           <w:szCs w:val="24"/>
         </w:rPr>
@@ -8402,6 +9848,8 @@
         <w:rPr>
           <w:rStyle w:val="HTML-kd"/>
           <w:rFonts w:asciiTheme="minorHAnsi" w:hAnsiTheme="minorHAnsi" w:cstheme="minorHAnsi"/>
+          <w:i/>
+          <w:iCs/>
           <w:sz w:val="24"/>
           <w:szCs w:val="24"/>
         </w:rPr>
@@ -8418,6 +9866,8 @@
         <w:rPr>
           <w:rStyle w:val="HTML-kd"/>
           <w:rFonts w:asciiTheme="minorHAnsi" w:hAnsiTheme="minorHAnsi" w:cstheme="minorHAnsi"/>
+          <w:i/>
+          <w:iCs/>
           <w:sz w:val="24"/>
           <w:szCs w:val="24"/>
         </w:rPr>
@@ -8428,6 +9878,8 @@
         <w:rPr>
           <w:rStyle w:val="HTML-kd"/>
           <w:rFonts w:asciiTheme="minorHAnsi" w:hAnsiTheme="minorHAnsi" w:cstheme="minorHAnsi"/>
+          <w:i/>
+          <w:iCs/>
           <w:sz w:val="24"/>
           <w:szCs w:val="24"/>
         </w:rPr>
@@ -8438,6 +9890,8 @@
         <w:rPr>
           <w:rStyle w:val="HTML-kd"/>
           <w:rFonts w:asciiTheme="minorHAnsi" w:hAnsiTheme="minorHAnsi" w:cstheme="minorHAnsi"/>
+          <w:i/>
+          <w:iCs/>
           <w:sz w:val="24"/>
           <w:szCs w:val="24"/>
         </w:rPr>
@@ -8448,6 +9902,8 @@
         <w:rPr>
           <w:rStyle w:val="HTML-kd"/>
           <w:rFonts w:asciiTheme="minorHAnsi" w:hAnsiTheme="minorHAnsi" w:cstheme="minorHAnsi"/>
+          <w:i/>
+          <w:iCs/>
           <w:sz w:val="24"/>
           <w:szCs w:val="24"/>
         </w:rPr>
@@ -8457,8 +9913,16 @@
       <w:r>
         <w:rPr>
           <w:rFonts w:asciiTheme="minorHAnsi" w:hAnsiTheme="minorHAnsi" w:cstheme="minorHAnsi"/>
-        </w:rPr>
-        <w:t>).</w:t>
+          <w:i/>
+          <w:iCs/>
+        </w:rPr>
+        <w:t>)</w:t>
+      </w:r>
+      <w:r>
+        <w:rPr>
+          <w:rFonts w:asciiTheme="minorHAnsi" w:hAnsiTheme="minorHAnsi" w:cstheme="minorHAnsi"/>
+        </w:rPr>
+        <w:t>.</w:t>
       </w:r>
     </w:p>
     <w:p>
@@ -8471,6 +9935,7 @@
           <w:szCs w:val="24"/>
         </w:rPr>
       </w:pPr>
+      <w:bookmarkStart w:id="20" w:name="_Toc227310388"/>
       <w:r>
         <w:rPr>
           <w:sz w:val="24"/>
@@ -8478,6 +9943,7 @@
         </w:rPr>
         <w:t>3.2. Értékelési Folyamat (Diák oldal)</w:t>
       </w:r>
+      <w:bookmarkEnd w:id="20"/>
     </w:p>
     <w:p>
       <w:pPr>
@@ -8485,6 +9951,11 @@
         <w:jc w:val="both"/>
         <w:rPr>
           <w:rFonts w:asciiTheme="minorHAnsi" w:hAnsiTheme="minorHAnsi" w:cstheme="minorHAnsi"/>
+          <w:b/>
+          <w:bCs/>
+          <w:i w:val="0"/>
+          <w:iCs w:val="0"/>
+          <w:color w:val="000000" w:themeColor="text1"/>
           <w:sz w:val="24"/>
           <w:szCs w:val="24"/>
         </w:rPr>
@@ -8494,6 +9965,11 @@
         <w:rPr>
           <w:rStyle w:val="HTML-kd"/>
           <w:rFonts w:asciiTheme="minorHAnsi" w:eastAsiaTheme="majorEastAsia" w:hAnsiTheme="minorHAnsi" w:cstheme="minorHAnsi"/>
+          <w:b/>
+          <w:bCs/>
+          <w:i w:val="0"/>
+          <w:iCs w:val="0"/>
+          <w:color w:val="000000" w:themeColor="text1"/>
           <w:sz w:val="24"/>
           <w:szCs w:val="24"/>
         </w:rPr>
@@ -8576,6 +10052,10 @@
         <w:jc w:val="both"/>
         <w:rPr>
           <w:rFonts w:asciiTheme="minorHAnsi" w:hAnsiTheme="minorHAnsi" w:cstheme="minorHAnsi"/>
+          <w:b/>
+          <w:bCs/>
+          <w:i w:val="0"/>
+          <w:iCs w:val="0"/>
           <w:sz w:val="24"/>
           <w:szCs w:val="24"/>
         </w:rPr>
@@ -8585,6 +10065,11 @@
         <w:rPr>
           <w:rStyle w:val="HTML-kd"/>
           <w:rFonts w:asciiTheme="minorHAnsi" w:eastAsiaTheme="majorEastAsia" w:hAnsiTheme="minorHAnsi" w:cstheme="minorHAnsi"/>
+          <w:b/>
+          <w:bCs/>
+          <w:i w:val="0"/>
+          <w:iCs w:val="0"/>
+          <w:color w:val="000000" w:themeColor="text1"/>
           <w:sz w:val="24"/>
           <w:szCs w:val="24"/>
         </w:rPr>
@@ -8705,6 +10190,8 @@
         <w:rPr>
           <w:rStyle w:val="HTML-kd"/>
           <w:rFonts w:asciiTheme="minorHAnsi" w:hAnsiTheme="minorHAnsi" w:cstheme="minorHAnsi"/>
+          <w:i/>
+          <w:iCs/>
           <w:sz w:val="24"/>
           <w:szCs w:val="24"/>
         </w:rPr>
@@ -8715,10 +10202,21 @@
         <w:rPr>
           <w:rStyle w:val="HTML-kd"/>
           <w:rFonts w:asciiTheme="minorHAnsi" w:hAnsiTheme="minorHAnsi" w:cstheme="minorHAnsi"/>
-          <w:sz w:val="24"/>
-          <w:szCs w:val="24"/>
-        </w:rPr>
-        <w:t>: pont}</w:t>
+          <w:i/>
+          <w:iCs/>
+          <w:sz w:val="24"/>
+          <w:szCs w:val="24"/>
+        </w:rPr>
+        <w:t>: pont</w:t>
+      </w:r>
+      <w:r>
+        <w:rPr>
+          <w:rStyle w:val="HTML-kd"/>
+          <w:rFonts w:asciiTheme="minorHAnsi" w:hAnsiTheme="minorHAnsi" w:cstheme="minorHAnsi"/>
+          <w:sz w:val="24"/>
+          <w:szCs w:val="24"/>
+        </w:rPr>
+        <w:t>}</w:t>
       </w:r>
       <w:r>
         <w:rPr>
@@ -8782,6 +10280,7 @@
           <w:szCs w:val="24"/>
         </w:rPr>
       </w:pPr>
+      <w:bookmarkStart w:id="21" w:name="_Toc227310389"/>
       <w:r>
         <w:rPr>
           <w:sz w:val="24"/>
@@ -8789,6 +10288,7 @@
         </w:rPr>
         <w:t>3.3. Adminisztrációs Modulok</w:t>
       </w:r>
+      <w:bookmarkEnd w:id="21"/>
     </w:p>
     <w:p>
       <w:pPr>
@@ -8796,6 +10296,11 @@
         <w:jc w:val="both"/>
         <w:rPr>
           <w:rFonts w:asciiTheme="minorHAnsi" w:hAnsiTheme="minorHAnsi" w:cstheme="minorHAnsi"/>
+          <w:b/>
+          <w:bCs/>
+          <w:i w:val="0"/>
+          <w:iCs w:val="0"/>
+          <w:color w:val="000000" w:themeColor="text1"/>
           <w:sz w:val="24"/>
           <w:szCs w:val="24"/>
         </w:rPr>
@@ -8805,6 +10310,11 @@
         <w:rPr>
           <w:rStyle w:val="HTML-kd"/>
           <w:rFonts w:asciiTheme="minorHAnsi" w:eastAsiaTheme="majorEastAsia" w:hAnsiTheme="minorHAnsi" w:cstheme="minorHAnsi"/>
+          <w:b/>
+          <w:bCs/>
+          <w:i w:val="0"/>
+          <w:iCs w:val="0"/>
+          <w:color w:val="000000" w:themeColor="text1"/>
           <w:sz w:val="24"/>
           <w:szCs w:val="24"/>
         </w:rPr>
@@ -8814,6 +10324,11 @@
       <w:r>
         <w:rPr>
           <w:rFonts w:asciiTheme="minorHAnsi" w:hAnsiTheme="minorHAnsi" w:cstheme="minorHAnsi"/>
+          <w:b/>
+          <w:bCs/>
+          <w:i w:val="0"/>
+          <w:iCs w:val="0"/>
+          <w:color w:val="000000" w:themeColor="text1"/>
           <w:sz w:val="24"/>
           <w:szCs w:val="24"/>
         </w:rPr>
@@ -8890,6 +10405,8 @@
         <w:rPr>
           <w:rStyle w:val="HTML-kd"/>
           <w:rFonts w:asciiTheme="minorHAnsi" w:hAnsiTheme="minorHAnsi" w:cstheme="minorHAnsi"/>
+          <w:i/>
+          <w:iCs/>
           <w:sz w:val="24"/>
           <w:szCs w:val="24"/>
         </w:rPr>
@@ -8913,6 +10430,8 @@
         <w:rPr>
           <w:rStyle w:val="HTML-kd"/>
           <w:rFonts w:asciiTheme="minorHAnsi" w:hAnsiTheme="minorHAnsi" w:cstheme="minorHAnsi"/>
+          <w:i/>
+          <w:iCs/>
           <w:sz w:val="24"/>
           <w:szCs w:val="24"/>
         </w:rPr>
@@ -8957,6 +10476,8 @@
         <w:rPr>
           <w:rStyle w:val="HTML-kd"/>
           <w:rFonts w:asciiTheme="minorHAnsi" w:hAnsiTheme="minorHAnsi" w:cstheme="minorHAnsi"/>
+          <w:i/>
+          <w:iCs/>
           <w:sz w:val="24"/>
           <w:szCs w:val="24"/>
         </w:rPr>
@@ -8998,6 +10519,11 @@
         <w:jc w:val="both"/>
         <w:rPr>
           <w:rFonts w:asciiTheme="minorHAnsi" w:hAnsiTheme="minorHAnsi" w:cstheme="minorHAnsi"/>
+          <w:b/>
+          <w:bCs/>
+          <w:i w:val="0"/>
+          <w:iCs w:val="0"/>
+          <w:color w:val="000000" w:themeColor="text1"/>
           <w:sz w:val="24"/>
           <w:szCs w:val="24"/>
         </w:rPr>
@@ -9007,6 +10533,11 @@
         <w:rPr>
           <w:rStyle w:val="HTML-kd"/>
           <w:rFonts w:asciiTheme="minorHAnsi" w:eastAsiaTheme="majorEastAsia" w:hAnsiTheme="minorHAnsi" w:cstheme="minorHAnsi"/>
+          <w:b/>
+          <w:bCs/>
+          <w:i w:val="0"/>
+          <w:iCs w:val="0"/>
+          <w:color w:val="000000" w:themeColor="text1"/>
           <w:sz w:val="24"/>
           <w:szCs w:val="24"/>
         </w:rPr>
@@ -9017,6 +10548,11 @@
       <w:r>
         <w:rPr>
           <w:rFonts w:asciiTheme="minorHAnsi" w:hAnsiTheme="minorHAnsi" w:cstheme="minorHAnsi"/>
+          <w:b/>
+          <w:bCs/>
+          <w:i w:val="0"/>
+          <w:iCs w:val="0"/>
+          <w:color w:val="000000" w:themeColor="text1"/>
           <w:sz w:val="24"/>
           <w:szCs w:val="24"/>
         </w:rPr>
@@ -9097,6 +10633,11 @@
         <w:jc w:val="both"/>
         <w:rPr>
           <w:rFonts w:asciiTheme="minorHAnsi" w:hAnsiTheme="minorHAnsi" w:cstheme="minorHAnsi"/>
+          <w:b/>
+          <w:bCs/>
+          <w:i w:val="0"/>
+          <w:iCs w:val="0"/>
+          <w:color w:val="000000" w:themeColor="text1"/>
           <w:sz w:val="24"/>
           <w:szCs w:val="24"/>
         </w:rPr>
@@ -9106,6 +10647,11 @@
         <w:rPr>
           <w:rStyle w:val="HTML-kd"/>
           <w:rFonts w:asciiTheme="minorHAnsi" w:eastAsiaTheme="majorEastAsia" w:hAnsiTheme="minorHAnsi" w:cstheme="minorHAnsi"/>
+          <w:b/>
+          <w:bCs/>
+          <w:i w:val="0"/>
+          <w:iCs w:val="0"/>
+          <w:color w:val="000000" w:themeColor="text1"/>
           <w:sz w:val="24"/>
           <w:szCs w:val="24"/>
         </w:rPr>
@@ -9115,6 +10661,11 @@
       <w:r>
         <w:rPr>
           <w:rFonts w:asciiTheme="minorHAnsi" w:hAnsiTheme="minorHAnsi" w:cstheme="minorHAnsi"/>
+          <w:b/>
+          <w:bCs/>
+          <w:i w:val="0"/>
+          <w:iCs w:val="0"/>
+          <w:color w:val="000000" w:themeColor="text1"/>
           <w:sz w:val="24"/>
           <w:szCs w:val="24"/>
         </w:rPr>
@@ -9167,6 +10718,8 @@
         <w:rPr>
           <w:rStyle w:val="HTML-kd"/>
           <w:rFonts w:asciiTheme="minorHAnsi" w:hAnsiTheme="minorHAnsi" w:cstheme="minorHAnsi"/>
+          <w:i/>
+          <w:iCs/>
           <w:sz w:val="24"/>
           <w:szCs w:val="24"/>
         </w:rPr>
@@ -9183,6 +10736,8 @@
       <w:r>
         <w:rPr>
           <w:rFonts w:asciiTheme="minorHAnsi" w:hAnsiTheme="minorHAnsi" w:cstheme="minorHAnsi"/>
+          <w:i/>
+          <w:iCs/>
         </w:rPr>
         <w:t>formot</w:t>
       </w:r>
@@ -9227,6 +10782,11 @@
         <w:jc w:val="both"/>
         <w:rPr>
           <w:rFonts w:asciiTheme="minorHAnsi" w:hAnsiTheme="minorHAnsi" w:cstheme="minorHAnsi"/>
+          <w:b/>
+          <w:bCs/>
+          <w:i w:val="0"/>
+          <w:iCs w:val="0"/>
+          <w:color w:val="000000" w:themeColor="text1"/>
           <w:sz w:val="24"/>
           <w:szCs w:val="24"/>
         </w:rPr>
@@ -9236,6 +10796,11 @@
         <w:rPr>
           <w:rStyle w:val="HTML-kd"/>
           <w:rFonts w:asciiTheme="minorHAnsi" w:eastAsiaTheme="majorEastAsia" w:hAnsiTheme="minorHAnsi" w:cstheme="minorHAnsi"/>
+          <w:b/>
+          <w:bCs/>
+          <w:i w:val="0"/>
+          <w:iCs w:val="0"/>
+          <w:color w:val="000000" w:themeColor="text1"/>
           <w:sz w:val="24"/>
           <w:szCs w:val="24"/>
         </w:rPr>
@@ -9245,6 +10810,11 @@
       <w:r>
         <w:rPr>
           <w:rFonts w:asciiTheme="minorHAnsi" w:hAnsiTheme="minorHAnsi" w:cstheme="minorHAnsi"/>
+          <w:b/>
+          <w:bCs/>
+          <w:i w:val="0"/>
+          <w:iCs w:val="0"/>
+          <w:color w:val="000000" w:themeColor="text1"/>
           <w:sz w:val="24"/>
           <w:szCs w:val="24"/>
         </w:rPr>
@@ -9299,7 +10869,7 @@
       </w:pPr>
       <w:r>
         <w:pict w14:anchorId="3BFDD0C9">
-          <v:rect id="_x0000_i1080" style="width:0;height:1.5pt" o:hralign="center" o:hrstd="t" o:hr="t" fillcolor="#a0a0a0" stroked="f"/>
+          <v:rect id="_x0000_i1032" style="width:0;height:1.5pt" o:hralign="center" o:hrstd="t" o:hr="t" fillcolor="#a0a0a0" stroked="f"/>
         </w:pict>
       </w:r>
     </w:p>
@@ -9315,6 +10885,7 @@
           <w:lang w:eastAsia="hu-HU"/>
         </w:rPr>
       </w:pPr>
+      <w:bookmarkStart w:id="22" w:name="_Toc227310390"/>
       <w:r>
         <w:rPr>
           <w:rFonts w:ascii="Calibri" w:eastAsia="Calibri" w:hAnsi="Calibri" w:cs="Calibri"/>
@@ -9325,6 +10896,7 @@
         </w:rPr>
         <w:t>4. UI/UX és Közös Megoldások</w:t>
       </w:r>
+      <w:bookmarkEnd w:id="22"/>
     </w:p>
     <w:p>
       <w:pPr>
@@ -9399,6 +10971,8 @@
         <w:rPr>
           <w:rStyle w:val="HTML-kd"/>
           <w:rFonts w:asciiTheme="minorHAnsi" w:hAnsiTheme="minorHAnsi" w:cstheme="minorHAnsi"/>
+          <w:i/>
+          <w:iCs/>
           <w:sz w:val="24"/>
           <w:szCs w:val="24"/>
         </w:rPr>
@@ -9409,6 +10983,8 @@
         <w:rPr>
           <w:rStyle w:val="HTML-kd"/>
           <w:rFonts w:asciiTheme="minorHAnsi" w:hAnsiTheme="minorHAnsi" w:cstheme="minorHAnsi"/>
+          <w:i/>
+          <w:iCs/>
           <w:sz w:val="24"/>
           <w:szCs w:val="24"/>
         </w:rPr>
@@ -9419,6 +10995,8 @@
         <w:rPr>
           <w:rStyle w:val="HTML-kd"/>
           <w:rFonts w:asciiTheme="minorHAnsi" w:hAnsiTheme="minorHAnsi" w:cstheme="minorHAnsi"/>
+          <w:i/>
+          <w:iCs/>
           <w:sz w:val="24"/>
           <w:szCs w:val="24"/>
         </w:rPr>
@@ -9461,6 +11039,8 @@
       <w:r>
         <w:rPr>
           <w:rFonts w:asciiTheme="minorHAnsi" w:hAnsiTheme="minorHAnsi" w:cstheme="minorHAnsi"/>
+          <w:i/>
+          <w:iCs/>
         </w:rPr>
         <w:t>spinner</w:t>
       </w:r>
@@ -9476,6 +11056,8 @@
         <w:rPr>
           <w:rStyle w:val="HTML-kd"/>
           <w:rFonts w:asciiTheme="minorHAnsi" w:hAnsiTheme="minorHAnsi" w:cstheme="minorHAnsi"/>
+          <w:i/>
+          <w:iCs/>
           <w:sz w:val="24"/>
           <w:szCs w:val="24"/>
         </w:rPr>
@@ -9492,6 +11074,8 @@
       <w:r>
         <w:rPr>
           <w:rFonts w:asciiTheme="minorHAnsi" w:hAnsiTheme="minorHAnsi" w:cstheme="minorHAnsi"/>
+          <w:i/>
+          <w:iCs/>
         </w:rPr>
         <w:t>Sidebar</w:t>
       </w:r>
@@ -9534,6 +11118,8 @@
         <w:rPr>
           <w:rStyle w:val="HTML-kd"/>
           <w:rFonts w:asciiTheme="minorHAnsi" w:hAnsiTheme="minorHAnsi" w:cstheme="minorHAnsi"/>
+          <w:i/>
+          <w:iCs/>
           <w:sz w:val="24"/>
           <w:szCs w:val="24"/>
         </w:rPr>
@@ -9551,6 +11137,8 @@
         <w:rPr>
           <w:rStyle w:val="HTML-kd"/>
           <w:rFonts w:asciiTheme="minorHAnsi" w:hAnsiTheme="minorHAnsi" w:cstheme="minorHAnsi"/>
+          <w:i/>
+          <w:iCs/>
           <w:sz w:val="24"/>
           <w:szCs w:val="24"/>
         </w:rPr>
@@ -9560,14 +11148,24 @@
       <w:r>
         <w:rPr>
           <w:rFonts w:asciiTheme="minorHAnsi" w:hAnsiTheme="minorHAnsi" w:cstheme="minorHAnsi"/>
-        </w:rPr>
-        <w:t xml:space="preserve"> blokkba vannak zárva, és hiba esetén a felhasználó barátságos hibaüzenetet kap (</w:t>
+          <w:i/>
+          <w:iCs/>
+        </w:rPr>
+        <w:t xml:space="preserve"> </w:t>
+      </w:r>
+      <w:r>
+        <w:rPr>
+          <w:rFonts w:asciiTheme="minorHAnsi" w:hAnsiTheme="minorHAnsi" w:cstheme="minorHAnsi"/>
+        </w:rPr>
+        <w:t>blokkba vannak zárva, és hiba esetén a felhasználó barátságos hibaüzenetet kap (</w:t>
       </w:r>
       <w:proofErr w:type="spellStart"/>
       <w:r>
         <w:rPr>
           <w:rStyle w:val="HTML-kd"/>
           <w:rFonts w:asciiTheme="minorHAnsi" w:hAnsiTheme="minorHAnsi" w:cstheme="minorHAnsi"/>
+          <w:i/>
+          <w:iCs/>
           <w:sz w:val="24"/>
           <w:szCs w:val="24"/>
         </w:rPr>
@@ -9630,6 +11228,8 @@
         <w:rPr>
           <w:rStyle w:val="HTML-kd"/>
           <w:rFonts w:asciiTheme="minorHAnsi" w:hAnsiTheme="minorHAnsi" w:cstheme="minorHAnsi"/>
+          <w:i/>
+          <w:iCs/>
           <w:sz w:val="24"/>
           <w:szCs w:val="24"/>
         </w:rPr>
@@ -9662,278 +11262,8 @@
       </w:pPr>
       <w:r>
         <w:pict w14:anchorId="133F7A07">
-          <v:rect id="_x0000_i1079" style="width:0;height:1.5pt" o:hralign="center" o:hrstd="t" o:hr="t" fillcolor="#a0a0a0" stroked="f"/>
+          <v:rect id="_x0000_i1033" style="width:0;height:1.5pt" o:hralign="center" o:hrstd="t" o:hr="t" fillcolor="#a0a0a0" stroked="f"/>
         </w:pict>
-      </w:r>
-    </w:p>
-    <w:p>
-      <w:pPr>
-        <w:pStyle w:val="Cmsor1"/>
-        <w:jc w:val="both"/>
-        <w:rPr>
-          <w:rFonts w:ascii="Calibri" w:eastAsia="Calibri" w:hAnsi="Calibri" w:cs="Calibri"/>
-          <w:color w:val="0F4761"/>
-          <w:sz w:val="36"/>
-          <w:szCs w:val="22"/>
-          <w:lang w:eastAsia="hu-HU"/>
-        </w:rPr>
-      </w:pPr>
-      <w:r>
-        <w:rPr>
-          <w:rFonts w:ascii="Calibri" w:eastAsia="Calibri" w:hAnsi="Calibri" w:cs="Calibri"/>
-          <w:color w:val="0F4761"/>
-          <w:sz w:val="36"/>
-          <w:szCs w:val="22"/>
-          <w:lang w:eastAsia="hu-HU"/>
-        </w:rPr>
-        <w:t>5. Fejlesztői Javaslatok az Összesített Kód Alapján</w:t>
-      </w:r>
-    </w:p>
-    <w:p>
-      <w:pPr>
-        <w:pStyle w:val="NormlWeb"/>
-        <w:numPr>
-          <w:ilvl w:val="0"/>
-          <w:numId w:val="33"/>
-        </w:numPr>
-        <w:jc w:val="both"/>
-        <w:rPr>
-          <w:rFonts w:asciiTheme="minorHAnsi" w:hAnsiTheme="minorHAnsi" w:cstheme="minorHAnsi"/>
-        </w:rPr>
-      </w:pPr>
-      <w:r>
-        <w:rPr>
-          <w:rFonts w:asciiTheme="minorHAnsi" w:hAnsiTheme="minorHAnsi" w:cstheme="minorHAnsi"/>
-          <w:b/>
-          <w:bCs/>
-        </w:rPr>
-        <w:t>API URL Centralizáció:</w:t>
-      </w:r>
-      <w:r>
-        <w:rPr>
-          <w:rFonts w:asciiTheme="minorHAnsi" w:hAnsiTheme="minorHAnsi" w:cstheme="minorHAnsi"/>
-        </w:rPr>
-        <w:t xml:space="preserve"> Jelenleg a </w:t>
-      </w:r>
-      <w:r>
-        <w:rPr>
-          <w:rStyle w:val="HTML-kd"/>
-          <w:rFonts w:asciiTheme="minorHAnsi" w:hAnsiTheme="minorHAnsi" w:cstheme="minorHAnsi"/>
-          <w:sz w:val="24"/>
-          <w:szCs w:val="24"/>
-        </w:rPr>
-        <w:t>http://localhost:8000</w:t>
-      </w:r>
-      <w:r>
-        <w:rPr>
-          <w:rFonts w:asciiTheme="minorHAnsi" w:hAnsiTheme="minorHAnsi" w:cstheme="minorHAnsi"/>
-        </w:rPr>
-        <w:t xml:space="preserve"> több helyen be van égetve. Ezt egy központi </w:t>
-      </w:r>
-      <w:r>
-        <w:rPr>
-          <w:rStyle w:val="HTML-kd"/>
-          <w:rFonts w:asciiTheme="minorHAnsi" w:hAnsiTheme="minorHAnsi" w:cstheme="minorHAnsi"/>
-          <w:sz w:val="24"/>
-          <w:szCs w:val="24"/>
-        </w:rPr>
-        <w:t>api.js</w:t>
-      </w:r>
-      <w:r>
-        <w:rPr>
-          <w:rFonts w:asciiTheme="minorHAnsi" w:hAnsiTheme="minorHAnsi" w:cstheme="minorHAnsi"/>
-        </w:rPr>
-        <w:t xml:space="preserve"> </w:t>
-      </w:r>
-      <w:proofErr w:type="gramStart"/>
-      <w:r>
-        <w:rPr>
-          <w:rFonts w:asciiTheme="minorHAnsi" w:hAnsiTheme="minorHAnsi" w:cstheme="minorHAnsi"/>
-        </w:rPr>
-        <w:t xml:space="preserve">vagy </w:t>
-      </w:r>
-      <w:r>
-        <w:rPr>
-          <w:rStyle w:val="HTML-kd"/>
-          <w:rFonts w:asciiTheme="minorHAnsi" w:hAnsiTheme="minorHAnsi" w:cstheme="minorHAnsi"/>
-          <w:sz w:val="24"/>
-          <w:szCs w:val="24"/>
-        </w:rPr>
-        <w:t>.</w:t>
-      </w:r>
-      <w:proofErr w:type="spellStart"/>
-      <w:r>
-        <w:rPr>
-          <w:rStyle w:val="HTML-kd"/>
-          <w:rFonts w:asciiTheme="minorHAnsi" w:hAnsiTheme="minorHAnsi" w:cstheme="minorHAnsi"/>
-          <w:sz w:val="24"/>
-          <w:szCs w:val="24"/>
-        </w:rPr>
-        <w:t>env</w:t>
-      </w:r>
-      <w:proofErr w:type="spellEnd"/>
-      <w:proofErr w:type="gramEnd"/>
-      <w:r>
-        <w:rPr>
-          <w:rFonts w:asciiTheme="minorHAnsi" w:hAnsiTheme="minorHAnsi" w:cstheme="minorHAnsi"/>
-        </w:rPr>
-        <w:t xml:space="preserve"> fájlba javasolt kiszervezni.</w:t>
-      </w:r>
-    </w:p>
-    <w:p>
-      <w:pPr>
-        <w:pStyle w:val="NormlWeb"/>
-        <w:numPr>
-          <w:ilvl w:val="0"/>
-          <w:numId w:val="33"/>
-        </w:numPr>
-        <w:jc w:val="both"/>
-        <w:rPr>
-          <w:rFonts w:asciiTheme="minorHAnsi" w:hAnsiTheme="minorHAnsi" w:cstheme="minorHAnsi"/>
-        </w:rPr>
-      </w:pPr>
-      <w:r>
-        <w:rPr>
-          <w:rFonts w:asciiTheme="minorHAnsi" w:hAnsiTheme="minorHAnsi" w:cstheme="minorHAnsi"/>
-          <w:b/>
-          <w:bCs/>
-        </w:rPr>
-        <w:t>Duplikált Logika:</w:t>
-      </w:r>
-      <w:r>
-        <w:rPr>
-          <w:rFonts w:asciiTheme="minorHAnsi" w:hAnsiTheme="minorHAnsi" w:cstheme="minorHAnsi"/>
-        </w:rPr>
-        <w:t xml:space="preserve"> A mobilnézet-figyelés (</w:t>
-      </w:r>
-      <w:proofErr w:type="spellStart"/>
-      <w:proofErr w:type="gramStart"/>
-      <w:r>
-        <w:rPr>
-          <w:rStyle w:val="HTML-kd"/>
-          <w:rFonts w:asciiTheme="minorHAnsi" w:hAnsiTheme="minorHAnsi" w:cstheme="minorHAnsi"/>
-          <w:sz w:val="24"/>
-          <w:szCs w:val="24"/>
-        </w:rPr>
-        <w:t>window.innerWidth</w:t>
-      </w:r>
-      <w:proofErr w:type="spellEnd"/>
-      <w:proofErr w:type="gramEnd"/>
-      <w:r>
-        <w:rPr>
-          <w:rFonts w:asciiTheme="minorHAnsi" w:hAnsiTheme="minorHAnsi" w:cstheme="minorHAnsi"/>
-        </w:rPr>
-        <w:t xml:space="preserve">) több komponensben is szerepel. Ezt érdemes lenne egy egyedi </w:t>
-      </w:r>
-      <w:proofErr w:type="spellStart"/>
-      <w:r>
-        <w:rPr>
-          <w:rFonts w:asciiTheme="minorHAnsi" w:hAnsiTheme="minorHAnsi" w:cstheme="minorHAnsi"/>
-        </w:rPr>
-        <w:t>hook-ba</w:t>
-      </w:r>
-      <w:proofErr w:type="spellEnd"/>
-      <w:r>
-        <w:rPr>
-          <w:rFonts w:asciiTheme="minorHAnsi" w:hAnsiTheme="minorHAnsi" w:cstheme="minorHAnsi"/>
-        </w:rPr>
-        <w:t xml:space="preserve"> (</w:t>
-      </w:r>
-      <w:proofErr w:type="spellStart"/>
-      <w:r>
-        <w:rPr>
-          <w:rStyle w:val="HTML-kd"/>
-          <w:rFonts w:asciiTheme="minorHAnsi" w:hAnsiTheme="minorHAnsi" w:cstheme="minorHAnsi"/>
-          <w:sz w:val="24"/>
-          <w:szCs w:val="24"/>
-        </w:rPr>
-        <w:t>useMobile</w:t>
-      </w:r>
-      <w:proofErr w:type="spellEnd"/>
-      <w:r>
-        <w:rPr>
-          <w:rFonts w:asciiTheme="minorHAnsi" w:hAnsiTheme="minorHAnsi" w:cstheme="minorHAnsi"/>
-        </w:rPr>
-        <w:t>) kiszervezni a kódismétlés elkerülése végett.</w:t>
-      </w:r>
-    </w:p>
-    <w:p>
-      <w:pPr>
-        <w:pStyle w:val="NormlWeb"/>
-        <w:numPr>
-          <w:ilvl w:val="0"/>
-          <w:numId w:val="33"/>
-        </w:numPr>
-        <w:jc w:val="both"/>
-        <w:rPr>
-          <w:rFonts w:asciiTheme="minorHAnsi" w:hAnsiTheme="minorHAnsi" w:cstheme="minorHAnsi"/>
-        </w:rPr>
-      </w:pPr>
-      <w:r>
-        <w:rPr>
-          <w:rFonts w:asciiTheme="minorHAnsi" w:hAnsiTheme="minorHAnsi" w:cstheme="minorHAnsi"/>
-          <w:b/>
-          <w:bCs/>
-        </w:rPr>
-        <w:lastRenderedPageBreak/>
-        <w:t>Típusbiztonság:</w:t>
-      </w:r>
-      <w:r>
-        <w:rPr>
-          <w:rFonts w:asciiTheme="minorHAnsi" w:hAnsiTheme="minorHAnsi" w:cstheme="minorHAnsi"/>
-        </w:rPr>
-        <w:t xml:space="preserve"> A pontszámoknál látható a </w:t>
-      </w:r>
-      <w:proofErr w:type="spellStart"/>
-      <w:proofErr w:type="gramStart"/>
-      <w:r>
-        <w:rPr>
-          <w:rStyle w:val="HTML-kd"/>
-          <w:rFonts w:asciiTheme="minorHAnsi" w:hAnsiTheme="minorHAnsi" w:cstheme="minorHAnsi"/>
-          <w:sz w:val="24"/>
-          <w:szCs w:val="24"/>
-        </w:rPr>
-        <w:t>parseInt</w:t>
-      </w:r>
-      <w:proofErr w:type="spellEnd"/>
-      <w:r>
-        <w:rPr>
-          <w:rStyle w:val="HTML-kd"/>
-          <w:rFonts w:asciiTheme="minorHAnsi" w:hAnsiTheme="minorHAnsi" w:cstheme="minorHAnsi"/>
-          <w:sz w:val="24"/>
-          <w:szCs w:val="24"/>
-        </w:rPr>
-        <w:t>(</w:t>
-      </w:r>
-      <w:proofErr w:type="gramEnd"/>
-      <w:r>
-        <w:rPr>
-          <w:rStyle w:val="HTML-kd"/>
-          <w:rFonts w:asciiTheme="minorHAnsi" w:hAnsiTheme="minorHAnsi" w:cstheme="minorHAnsi"/>
-          <w:sz w:val="24"/>
-          <w:szCs w:val="24"/>
-        </w:rPr>
-        <w:t>)</w:t>
-      </w:r>
-      <w:r>
-        <w:rPr>
-          <w:rFonts w:asciiTheme="minorHAnsi" w:hAnsiTheme="minorHAnsi" w:cstheme="minorHAnsi"/>
-        </w:rPr>
-        <w:t xml:space="preserve"> használata, ami kiváló biztonsági gyakorlat a váratlan </w:t>
-      </w:r>
-      <w:proofErr w:type="spellStart"/>
-      <w:r>
-        <w:rPr>
-          <w:rFonts w:asciiTheme="minorHAnsi" w:hAnsiTheme="minorHAnsi" w:cstheme="minorHAnsi"/>
-        </w:rPr>
-        <w:t>string</w:t>
-      </w:r>
-      <w:proofErr w:type="spellEnd"/>
-      <w:r>
-        <w:rPr>
-          <w:rFonts w:asciiTheme="minorHAnsi" w:hAnsiTheme="minorHAnsi" w:cstheme="minorHAnsi"/>
-        </w:rPr>
-        <w:t xml:space="preserve"> típusú adatok ellen.</w:t>
       </w:r>
     </w:p>
     <w:p>
@@ -9944,6 +11274,7 @@
       </w:pPr>
     </w:p>
     <w:sectPr>
+      <w:footerReference w:type="default" r:id="rId8"/>
       <w:pgSz w:w="11906" w:h="16838"/>
       <w:pgMar w:top="1417" w:right="1417" w:bottom="1417" w:left="1417" w:header="708" w:footer="708" w:gutter="0"/>
       <w:cols w:space="708"/>
@@ -9951,6 +11282,94 @@
     </w:sectPr>
   </w:body>
 </w:document>
+</file>
+
+<file path=word/endnotes.xml><?xml version="1.0" encoding="utf-8"?>
+<w:endnotes xmlns:wpc="http://schemas.microsoft.com/office/word/2010/wordprocessingCanvas" xmlns:cx="http://schemas.microsoft.com/office/drawing/2014/chartex" xmlns:cx1="http://schemas.microsoft.com/office/drawing/2015/9/8/chartex" xmlns:cx2="http://schemas.microsoft.com/office/drawing/2015/10/21/chartex" xmlns:cx3="http://schemas.microsoft.com/office/drawing/2016/5/9/chartex" xmlns:cx4="http://schemas.microsoft.com/office/drawing/2016/5/10/chartex" xmlns:cx5="http://schemas.microsoft.com/office/drawing/2016/5/11/chartex" xmlns:cx6="http://schemas.microsoft.com/office/drawing/2016/5/12/chartex" xmlns:cx7="http://schemas.microsoft.com/office/drawing/2016/5/13/chartex" xmlns:cx8="http://schemas.microsoft.com/office/drawing/2016/5/14/chartex" xmlns:mc="http://schemas.openxmlformats.org/markup-compatibility/2006" xmlns:aink="http://schemas.microsoft.com/office/drawing/2016/ink" xmlns:am3d="http://schemas.microsoft.com/office/drawing/2017/model3d" xmlns:o="urn:schemas-microsoft-com:office:office" xmlns:r="http://schemas.openxmlformats.org/officeDocument/2006/relationships" xmlns:m="http://schemas.openxmlformats.org/officeDocument/2006/math" xmlns:v="urn:schemas-microsoft-com:vml" xmlns:wp14="http://schemas.microsoft.com/office/word/2010/wordprocessingDrawing" xmlns:wp="http://schemas.openxmlformats.org/drawingml/2006/wordprocessingDrawing" xmlns:w10="urn:schemas-microsoft-com:office:word" xmlns:w="http://schemas.openxmlformats.org/wordprocessingml/2006/main" xmlns:w14="http://schemas.microsoft.com/office/word/2010/wordml" xmlns:w15="http://schemas.microsoft.com/office/word/2012/wordml" xmlns:w16cex="http://schemas.microsoft.com/office/word/2018/wordml/cex" xmlns:w16cid="http://schemas.microsoft.com/office/word/2016/wordml/cid" xmlns:w16="http://schemas.microsoft.com/office/word/2018/wordml" xmlns:w16sdtdh="http://schemas.microsoft.com/office/word/2020/wordml/sdtdatahash" xmlns:w16se="http://schemas.microsoft.com/office/word/2015/wordml/symex" xmlns:wpg="http://schemas.microsoft.com/office/word/2010/wordprocessingGroup" xmlns:wpi="http://schemas.microsoft.com/office/word/2010/wordprocessingInk" xmlns:wne="http://schemas.microsoft.com/office/word/2006/wordml" xmlns:wps="http://schemas.microsoft.com/office/word/2010/wordprocessingShape" mc:Ignorable="w14 w15 w16se w16cid w16 w16cex w16sdtdh wp14">
+  <w:endnote w:type="separator" w:id="-1">
+    <w:p>
+      <w:pPr>
+        <w:spacing w:after="0" w:line="240" w:lineRule="auto"/>
+      </w:pPr>
+      <w:r>
+        <w:separator/>
+      </w:r>
+    </w:p>
+  </w:endnote>
+  <w:endnote w:type="continuationSeparator" w:id="0">
+    <w:p>
+      <w:pPr>
+        <w:spacing w:after="0" w:line="240" w:lineRule="auto"/>
+      </w:pPr>
+      <w:r>
+        <w:continuationSeparator/>
+      </w:r>
+    </w:p>
+  </w:endnote>
+</w:endnotes>
+</file>
+
+<file path=word/footer1.xml><?xml version="1.0" encoding="utf-8"?>
+<w:ftr xmlns:wpc="http://schemas.microsoft.com/office/word/2010/wordprocessingCanvas" xmlns:cx="http://schemas.microsoft.com/office/drawing/2014/chartex" xmlns:cx1="http://schemas.microsoft.com/office/drawing/2015/9/8/chartex" xmlns:cx2="http://schemas.microsoft.com/office/drawing/2015/10/21/chartex" xmlns:cx3="http://schemas.microsoft.com/office/drawing/2016/5/9/chartex" xmlns:cx4="http://schemas.microsoft.com/office/drawing/2016/5/10/chartex" xmlns:cx5="http://schemas.microsoft.com/office/drawing/2016/5/11/chartex" xmlns:cx6="http://schemas.microsoft.com/office/drawing/2016/5/12/chartex" xmlns:cx7="http://schemas.microsoft.com/office/drawing/2016/5/13/chartex" xmlns:cx8="http://schemas.microsoft.com/office/drawing/2016/5/14/chartex" xmlns:mc="http://schemas.openxmlformats.org/markup-compatibility/2006" xmlns:aink="http://schemas.microsoft.com/office/drawing/2016/ink" xmlns:am3d="http://schemas.microsoft.com/office/drawing/2017/model3d" xmlns:o="urn:schemas-microsoft-com:office:office" xmlns:r="http://schemas.openxmlformats.org/officeDocument/2006/relationships" xmlns:m="http://schemas.openxmlformats.org/officeDocument/2006/math" xmlns:v="urn:schemas-microsoft-com:vml" xmlns:wp14="http://schemas.microsoft.com/office/word/2010/wordprocessingDrawing" xmlns:wp="http://schemas.openxmlformats.org/drawingml/2006/wordprocessingDrawing" xmlns:w10="urn:schemas-microsoft-com:office:word" xmlns:w="http://schemas.openxmlformats.org/wordprocessingml/2006/main" xmlns:w14="http://schemas.microsoft.com/office/word/2010/wordml" xmlns:w15="http://schemas.microsoft.com/office/word/2012/wordml" xmlns:w16cex="http://schemas.microsoft.com/office/word/2018/wordml/cex" xmlns:w16cid="http://schemas.microsoft.com/office/word/2016/wordml/cid" xmlns:w16="http://schemas.microsoft.com/office/word/2018/wordml" xmlns:w16sdtdh="http://schemas.microsoft.com/office/word/2020/wordml/sdtdatahash" xmlns:w16se="http://schemas.microsoft.com/office/word/2015/wordml/symex" xmlns:wpg="http://schemas.microsoft.com/office/word/2010/wordprocessingGroup" xmlns:wpi="http://schemas.microsoft.com/office/word/2010/wordprocessingInk" xmlns:wne="http://schemas.microsoft.com/office/word/2006/wordml" xmlns:wps="http://schemas.microsoft.com/office/word/2010/wordprocessingShape" mc:Ignorable="w14 w15 w16se w16cid w16 w16cex w16sdtdh wp14">
+  <w:sdt>
+    <w:sdtPr>
+      <w:id w:val="359244233"/>
+      <w:docPartObj>
+        <w:docPartGallery w:val="Page Numbers (Bottom of Page)"/>
+        <w:docPartUnique/>
+      </w:docPartObj>
+    </w:sdtPr>
+    <w:sdtEndPr/>
+    <w:sdtContent>
+      <w:p>
+        <w:pPr>
+          <w:pStyle w:val="llb"/>
+          <w:jc w:val="center"/>
+        </w:pPr>
+        <w:r>
+          <w:fldChar w:fldCharType="begin"/>
+        </w:r>
+        <w:r>
+          <w:instrText>PAGE   \* MERGEFORMAT</w:instrText>
+        </w:r>
+        <w:r>
+          <w:fldChar w:fldCharType="separate"/>
+        </w:r>
+        <w:r>
+          <w:t>2</w:t>
+        </w:r>
+        <w:r>
+          <w:fldChar w:fldCharType="end"/>
+        </w:r>
+      </w:p>
+    </w:sdtContent>
+  </w:sdt>
+</w:ftr>
+</file>
+
+<file path=word/footnotes.xml><?xml version="1.0" encoding="utf-8"?>
+<w:footnotes xmlns:wpc="http://schemas.microsoft.com/office/word/2010/wordprocessingCanvas" xmlns:cx="http://schemas.microsoft.com/office/drawing/2014/chartex" xmlns:cx1="http://schemas.microsoft.com/office/drawing/2015/9/8/chartex" xmlns:cx2="http://schemas.microsoft.com/office/drawing/2015/10/21/chartex" xmlns:cx3="http://schemas.microsoft.com/office/drawing/2016/5/9/chartex" xmlns:cx4="http://schemas.microsoft.com/office/drawing/2016/5/10/chartex" xmlns:cx5="http://schemas.microsoft.com/office/drawing/2016/5/11/chartex" xmlns:cx6="http://schemas.microsoft.com/office/drawing/2016/5/12/chartex" xmlns:cx7="http://schemas.microsoft.com/office/drawing/2016/5/13/chartex" xmlns:cx8="http://schemas.microsoft.com/office/drawing/2016/5/14/chartex" xmlns:mc="http://schemas.openxmlformats.org/markup-compatibility/2006" xmlns:aink="http://schemas.microsoft.com/office/drawing/2016/ink" xmlns:am3d="http://schemas.microsoft.com/office/drawing/2017/model3d" xmlns:o="urn:schemas-microsoft-com:office:office" xmlns:r="http://schemas.openxmlformats.org/officeDocument/2006/relationships" xmlns:m="http://schemas.openxmlformats.org/officeDocument/2006/math" xmlns:v="urn:schemas-microsoft-com:vml" xmlns:wp14="http://schemas.microsoft.com/office/word/2010/wordprocessingDrawing" xmlns:wp="http://schemas.openxmlformats.org/drawingml/2006/wordprocessingDrawing" xmlns:w10="urn:schemas-microsoft-com:office:word" xmlns:w="http://schemas.openxmlformats.org/wordprocessingml/2006/main" xmlns:w14="http://schemas.microsoft.com/office/word/2010/wordml" xmlns:w15="http://schemas.microsoft.com/office/word/2012/wordml" xmlns:w16cex="http://schemas.microsoft.com/office/word/2018/wordml/cex" xmlns:w16cid="http://schemas.microsoft.com/office/word/2016/wordml/cid" xmlns:w16="http://schemas.microsoft.com/office/word/2018/wordml" xmlns:w16sdtdh="http://schemas.microsoft.com/office/word/2020/wordml/sdtdatahash" xmlns:w16se="http://schemas.microsoft.com/office/word/2015/wordml/symex" xmlns:wpg="http://schemas.microsoft.com/office/word/2010/wordprocessingGroup" xmlns:wpi="http://schemas.microsoft.com/office/word/2010/wordprocessingInk" xmlns:wne="http://schemas.microsoft.com/office/word/2006/wordml" xmlns:wps="http://schemas.microsoft.com/office/word/2010/wordprocessingShape" mc:Ignorable="w14 w15 w16se w16cid w16 w16cex w16sdtdh wp14">
+  <w:footnote w:type="separator" w:id="-1">
+    <w:p>
+      <w:pPr>
+        <w:spacing w:after="0" w:line="240" w:lineRule="auto"/>
+      </w:pPr>
+      <w:r>
+        <w:separator/>
+      </w:r>
+    </w:p>
+  </w:footnote>
+  <w:footnote w:type="continuationSeparator" w:id="0">
+    <w:p>
+      <w:pPr>
+        <w:spacing w:after="0" w:line="240" w:lineRule="auto"/>
+      </w:pPr>
+      <w:r>
+        <w:continuationSeparator/>
+      </w:r>
+    </w:p>
+  </w:footnote>
+</w:footnotes>
 </file>
 
 <file path=word/numbering.xml><?xml version="1.0" encoding="utf-8"?>
@@ -15391,6 +16810,76 @@
       <w:szCs w:val="24"/>
     </w:rPr>
   </w:style>
+  <w:style w:type="paragraph" w:styleId="lfej">
+    <w:name w:val="header"/>
+    <w:basedOn w:val="Norml"/>
+    <w:link w:val="lfejChar"/>
+    <w:uiPriority w:val="99"/>
+    <w:unhideWhenUsed/>
+    <w:rsid w:val="00DA2058"/>
+    <w:pPr>
+      <w:tabs>
+        <w:tab w:val="center" w:pos="4536"/>
+        <w:tab w:val="right" w:pos="9072"/>
+      </w:tabs>
+      <w:spacing w:after="0" w:line="240" w:lineRule="auto"/>
+    </w:pPr>
+  </w:style>
+  <w:style w:type="character" w:customStyle="1" w:styleId="lfejChar">
+    <w:name w:val="Élőfej Char"/>
+    <w:basedOn w:val="Bekezdsalapbettpusa"/>
+    <w:link w:val="lfej"/>
+    <w:uiPriority w:val="99"/>
+    <w:rsid w:val="00DA2058"/>
+  </w:style>
+  <w:style w:type="paragraph" w:styleId="llb">
+    <w:name w:val="footer"/>
+    <w:basedOn w:val="Norml"/>
+    <w:link w:val="llbChar"/>
+    <w:uiPriority w:val="99"/>
+    <w:unhideWhenUsed/>
+    <w:rsid w:val="00DA2058"/>
+    <w:pPr>
+      <w:tabs>
+        <w:tab w:val="center" w:pos="4536"/>
+        <w:tab w:val="right" w:pos="9072"/>
+      </w:tabs>
+      <w:spacing w:after="0" w:line="240" w:lineRule="auto"/>
+    </w:pPr>
+  </w:style>
+  <w:style w:type="character" w:customStyle="1" w:styleId="llbChar">
+    <w:name w:val="Élőláb Char"/>
+    <w:basedOn w:val="Bekezdsalapbettpusa"/>
+    <w:link w:val="llb"/>
+    <w:uiPriority w:val="99"/>
+    <w:rsid w:val="00DA2058"/>
+  </w:style>
+  <w:style w:type="paragraph" w:styleId="TJ2">
+    <w:name w:val="toc 2"/>
+    <w:basedOn w:val="Norml"/>
+    <w:next w:val="Norml"/>
+    <w:autoRedefine/>
+    <w:uiPriority w:val="39"/>
+    <w:unhideWhenUsed/>
+    <w:rsid w:val="00DA2058"/>
+    <w:pPr>
+      <w:spacing w:after="100"/>
+      <w:ind w:left="220"/>
+    </w:pPr>
+  </w:style>
+  <w:style w:type="paragraph" w:styleId="TJ3">
+    <w:name w:val="toc 3"/>
+    <w:basedOn w:val="Norml"/>
+    <w:next w:val="Norml"/>
+    <w:autoRedefine/>
+    <w:uiPriority w:val="39"/>
+    <w:unhideWhenUsed/>
+    <w:rsid w:val="00DA2058"/>
+    <w:pPr>
+      <w:spacing w:after="100"/>
+      <w:ind w:left="440"/>
+    </w:pPr>
+  </w:style>
 </w:styles>
 </file>
 
